--- a/docs/研究计划_韩文版.docx
+++ b/docs/研究计划_韩文版.docx
@@ -649,7 +649,72 @@
           <w:rFonts w:ascii="Calibri" w:hAnsi="Calibri" w:eastAsia="Malgun Gothic" w:cs="Malgun Gothic"/>
           <w:sz w:val="21"/>
         </w:rPr>
-        <w:t>11 참고문헌</w:t>
+        <w:t>11 실험 설계 요약: RQ2를 중심으로 한 무작위 배정 실험</w:t>
+      </w:r>
+    </w:p>
+    <w:p>
+      <w:pPr>
+        <w:spacing w:after="40"/>
+        <w:ind w:left="720"/>
+      </w:pPr>
+      <w:r>
+        <w:rPr>
+          <w:rFonts w:ascii="Calibri" w:hAnsi="Calibri" w:eastAsia="Malgun Gothic" w:cs="Malgun Gothic"/>
+          <w:sz w:val="21"/>
+        </w:rPr>
+        <w:t>11.1 실제 대상이 필요한 결론은 하나뿐이다</w:t>
+      </w:r>
+    </w:p>
+    <w:p>
+      <w:pPr>
+        <w:spacing w:after="40"/>
+        <w:ind w:left="720"/>
+      </w:pPr>
+      <w:r>
+        <w:rPr>
+          <w:rFonts w:ascii="Calibri" w:hAnsi="Calibri" w:eastAsia="Malgun Gothic" w:cs="Malgun Gothic"/>
+          <w:sz w:val="21"/>
+        </w:rPr>
+        <w:t>11.2 RQ2 주실험 설계</w:t>
+      </w:r>
+    </w:p>
+    <w:p>
+      <w:pPr>
+        <w:spacing w:after="40"/>
+        <w:ind w:left="720"/>
+      </w:pPr>
+      <w:r>
+        <w:rPr>
+          <w:rFonts w:ascii="Calibri" w:hAnsi="Calibri" w:eastAsia="Malgun Gothic" w:cs="Malgun Gothic"/>
+          <w:sz w:val="21"/>
+        </w:rPr>
+        <w:t>11.3 같은 실험으로 다른 체인 검증</w:t>
+      </w:r>
+    </w:p>
+    <w:p>
+      <w:pPr>
+        <w:spacing w:after="40"/>
+        <w:ind w:left="720"/>
+      </w:pPr>
+      <w:r>
+        <w:rPr>
+          <w:rFonts w:ascii="Calibri" w:hAnsi="Calibri" w:eastAsia="Malgun Gothic" w:cs="Malgun Gothic"/>
+          <w:sz w:val="21"/>
+        </w:rPr>
+        <w:t>11.4 일정과 면담에서 정할 일</w:t>
+      </w:r>
+    </w:p>
+    <w:p>
+      <w:pPr>
+        <w:spacing w:after="40"/>
+        <w:ind w:left="360"/>
+      </w:pPr>
+      <w:r>
+        <w:rPr>
+          <w:rFonts w:ascii="Calibri" w:hAnsi="Calibri" w:eastAsia="Malgun Gothic" w:cs="Malgun Gothic"/>
+          <w:sz w:val="21"/>
+        </w:rPr>
+        <w:t>12 참고문헌</w:t>
       </w:r>
     </w:p>
     <w:p>
@@ -823,7 +888,7 @@
           <w:color w:val="555555"/>
           <w:sz w:val="19"/>
         </w:rPr>
-        <w:t xml:space="preserve">. v1.0은 2026-09에 제출되었고, 본 판은 지도교수 심사의견(2026-09-22) 제2절 다섯 항목과 제4절 정정표에 따라 개정되었다. </w:t>
+        <w:t xml:space="preserve">. v1.0은 2026-09에 제출되었고, 본 판은 지도교수 심사의견(2026-09-22) 제2절 다섯 항목과 제4절 정정표에 따라 개정되었다.  </w:t>
       </w:r>
       <w:r>
         <w:rPr>
@@ -833,7 +898,7 @@
           <w:color w:val="555555"/>
           <w:sz w:val="19"/>
         </w:rPr>
-        <w:t>수치 기준</w:t>
+        <w:t>⚠ 시점 통일(심사의견 2.1, 2026-09-29).</w:t>
       </w:r>
       <w:r>
         <w:rPr>
@@ -842,7 +907,26 @@
           <w:color w:val="555555"/>
           <w:sz w:val="19"/>
         </w:rPr>
-        <w:t xml:space="preserve">: 본 문서에 등장하는 시스템 규모, 메커니즘 계수, 실험 수치는 일괄적으로 재계산 가능한 스크립트의 실측 출력에서 취하며, 권위 기준선은 </w:t>
+        <w:t xml:space="preserve"> 본 계획서와 진전 보고서, 네 편의 원고는 </w:t>
+      </w:r>
+      <w:r>
+        <w:rPr>
+          <w:rFonts w:ascii="Calibri" w:hAnsi="Calibri" w:eastAsia="Malgun Gothic" w:cs="Malgun Gothic"/>
+          <w:b/>
+          <w:i/>
+          <w:color w:val="555555"/>
+          <w:sz w:val="19"/>
+        </w:rPr>
+        <w:t>서로 다른 시점을 기록하고 있었다</w:t>
+      </w:r>
+      <w:r>
+        <w:rPr>
+          <w:rFonts w:ascii="Calibri" w:hAnsi="Calibri" w:eastAsia="Malgun Gothic" w:cs="Malgun Gothic"/>
+          <w:i/>
+          <w:color w:val="555555"/>
+          <w:sz w:val="19"/>
+        </w:rPr>
+        <w:t xml:space="preserve">: 계획서와 보고서는 9월 22~23일 상태(기준선 </w:t>
       </w:r>
       <w:r>
         <w:rPr>
@@ -851,7 +935,156 @@
           <w:color w:val="555555"/>
           <w:sz w:val="19"/>
         </w:rPr>
-        <w:t>docs/_重写规范_事实基线与学术体例.md</w:t>
+        <w:t>0bee572</w:t>
+      </w:r>
+      <w:r>
+        <w:rPr>
+          <w:rFonts w:ascii="Calibri" w:hAnsi="Calibri" w:eastAsia="Malgun Gothic" w:cs="Malgun Gothic"/>
+          <w:i/>
+          <w:color w:val="555555"/>
+          <w:sz w:val="19"/>
+        </w:rPr>
+        <w:t xml:space="preserve">)에 머물러 있는데, 원고와 저장소는 이미 9월 29일 상태(HEAD </w:t>
+      </w:r>
+      <w:r>
+        <w:rPr>
+          <w:rFonts w:ascii="Consolas" w:hAnsi="Consolas" w:eastAsia="Malgun Gothic" w:cs="Malgun Gothic"/>
+          <w:i/>
+          <w:color w:val="555555"/>
+          <w:sz w:val="19"/>
+        </w:rPr>
+        <w:t>b41a76a</w:t>
+      </w:r>
+      <w:r>
+        <w:rPr>
+          <w:rFonts w:ascii="Calibri" w:hAnsi="Calibri" w:eastAsia="Malgun Gothic" w:cs="Malgun Gothic"/>
+          <w:i/>
+          <w:color w:val="555555"/>
+          <w:sz w:val="19"/>
+        </w:rPr>
+        <w:t xml:space="preserve">)이다. 이대로 제출하면 이미 끝낸 일을 앞으로 할 일로 승인해 달라고 하는 것과 같다. </w:t>
+      </w:r>
+      <w:r>
+        <w:rPr>
+          <w:rFonts w:ascii="Calibri" w:hAnsi="Calibri" w:eastAsia="Malgun Gothic" w:cs="Malgun Gothic"/>
+          <w:b/>
+          <w:i/>
+          <w:color w:val="555555"/>
+          <w:sz w:val="19"/>
+        </w:rPr>
+        <w:t>처리</w:t>
+      </w:r>
+      <w:r>
+        <w:rPr>
+          <w:rFonts w:ascii="Calibri" w:hAnsi="Calibri" w:eastAsia="Malgun Gothic" w:cs="Malgun Gothic"/>
+          <w:i/>
+          <w:color w:val="555555"/>
+          <w:sz w:val="19"/>
+        </w:rPr>
+        <w:t xml:space="preserve">: ① 10월 20일 제출물은 </w:t>
+      </w:r>
+      <w:r>
+        <w:rPr>
+          <w:rFonts w:ascii="Calibri" w:hAnsi="Calibri" w:eastAsia="Malgun Gothic" w:cs="Malgun Gothic"/>
+          <w:b/>
+          <w:i/>
+          <w:color w:val="555555"/>
+          <w:sz w:val="19"/>
+        </w:rPr>
+        <w:t>모두 하나의 git tag(예: `v1.1-submit`)를 기준으로 작성</w:t>
+      </w:r>
+      <w:r>
+        <w:rPr>
+          <w:rFonts w:ascii="Calibri" w:hAnsi="Calibri" w:eastAsia="Malgun Gothic" w:cs="Malgun Gothic"/>
+          <w:i/>
+          <w:color w:val="555555"/>
+          <w:sz w:val="19"/>
+        </w:rPr>
+        <w:t xml:space="preserve">하고, 그 tag와 commit을 문서 첫머리에 명기한다; ② 그 tag 이후의 작업은 제출물에 들어가지 않는다; ③ 게이트에 계획서·보고서·네 편 원고의 수치를 한 장의 표로 모아 상호 대조하는 스크립트를 추가한다. </w:t>
+      </w:r>
+      <w:r>
+        <w:rPr>
+          <w:rFonts w:ascii="Calibri" w:hAnsi="Calibri" w:eastAsia="Malgun Gothic" w:cs="Malgun Gothic"/>
+          <w:b/>
+          <w:i/>
+          <w:color w:val="555555"/>
+          <w:sz w:val="19"/>
+        </w:rPr>
+        <w:t>해당 tag는 아직 생성되지 않았다</w:t>
+      </w:r>
+      <w:r>
+        <w:rPr>
+          <w:rFonts w:ascii="Calibri" w:hAnsi="Calibri" w:eastAsia="Malgun Gothic" w:cs="Malgun Gothic"/>
+          <w:i/>
+          <w:color w:val="555555"/>
+          <w:sz w:val="19"/>
+        </w:rPr>
+        <w:t xml:space="preserve">(본 작업 복사본에는 </w:t>
+      </w:r>
+      <w:r>
+        <w:rPr>
+          <w:rFonts w:ascii="Consolas" w:hAnsi="Consolas" w:eastAsia="Malgun Gothic" w:cs="Malgun Gothic"/>
+          <w:i/>
+          <w:color w:val="555555"/>
+          <w:sz w:val="19"/>
+        </w:rPr>
+        <w:t>.git</w:t>
+      </w:r>
+      <w:r>
+        <w:rPr>
+          <w:rFonts w:ascii="Calibri" w:hAnsi="Calibri" w:eastAsia="Malgun Gothic" w:cs="Malgun Gothic"/>
+          <w:i/>
+          <w:color w:val="555555"/>
+          <w:sz w:val="19"/>
+        </w:rPr>
+        <w:t xml:space="preserve"> 디렉터리가 없으며 GitHub 측에서 실행하여야 한다). </w:t>
+      </w:r>
+      <w:r>
+        <w:rPr>
+          <w:rFonts w:ascii="Calibri" w:hAnsi="Calibri" w:eastAsia="Malgun Gothic" w:cs="Malgun Gothic"/>
+          <w:b/>
+          <w:i/>
+          <w:color w:val="555555"/>
+          <w:sz w:val="19"/>
+        </w:rPr>
+        <w:t>따라서 이곳의 기준선은占位(placeholder) 형태로 남겨 두며, tag 생성 후 실제 tag 이름과 commit 해시로 교체한다.</w:t>
+      </w:r>
+      <w:r>
+        <w:rPr>
+          <w:rFonts w:ascii="Calibri" w:hAnsi="Calibri" w:eastAsia="Malgun Gothic" w:cs="Malgun Gothic"/>
+          <w:i/>
+          <w:color w:val="555555"/>
+          <w:sz w:val="19"/>
+        </w:rPr>
+        <w:t xml:space="preserve"> </w:t>
+      </w:r>
+      <w:r>
+        <w:rPr>
+          <w:rFonts w:ascii="Calibri" w:hAnsi="Calibri" w:eastAsia="Malgun Gothic" w:cs="Malgun Gothic"/>
+          <w:b/>
+          <w:i/>
+          <w:color w:val="555555"/>
+          <w:sz w:val="19"/>
+        </w:rPr>
+        <w:t>수치 기준</w:t>
+      </w:r>
+      <w:r>
+        <w:rPr>
+          <w:rFonts w:ascii="Calibri" w:hAnsi="Calibri" w:eastAsia="Malgun Gothic" w:cs="Malgun Gothic"/>
+          <w:i/>
+          <w:color w:val="555555"/>
+          <w:sz w:val="19"/>
+        </w:rPr>
+        <w:t xml:space="preserve">: 본 문서에 등장하는 시스템 규모, 메커니즘 계수, 실험 수치는 일괄적으로 재계산 가능한 스크립트의 실측 출력에서 취하며, 권위 기준선은 </w:t>
+      </w:r>
+      <w:r>
+        <w:rPr>
+          <w:rFonts w:ascii="Consolas" w:hAnsi="Consolas" w:eastAsia="Malgun Gothic" w:cs="Malgun Gothic"/>
+          <w:i/>
+          <w:color w:val="555555"/>
+          <w:sz w:val="19"/>
+        </w:rPr>
+        <w:t>docs/LearnFlow_研究设计与审阅档案.md（§1 权威事实基线与写作体例）</w:t>
       </w:r>
       <w:r>
         <w:rPr>
@@ -2950,7 +3183,7 @@
                 <w:rFonts w:ascii="Calibri" w:hAnsi="Calibri" w:eastAsia="Malgun Gothic" w:cs="Malgun Gothic"/>
                 <w:sz w:val="19"/>
               </w:rPr>
-              <w:t xml:space="preserve">). 이 신뢰집합이 0.1587(85% 규칙)을 </w:t>
+              <w:t>). (</w:t>
             </w:r>
             <w:r>
               <w:rPr>
@@ -2958,14 +3191,14 @@
                 <w:b/>
                 <w:sz w:val="19"/>
               </w:rPr>
-              <w:t>포함하지 않고</w:t>
-            </w:r>
-            <w:r>
-              <w:rPr>
-                <w:rFonts w:ascii="Calibri" w:hAnsi="Calibri" w:eastAsia="Malgun Gothic" w:cs="Malgun Gothic"/>
-                <w:sz w:val="19"/>
-              </w:rPr>
-              <w:t xml:space="preserve"> 0.193(선행연구 80.7%에 대응하는 오류율)도 </w:t>
+              <w:t>2026-09-29, 심사의견 3.3에 따라 폐기</w:t>
+            </w:r>
+            <w:r>
+              <w:rPr>
+                <w:rFonts w:ascii="Calibri" w:hAnsi="Calibri" w:eastAsia="Malgun Gothic" w:cs="Malgun Gothic"/>
+                <w:sz w:val="19"/>
+              </w:rPr>
+              <w:t xml:space="preserve">: 종전 규칙「이 신뢰집합이 0.1587을 포함하지 않고 0.193도 포함하지 않으면 두 후보 앵커 모두 지지되지 않는다」는 </w:t>
             </w:r>
             <w:r>
               <w:rPr>
@@ -2973,14 +3206,14 @@
                 <w:b/>
                 <w:sz w:val="19"/>
               </w:rPr>
-              <w:t>포함하지 않으면</w:t>
-            </w:r>
-            <w:r>
-              <w:rPr>
-                <w:rFonts w:ascii="Calibri" w:hAnsi="Calibri" w:eastAsia="Malgun Gothic" w:cs="Malgun Gothic"/>
-                <w:sz w:val="19"/>
-              </w:rPr>
-              <w:t xml:space="preserve">, 두 후보 앵커 모두 이 데이터에서 </w:t>
+              <w:t>삭제되었다</w:t>
+            </w:r>
+            <w:r>
+              <w:rPr>
+                <w:rFonts w:ascii="Calibri" w:hAnsi="Calibri" w:eastAsia="Malgun Gothic" w:cs="Malgun Gothic"/>
+                <w:sz w:val="19"/>
+              </w:rPr>
+              <w:t xml:space="preserve"> — 지지점은 0.05의 배수(k/20)뿐이므로 0.1587과 0.193은 </w:t>
             </w:r>
             <w:r>
               <w:rPr>
@@ -2988,7 +3221,44 @@
                 <w:b/>
                 <w:sz w:val="19"/>
               </w:rPr>
-              <w:t>지지되지 않는다</w:t>
+              <w:t>처음부터</w:t>
+            </w:r>
+            <w:r>
+              <w:rPr>
+                <w:rFonts w:ascii="Calibri" w:hAnsi="Calibri" w:eastAsia="Malgun Gothic" w:cs="Malgun Gothic"/>
+                <w:sz w:val="19"/>
+              </w:rPr>
+              <w:t xml:space="preserve"> 지지점으로 구성된 어떤 신뢰집합에도 들어갈 수 없으며, 그 규칙은 데이터와 무관하게 항상 「반증」을 되돌려 준다. 즉 그것이 검정하는 것은 지지점의 이산도이지 최적 오류율이 아니다. 더 근본적으로 </w:t>
+            </w:r>
+            <w:r>
+              <w:rPr>
+                <w:rFonts w:ascii="Calibri" w:hAnsi="Calibri" w:eastAsia="Malgun Gothic" w:cs="Malgun Gothic"/>
+                <w:b/>
+                <w:sz w:val="19"/>
+              </w:rPr>
+              <w:t>최빈값은 최적값이 아니다</w:t>
+            </w:r>
+            <w:r>
+              <w:rPr>
+                <w:rFonts w:ascii="Calibri" w:hAnsi="Calibri" w:eastAsia="Malgun Gothic" w:cs="Malgun Gothic"/>
+                <w:sz w:val="19"/>
+              </w:rPr>
+              <w:t xml:space="preserve">: 본 분포는 「경험한 난이도」의 기술적 분포이며, </w:t>
+            </w:r>
+            <w:r>
+              <w:rPr>
+                <w:rFonts w:ascii="Calibri" w:hAnsi="Calibri" w:eastAsia="Malgun Gothic" w:cs="Malgun Gothic"/>
+                <w:b/>
+                <w:sz w:val="19"/>
+              </w:rPr>
+              <w:t>최적값에 대한 검정이 아니다</w:t>
+            </w:r>
+            <w:r>
+              <w:rPr>
+                <w:rFonts w:ascii="Calibri" w:hAnsi="Calibri" w:eastAsia="Malgun Gothic" w:cs="Malgun Gothic"/>
+                <w:sz w:val="19"/>
+              </w:rPr>
+              <w:t>)</w:t>
             </w:r>
           </w:p>
         </w:tc>
@@ -3078,7 +3348,7 @@
                 <w:rFonts w:ascii="Calibri" w:hAnsi="Calibri" w:eastAsia="Malgun Gothic" w:cs="Malgun Gothic"/>
                 <w:sz w:val="19"/>
               </w:rPr>
-              <w:t xml:space="preserve">에 불과; bootstrap 최빈값 집합 {0.25}, 두 후보 앵커 0.1587과 0.193 모두 이 집합 밖이므로 둘 다 이 데이터에서 </w:t>
+              <w:t>에 불과; bootstrap 최빈값 집합 {0.25}(</w:t>
             </w:r>
             <w:r>
               <w:rPr>
@@ -3086,7 +3356,37 @@
                 <w:b/>
                 <w:sz w:val="19"/>
               </w:rPr>
-              <w:t>지지되지 않는다</w:t>
+              <w:t>200회 흔적 95.5%, 몬테카를로 표준오차 약 1.5%포인트</w:t>
+            </w:r>
+            <w:r>
+              <w:rPr>
+                <w:rFonts w:ascii="Calibri" w:hAnsi="Calibri" w:eastAsia="Malgun Gothic" w:cs="Malgun Gothic"/>
+                <w:sz w:val="19"/>
+              </w:rPr>
+              <w:t xml:space="preserve">; 심사의견 3.3에 따라 </w:t>
+            </w:r>
+            <w:r>
+              <w:rPr>
+                <w:rFonts w:ascii="Calibri" w:hAnsi="Calibri" w:eastAsia="Malgun Gothic" w:cs="Malgun Gothic"/>
+                <w:b/>
+                <w:sz w:val="19"/>
+              </w:rPr>
+              <w:t>2,000회 이상</w:t>
+            </w:r>
+            <w:r>
+              <w:rPr>
+                <w:rFonts w:ascii="Calibri" w:hAnsi="Calibri" w:eastAsia="Malgun Gothic" w:cs="Malgun Gothic"/>
+                <w:sz w:val="19"/>
+              </w:rPr>
+              <w:t xml:space="preserve">으로 증량 필요, 재실행은 assist09 원자료 확보 대기). </w:t>
+            </w:r>
+            <w:r>
+              <w:rPr>
+                <w:rFonts w:ascii="Calibri" w:hAnsi="Calibri" w:eastAsia="Malgun Gothic" w:cs="Malgun Gothic"/>
+                <w:b/>
+                <w:sz w:val="19"/>
+              </w:rPr>
+              <w:t>본 분포는 85% 규칙(15.87%)이나 선행연구의 80.7%에 대해 어느 방향의 지지도 반박도 하지 않는다</w:t>
             </w:r>
             <w:r>
               <w:rPr>
@@ -3897,7 +4197,97 @@
           <w:rFonts w:ascii="Calibri" w:hAnsi="Calibri" w:eastAsia="Malgun Gothic" w:cs="Malgun Gothic"/>
           <w:sz w:val="21"/>
         </w:rPr>
-        <w:t>(사전 오류율을 용량으로, 이후 숙달 속도를 결과로 하는 오프폴리시 용량—반응 추정, 및 85% 규칙의 5전제 분해)은 본 계획의 후속 단계의 주된 과제이며, 그 식별 전략은 §4.5 및 별도 문서 《인과 측 식별 전략》을 참조한다.</w:t>
+        <w:t xml:space="preserve">(사전 오류율을 용량으로, 이후 숙달 속도를 결과로 하는 오프폴리시 용량—반응 추정, 및 85% 규칙의 5전제 분해)은 본 계획의 후속 단계의 주된 과제이며, 그 식별 전략은 §4.5 및 별도 문서 《인과 측 식별 전략》을 참조한다. </w:t>
+      </w:r>
+      <w:r>
+        <w:rPr>
+          <w:rFonts w:ascii="Calibri" w:hAnsi="Calibri" w:eastAsia="Malgun Gothic" w:cs="Malgun Gothic"/>
+          <w:b/>
+          <w:sz w:val="21"/>
+        </w:rPr>
+        <w:t>v1.1.1 정정(심사의견 3.3, 2026-09-29)</w:t>
+      </w:r>
+      <w:r>
+        <w:rPr>
+          <w:rFonts w:ascii="Calibri" w:hAnsi="Calibri" w:eastAsia="Malgun Gothic" w:cs="Malgun Gothic"/>
+          <w:sz w:val="21"/>
+        </w:rPr>
+        <w:t xml:space="preserve">: 이 분포는 </w:t>
+      </w:r>
+      <w:r>
+        <w:rPr>
+          <w:rFonts w:ascii="Calibri" w:hAnsi="Calibri" w:eastAsia="Malgun Gothic" w:cs="Malgun Gothic"/>
+          <w:b/>
+          <w:sz w:val="21"/>
+        </w:rPr>
+        <w:t>「경험한 난이도」의 기술적 분포이며, 최적 오류율(15.87% 또는 80.7%)에 대한 검정을 구성하지 않는다</w:t>
+      </w:r>
+      <w:r>
+        <w:rPr>
+          <w:rFonts w:ascii="Calibri" w:hAnsi="Calibri" w:eastAsia="Malgun Gothic" w:cs="Malgun Gothic"/>
+          <w:sz w:val="21"/>
+        </w:rPr>
+        <w:t xml:space="preserve"> — 최빈값은 최적값이 아니며, 1위 0.25(30,899 윈도)와 2위 0.20(30,061 윈도)은 </w:t>
+      </w:r>
+      <w:r>
+        <w:rPr>
+          <w:rFonts w:ascii="Calibri" w:hAnsi="Calibri" w:eastAsia="Malgun Gothic" w:cs="Malgun Gothic"/>
+          <w:b/>
+          <w:sz w:val="21"/>
+        </w:rPr>
+        <w:t>838윈도(전체의 0.29%)</w:t>
+      </w:r>
+      <w:r>
+        <w:rPr>
+          <w:rFonts w:ascii="Calibri" w:hAnsi="Calibri" w:eastAsia="Malgun Gothic" w:cs="Malgun Gothic"/>
+          <w:sz w:val="21"/>
+        </w:rPr>
+        <w:t xml:space="preserve"> 차이에 불과하고, 오류율 0.15~0.35의 다섯 지지점에 전체의 </w:t>
+      </w:r>
+      <w:r>
+        <w:rPr>
+          <w:rFonts w:ascii="Calibri" w:hAnsi="Calibri" w:eastAsia="Malgun Gothic" w:cs="Malgun Gothic"/>
+          <w:b/>
+          <w:sz w:val="21"/>
+        </w:rPr>
+        <w:t>49.3%</w:t>
+      </w:r>
+      <w:r>
+        <w:rPr>
+          <w:rFonts w:ascii="Calibri" w:hAnsi="Calibri" w:eastAsia="Malgun Gothic" w:cs="Malgun Gothic"/>
+          <w:sz w:val="21"/>
+        </w:rPr>
+        <w:t xml:space="preserve">가 평탄하게 분포한다. 따라서 </w:t>
+      </w:r>
+      <w:r>
+        <w:rPr>
+          <w:rFonts w:ascii="Calibri" w:hAnsi="Calibri" w:eastAsia="Malgun Gothic" w:cs="Malgun Gothic"/>
+          <w:b/>
+          <w:sz w:val="21"/>
+        </w:rPr>
+        <w:t>85% 규칙에 대해 이 체인은 현재 아무것도 말할 수 없다</w:t>
+      </w:r>
+      <w:r>
+        <w:rPr>
+          <w:rFonts w:ascii="Calibri" w:hAnsi="Calibri" w:eastAsia="Malgun Gothic" w:cs="Malgun Gothic"/>
+          <w:sz w:val="21"/>
+        </w:rPr>
+        <w:t xml:space="preserve">. 이에 따라 종전 판정기준(신뢰집합이 0.1587/0.193을 포함하지 않으면 두 후보 모두 지지되지 않음)은 폐기되었다. </w:t>
+      </w:r>
+      <w:r>
+        <w:rPr>
+          <w:rFonts w:ascii="Calibri" w:hAnsi="Calibri" w:eastAsia="Malgun Gothic" w:cs="Malgun Gothic"/>
+          <w:b/>
+          <w:sz w:val="21"/>
+        </w:rPr>
+        <w:t>이 결론의 확립은 난이도를 무작위 배정하는 실험에 의존한다</w:t>
+      </w:r>
+      <w:r>
+        <w:rPr>
+          <w:rFonts w:ascii="Calibri" w:hAnsi="Calibri" w:eastAsia="Malgun Gothic" w:cs="Malgun Gothic"/>
+          <w:sz w:val="21"/>
+        </w:rPr>
+        <w:t>(제11절 설계). 관찰 로그로는 식별이 성립하지 않는다.</w:t>
       </w:r>
     </w:p>
     <w:p>
@@ -4704,7 +5094,7 @@
           <w:rFonts w:ascii="Consolas" w:hAnsi="Consolas" w:eastAsia="Malgun Gothic" w:cs="Malgun Gothic"/>
           <w:sz w:val="21"/>
         </w:rPr>
-        <w:t>docs/因果侧识别策略.md</w:t>
+        <w:t>docs/LearnFlow_研究设计与审阅档案.md（§2 因果侧识别策略）</w:t>
       </w:r>
       <w:r>
         <w:rPr>
@@ -5137,7 +5527,7 @@
           <w:rFonts w:ascii="Consolas" w:hAnsi="Consolas" w:eastAsia="Malgun Gothic" w:cs="Malgun Gothic"/>
           <w:sz w:val="21"/>
         </w:rPr>
-        <w:t>docs/第二阶段人类被试计划表.md</w:t>
+        <w:t>docs/LearnFlow_研究设计与审阅档案.md（§9 第二阶段人类被试计划表）</w:t>
       </w:r>
       <w:r>
         <w:rPr>
@@ -6692,7 +7082,7 @@
           <w:color w:val="555555"/>
           <w:sz w:val="19"/>
         </w:rPr>
-        <w:t>docs/M2_路线A_B决策备忘.md</w:t>
+        <w:t>docs/LearnFlow_研究设计与审阅档案.md（§5 M2 路线 A/B 决策备忘）</w:t>
       </w:r>
       <w:r>
         <w:rPr>
@@ -7772,7 +8162,7 @@
                 <w:rFonts w:ascii="Calibri" w:hAnsi="Calibri" w:eastAsia="Malgun Gothic" w:cs="Malgun Gothic"/>
                 <w:sz w:val="19"/>
               </w:rPr>
-              <w:t>착수 예정</w:t>
+              <w:t>착수 예정 (注: v1.0 식별 전략은 2026-09-24에 동결 문서대로 수행되었으나, 사전 등록된 양성 대조 기준을 통과하지 못했고 구현이 동결 문서와 불일치하며 결론이 설명되지 않는다. M1 §8.3에 사실대로 기록되었고 네 번째 논문으로 분리되었다. 여기서 "단계 2"는 v2.0 식별 전략의 재동결 및 실행을 지칭한다.)</w:t>
             </w:r>
           </w:p>
         </w:tc>
@@ -8350,7 +8740,7 @@
           <w:rFonts w:ascii="Consolas" w:hAnsi="Consolas" w:eastAsia="Malgun Gothic" w:cs="Malgun Gothic"/>
           <w:sz w:val="21"/>
         </w:rPr>
-        <w:t>docs/因果侧识别策略.md</w:t>
+        <w:t>docs/LearnFlow_研究设计与审阅档案.md（§2 因果侧识别策略）</w:t>
       </w:r>
       <w:r>
         <w:rPr>
@@ -8400,7 +8790,7 @@
           <w:rFonts w:ascii="Consolas" w:hAnsi="Consolas" w:eastAsia="Malgun Gothic" w:cs="Malgun Gothic"/>
           <w:sz w:val="21"/>
         </w:rPr>
-        <w:t>docs/M2_路线A_B决策备忘.md</w:t>
+        <w:t>docs/LearnFlow_研究设计与审阅档案.md（§5 M2 路线 A/B 决策备忘）</w:t>
       </w:r>
       <w:r>
         <w:rPr>
@@ -8553,25 +8943,7 @@
           <w:color w:val="555555"/>
           <w:sz w:val="19"/>
         </w:rPr>
-        <w:t xml:space="preserve"> 중국어 저널(《开放教育研究》《软件学报》《自动化学报》)로 정하였다. 확인 결과(</w:t>
-      </w:r>
-      <w:r>
-        <w:rPr>
-          <w:rFonts w:ascii="Consolas" w:hAnsi="Consolas" w:eastAsia="Malgun Gothic" w:cs="Malgun Gothic"/>
-          <w:i/>
-          <w:color w:val="555555"/>
-          <w:sz w:val="19"/>
-        </w:rPr>
-        <w:t>docs/研究生院确认_语言与毕业要求问询清单.md</w:t>
-      </w:r>
-      <w:r>
-        <w:rPr>
-          <w:rFonts w:ascii="Calibri" w:hAnsi="Calibri" w:eastAsia="Malgun Gothic" w:cs="Malgun Gothic"/>
-          <w:i/>
-          <w:color w:val="555555"/>
-          <w:sz w:val="19"/>
-        </w:rPr>
-        <w:t xml:space="preserve"> §2 참조): ① </w:t>
+        <w:t xml:space="preserve"> 중국어 저널(《开放教育研究》《软件学报》《自动化学报》)로 정하였다. 확인 결과(확인 과정의 원 기록은 내부 작업 문서로, 심사 의견 §2.4에 따라 2026-09-29 공개 저장소에서 철수되어 저자 로컬 작업 사본에 보관; 아래 결론은 공개 출처로 독립 검증 가능): ① </w:t>
       </w:r>
       <w:r>
         <w:rPr>
@@ -8903,7 +9275,22 @@
                 <w:rFonts w:ascii="Calibri" w:hAnsi="Calibri" w:eastAsia="Malgun Gothic" w:cs="Malgun Gothic"/>
                 <w:sz w:val="19"/>
               </w:rPr>
-              <w:t>난이도 차원의 공약성</w:t>
+              <w:t>난이도 차원의 공약성(</w:t>
+            </w:r>
+            <w:r>
+              <w:rPr>
+                <w:rFonts w:ascii="Calibri" w:hAnsi="Calibri" w:eastAsia="Malgun Gothic" w:cs="Malgun Gothic"/>
+                <w:b/>
+                <w:sz w:val="19"/>
+              </w:rPr>
+              <w:t>투고 원고 = 압축판 5,067단어</w:t>
+            </w:r>
+            <w:r>
+              <w:rPr>
+                <w:rFonts w:ascii="Calibri" w:hAnsi="Calibri" w:eastAsia="Malgun Gothic" w:cs="Malgun Gothic"/>
+                <w:sz w:val="19"/>
+              </w:rPr>
+              <w:t>; 완전 원고 20,475단어는 학위논문 자료 및 수치 보관용)</w:t>
             </w:r>
           </w:p>
         </w:tc>
@@ -9054,6 +9441,13 @@
             <w:r>
               <w:rPr>
                 <w:rFonts w:ascii="Calibri" w:hAnsi="Calibri" w:eastAsia="Malgun Gothic" w:cs="Malgun Gothic"/>
+                <w:sz w:val="19"/>
+              </w:rPr>
+              <w:t>~~</w:t>
+            </w:r>
+            <w:r>
+              <w:rPr>
+                <w:rFonts w:ascii="Calibri" w:hAnsi="Calibri" w:eastAsia="Malgun Gothic" w:cs="Malgun Gothic"/>
                 <w:i/>
                 <w:sz w:val="19"/>
               </w:rPr>
@@ -9089,6 +9483,21 @@
               </w:rPr>
               <w:t>Information and Software Technology</w:t>
             </w:r>
+            <w:r>
+              <w:rPr>
+                <w:rFonts w:ascii="Calibri" w:hAnsi="Calibri" w:eastAsia="Malgun Gothic" w:cs="Malgun Gothic"/>
+                <w:sz w:val="19"/>
+              </w:rPr>
+              <w:t xml:space="preserve">~~ </w:t>
+            </w:r>
+            <w:r>
+              <w:rPr>
+                <w:rFonts w:ascii="Calibri" w:hAnsi="Calibri" w:eastAsia="Malgun Gothic" w:cs="Malgun Gothic"/>
+                <w:b/>
+                <w:sz w:val="19"/>
+              </w:rPr>
+              <w:t>2026-09-29 철회(경로 B 전환)</w:t>
+            </w:r>
           </w:p>
         </w:tc>
         <w:tc>
@@ -9125,14 +9534,14 @@
                 <w:b/>
                 <w:sz w:val="19"/>
               </w:rPr>
-              <w:t>경로 A/B 미정, §7.4 참조</w:t>
-            </w:r>
-            <w:r>
-              <w:rPr>
-                <w:rFonts w:ascii="Calibri" w:hAnsi="Calibri" w:eastAsia="Malgun Gothic" w:cs="Malgun Gothic"/>
-                <w:sz w:val="19"/>
-              </w:rPr>
-              <w:t>)</w:t>
+              <w:t>2026-09-29 경로 B로 확정</w:t>
+            </w:r>
+            <w:r>
+              <w:rPr>
+                <w:rFonts w:ascii="Calibri" w:hAnsi="Calibri" w:eastAsia="Malgun Gothic" w:cs="Malgun Gothic"/>
+                <w:sz w:val="19"/>
+              </w:rPr>
+              <w:t>: 학위논문 거버넌스 장 + 짧은 경험 보고서로 정리, 저널 입안 없음, §7.4 참조)</w:t>
             </w:r>
           </w:p>
         </w:tc>
@@ -9164,7 +9573,7 @@
                 <w:rFonts w:ascii="Calibri" w:hAnsi="Calibri" w:eastAsia="Malgun Gothic" w:cs="Malgun Gothic"/>
                 <w:sz w:val="19"/>
               </w:rPr>
-              <w:t>순서형 난이도 의사결정과 단일 모델 난이도 사전확률 경계</w:t>
+              <w:t>순서형 난이도 의사결정과 로컬 개방 가중치 모델 난이도 사전확률의 신뢰성 경계</w:t>
             </w:r>
           </w:p>
         </w:tc>
@@ -9248,7 +9657,7 @@
                 <w:b/>
                 <w:sz w:val="19"/>
               </w:rPr>
-              <w:t>≥ 3 모델 행렬이 투고 전 강제 선행 조건, §7.4 참조</w:t>
+              <w:t>프런티어 API 모델 미실행; 교차 모델 주장은 로컬 개방 가중치 모델(≤47B, 4비트급 양자화)로 한정, §7.4 참조</w:t>
             </w:r>
             <w:r>
               <w:rPr>
@@ -9287,7 +9696,22 @@
                 <w:rFonts w:ascii="Calibri" w:hAnsi="Calibri" w:eastAsia="Malgun Gothic" w:cs="Malgun Gothic"/>
                 <w:sz w:val="19"/>
               </w:rPr>
-              <w:t>85% 규칙 외적 타당도의 인과 식별</w:t>
+              <w:t>85% 규칙 외적 타당도의 인과 식별(</w:t>
+            </w:r>
+            <w:r>
+              <w:rPr>
+                <w:rFonts w:ascii="Calibri" w:hAnsi="Calibri" w:eastAsia="Malgun Gothic" w:cs="Malgun Gothic"/>
+                <w:b/>
+                <w:sz w:val="19"/>
+              </w:rPr>
+              <w:t>인과 측, 심사 §2.2에 따라 M1에서 분리되어 본 행이 곧 이 논문</w:t>
+            </w:r>
+            <w:r>
+              <w:rPr>
+                <w:rFonts w:ascii="Calibri" w:hAnsi="Calibri" w:eastAsia="Malgun Gothic" w:cs="Malgun Gothic"/>
+                <w:sz w:val="19"/>
+              </w:rPr>
+              <w:t>)</w:t>
             </w:r>
           </w:p>
         </w:tc>
@@ -9345,9 +9769,17 @@
             <w:r>
               <w:rPr>
                 <w:rFonts w:ascii="Calibri" w:hAnsi="Calibri" w:eastAsia="Malgun Gothic" w:cs="Malgun Gothic"/>
-                <w:sz w:val="19"/>
-              </w:rPr>
-              <w:t>미수행</w:t>
+                <w:b/>
+                <w:sz w:val="19"/>
+              </w:rPr>
+              <w:t>제1판은 2026-09-24 실행되었으나 양성 대조 기준을 통과하지 못했고(세 데이터셋 모두 스크립트의 &gt;0.95 기준 미달) 구현이 동결 문서와 네 곳에서 불일치하므로 결과는 해석 불가</w:t>
+            </w:r>
+            <w:r>
+              <w:rPr>
+                <w:rFonts w:ascii="Calibri" w:hAnsi="Calibri" w:eastAsia="Malgun Gothic" w:cs="Malgun Gothic"/>
+                <w:sz w:val="19"/>
+              </w:rPr>
+              <w:t>; 제2판은 실행 전 제출 및 tag 부착(§4.5). 관찰 로그에서 식별 근거가 끝내 성립하지 않으면 §11의 무작위 배정 실험으로 전환한다</w:t>
             </w:r>
           </w:p>
         </w:tc>
@@ -9874,7 +10306,22 @@
                 <w:rFonts w:ascii="Calibri" w:hAnsi="Calibri" w:eastAsia="Malgun Gothic" w:cs="Malgun Gothic"/>
                 <w:sz w:val="19"/>
               </w:rPr>
-              <w:t xml:space="preserve"> PASS). 두 판정기준이 완성되기 전에는 주장을 "결론은 판정량의 정의에 의존한다"로 축소한 상태를 유지</w:t>
+              <w:t xml:space="preserve"> PASS). 두 판정기준이 완성되기 전에는 주장을 "결론은 판정량의 정의에 의존한다"로 축소한 상태를 유지; ③ </w:t>
+            </w:r>
+            <w:r>
+              <w:rPr>
+                <w:rFonts w:ascii="Calibri" w:hAnsi="Calibri" w:eastAsia="Malgun Gothic" w:cs="Malgun Gothic"/>
+                <w:b/>
+                <w:sz w:val="19"/>
+              </w:rPr>
+              <w:t>인과 측(AIPW/DR)은 심사 §2.2에 따라 M1에서 분리되어 §7.1 표 제4행의 네 번째 논문으로 이관되었다</w:t>
+            </w:r>
+            <w:r>
+              <w:rPr>
+                <w:rFonts w:ascii="Calibri" w:hAnsi="Calibri" w:eastAsia="Malgun Gothic" w:cs="Malgun Gothic"/>
+                <w:sz w:val="19"/>
+              </w:rPr>
+              <w:t>. M1에는 "양성 대조 기준을 통과하지 못했고 구현이 동결 문서와 불일치하여 해석 불가"라는 한 단락만 남는다</w:t>
             </w:r>
           </w:p>
         </w:tc>
@@ -9889,7 +10336,7 @@
                 <w:rFonts w:ascii="Calibri" w:hAnsi="Calibri" w:eastAsia="Malgun Gothic" w:cs="Malgun Gothic"/>
                 <w:sz w:val="19"/>
               </w:rPr>
-              <w:t>심사 §3.2</w:t>
+              <w:t>심사 §2.2, §3.2</w:t>
             </w:r>
           </w:p>
         </w:tc>
@@ -9953,7 +10400,7 @@
                 <w:rFonts w:ascii="Calibri" w:hAnsi="Calibri" w:eastAsia="Malgun Gothic" w:cs="Malgun Gothic"/>
                 <w:sz w:val="19"/>
               </w:rPr>
-              <w:t>M2</w:t>
+              <w:t>M4</w:t>
             </w:r>
           </w:p>
         </w:tc>
@@ -9966,9 +10413,32 @@
             <w:r>
               <w:rPr>
                 <w:rFonts w:ascii="Calibri" w:hAnsi="Calibri" w:eastAsia="Malgun Gothic" w:cs="Malgun Gothic"/>
-                <w:sz w:val="19"/>
-              </w:rPr>
-              <w:t>먼저 경로 A 또는 B를 선택(메모 완성, 면담 확인 대기). 경로 A를 택하면 개입 원장 적재와 합성 세션 실험을 먼저 완료</w:t>
+                <w:b/>
+                <w:sz w:val="19"/>
+              </w:rPr>
+              <w:t>독립 원고로 투고하지 않음(심사 §4.4)</w:t>
+            </w:r>
+            <w:r>
+              <w:rPr>
+                <w:rFonts w:ascii="Calibri" w:hAnsi="Calibri" w:eastAsia="Malgun Gothic" w:cs="Malgun Gothic"/>
+                <w:sz w:val="19"/>
+              </w:rPr>
+              <w:t xml:space="preserve">: 실증 부분이 M1과 데이터·라벨·기준선이 동일하고 M4-E는 실패 확인 후 같은 데이터에서 만든 수정이다. M1 방법 절 편입 또는 새 데이터셋에서의 사전 등록 확증 검정 중 어느 쪽인지 </w:t>
+            </w:r>
+            <w:r>
+              <w:rPr>
+                <w:rFonts w:ascii="Calibri" w:hAnsi="Calibri" w:eastAsia="Malgun Gothic" w:cs="Malgun Gothic"/>
+                <w:b/>
+                <w:sz w:val="19"/>
+              </w:rPr>
+              <w:t>2026-11-03 결정</w:t>
+            </w:r>
+            <w:r>
+              <w:rPr>
+                <w:rFonts w:ascii="Calibri" w:hAnsi="Calibri" w:eastAsia="Malgun Gothic" w:cs="Malgun Gothic"/>
+                <w:sz w:val="19"/>
+              </w:rPr>
+              <w:t>하며, 결정 전까지 새 실험을 추가하지 않음</w:t>
             </w:r>
           </w:p>
         </w:tc>
@@ -9983,7 +10453,7 @@
                 <w:rFonts w:ascii="Calibri" w:hAnsi="Calibri" w:eastAsia="Malgun Gothic" w:cs="Malgun Gothic"/>
                 <w:sz w:val="19"/>
               </w:rPr>
-              <w:t>심사 §6.2</w:t>
+              <w:t>심사 §4.4</w:t>
             </w:r>
           </w:p>
         </w:tc>
@@ -10000,6 +10470,61 @@
                 <w:rFonts w:ascii="Calibri" w:hAnsi="Calibri" w:eastAsia="Malgun Gothic" w:cs="Malgun Gothic"/>
                 <w:sz w:val="19"/>
               </w:rPr>
+              <w:t>M2</w:t>
+            </w:r>
+          </w:p>
+        </w:tc>
+        <w:tc>
+          <w:tcPr>
+            <w:tcW w:type="dxa" w:w="4413"/>
+          </w:tcPr>
+          <w:p>
+            <w:r/>
+            <w:r>
+              <w:rPr>
+                <w:rFonts w:ascii="Calibri" w:hAnsi="Calibri" w:eastAsia="Malgun Gothic" w:cs="Malgun Gothic"/>
+                <w:b/>
+                <w:sz w:val="19"/>
+              </w:rPr>
+              <w:t>2026-09-29 경로 B로 확정(심사 §5.4)</w:t>
+            </w:r>
+            <w:r>
+              <w:rPr>
+                <w:rFonts w:ascii="Calibri" w:hAnsi="Calibri" w:eastAsia="Malgun Gothic" w:cs="Malgun Gothic"/>
+                <w:sz w:val="19"/>
+              </w:rPr>
+              <w:t>: 경로 A의 A2·A3·A4 산출물은 결과로 인정하지 않는다. 감사 시점 tag로 봉인된 내부 정적 감사와 7튜플 미구현 진단만 학위논문 거버넌스 장 + 짧은 경험 보고서로 정리한다. 경로 A는 실제 메커니즘 논리를 갖춘 생산자가 있고, 두 명의 인간 코더의 블라인드 코딩 절차가 코딩 이전에 등록된 뒤에 논의한다</w:t>
+            </w:r>
+          </w:p>
+        </w:tc>
+        <w:tc>
+          <w:tcPr>
+            <w:tcW w:type="dxa" w:w="4413"/>
+          </w:tcPr>
+          <w:p>
+            <w:r/>
+            <w:r>
+              <w:rPr>
+                <w:rFonts w:ascii="Calibri" w:hAnsi="Calibri" w:eastAsia="Malgun Gothic" w:cs="Malgun Gothic"/>
+                <w:sz w:val="19"/>
+              </w:rPr>
+              <w:t>심사 §5.4</w:t>
+            </w:r>
+          </w:p>
+        </w:tc>
+      </w:tr>
+      <w:tr>
+        <w:tc>
+          <w:tcPr>
+            <w:tcW w:type="dxa" w:w="4413"/>
+          </w:tcPr>
+          <w:p>
+            <w:r/>
+            <w:r>
+              <w:rPr>
+                <w:rFonts w:ascii="Calibri" w:hAnsi="Calibri" w:eastAsia="Malgun Gothic" w:cs="Malgun Gothic"/>
+                <w:sz w:val="19"/>
+              </w:rPr>
               <w:t>M3</w:t>
             </w:r>
           </w:p>
@@ -10016,14 +10541,29 @@
                 <w:b/>
                 <w:sz w:val="19"/>
               </w:rPr>
-              <w:t>≥ 3 모델 계열 × ≥ 3 파라미터 규모 × 동일 두 프로토콜(E1-A / E1-B)</w:t>
-            </w:r>
-            <w:r>
-              <w:rPr>
-                <w:rFonts w:ascii="Calibri" w:hAnsi="Calibri" w:eastAsia="Malgun Gothic" w:cs="Malgun Gothic"/>
-                <w:sz w:val="19"/>
-              </w:rPr>
-              <w:t>의 라벨링 행렬. 완성 전 제목은 "단일 모델" 한정을 유지</w:t>
+              <w:t>심사의견 원문 기준: 로컬 소형 1 + 개방 가중치 중형 1 + API 프런티어 1, 동일 두 프로토콜(E1-A / E1-B)</w:t>
+            </w:r>
+            <w:r>
+              <w:rPr>
+                <w:rFonts w:ascii="Calibri" w:hAnsi="Calibri" w:eastAsia="Malgun Gothic" w:cs="Malgun Gothic"/>
+                <w:sz w:val="19"/>
+              </w:rPr>
+              <w:t xml:space="preserve">. 본 계획이 자체 설정한 「≥3 계열 × ≥3 규모 = 9칸」은 </w:t>
+            </w:r>
+            <w:r>
+              <w:rPr>
+                <w:rFonts w:ascii="Calibri" w:hAnsi="Calibri" w:eastAsia="Malgun Gothic" w:cs="Malgun Gothic"/>
+                <w:b/>
+                <w:sz w:val="19"/>
+              </w:rPr>
+              <w:t>자체 규칙이며 심사 명의로 인용할 수 없다</w:t>
+            </w:r>
+            <w:r>
+              <w:rPr>
+                <w:rFonts w:ascii="Calibri" w:hAnsi="Calibri" w:eastAsia="Malgun Gothic" w:cs="Malgun Gothic"/>
+                <w:sz w:val="19"/>
+              </w:rPr>
+              <w:t>(심사 §6.1). 프런티어 API 모델 실행 전까지 제목과 본문은 "로컬 개방 가중치 모델(≤47B, 4비트급 양자화)" 한정으로 통일</w:t>
             </w:r>
           </w:p>
         </w:tc>
@@ -10038,7 +10578,7 @@
                 <w:rFonts w:ascii="Calibri" w:hAnsi="Calibri" w:eastAsia="Malgun Gothic" w:cs="Malgun Gothic"/>
                 <w:sz w:val="19"/>
               </w:rPr>
-              <w:t>심사 §5.1</w:t>
+              <w:t>심사 §6.1, §6.2</w:t>
             </w:r>
           </w:p>
         </w:tc>
@@ -12102,7 +12642,7 @@
                 <w:b/>
                 <w:sz w:val="19"/>
               </w:rPr>
-              <w:t>중국어 → 영어 번역(LLM/AI 도구가 수행하는 경우 공개 대상 AI 사용에 해당하며 §10.5 및 `docs/目标期刊AI披露政策表.md` 참조)</w:t>
+              <w:t>중국어 → 영어 번역(LLM/AI 도구가 수행하는 경우 공개 대상 AI 사용에 해당하며 §10.5 및 `docs/LearnFlow_研究设计与审阅档案.md（§10 目标期刊 AI 披露政策）` 참조)</w:t>
             </w:r>
           </w:p>
         </w:tc>
@@ -12371,7 +12911,7 @@
                 <w:rFonts w:ascii="Consolas" w:hAnsi="Consolas" w:eastAsia="Malgun Gothic" w:cs="Malgun Gothic"/>
                 <w:sz w:val="19"/>
               </w:rPr>
-              <w:t>docs/_重写规范_事实基线与学术体例.md</w:t>
+              <w:t>docs/LearnFlow_研究设计与审阅档案.md（§1 权威事实基线与写作体例）</w:t>
             </w:r>
           </w:p>
         </w:tc>
@@ -12737,7 +13277,7 @@
           <w:rFonts w:ascii="Consolas" w:hAnsi="Consolas" w:eastAsia="Malgun Gothic" w:cs="Malgun Gothic"/>
           <w:sz w:val="21"/>
         </w:rPr>
-        <w:t>docs/目标期刊AI披露政策表.md</w:t>
+        <w:t>docs/LearnFlow_研究设计与审阅档案.md（§10 目标期刊 AI 披露政策）</w:t>
       </w:r>
       <w:r>
         <w:rPr>
@@ -13868,7 +14408,7 @@
           <w:rFonts w:ascii="Consolas" w:hAnsi="Consolas" w:eastAsia="Malgun Gothic" w:cs="Malgun Gothic"/>
           <w:sz w:val="21"/>
         </w:rPr>
-        <w:t>docs/目标期刊AI披露政策表.md</w:t>
+        <w:t>docs/LearnFlow_研究设计与审阅档案.md（§10 目标期刊 AI 披露政策）</w:t>
       </w:r>
       <w:r>
         <w:rPr>
@@ -13952,7 +14492,1558 @@
           <w:rFonts w:ascii="Calibri" w:hAnsi="Calibri" w:eastAsia="Malgun Gothic" w:cs="Malgun Gothic"/>
           <w:sz w:val="32"/>
         </w:rPr>
-        <w:t>11 참고문헌</w:t>
+        <w:t>11 실험 설계 요약: RQ2를 중심으로 한 무작위 배정 실험</w:t>
+      </w:r>
+    </w:p>
+    <w:p>
+      <w:pPr>
+        <w:spacing w:before="40" w:after="40"/>
+        <w:ind w:left="360"/>
+        <w:pBdr>
+          <w:left w:val="single" w:sz="12" w:space="6" w:color="888888"/>
+        </w:pBdr>
+      </w:pPr>
+      <w:r>
+        <w:rPr>
+          <w:rFonts w:ascii="Calibri" w:hAnsi="Calibri" w:eastAsia="Malgun Gothic" w:cs="Malgun Gothic"/>
+          <w:b/>
+          <w:i/>
+          <w:color w:val="555555"/>
+          <w:sz w:val="19"/>
+        </w:rPr>
+        <w:t>본 절은 지도교수 2026-09-29 제2차 심사의견 §11에 따라 기재한 설계 요약이다. 최종안은 10월 6일 면담에서 확정한다.</w:t>
+      </w:r>
+      <w:r>
+        <w:rPr>
+          <w:rFonts w:ascii="Calibri" w:hAnsi="Calibri" w:eastAsia="Malgun Gothic" w:cs="Malgun Gothic"/>
+          <w:i/>
+          <w:color w:val="555555"/>
+          <w:sz w:val="19"/>
+        </w:rPr>
+        <w:t xml:space="preserve"> 출발점은 본 계획에 딸린 </w:t>
+      </w:r>
+      <w:r>
+        <w:rPr>
+          <w:rFonts w:ascii="Consolas" w:hAnsi="Consolas" w:eastAsia="Malgun Gothic" w:cs="Malgun Gothic"/>
+          <w:i/>
+          <w:color w:val="555555"/>
+          <w:sz w:val="19"/>
+        </w:rPr>
+        <w:t>docs/LearnFlow_研究设计与审阅档案.md（§9 第二阶段人类被试计划表）</w:t>
+      </w:r>
+      <w:r>
+        <w:rPr>
+          <w:rFonts w:ascii="Calibri" w:hAnsi="Calibri" w:eastAsia="Malgun Gothic" w:cs="Malgun Gothic"/>
+          <w:i/>
+          <w:color w:val="555555"/>
+          <w:sz w:val="19"/>
+        </w:rPr>
+        <w:t>(K12 학교를 학급 단위 군집 무작위로, 군당 154~241명, 지각 지표만 측정할 때)이며, 협력 학교는 아직 미정이다. 본 절은 "실제 대상이 있어야만 확립되는" 결론을 하나의 실험으로 수렴하고, 그 실험에서 나온 자료로 나머지 세 체인을 함께 검증한다.</w:t>
+      </w:r>
+    </w:p>
+    <w:p>
+      <w:pPr>
+        <w:pStyle w:val="Heading2"/>
+        <w:spacing w:before="120" w:after="80"/>
+      </w:pPr>
+      <w:r>
+        <w:rPr>
+          <w:rFonts w:ascii="Calibri" w:hAnsi="Calibri" w:eastAsia="Malgun Gothic" w:cs="Malgun Gothic"/>
+          <w:sz w:val="27"/>
+        </w:rPr>
+        <w:t>11.1 실제 대상이 필요한 결론은 하나뿐이다</w:t>
+      </w:r>
+    </w:p>
+    <w:tbl>
+      <w:tblPr>
+        <w:tblW w:type="auto" w:w="0"/>
+        <w:jc w:val="center"/>
+        <w:tblLook w:firstColumn="1" w:firstRow="1" w:lastColumn="0" w:lastRow="0" w:noHBand="0" w:noVBand="1" w:val="04A0"/>
+        <w:tblBorders>
+          <w:top w:val="single" w:sz="4" w:space="0" w:color="888888"/>
+          <w:left w:val="single" w:sz="4" w:space="0" w:color="888888"/>
+          <w:bottom w:val="single" w:sz="4" w:space="0" w:color="888888"/>
+          <w:right w:val="single" w:sz="4" w:space="0" w:color="888888"/>
+          <w:insideH w:val="single" w:sz="4" w:space="0" w:color="888888"/>
+          <w:insideV w:val="single" w:sz="4" w:space="0" w:color="888888"/>
+        </w:tblBorders>
+      </w:tblPr>
+      <w:tblGrid>
+        <w:gridCol w:w="4413"/>
+        <w:gridCol w:w="4413"/>
+        <w:gridCol w:w="4413"/>
+      </w:tblGrid>
+      <w:tr>
+        <w:tc>
+          <w:tcPr>
+            <w:tcW w:type="dxa" w:w="4413"/>
+            <w:shd w:val="clear" w:color="auto" w:fill="DDDDDD"/>
+          </w:tcPr>
+          <w:p>
+            <w:r>
+              <w:rPr>
+                <w:b/>
+              </w:rPr>
+            </w:r>
+            <w:r>
+              <w:rPr>
+                <w:rFonts w:ascii="Calibri" w:hAnsi="Calibri" w:eastAsia="Malgun Gothic" w:cs="Malgun Gothic"/>
+                <w:b/>
+                <w:sz w:val="19"/>
+              </w:rPr>
+              <w:t>문제</w:t>
+            </w:r>
+          </w:p>
+        </w:tc>
+        <w:tc>
+          <w:tcPr>
+            <w:tcW w:type="dxa" w:w="4413"/>
+            <w:shd w:val="clear" w:color="auto" w:fill="DDDDDD"/>
+          </w:tcPr>
+          <w:p>
+            <w:r>
+              <w:rPr>
+                <w:b/>
+              </w:rPr>
+            </w:r>
+            <w:r>
+              <w:rPr>
+                <w:rFonts w:ascii="Calibri" w:hAnsi="Calibri" w:eastAsia="Malgun Gothic" w:cs="Malgun Gothic"/>
+                <w:b/>
+                <w:sz w:val="19"/>
+              </w:rPr>
+              <w:t>실제 대상 필요 여부</w:t>
+            </w:r>
+          </w:p>
+        </w:tc>
+        <w:tc>
+          <w:tcPr>
+            <w:tcW w:type="dxa" w:w="4413"/>
+            <w:shd w:val="clear" w:color="auto" w:fill="DDDDDD"/>
+          </w:tcPr>
+          <w:p>
+            <w:r>
+              <w:rPr>
+                <w:b/>
+              </w:rPr>
+            </w:r>
+            <w:r>
+              <w:rPr>
+                <w:rFonts w:ascii="Calibri" w:hAnsi="Calibri" w:eastAsia="Malgun Gothic" w:cs="Malgun Gothic"/>
+                <w:b/>
+                <w:sz w:val="19"/>
+              </w:rPr>
+              <w:t>결론 확립 방법</w:t>
+            </w:r>
+          </w:p>
+        </w:tc>
+      </w:tr>
+      <w:tr>
+        <w:tc>
+          <w:tcPr>
+            <w:tcW w:type="dxa" w:w="4413"/>
+          </w:tcPr>
+          <w:p>
+            <w:r/>
+            <w:r>
+              <w:rPr>
+                <w:rFonts w:ascii="Calibri" w:hAnsi="Calibri" w:eastAsia="Malgun Gothic" w:cs="Malgun Gothic"/>
+                <w:sz w:val="19"/>
+              </w:rPr>
+              <w:t>RQ1 측정(M1)</w:t>
+            </w:r>
+          </w:p>
+        </w:tc>
+        <w:tc>
+          <w:tcPr>
+            <w:tcW w:type="dxa" w:w="4413"/>
+          </w:tcPr>
+          <w:p>
+            <w:r/>
+            <w:r>
+              <w:rPr>
+                <w:rFonts w:ascii="Calibri" w:hAnsi="Calibri" w:eastAsia="Malgun Gothic" w:cs="Malgun Gothic"/>
+                <w:sz w:val="19"/>
+              </w:rPr>
+              <w:t>불필요</w:t>
+            </w:r>
+          </w:p>
+        </w:tc>
+        <w:tc>
+          <w:tcPr>
+            <w:tcW w:type="dxa" w:w="4413"/>
+          </w:tcPr>
+          <w:p>
+            <w:r/>
+            <w:r>
+              <w:rPr>
+                <w:rFonts w:ascii="Calibri" w:hAnsi="Calibri" w:eastAsia="Malgun Gothic" w:cs="Malgun Gothic"/>
+                <w:sz w:val="19"/>
+              </w:rPr>
+              <w:t>공개 로그로 충분. 인간 실험에서는 보조 검증만 수행</w:t>
+            </w:r>
+          </w:p>
+        </w:tc>
+      </w:tr>
+      <w:tr>
+        <w:tc>
+          <w:tcPr>
+            <w:tcW w:type="dxa" w:w="4413"/>
+          </w:tcPr>
+          <w:p>
+            <w:r/>
+            <w:r>
+              <w:rPr>
+                <w:rFonts w:ascii="Calibri" w:hAnsi="Calibri" w:eastAsia="Malgun Gothic" w:cs="Malgun Gothic"/>
+                <w:sz w:val="19"/>
+              </w:rPr>
+              <w:t>RQ2 85% 규칙</w:t>
+            </w:r>
+          </w:p>
+        </w:tc>
+        <w:tc>
+          <w:tcPr>
+            <w:tcW w:type="dxa" w:w="4413"/>
+          </w:tcPr>
+          <w:p>
+            <w:r/>
+            <w:r>
+              <w:rPr>
+                <w:rFonts w:ascii="Calibri" w:hAnsi="Calibri" w:eastAsia="Malgun Gothic" w:cs="Malgun Gothic"/>
+                <w:b/>
+                <w:sz w:val="19"/>
+              </w:rPr>
+              <w:t>필요</w:t>
+            </w:r>
+          </w:p>
+        </w:tc>
+        <w:tc>
+          <w:tcPr>
+            <w:tcW w:type="dxa" w:w="4413"/>
+          </w:tcPr>
+          <w:p>
+            <w:r/>
+            <w:r>
+              <w:rPr>
+                <w:rFonts w:ascii="Calibri" w:hAnsi="Calibri" w:eastAsia="Malgun Gothic" w:cs="Malgun Gothic"/>
+                <w:sz w:val="19"/>
+              </w:rPr>
+              <w:t>관찰 로그로는 식별이 성립하지 않는다(§4.5 및 §3.2). 난이도를 무작위 배정하는 실험 외에는 다른 길이 없다</w:t>
+            </w:r>
+          </w:p>
+        </w:tc>
+      </w:tr>
+      <w:tr>
+        <w:tc>
+          <w:tcPr>
+            <w:tcW w:type="dxa" w:w="4413"/>
+          </w:tcPr>
+          <w:p>
+            <w:r/>
+            <w:r>
+              <w:rPr>
+                <w:rFonts w:ascii="Calibri" w:hAnsi="Calibri" w:eastAsia="Malgun Gothic" w:cs="Malgun Gothic"/>
+                <w:sz w:val="19"/>
+              </w:rPr>
+              <w:t>RQ3 LLM 난이도 사전확률(M3)</w:t>
+            </w:r>
+          </w:p>
+        </w:tc>
+        <w:tc>
+          <w:tcPr>
+            <w:tcW w:type="dxa" w:w="4413"/>
+          </w:tcPr>
+          <w:p>
+            <w:r/>
+            <w:r>
+              <w:rPr>
+                <w:rFonts w:ascii="Calibri" w:hAnsi="Calibri" w:eastAsia="Malgun Gothic" w:cs="Malgun Gothic"/>
+                <w:sz w:val="19"/>
+              </w:rPr>
+              <w:t>불필요</w:t>
+            </w:r>
+          </w:p>
+        </w:tc>
+        <w:tc>
+          <w:tcPr>
+            <w:tcW w:type="dxa" w:w="4413"/>
+          </w:tcPr>
+          <w:p>
+            <w:r/>
+            <w:r>
+              <w:rPr>
+                <w:rFonts w:ascii="Calibri" w:hAnsi="Calibri" w:eastAsia="Malgun Gothic" w:cs="Malgun Gothic"/>
+                <w:sz w:val="19"/>
+              </w:rPr>
+              <w:t>단, 인간 실험에서 새로 제작한 문항의 실제 정답률을 수집하면, LLM 학습 시 보지 못한 문항으로 검증할 수 있다</w:t>
+            </w:r>
+          </w:p>
+        </w:tc>
+      </w:tr>
+      <w:tr>
+        <w:tc>
+          <w:tcPr>
+            <w:tcW w:type="dxa" w:w="4413"/>
+          </w:tcPr>
+          <w:p>
+            <w:r/>
+            <w:r>
+              <w:rPr>
+                <w:rFonts w:ascii="Calibri" w:hAnsi="Calibri" w:eastAsia="Malgun Gothic" w:cs="Malgun Gothic"/>
+                <w:sz w:val="19"/>
+              </w:rPr>
+              <w:t>RQ4 충돌(M2)</w:t>
+            </w:r>
+          </w:p>
+        </w:tc>
+        <w:tc>
+          <w:tcPr>
+            <w:tcW w:type="dxa" w:w="4413"/>
+          </w:tcPr>
+          <w:p>
+            <w:r/>
+            <w:r>
+              <w:rPr>
+                <w:rFonts w:ascii="Calibri" w:hAnsi="Calibri" w:eastAsia="Malgun Gothic" w:cs="Malgun Gothic"/>
+                <w:sz w:val="19"/>
+              </w:rPr>
+              <w:t>선택</w:t>
+            </w:r>
+          </w:p>
+        </w:tc>
+        <w:tc>
+          <w:tcPr>
+            <w:tcW w:type="dxa" w:w="4413"/>
+          </w:tcPr>
+          <w:p>
+            <w:r/>
+            <w:r>
+              <w:rPr>
+                <w:rFonts w:ascii="Calibri" w:hAnsi="Calibri" w:eastAsia="Malgun Gothic" w:cs="Malgun Gothic"/>
+                <w:sz w:val="19"/>
+              </w:rPr>
+              <w:t>실제 논리를 갖춘 기능만 소규모로 켠 배포에서 원장 기록을 수집</w:t>
+            </w:r>
+          </w:p>
+        </w:tc>
+      </w:tr>
+    </w:tbl>
+    <w:p/>
+    <w:p>
+      <w:pPr>
+        <w:spacing w:after="120"/>
+      </w:pPr>
+      <w:r>
+        <w:rPr>
+          <w:rFonts w:ascii="Calibri" w:hAnsi="Calibri" w:eastAsia="Malgun Gothic" w:cs="Malgun Gothic"/>
+          <w:sz w:val="21"/>
+        </w:rPr>
+        <w:t>따라서 RQ2를 중심으로 하나의 실험을 설계하고, 그 자료로 RQ1과 RQ3를 함께 검증한다.</w:t>
+      </w:r>
+    </w:p>
+    <w:p>
+      <w:pPr>
+        <w:pStyle w:val="Heading2"/>
+        <w:spacing w:before="120" w:after="80"/>
+      </w:pPr>
+      <w:r>
+        <w:rPr>
+          <w:rFonts w:ascii="Calibri" w:hAnsi="Calibri" w:eastAsia="Malgun Gothic" w:cs="Malgun Gothic"/>
+          <w:sz w:val="27"/>
+        </w:rPr>
+        <w:t>11.2 RQ2 주실험 설계</w:t>
+      </w:r>
+    </w:p>
+    <w:tbl>
+      <w:tblPr>
+        <w:tblW w:type="auto" w:w="0"/>
+        <w:jc w:val="center"/>
+        <w:tblLook w:firstColumn="1" w:firstRow="1" w:lastColumn="0" w:lastRow="0" w:noHBand="0" w:noVBand="1" w:val="04A0"/>
+        <w:tblBorders>
+          <w:top w:val="single" w:sz="4" w:space="0" w:color="888888"/>
+          <w:left w:val="single" w:sz="4" w:space="0" w:color="888888"/>
+          <w:bottom w:val="single" w:sz="4" w:space="0" w:color="888888"/>
+          <w:right w:val="single" w:sz="4" w:space="0" w:color="888888"/>
+          <w:insideH w:val="single" w:sz="4" w:space="0" w:color="888888"/>
+          <w:insideV w:val="single" w:sz="4" w:space="0" w:color="888888"/>
+        </w:tblBorders>
+      </w:tblPr>
+      <w:tblGrid>
+        <w:gridCol w:w="4413"/>
+        <w:gridCol w:w="4413"/>
+        <w:gridCol w:w="4413"/>
+      </w:tblGrid>
+      <w:tr>
+        <w:tc>
+          <w:tcPr>
+            <w:tcW w:type="dxa" w:w="4413"/>
+            <w:shd w:val="clear" w:color="auto" w:fill="DDDDDD"/>
+          </w:tcPr>
+          <w:p>
+            <w:r>
+              <w:rPr>
+                <w:b/>
+              </w:rPr>
+            </w:r>
+            <w:r>
+              <w:rPr>
+                <w:rFonts w:ascii="Calibri" w:hAnsi="Calibri" w:eastAsia="Malgun Gothic" w:cs="Malgun Gothic"/>
+                <w:b/>
+                <w:sz w:val="19"/>
+              </w:rPr>
+              <w:t>항목</w:t>
+            </w:r>
+          </w:p>
+        </w:tc>
+        <w:tc>
+          <w:tcPr>
+            <w:tcW w:type="dxa" w:w="4413"/>
+            <w:shd w:val="clear" w:color="auto" w:fill="DDDDDD"/>
+          </w:tcPr>
+          <w:p>
+            <w:r>
+              <w:rPr>
+                <w:b/>
+              </w:rPr>
+            </w:r>
+            <w:r>
+              <w:rPr>
+                <w:rFonts w:ascii="Calibri" w:hAnsi="Calibri" w:eastAsia="Malgun Gothic" w:cs="Malgun Gothic"/>
+                <w:b/>
+                <w:sz w:val="19"/>
+              </w:rPr>
+              <w:t>설계</w:t>
+            </w:r>
+          </w:p>
+        </w:tc>
+        <w:tc>
+          <w:tcPr>
+            <w:tcW w:type="dxa" w:w="4413"/>
+            <w:shd w:val="clear" w:color="auto" w:fill="DDDDDD"/>
+          </w:tcPr>
+          <w:p>
+            <w:r>
+              <w:rPr>
+                <w:b/>
+              </w:rPr>
+            </w:r>
+            <w:r>
+              <w:rPr>
+                <w:rFonts w:ascii="Calibri" w:hAnsi="Calibri" w:eastAsia="Malgun Gothic" w:cs="Malgun Gothic"/>
+                <w:b/>
+                <w:sz w:val="19"/>
+              </w:rPr>
+              <w:t>이유</w:t>
+            </w:r>
+          </w:p>
+        </w:tc>
+      </w:tr>
+      <w:tr>
+        <w:tc>
+          <w:tcPr>
+            <w:tcW w:type="dxa" w:w="4413"/>
+          </w:tcPr>
+          <w:p>
+            <w:r/>
+            <w:r>
+              <w:rPr>
+                <w:rFonts w:ascii="Calibri" w:hAnsi="Calibri" w:eastAsia="Malgun Gothic" w:cs="Malgun Gothic"/>
+                <w:sz w:val="19"/>
+              </w:rPr>
+              <w:t>대상</w:t>
+            </w:r>
+          </w:p>
+        </w:tc>
+        <w:tc>
+          <w:tcPr>
+            <w:tcW w:type="dxa" w:w="4413"/>
+          </w:tcPr>
+          <w:p>
+            <w:r/>
+            <w:r>
+              <w:rPr>
+                <w:rFonts w:ascii="Calibri" w:hAnsi="Calibri" w:eastAsia="Malgun Gothic" w:cs="Malgun Gothic"/>
+                <w:sz w:val="19"/>
+              </w:rPr>
+              <w:t>성인 대학생부터 시작하며, 개인 단위로 무작위 배정</w:t>
+            </w:r>
+          </w:p>
+        </w:tc>
+        <w:tc>
+          <w:tcPr>
+            <w:tcW w:type="dxa" w:w="4413"/>
+          </w:tcPr>
+          <w:p>
+            <w:r/>
+            <w:r>
+              <w:rPr>
+                <w:rFonts w:ascii="Calibri" w:hAnsi="Calibri" w:eastAsia="Malgun Gothic" w:cs="Malgun Gothic"/>
+                <w:sz w:val="19"/>
+              </w:rPr>
+              <w:t>K12는 협력 학교와 보호자 동의가 필요하고 군집 설계라 군당 154~241명이 필요하다(그것도 지각 지표 기준이며, 학습 향상을 측정하면 더 필요하다). 성인은 개인 배정 시 두 집합 비교(d = 0.4)에서 집단당 약 100명</w:t>
+            </w:r>
+          </w:p>
+        </w:tc>
+      </w:tr>
+      <w:tr>
+        <w:tc>
+          <w:tcPr>
+            <w:tcW w:type="dxa" w:w="4413"/>
+          </w:tcPr>
+          <w:p>
+            <w:r/>
+            <w:r>
+              <w:rPr>
+                <w:rFonts w:ascii="Calibri" w:hAnsi="Calibri" w:eastAsia="Malgun Gothic" w:cs="Malgun Gothic"/>
+                <w:sz w:val="19"/>
+              </w:rPr>
+              <w:t>과제</w:t>
+            </w:r>
+          </w:p>
+        </w:tc>
+        <w:tc>
+          <w:tcPr>
+            <w:tcW w:type="dxa" w:w="4413"/>
+          </w:tcPr>
+          <w:p>
+            <w:r/>
+            <w:r>
+              <w:rPr>
+                <w:rFonts w:ascii="Calibri" w:hAnsi="Calibri" w:eastAsia="Malgun Gothic" w:cs="Malgun Gothic"/>
+                <w:sz w:val="19"/>
+              </w:rPr>
+              <w:t>자동 채점 문항을 대량으로 제작할 수 있는 교과. 예: 분수·확률 계산, "이 Linux 명령의 출력은 무엇인가?"</w:t>
+            </w:r>
+          </w:p>
+        </w:tc>
+        <w:tc>
+          <w:tcPr>
+            <w:tcW w:type="dxa" w:w="4413"/>
+          </w:tcPr>
+          <w:p>
+            <w:r/>
+            <w:r>
+              <w:rPr>
+                <w:rFonts w:ascii="Calibri" w:hAnsi="Calibri" w:eastAsia="Malgun Gothic" w:cs="Malgun Gothic"/>
+                <w:sz w:val="19"/>
+              </w:rPr>
+              <w:t>문항이 많아야 목표 난이도에 맞출 수 있고, 새로 만든 문항은 LLM 학습 데이터에 섞일 걱정도 없다</w:t>
+            </w:r>
+          </w:p>
+        </w:tc>
+      </w:tr>
+      <w:tr>
+        <w:tc>
+          <w:tcPr>
+            <w:tcW w:type="dxa" w:w="4413"/>
+          </w:tcPr>
+          <w:p>
+            <w:r/>
+            <w:r>
+              <w:rPr>
+                <w:rFonts w:ascii="Calibri" w:hAnsi="Calibri" w:eastAsia="Malgun Gothic" w:cs="Malgun Gothic"/>
+                <w:sz w:val="19"/>
+              </w:rPr>
+              <w:t>처리(조작)</w:t>
+            </w:r>
+          </w:p>
+        </w:tc>
+        <w:tc>
+          <w:tcPr>
+            <w:tcW w:type="dxa" w:w="4413"/>
+          </w:tcPr>
+          <w:p>
+            <w:r/>
+            <w:r>
+              <w:rPr>
+                <w:rFonts w:ascii="Calibri" w:hAnsi="Calibri" w:eastAsia="Malgun Gothic" w:cs="Malgun Gothic"/>
+                <w:sz w:val="19"/>
+              </w:rPr>
+              <w:t>목표 정답률 65% / 75% / 85% / 95%. 앱이 학생 능력 추정치와 문항 난이도로 예측 정답률을 계산하여 목표에 가장 가까운 문항을 제시</w:t>
+            </w:r>
+          </w:p>
+        </w:tc>
+        <w:tc>
+          <w:tcPr>
+            <w:tcW w:type="dxa" w:w="4413"/>
+          </w:tcPr>
+          <w:p>
+            <w:r/>
+            <w:r>
+              <w:rPr>
+                <w:rFonts w:ascii="Calibri" w:hAnsi="Calibri" w:eastAsia="Malgun Gothic" w:cs="Malgun Gothic"/>
+                <w:sz w:val="19"/>
+              </w:rPr>
+              <w:t>"시스템이 선택한 난이도"가 곧 처리이며, 이것이 85% 규칙이 말하는 바로 그 양이다. 무작위 배정이므로 §4.5 제1판 AIPW에서 생긴 식별 문제는 발생하지 않는다</w:t>
+            </w:r>
+          </w:p>
+        </w:tc>
+      </w:tr>
+      <w:tr>
+        <w:tc>
+          <w:tcPr>
+            <w:tcW w:type="dxa" w:w="4413"/>
+          </w:tcPr>
+          <w:p>
+            <w:r/>
+            <w:r>
+              <w:rPr>
+                <w:rFonts w:ascii="Calibri" w:hAnsi="Calibri" w:eastAsia="Malgun Gothic" w:cs="Malgun Gothic"/>
+                <w:sz w:val="19"/>
+              </w:rPr>
+              <w:t>설계</w:t>
+            </w:r>
+          </w:p>
+        </w:tc>
+        <w:tc>
+          <w:tcPr>
+            <w:tcW w:type="dxa" w:w="4413"/>
+          </w:tcPr>
+          <w:p>
+            <w:r/>
+            <w:r>
+              <w:rPr>
+                <w:rFonts w:ascii="Calibri" w:hAnsi="Calibri" w:eastAsia="Malgun Gothic" w:cs="Malgun Gothic"/>
+                <w:sz w:val="19"/>
+              </w:rPr>
+              <w:t>피험자 내 설계. 한 학생이 서로 다른 목표 난이도로 4개의 독립적인 주제를 연습하고, 주제와 순서의 조합은 라틴 방정식으로 균형화. 연습하지 않는 다섯 번째 주제를 별도로 둠</w:t>
+            </w:r>
+          </w:p>
+        </w:tc>
+        <w:tc>
+          <w:tcPr>
+            <w:tcW w:type="dxa" w:w="4413"/>
+          </w:tcPr>
+          <w:p>
+            <w:r/>
+            <w:r>
+              <w:rPr>
+                <w:rFonts w:ascii="Calibri" w:hAnsi="Calibri" w:eastAsia="Malgun Gothic" w:cs="Malgun Gothic"/>
+                <w:sz w:val="19"/>
+              </w:rPr>
+              <w:t>학생이 자신의 대조군이 되어 표본이 줄어든다. 두 조건 대응 비교(d_z = 0.4)에 약 50명</w:t>
+            </w:r>
+          </w:p>
+        </w:tc>
+      </w:tr>
+      <w:tr>
+        <w:tc>
+          <w:tcPr>
+            <w:tcW w:type="dxa" w:w="4413"/>
+          </w:tcPr>
+          <w:p>
+            <w:r/>
+            <w:r>
+              <w:rPr>
+                <w:rFonts w:ascii="Calibri" w:hAnsi="Calibri" w:eastAsia="Malgun Gothic" w:cs="Malgun Gothic"/>
+                <w:sz w:val="19"/>
+              </w:rPr>
+              <w:t>결과 측정</w:t>
+            </w:r>
+          </w:p>
+        </w:tc>
+        <w:tc>
+          <w:tcPr>
+            <w:tcW w:type="dxa" w:w="4413"/>
+          </w:tcPr>
+          <w:p>
+            <w:r/>
+            <w:r>
+              <w:rPr>
+                <w:rFonts w:ascii="Calibri" w:hAnsi="Calibri" w:eastAsia="Malgun Gothic" w:cs="Malgun Gothic"/>
+                <w:sz w:val="19"/>
+              </w:rPr>
+              <w:t>사전 검사 → 주제별 연습(20~30분) → 즉시 검사 → 1주 후 지연 검사. 연습 문항과 겹치지 않는 평행 문항</w:t>
+            </w:r>
+          </w:p>
+        </w:tc>
+        <w:tc>
+          <w:tcPr>
+            <w:tcW w:type="dxa" w:w="4413"/>
+          </w:tcPr>
+          <w:p>
+            <w:r/>
+            <w:r>
+              <w:rPr>
+                <w:rFonts w:ascii="Calibri" w:hAnsi="Calibri" w:eastAsia="Malgun Gothic" w:cs="Malgun Gothic"/>
+                <w:sz w:val="19"/>
+              </w:rPr>
+              <w:t>연습 정답률은 조작된 변인이므로 결과가 될 수 없다. 학습은 별도의 검사로 측정한다</w:t>
+            </w:r>
+          </w:p>
+        </w:tc>
+      </w:tr>
+      <w:tr>
+        <w:tc>
+          <w:tcPr>
+            <w:tcW w:type="dxa" w:w="4413"/>
+          </w:tcPr>
+          <w:p>
+            <w:r/>
+            <w:r>
+              <w:rPr>
+                <w:rFonts w:ascii="Calibri" w:hAnsi="Calibri" w:eastAsia="Malgun Gothic" w:cs="Malgun Gothic"/>
+                <w:sz w:val="19"/>
+              </w:rPr>
+              <w:t>조작 점검</w:t>
+            </w:r>
+          </w:p>
+        </w:tc>
+        <w:tc>
+          <w:tcPr>
+            <w:tcW w:type="dxa" w:w="4413"/>
+          </w:tcPr>
+          <w:p>
+            <w:r/>
+            <w:r>
+              <w:rPr>
+                <w:rFonts w:ascii="Calibri" w:hAnsi="Calibri" w:eastAsia="Malgun Gothic" w:cs="Malgun Gothic"/>
+                <w:sz w:val="19"/>
+              </w:rPr>
+              <w:t>실제 연습 정답률이 목표대로 분리되는지 확인(목표 ±3%포인트)</w:t>
+            </w:r>
+          </w:p>
+        </w:tc>
+        <w:tc>
+          <w:tcPr>
+            <w:tcW w:type="dxa" w:w="4413"/>
+          </w:tcPr>
+          <w:p>
+            <w:r/>
+            <w:r>
+              <w:rPr>
+                <w:rFonts w:ascii="Calibri" w:hAnsi="Calibri" w:eastAsia="Malgun Gothic" w:cs="Malgun Gothic"/>
+                <w:sz w:val="19"/>
+              </w:rPr>
+              <w:t>문항 난이도 보정이 잘못되었으면 여기에서 드러난다</w:t>
+            </w:r>
+          </w:p>
+        </w:tc>
+      </w:tr>
+      <w:tr>
+        <w:tc>
+          <w:tcPr>
+            <w:tcW w:type="dxa" w:w="4413"/>
+          </w:tcPr>
+          <w:p>
+            <w:r/>
+            <w:r>
+              <w:rPr>
+                <w:rFonts w:ascii="Calibri" w:hAnsi="Calibri" w:eastAsia="Malgun Gothic" w:cs="Malgun Gothic"/>
+                <w:sz w:val="19"/>
+              </w:rPr>
+              <w:t>양성 대조</w:t>
+            </w:r>
+          </w:p>
+        </w:tc>
+        <w:tc>
+          <w:tcPr>
+            <w:tcW w:type="dxa" w:w="4413"/>
+          </w:tcPr>
+          <w:p>
+            <w:r/>
+            <w:r>
+              <w:rPr>
+                <w:rFonts w:ascii="Calibri" w:hAnsi="Calibri" w:eastAsia="Malgun Gothic" w:cs="Malgun Gothic"/>
+                <w:sz w:val="19"/>
+              </w:rPr>
+              <w:t>연습한 주제가 연습하지 않은 주제보다 크게 향상된다</w:t>
+            </w:r>
+          </w:p>
+        </w:tc>
+        <w:tc>
+          <w:tcPr>
+            <w:tcW w:type="dxa" w:w="4413"/>
+          </w:tcPr>
+          <w:p>
+            <w:r/>
+            <w:r>
+              <w:rPr>
+                <w:rFonts w:ascii="Calibri" w:hAnsi="Calibri" w:eastAsia="Malgun Gothic" w:cs="Malgun Gothic"/>
+                <w:sz w:val="19"/>
+              </w:rPr>
+              <w:t>연습 효과는 이미 알려진 효과이며, 제1판 P-pos-1처럼 검사 대상 가설을 전제로 하지 않는다</w:t>
+            </w:r>
+          </w:p>
+        </w:tc>
+      </w:tr>
+      <w:tr>
+        <w:tc>
+          <w:tcPr>
+            <w:tcW w:type="dxa" w:w="4413"/>
+          </w:tcPr>
+          <w:p>
+            <w:r/>
+            <w:r>
+              <w:rPr>
+                <w:rFonts w:ascii="Calibri" w:hAnsi="Calibri" w:eastAsia="Malgun Gothic" w:cs="Malgun Gothic"/>
+                <w:sz w:val="19"/>
+              </w:rPr>
+              <w:t>음성 대조</w:t>
+            </w:r>
+          </w:p>
+        </w:tc>
+        <w:tc>
+          <w:tcPr>
+            <w:tcW w:type="dxa" w:w="4413"/>
+          </w:tcPr>
+          <w:p>
+            <w:r/>
+            <w:r>
+              <w:rPr>
+                <w:rFonts w:ascii="Calibri" w:hAnsi="Calibri" w:eastAsia="Malgun Gothic" w:cs="Malgun Gothic"/>
+                <w:sz w:val="19"/>
+              </w:rPr>
+              <w:t>연습하지 않은 주제의 점수는 조건에 따라 변하지 않아야 한다</w:t>
+            </w:r>
+          </w:p>
+        </w:tc>
+        <w:tc>
+          <w:tcPr>
+            <w:tcW w:type="dxa" w:w="4413"/>
+          </w:tcPr>
+          <w:p>
+            <w:r/>
+            <w:r>
+              <w:rPr>
+                <w:rFonts w:ascii="Calibri" w:hAnsi="Calibri" w:eastAsia="Malgun Gothic" w:cs="Malgun Gothic"/>
+                <w:sz w:val="19"/>
+              </w:rPr>
+              <w:t>조건 사이에 다른 누출 경로가 있는지 점검</w:t>
+            </w:r>
+          </w:p>
+        </w:tc>
+      </w:tr>
+      <w:tr>
+        <w:tc>
+          <w:tcPr>
+            <w:tcW w:type="dxa" w:w="4413"/>
+          </w:tcPr>
+          <w:p>
+            <w:r/>
+            <w:r>
+              <w:rPr>
+                <w:rFonts w:ascii="Calibri" w:hAnsi="Calibri" w:eastAsia="Malgun Gothic" w:cs="Malgun Gothic"/>
+                <w:sz w:val="19"/>
+              </w:rPr>
+              <w:t>사전 등록</w:t>
+            </w:r>
+          </w:p>
+        </w:tc>
+        <w:tc>
+          <w:tcPr>
+            <w:tcW w:type="dxa" w:w="4413"/>
+          </w:tcPr>
+          <w:p>
+            <w:r/>
+            <w:r>
+              <w:rPr>
+                <w:rFonts w:ascii="Calibri" w:hAnsi="Calibri" w:eastAsia="Malgun Gothic" w:cs="Malgun Gothic"/>
+                <w:sz w:val="19"/>
+              </w:rPr>
+              <w:t>가설·분석 모형·배제 기준을 OSF에 올리고 git tag를 단 뒤에 실행</w:t>
+            </w:r>
+          </w:p>
+        </w:tc>
+        <w:tc>
+          <w:tcPr>
+            <w:tcW w:type="dxa" w:w="4413"/>
+          </w:tcPr>
+          <w:p>
+            <w:r/>
+            <w:r>
+              <w:rPr>
+                <w:rFonts w:ascii="Calibri" w:hAnsi="Calibri" w:eastAsia="Malgun Gothic" w:cs="Malgun Gothic"/>
+                <w:sz w:val="19"/>
+              </w:rPr>
+              <w:t>§4.5에서 문제가 된 선후 증명을 처음부터 해결</w:t>
+            </w:r>
+          </w:p>
+        </w:tc>
+      </w:tr>
+      <w:tr>
+        <w:tc>
+          <w:tcPr>
+            <w:tcW w:type="dxa" w:w="4413"/>
+          </w:tcPr>
+          <w:p>
+            <w:r/>
+            <w:r>
+              <w:rPr>
+                <w:rFonts w:ascii="Calibri" w:hAnsi="Calibri" w:eastAsia="Malgun Gothic" w:cs="Malgun Gothic"/>
+                <w:sz w:val="19"/>
+              </w:rPr>
+              <w:t>분석</w:t>
+            </w:r>
+          </w:p>
+        </w:tc>
+        <w:tc>
+          <w:tcPr>
+            <w:tcW w:type="dxa" w:w="4413"/>
+          </w:tcPr>
+          <w:p>
+            <w:r/>
+            <w:r>
+              <w:rPr>
+                <w:rFonts w:ascii="Calibri" w:hAnsi="Calibri" w:eastAsia="Malgun Gothic" w:cs="Malgun Gothic"/>
+                <w:sz w:val="19"/>
+              </w:rPr>
+              <w:t>학생과 주제를 확률 효과로 하는 혼합 모형. 목표 정답률의 이차항으로 역 U형을 검정</w:t>
+            </w:r>
+          </w:p>
+        </w:tc>
+        <w:tc>
+          <w:tcPr>
+            <w:tcW w:type="dxa" w:w="4413"/>
+          </w:tcPr>
+          <w:p>
+            <w:r/>
+            <w:r>
+              <w:rPr>
+                <w:rFonts w:ascii="Calibri" w:hAnsi="Calibri" w:eastAsia="Malgun Gothic" w:cs="Malgun Gothic"/>
+                <w:sz w:val="19"/>
+              </w:rPr>
+              <w:t>한 모형에서 네 구간 비교와 곡선 형태를 함께 본다</w:t>
+            </w:r>
+          </w:p>
+        </w:tc>
+      </w:tr>
+      <w:tr>
+        <w:tc>
+          <w:tcPr>
+            <w:tcW w:type="dxa" w:w="4413"/>
+          </w:tcPr>
+          <w:p>
+            <w:r/>
+            <w:r>
+              <w:rPr>
+                <w:rFonts w:ascii="Calibri" w:hAnsi="Calibri" w:eastAsia="Malgun Gothic" w:cs="Malgun Gothic"/>
+                <w:sz w:val="19"/>
+              </w:rPr>
+              <w:t>표본 확정</w:t>
+            </w:r>
+          </w:p>
+        </w:tc>
+        <w:tc>
+          <w:tcPr>
+            <w:tcW w:type="dxa" w:w="4413"/>
+          </w:tcPr>
+          <w:p>
+            <w:r/>
+            <w:r>
+              <w:rPr>
+                <w:rFonts w:ascii="Calibri" w:hAnsi="Calibri" w:eastAsia="Malgun Gothic" w:cs="Malgun Gothic"/>
+                <w:sz w:val="19"/>
+              </w:rPr>
+              <w:t>10~15명 예비조사로 효과크기와 학생 간 변이를 측정한 뒤, 검정력 분석으로 확정</w:t>
+            </w:r>
+          </w:p>
+        </w:tc>
+        <w:tc>
+          <w:tcPr>
+            <w:tcW w:type="dxa" w:w="4413"/>
+          </w:tcPr>
+          <w:p>
+            <w:r/>
+            <w:r>
+              <w:rPr>
+                <w:rFonts w:ascii="Calibri" w:hAnsi="Calibri" w:eastAsia="Malgun Gothic" w:cs="Malgun Gothic"/>
+                <w:sz w:val="19"/>
+              </w:rPr>
+              <w:t>위의 약 50명·약 100명은 d = 0.4를 가정한 값</w:t>
+            </w:r>
+          </w:p>
+        </w:tc>
+      </w:tr>
+    </w:tbl>
+    <w:p/>
+    <w:p>
+      <w:pPr>
+        <w:spacing w:after="120"/>
+      </w:pPr>
+      <w:r>
+        <w:rPr>
+          <w:rFonts w:ascii="Calibri" w:hAnsi="Calibri" w:eastAsia="Malgun Gothic" w:cs="Malgun Gothic"/>
+          <w:b/>
+          <w:sz w:val="21"/>
+        </w:rPr>
+        <w:t>어떤 결과가 나와도 논문이 성립하도록, 결과별로 할 말을 미리 적어 둔다.</w:t>
+      </w:r>
+    </w:p>
+    <w:tbl>
+      <w:tblPr>
+        <w:tblW w:type="auto" w:w="0"/>
+        <w:jc w:val="center"/>
+        <w:tblLook w:firstColumn="1" w:firstRow="1" w:lastColumn="0" w:lastRow="0" w:noHBand="0" w:noVBand="1" w:val="04A0"/>
+        <w:tblBorders>
+          <w:top w:val="single" w:sz="4" w:space="0" w:color="888888"/>
+          <w:left w:val="single" w:sz="4" w:space="0" w:color="888888"/>
+          <w:bottom w:val="single" w:sz="4" w:space="0" w:color="888888"/>
+          <w:right w:val="single" w:sz="4" w:space="0" w:color="888888"/>
+          <w:insideH w:val="single" w:sz="4" w:space="0" w:color="888888"/>
+          <w:insideV w:val="single" w:sz="4" w:space="0" w:color="888888"/>
+        </w:tblBorders>
+      </w:tblPr>
+      <w:tblGrid>
+        <w:gridCol w:w="6620"/>
+        <w:gridCol w:w="6620"/>
+      </w:tblGrid>
+      <w:tr>
+        <w:tc>
+          <w:tcPr>
+            <w:tcW w:type="dxa" w:w="6620"/>
+            <w:shd w:val="clear" w:color="auto" w:fill="DDDDDD"/>
+          </w:tcPr>
+          <w:p>
+            <w:r>
+              <w:rPr>
+                <w:b/>
+              </w:rPr>
+            </w:r>
+            <w:r>
+              <w:rPr>
+                <w:rFonts w:ascii="Calibri" w:hAnsi="Calibri" w:eastAsia="Malgun Gothic" w:cs="Malgun Gothic"/>
+                <w:b/>
+                <w:sz w:val="19"/>
+              </w:rPr>
+              <w:t>결과가 이러할 때</w:t>
+            </w:r>
+          </w:p>
+        </w:tc>
+        <w:tc>
+          <w:tcPr>
+            <w:tcW w:type="dxa" w:w="6620"/>
+            <w:shd w:val="clear" w:color="auto" w:fill="DDDDDD"/>
+          </w:tcPr>
+          <w:p>
+            <w:r>
+              <w:rPr>
+                <w:b/>
+              </w:rPr>
+            </w:r>
+            <w:r>
+              <w:rPr>
+                <w:rFonts w:ascii="Calibri" w:hAnsi="Calibri" w:eastAsia="Malgun Gothic" w:cs="Malgun Gothic"/>
+                <w:b/>
+                <w:sz w:val="19"/>
+              </w:rPr>
+              <w:t>논문이 말하게 될 것</w:t>
+            </w:r>
+          </w:p>
+        </w:tc>
+      </w:tr>
+      <w:tr>
+        <w:tc>
+          <w:tcPr>
+            <w:tcW w:type="dxa" w:w="6620"/>
+          </w:tcPr>
+          <w:p>
+            <w:r/>
+            <w:r>
+              <w:rPr>
+                <w:rFonts w:ascii="Calibri" w:hAnsi="Calibri" w:eastAsia="Malgun Gothic" w:cs="Malgun Gothic"/>
+                <w:sz w:val="19"/>
+              </w:rPr>
+              <w:t>85% 조건에서 지연 검사 향상이 가장 크고 역 U형</w:t>
+            </w:r>
+          </w:p>
+        </w:tc>
+        <w:tc>
+          <w:tcPr>
+            <w:tcW w:type="dxa" w:w="6620"/>
+          </w:tcPr>
+          <w:p>
+            <w:r/>
+            <w:r>
+              <w:rPr>
+                <w:rFonts w:ascii="Calibri" w:hAnsi="Calibri" w:eastAsia="Malgun Gothic" w:cs="Malgun Gothic"/>
+                <w:sz w:val="19"/>
+              </w:rPr>
+              <w:t>85% 규칙이 이 과제·대상에서 성립한다</w:t>
+            </w:r>
+          </w:p>
+        </w:tc>
+      </w:tr>
+      <w:tr>
+        <w:tc>
+          <w:tcPr>
+            <w:tcW w:type="dxa" w:w="6620"/>
+          </w:tcPr>
+          <w:p>
+            <w:r/>
+            <w:r>
+              <w:rPr>
+                <w:rFonts w:ascii="Calibri" w:hAnsi="Calibri" w:eastAsia="Malgun Gothic" w:cs="Malgun Gothic"/>
+                <w:sz w:val="19"/>
+              </w:rPr>
+              <w:t>최적이 75% 등 다른 구간</w:t>
+            </w:r>
+          </w:p>
+        </w:tc>
+        <w:tc>
+          <w:tcPr>
+            <w:tcW w:type="dxa" w:w="6620"/>
+          </w:tcPr>
+          <w:p>
+            <w:r/>
+            <w:r>
+              <w:rPr>
+                <w:rFonts w:ascii="Calibri" w:hAnsi="Calibri" w:eastAsia="Malgun Gothic" w:cs="Malgun Gothic"/>
+                <w:sz w:val="19"/>
+              </w:rPr>
+              <w:t>인간 학습의 최적이 그 규칙보다 낮다. 선행연구의 80.7%와 비교한다</w:t>
+            </w:r>
+          </w:p>
+        </w:tc>
+      </w:tr>
+      <w:tr>
+        <w:tc>
+          <w:tcPr>
+            <w:tcW w:type="dxa" w:w="6620"/>
+          </w:tcPr>
+          <w:p>
+            <w:r/>
+            <w:r>
+              <w:rPr>
+                <w:rFonts w:ascii="Calibri" w:hAnsi="Calibri" w:eastAsia="Malgun Gothic" w:cs="Malgun Gothic"/>
+                <w:sz w:val="19"/>
+              </w:rPr>
+              <w:t>쉬울수록 좋거나, 조건 간 차이 없음</w:t>
+            </w:r>
+          </w:p>
+        </w:tc>
+        <w:tc>
+          <w:tcPr>
+            <w:tcW w:type="dxa" w:w="6620"/>
+          </w:tcPr>
+          <w:p>
+            <w:r/>
+            <w:r>
+              <w:rPr>
+                <w:rFonts w:ascii="Calibri" w:hAnsi="Calibri" w:eastAsia="Malgun Gothic" w:cs="Malgun Gothic"/>
+                <w:sz w:val="19"/>
+              </w:rPr>
+              <w:t>이 범위에서는 목표 정답률이 학습 속도를 구분하지 못한다. 검정력도 함께 밝힌다</w:t>
+            </w:r>
+          </w:p>
+        </w:tc>
+      </w:tr>
+      <w:tr>
+        <w:tc>
+          <w:tcPr>
+            <w:tcW w:type="dxa" w:w="6620"/>
+          </w:tcPr>
+          <w:p>
+            <w:r/>
+            <w:r>
+              <w:rPr>
+                <w:rFonts w:ascii="Calibri" w:hAnsi="Calibri" w:eastAsia="Malgun Gothic" w:cs="Malgun Gothic"/>
+                <w:sz w:val="19"/>
+              </w:rPr>
+              <w:t>즉시 검사와 지연 검사의 최적이 다름</w:t>
+            </w:r>
+          </w:p>
+        </w:tc>
+        <w:tc>
+          <w:tcPr>
+            <w:tcW w:type="dxa" w:w="6620"/>
+          </w:tcPr>
+          <w:p>
+            <w:r/>
+            <w:r>
+              <w:rPr>
+                <w:rFonts w:ascii="Calibri" w:hAnsi="Calibri" w:eastAsia="Malgun Gothic" w:cs="Malgun Gothic"/>
+                <w:sz w:val="19"/>
+              </w:rPr>
+              <w:t>빨리 배우는 난이도와 오래 남는 난이도가 다르다</w:t>
+            </w:r>
+          </w:p>
+        </w:tc>
+      </w:tr>
+    </w:tbl>
+    <w:p/>
+    <w:p>
+      <w:pPr>
+        <w:pStyle w:val="Heading2"/>
+        <w:spacing w:before="120" w:after="80"/>
+      </w:pPr>
+      <w:r>
+        <w:rPr>
+          <w:rFonts w:ascii="Calibri" w:hAnsi="Calibri" w:eastAsia="Malgun Gothic" w:cs="Malgun Gothic"/>
+          <w:sz w:val="27"/>
+        </w:rPr>
+        <w:t>11.3 같은 실험으로 다른 체인 검증</w:t>
+      </w:r>
+    </w:p>
+    <w:p>
+      <w:pPr>
+        <w:pStyle w:val="ListBullet"/>
+        <w:spacing w:after="40"/>
+      </w:pPr>
+      <w:r>
+        <w:rPr>
+          <w:rFonts w:ascii="Calibri" w:hAnsi="Calibri" w:eastAsia="Malgun Gothic" w:cs="Malgun Gothic"/>
+          <w:b/>
+          <w:sz w:val="21"/>
+        </w:rPr>
+        <w:t>RQ1(M1)</w:t>
+      </w:r>
+      <w:r>
+        <w:rPr>
+          <w:rFonts w:ascii="Calibri" w:hAnsi="Calibri" w:eastAsia="Malgun Gothic" w:cs="Malgun Gothic"/>
+          <w:sz w:val="21"/>
+        </w:rPr>
+        <w:t>. M1의 방법(순위 척도 합성)으로 실험 문항의 난이도를 사전에 보정한다. 조작 점검이 맞아떨어지면 M1이 실제 운영에 쓸 수 있다는 근거가 된다.</w:t>
+      </w:r>
+    </w:p>
+    <w:p>
+      <w:pPr>
+        <w:pStyle w:val="ListBullet"/>
+        <w:spacing w:after="40"/>
+      </w:pPr>
+      <w:r>
+        <w:rPr>
+          <w:rFonts w:ascii="Calibri" w:hAnsi="Calibri" w:eastAsia="Malgun Gothic" w:cs="Malgun Gothic"/>
+          <w:b/>
+          <w:sz w:val="21"/>
+        </w:rPr>
+        <w:t>RQ3(M3)</w:t>
+      </w:r>
+      <w:r>
+        <w:rPr>
+          <w:rFonts w:ascii="Calibri" w:hAnsi="Calibri" w:eastAsia="Malgun Gothic" w:cs="Malgun Gothic"/>
+          <w:sz w:val="21"/>
+        </w:rPr>
+        <w:t>. 프런티어 API 모델과 로컬 모델이 같은 새 문항의 난이도를 각각 평가하게 하고, 실험에서 수집한 실제 정답률과 비교한다. 피험자에게 부담을 주지 않는다.</w:t>
+      </w:r>
+    </w:p>
+    <w:p>
+      <w:pPr>
+        <w:pStyle w:val="ListBullet"/>
+        <w:spacing w:after="40"/>
+      </w:pPr>
+      <w:r>
+        <w:rPr>
+          <w:rFonts w:ascii="Calibri" w:hAnsi="Calibri" w:eastAsia="Malgun Gothic" w:cs="Malgun Gothic"/>
+          <w:b/>
+          <w:sz w:val="21"/>
+        </w:rPr>
+        <w:t>RQ4(M2)</w:t>
+      </w:r>
+      <w:r>
+        <w:rPr>
+          <w:rFonts w:ascii="Calibri" w:hAnsi="Calibri" w:eastAsia="Malgun Gothic" w:cs="Malgun Gothic"/>
+          <w:sz w:val="21"/>
+        </w:rPr>
+        <w:t xml:space="preserve">. 주실험에서는 게이미피케이션 기능을 끈다. 켜면 난이도 효과와 섞인다. 충돌 관찰은 실제 논리를 갖춘 소수 기능만 켠 소규모 배포에서 별도로 한다. </w:t>
+      </w:r>
+      <w:r>
+        <w:rPr>
+          <w:rFonts w:ascii="Consolas" w:hAnsi="Consolas" w:eastAsia="Malgun Gothic" w:cs="Malgun Gothic"/>
+          <w:sz w:val="21"/>
+        </w:rPr>
+        <w:t>deep_addiction_engine</w:t>
+      </w:r>
+      <w:r>
+        <w:rPr>
+          <w:rFonts w:ascii="Calibri" w:hAnsi="Calibri" w:eastAsia="Malgun Gothic" w:cs="Malgun Gothic"/>
+          <w:sz w:val="21"/>
+        </w:rPr>
+        <w:t>(FOMO 알림)류 기능은 켜지 않는다. 모듈 이름만으로도 심사에서 문제가 된다.</w:t>
+      </w:r>
+    </w:p>
+    <w:p>
+      <w:pPr>
+        <w:spacing w:after="120"/>
+      </w:pPr>
+      <w:r>
+        <w:rPr>
+          <w:rFonts w:ascii="Calibri" w:hAnsi="Calibri" w:eastAsia="Malgun Gothic" w:cs="Malgun Gothic"/>
+          <w:sz w:val="21"/>
+        </w:rPr>
+        <w:t>이는 측정(M1)으로 얻은 난이도로 목표(RQ2)를 실험하고, 같은 자료로 결정(M3)의 사전확률을 검증하는 것이다. 네 체인을 하나로 잇는다는 학위논문의 의도가 하나의 실험에서 실제로 연결된다.</w:t>
+      </w:r>
+    </w:p>
+    <w:p>
+      <w:pPr>
+        <w:pStyle w:val="Heading2"/>
+        <w:spacing w:before="120" w:after="80"/>
+      </w:pPr>
+      <w:r>
+        <w:rPr>
+          <w:rFonts w:ascii="Calibri" w:hAnsi="Calibri" w:eastAsia="Malgun Gothic" w:cs="Malgun Gothic"/>
+          <w:sz w:val="27"/>
+        </w:rPr>
+        <w:t>11.4 일정과 면담에서 정할 일</w:t>
+      </w:r>
+    </w:p>
+    <w:tbl>
+      <w:tblPr>
+        <w:tblW w:type="auto" w:w="0"/>
+        <w:jc w:val="center"/>
+        <w:tblLook w:firstColumn="1" w:firstRow="1" w:lastColumn="0" w:lastRow="0" w:noHBand="0" w:noVBand="1" w:val="04A0"/>
+        <w:tblBorders>
+          <w:top w:val="single" w:sz="4" w:space="0" w:color="888888"/>
+          <w:left w:val="single" w:sz="4" w:space="0" w:color="888888"/>
+          <w:bottom w:val="single" w:sz="4" w:space="0" w:color="888888"/>
+          <w:right w:val="single" w:sz="4" w:space="0" w:color="888888"/>
+          <w:insideH w:val="single" w:sz="4" w:space="0" w:color="888888"/>
+          <w:insideV w:val="single" w:sz="4" w:space="0" w:color="888888"/>
+        </w:tblBorders>
+      </w:tblPr>
+      <w:tblGrid>
+        <w:gridCol w:w="6620"/>
+        <w:gridCol w:w="6620"/>
+      </w:tblGrid>
+      <w:tr>
+        <w:tc>
+          <w:tcPr>
+            <w:tcW w:type="dxa" w:w="6620"/>
+            <w:shd w:val="clear" w:color="auto" w:fill="DDDDDD"/>
+          </w:tcPr>
+          <w:p>
+            <w:r>
+              <w:rPr>
+                <w:b/>
+              </w:rPr>
+            </w:r>
+            <w:r>
+              <w:rPr>
+                <w:rFonts w:ascii="Calibri" w:hAnsi="Calibri" w:eastAsia="Malgun Gothic" w:cs="Malgun Gothic"/>
+                <w:b/>
+                <w:sz w:val="19"/>
+              </w:rPr>
+              <w:t>시기</w:t>
+            </w:r>
+          </w:p>
+        </w:tc>
+        <w:tc>
+          <w:tcPr>
+            <w:tcW w:type="dxa" w:w="6620"/>
+            <w:shd w:val="clear" w:color="auto" w:fill="DDDDDD"/>
+          </w:tcPr>
+          <w:p>
+            <w:r>
+              <w:rPr>
+                <w:b/>
+              </w:rPr>
+            </w:r>
+            <w:r>
+              <w:rPr>
+                <w:rFonts w:ascii="Calibri" w:hAnsi="Calibri" w:eastAsia="Malgun Gothic" w:cs="Malgun Gothic"/>
+                <w:b/>
+                <w:sz w:val="19"/>
+              </w:rPr>
+              <w:t>할 일</w:t>
+            </w:r>
+          </w:p>
+        </w:tc>
+      </w:tr>
+      <w:tr>
+        <w:tc>
+          <w:tcPr>
+            <w:tcW w:type="dxa" w:w="6620"/>
+          </w:tcPr>
+          <w:p>
+            <w:r/>
+            <w:r>
+              <w:rPr>
+                <w:rFonts w:ascii="Calibri" w:hAnsi="Calibri" w:eastAsia="Malgun Gothic" w:cs="Malgun Gothic"/>
+                <w:sz w:val="19"/>
+              </w:rPr>
+              <w:t>2026-10-20</w:t>
+            </w:r>
+          </w:p>
+        </w:tc>
+        <w:tc>
+          <w:tcPr>
+            <w:tcW w:type="dxa" w:w="6620"/>
+          </w:tcPr>
+          <w:p>
+            <w:r/>
+            <w:r>
+              <w:rPr>
+                <w:rFonts w:ascii="Calibri" w:hAnsi="Calibri" w:eastAsia="Malgun Gothic" w:cs="Malgun Gothic"/>
+                <w:sz w:val="19"/>
+              </w:rPr>
+              <w:t>연구계획서 v1.1에 본 설계 요약을 추가(인과 측 식별 전략 제2판과 함께)</w:t>
+            </w:r>
+          </w:p>
+        </w:tc>
+      </w:tr>
+      <w:tr>
+        <w:tc>
+          <w:tcPr>
+            <w:tcW w:type="dxa" w:w="6620"/>
+          </w:tcPr>
+          <w:p>
+            <w:r/>
+            <w:r>
+              <w:rPr>
+                <w:rFonts w:ascii="Calibri" w:hAnsi="Calibri" w:eastAsia="Malgun Gothic" w:cs="Malgun Gothic"/>
+                <w:sz w:val="19"/>
+              </w:rPr>
+              <w:t>2026-11 ~ 12</w:t>
+            </w:r>
+          </w:p>
+        </w:tc>
+        <w:tc>
+          <w:tcPr>
+            <w:tcW w:type="dxa" w:w="6620"/>
+          </w:tcPr>
+          <w:p>
+            <w:r/>
+            <w:r>
+              <w:rPr>
+                <w:rFonts w:ascii="Calibri" w:hAnsi="Calibri" w:eastAsia="Malgun Gothic" w:cs="Malgun Gothic"/>
+                <w:sz w:val="19"/>
+              </w:rPr>
+              <w:t>문항은행 제작, 영산대 IRB 신청(예비조사와 주실험을 함께 신청). 승인 전에는 어떤 인간 자료도 수집하지 않음</w:t>
+            </w:r>
+          </w:p>
+        </w:tc>
+      </w:tr>
+      <w:tr>
+        <w:tc>
+          <w:tcPr>
+            <w:tcW w:type="dxa" w:w="6620"/>
+          </w:tcPr>
+          <w:p>
+            <w:r/>
+            <w:r>
+              <w:rPr>
+                <w:rFonts w:ascii="Calibri" w:hAnsi="Calibri" w:eastAsia="Malgun Gothic" w:cs="Malgun Gothic"/>
+                <w:sz w:val="19"/>
+              </w:rPr>
+              <w:t>2027-01 ~ 02</w:t>
+            </w:r>
+          </w:p>
+        </w:tc>
+        <w:tc>
+          <w:tcPr>
+            <w:tcW w:type="dxa" w:w="6620"/>
+          </w:tcPr>
+          <w:p>
+            <w:r/>
+            <w:r>
+              <w:rPr>
+                <w:rFonts w:ascii="Calibri" w:hAnsi="Calibri" w:eastAsia="Malgun Gothic" w:cs="Malgun Gothic"/>
+                <w:sz w:val="19"/>
+              </w:rPr>
+              <w:t>승인 후 10~15명 예비조사로 검정력 재계산하여 표본 확정</w:t>
+            </w:r>
+          </w:p>
+        </w:tc>
+      </w:tr>
+      <w:tr>
+        <w:tc>
+          <w:tcPr>
+            <w:tcW w:type="dxa" w:w="6620"/>
+          </w:tcPr>
+          <w:p>
+            <w:r/>
+            <w:r>
+              <w:rPr>
+                <w:rFonts w:ascii="Calibri" w:hAnsi="Calibri" w:eastAsia="Malgun Gothic" w:cs="Malgun Gothic"/>
+                <w:sz w:val="19"/>
+              </w:rPr>
+              <w:t>2027-03 ~ 06</w:t>
+            </w:r>
+          </w:p>
+        </w:tc>
+        <w:tc>
+          <w:tcPr>
+            <w:tcW w:type="dxa" w:w="6620"/>
+          </w:tcPr>
+          <w:p>
+            <w:r/>
+            <w:r>
+              <w:rPr>
+                <w:rFonts w:ascii="Calibri" w:hAnsi="Calibri" w:eastAsia="Malgun Gothic" w:cs="Malgun Gothic"/>
+                <w:sz w:val="19"/>
+              </w:rPr>
+              <w:t>주실험(1학기)</w:t>
+            </w:r>
+          </w:p>
+        </w:tc>
+      </w:tr>
+      <w:tr>
+        <w:tc>
+          <w:tcPr>
+            <w:tcW w:type="dxa" w:w="6620"/>
+          </w:tcPr>
+          <w:p>
+            <w:r/>
+            <w:r>
+              <w:rPr>
+                <w:rFonts w:ascii="Calibri" w:hAnsi="Calibri" w:eastAsia="Malgun Gothic" w:cs="Malgun Gothic"/>
+                <w:sz w:val="19"/>
+              </w:rPr>
+              <w:t>2027년 여름</w:t>
+            </w:r>
+          </w:p>
+        </w:tc>
+        <w:tc>
+          <w:tcPr>
+            <w:tcW w:type="dxa" w:w="6620"/>
+          </w:tcPr>
+          <w:p>
+            <w:r/>
+            <w:r>
+              <w:rPr>
+                <w:rFonts w:ascii="Calibri" w:hAnsi="Calibri" w:eastAsia="Malgun Gothic" w:cs="Malgun Gothic"/>
+                <w:sz w:val="19"/>
+              </w:rPr>
+              <w:t>분석과 논문 집필</w:t>
+            </w:r>
+          </w:p>
+        </w:tc>
+      </w:tr>
+      <w:tr>
+        <w:tc>
+          <w:tcPr>
+            <w:tcW w:type="dxa" w:w="6620"/>
+          </w:tcPr>
+          <w:p>
+            <w:r/>
+            <w:r>
+              <w:rPr>
+                <w:rFonts w:ascii="Calibri" w:hAnsi="Calibri" w:eastAsia="Malgun Gothic" w:cs="Malgun Gothic"/>
+                <w:sz w:val="19"/>
+              </w:rPr>
+              <w:t>이후</w:t>
+            </w:r>
+          </w:p>
+        </w:tc>
+        <w:tc>
+          <w:tcPr>
+            <w:tcW w:type="dxa" w:w="6620"/>
+          </w:tcPr>
+          <w:p>
+            <w:r/>
+            <w:r>
+              <w:rPr>
+                <w:rFonts w:ascii="Calibri" w:hAnsi="Calibri" w:eastAsia="Malgun Gothic" w:cs="Malgun Gothic"/>
+                <w:sz w:val="19"/>
+              </w:rPr>
+              <w:t>협력 학교가 정해지면 K12로 확장</w:t>
+            </w:r>
+          </w:p>
+        </w:tc>
+      </w:tr>
+    </w:tbl>
+    <w:p/>
+    <w:p>
+      <w:pPr>
+        <w:spacing w:after="120"/>
+      </w:pPr>
+      <w:r>
+        <w:rPr>
+          <w:rFonts w:ascii="Calibri" w:hAnsi="Calibri" w:eastAsia="Malgun Gothic" w:cs="Malgun Gothic"/>
+          <w:b/>
+          <w:sz w:val="21"/>
+        </w:rPr>
+        <w:t>다음 네 가지는 10월 6일 면담에서 지도교수와 합의한다.</w:t>
       </w:r>
     </w:p>
     <w:p>
@@ -13963,24 +16054,17 @@
       <w:r>
         <w:rPr>
           <w:rFonts w:ascii="Calibri" w:hAnsi="Calibri" w:eastAsia="Malgun Gothic" w:cs="Malgun Gothic"/>
-          <w:sz w:val="21"/>
-        </w:rPr>
-        <w:t xml:space="preserve">Wilson, R. C., Shenhav, A., Straccia, M., &amp; Cohen, J. D. (2019). The Eighty Five Percent Rule for optimal learning. </w:t>
-      </w:r>
-      <w:r>
-        <w:rPr>
-          <w:rFonts w:ascii="Calibri" w:hAnsi="Calibri" w:eastAsia="Malgun Gothic" w:cs="Malgun Gothic"/>
-          <w:i/>
-          <w:sz w:val="21"/>
-        </w:rPr>
-        <w:t>Nature Communications</w:t>
-      </w:r>
-      <w:r>
-        <w:rPr>
-          <w:rFonts w:ascii="Calibri" w:hAnsi="Calibri" w:eastAsia="Malgun Gothic" w:cs="Malgun Gothic"/>
-          <w:sz w:val="21"/>
-        </w:rPr>
-        <w:t>, 10, 4646. DOI: 10.1038/s41467-019-12552-4. (적용 경계는 Discussion 제2·4·5단락 참조. 본문 §1.3에서 단락 수준 인용으로 정정 완료)</w:t>
+          <w:b/>
+          <w:sz w:val="21"/>
+        </w:rPr>
+        <w:t>모집 대상</w:t>
+      </w:r>
+      <w:r>
+        <w:rPr>
+          <w:rFonts w:ascii="Calibri" w:hAnsi="Calibri" w:eastAsia="Malgun Gothic" w:cs="Malgun Gothic"/>
+          <w:sz w:val="21"/>
+        </w:rPr>
+        <w:t>. 지도교수가 담당하는 강의의 학생을 모집하면 거절하기 어려운 구조이며, 심사에서 강요 문제가 생긴다. 다른 강의나 공개 모집으로 바꾸고 성적과 무관함을 명시하는 방안을 검토한다.</w:t>
       </w:r>
     </w:p>
     <w:p>
@@ -13991,24 +16075,17 @@
       <w:r>
         <w:rPr>
           <w:rFonts w:ascii="Calibri" w:hAnsi="Calibri" w:eastAsia="Malgun Gothic" w:cs="Malgun Gothic"/>
-          <w:sz w:val="21"/>
-        </w:rPr>
-        <w:t xml:space="preserve">Liu, Q., et al. (2025). Deep Learning Based Knowledge Tracing: A Review, a Tool and Empirical Studies. </w:t>
-      </w:r>
-      <w:r>
-        <w:rPr>
-          <w:rFonts w:ascii="Calibri" w:hAnsi="Calibri" w:eastAsia="Malgun Gothic" w:cs="Malgun Gothic"/>
-          <w:i/>
-          <w:sz w:val="21"/>
-        </w:rPr>
-        <w:t>IEEE Transactions on Knowledge and Data Engineering</w:t>
-      </w:r>
-      <w:r>
-        <w:rPr>
-          <w:rFonts w:ascii="Calibri" w:hAnsi="Calibri" w:eastAsia="Malgun Gothic" w:cs="Malgun Gothic"/>
-          <w:sz w:val="21"/>
-        </w:rPr>
-        <w:t>, 37(8), 4512–4536. DOI 10.1109/TKDE.2025.3552759</w:t>
+          <w:b/>
+          <w:sz w:val="21"/>
+        </w:rPr>
+        <w:t>과제 교과</w:t>
+      </w:r>
+      <w:r>
+        <w:rPr>
+          <w:rFonts w:ascii="Calibri" w:hAnsi="Calibri" w:eastAsia="Malgun Gothic" w:cs="Malgun Gothic"/>
+          <w:sz w:val="21"/>
+        </w:rPr>
+        <w:t>. 한국어 부담이 적은 교과일수록 학생이 직접 실행하기 쉽다.</w:t>
       </w:r>
     </w:p>
     <w:p>
@@ -14019,17 +16096,10 @@
       <w:r>
         <w:rPr>
           <w:rFonts w:ascii="Calibri" w:hAnsi="Calibri" w:eastAsia="Malgun Gothic" w:cs="Malgun Gothic"/>
-          <w:sz w:val="21"/>
-        </w:rPr>
-        <w:t xml:space="preserve">Ye, J., et al. (2022). A Stochastic Shortest Path Algorithm for Optimizing Spaced Repetition Scheduling. </w:t>
-      </w:r>
-      <w:r>
-        <w:rPr>
-          <w:rFonts w:ascii="Calibri" w:hAnsi="Calibri" w:eastAsia="Malgun Gothic" w:cs="Malgun Gothic"/>
-          <w:i/>
-          <w:sz w:val="21"/>
-        </w:rPr>
-        <w:t>Proceedings of ACM SIGKDD (KDD 2022)</w:t>
+          <w:b/>
+          <w:sz w:val="21"/>
+        </w:rPr>
+        <w:t>참가 보상과 예산</w:t>
       </w:r>
       <w:r>
         <w:rPr>
@@ -14047,54 +16117,30 @@
       <w:r>
         <w:rPr>
           <w:rFonts w:ascii="Calibri" w:hAnsi="Calibri" w:eastAsia="Malgun Gothic" w:cs="Malgun Gothic"/>
-          <w:sz w:val="21"/>
-        </w:rPr>
-        <w:t xml:space="preserve">Castleman, B., Macar, U., &amp; Salleb-Aouissi, A. (2024). </w:t>
-      </w:r>
-      <w:r>
-        <w:rPr>
-          <w:rFonts w:ascii="Calibri" w:hAnsi="Calibri" w:eastAsia="Malgun Gothic" w:cs="Malgun Gothic"/>
           <w:b/>
           <w:sz w:val="21"/>
         </w:rPr>
-        <w:t>Hierarchical Multi-Armed Bandits for the Concurrent Intelligent Tutoring of Concepts and Problems of Varying Difficulty Levels</w:t>
-      </w:r>
-      <w:r>
-        <w:rPr>
-          <w:rFonts w:ascii="Calibri" w:hAnsi="Calibri" w:eastAsia="Malgun Gothic" w:cs="Malgun Gothic"/>
-          <w:sz w:val="21"/>
-        </w:rPr>
-        <w:t xml:space="preserve">. </w:t>
-      </w:r>
-      <w:r>
-        <w:rPr>
-          <w:rFonts w:ascii="Calibri" w:hAnsi="Calibri" w:eastAsia="Malgun Gothic" w:cs="Malgun Gothic"/>
-          <w:i/>
-          <w:sz w:val="21"/>
-        </w:rPr>
-        <w:t>Deployable RL: From Research to Practice @ Reinforcement Learning Conference (RLC) 2024</w:t>
-      </w:r>
-      <w:r>
-        <w:rPr>
-          <w:rFonts w:ascii="Calibri" w:hAnsi="Calibri" w:eastAsia="Malgun Gothic" w:cs="Malgun Gothic"/>
-          <w:sz w:val="21"/>
-        </w:rPr>
-        <w:t>. arXiv:2408.07208. 【</w:t>
-      </w:r>
-      <w:r>
-        <w:rPr>
-          <w:rFonts w:ascii="Calibri" w:hAnsi="Calibri" w:eastAsia="Malgun Gothic" w:cs="Malgun Gothic"/>
-          <w:b/>
-          <w:sz w:val="21"/>
-        </w:rPr>
-        <w:t>v1.1 정정</w:t>
-      </w:r>
-      <w:r>
-        <w:rPr>
-          <w:rFonts w:ascii="Calibri" w:hAnsi="Calibri" w:eastAsia="Malgun Gothic" w:cs="Malgun Gothic"/>
-          <w:sz w:val="21"/>
-        </w:rPr>
-        <w:t>: v1.0의 제목 "Reinforcement Learning for Adaptive Tutoring"은 오류. 이 문헌은 RLC 2024의 Deployable RL 워크숍 논문이며, 시뮬레이션 규모는 각 500명인 세 군(합계 1,500명)이고 학술지 장문이 아니다】</w:t>
+        <w:t>K12를 학위논문 범위에 넣을지, 후속 연구로 남길지</w:t>
+      </w:r>
+      <w:r>
+        <w:rPr>
+          <w:rFonts w:ascii="Calibri" w:hAnsi="Calibri" w:eastAsia="Malgun Gothic" w:cs="Malgun Gothic"/>
+          <w:sz w:val="21"/>
+        </w:rPr>
+        <w:t>.</w:t>
+      </w:r>
+    </w:p>
+    <w:p>
+      <w:pPr>
+        <w:pStyle w:val="Heading1"/>
+        <w:spacing w:before="200" w:after="80"/>
+      </w:pPr>
+      <w:r>
+        <w:rPr>
+          <w:rFonts w:ascii="Calibri" w:hAnsi="Calibri" w:eastAsia="Malgun Gothic" w:cs="Malgun Gothic"/>
+          <w:sz w:val="32"/>
+        </w:rPr>
+        <w:t>12 참고문헌</w:t>
       </w:r>
     </w:p>
     <w:p>
@@ -14107,22 +16153,7 @@
           <w:rFonts w:ascii="Calibri" w:hAnsi="Calibri" w:eastAsia="Malgun Gothic" w:cs="Malgun Gothic"/>
           <w:sz w:val="21"/>
         </w:rPr>
-        <w:t>Podimata, C., &amp; Slivkins, A. (</w:t>
-      </w:r>
-      <w:r>
-        <w:rPr>
-          <w:rFonts w:ascii="Calibri" w:hAnsi="Calibri" w:eastAsia="Malgun Gothic" w:cs="Malgun Gothic"/>
-          <w:b/>
-          <w:sz w:val="21"/>
-        </w:rPr>
-        <w:t>2021</w:t>
-      </w:r>
-      <w:r>
-        <w:rPr>
-          <w:rFonts w:ascii="Calibri" w:hAnsi="Calibri" w:eastAsia="Malgun Gothic" w:cs="Malgun Gothic"/>
-          <w:sz w:val="21"/>
-        </w:rPr>
-        <w:t xml:space="preserve">). Adversarial Lipschitz Bandits. </w:t>
+        <w:t xml:space="preserve">Wilson, R. C., Shenhav, A., Straccia, M., &amp; Cohen, J. D. (2019). The Eighty Five Percent Rule for optimal learning. </w:t>
       </w:r>
       <w:r>
         <w:rPr>
@@ -14130,44 +16161,14 @@
           <w:i/>
           <w:sz w:val="21"/>
         </w:rPr>
-        <w:t>Conference on Learning Theory (COLT) 2021</w:t>
-      </w:r>
-      <w:r>
-        <w:rPr>
-          <w:rFonts w:ascii="Calibri" w:hAnsi="Calibri" w:eastAsia="Malgun Gothic" w:cs="Malgun Gothic"/>
-          <w:sz w:val="21"/>
-        </w:rPr>
-        <w:t>. arXiv:2006.12367. 【</w:t>
-      </w:r>
-      <w:r>
-        <w:rPr>
-          <w:rFonts w:ascii="Calibri" w:hAnsi="Calibri" w:eastAsia="Malgun Gothic" w:cs="Malgun Gothic"/>
-          <w:b/>
-          <w:sz w:val="21"/>
-        </w:rPr>
-        <w:t>v1.1 정정</w:t>
-      </w:r>
-      <w:r>
-        <w:rPr>
-          <w:rFonts w:ascii="Calibri" w:hAnsi="Calibri" w:eastAsia="Malgun Gothic" w:cs="Malgun Gothic"/>
-          <w:sz w:val="21"/>
-        </w:rPr>
-        <w:t xml:space="preserve">: v1.0은 2025로 표기. 2025는 arXiv v3의 갱신 연도이며 </w:t>
-      </w:r>
-      <w:r>
-        <w:rPr>
-          <w:rFonts w:ascii="Calibri" w:hAnsi="Calibri" w:eastAsia="Malgun Gothic" w:cs="Malgun Gothic"/>
-          <w:b/>
-          <w:sz w:val="21"/>
-        </w:rPr>
-        <w:t>회의 연도가 아니다</w:t>
-      </w:r>
-      <w:r>
-        <w:rPr>
-          <w:rFonts w:ascii="Calibri" w:hAnsi="Calibri" w:eastAsia="Malgun Gothic" w:cs="Malgun Gothic"/>
-          <w:sz w:val="21"/>
-        </w:rPr>
-        <w:t>. 필요 시 arXiv v3를 병기】</w:t>
+        <w:t>Nature Communications</w:t>
+      </w:r>
+      <w:r>
+        <w:rPr>
+          <w:rFonts w:ascii="Calibri" w:hAnsi="Calibri" w:eastAsia="Malgun Gothic" w:cs="Malgun Gothic"/>
+          <w:sz w:val="21"/>
+        </w:rPr>
+        <w:t>, 10, 4646. DOI: 10.1038/s41467-019-12552-4. (적용 경계는 Discussion 제2·4·5단락 참조. 본문 §1.3에서 단락 수준 인용으로 정정 완료)</w:t>
       </w:r>
     </w:p>
     <w:p>
@@ -14180,22 +16181,7 @@
           <w:rFonts w:ascii="Calibri" w:hAnsi="Calibri" w:eastAsia="Malgun Gothic" w:cs="Malgun Gothic"/>
           <w:sz w:val="21"/>
         </w:rPr>
-        <w:t>Nguyen, T., Gaucher, P., &amp; Vernade, C. (</w:t>
-      </w:r>
-      <w:r>
-        <w:rPr>
-          <w:rFonts w:ascii="Calibri" w:hAnsi="Calibri" w:eastAsia="Malgun Gothic" w:cs="Malgun Gothic"/>
-          <w:b/>
-          <w:sz w:val="21"/>
-        </w:rPr>
-        <w:t>2025</w:t>
-      </w:r>
-      <w:r>
-        <w:rPr>
-          <w:rFonts w:ascii="Calibri" w:hAnsi="Calibri" w:eastAsia="Malgun Gothic" w:cs="Malgun Gothic"/>
-          <w:sz w:val="21"/>
-        </w:rPr>
-        <w:t xml:space="preserve">). Non-Stationary Lipschitz Bandits. </w:t>
+        <w:t xml:space="preserve">Liu, Q., et al. (2025). Deep Learning Based Knowledge Tracing: A Review, a Tool and Empirical Studies. </w:t>
       </w:r>
       <w:r>
         <w:rPr>
@@ -14203,29 +16189,14 @@
           <w:i/>
           <w:sz w:val="21"/>
         </w:rPr>
-        <w:t>Advances in Neural Information Processing Systems (NeurIPS) 2025</w:t>
-      </w:r>
-      <w:r>
-        <w:rPr>
-          <w:rFonts w:ascii="Calibri" w:hAnsi="Calibri" w:eastAsia="Malgun Gothic" w:cs="Malgun Gothic"/>
-          <w:sz w:val="21"/>
-        </w:rPr>
-        <w:t>. arXiv:2505.18871. 【</w:t>
-      </w:r>
-      <w:r>
-        <w:rPr>
-          <w:rFonts w:ascii="Calibri" w:hAnsi="Calibri" w:eastAsia="Malgun Gothic" w:cs="Malgun Gothic"/>
-          <w:b/>
-          <w:sz w:val="21"/>
-        </w:rPr>
-        <w:t>v1.1 정정</w:t>
-      </w:r>
-      <w:r>
-        <w:rPr>
-          <w:rFonts w:ascii="Calibri" w:hAnsi="Calibri" w:eastAsia="Malgun Gothic" w:cs="Malgun Gothic"/>
-          <w:sz w:val="21"/>
-        </w:rPr>
-        <w:t>: v1.0은 ICLR 2025로 표기. 실제는 NeurIPS 2025】</w:t>
+        <w:t>IEEE Transactions on Knowledge and Data Engineering</w:t>
+      </w:r>
+      <w:r>
+        <w:rPr>
+          <w:rFonts w:ascii="Calibri" w:hAnsi="Calibri" w:eastAsia="Malgun Gothic" w:cs="Malgun Gothic"/>
+          <w:sz w:val="21"/>
+        </w:rPr>
+        <w:t>, 37(8), 4512–4536. DOI 10.1109/TKDE.2025.3552759</w:t>
       </w:r>
     </w:p>
     <w:p>
@@ -14238,7 +16209,7 @@
           <w:rFonts w:ascii="Calibri" w:hAnsi="Calibri" w:eastAsia="Malgun Gothic" w:cs="Malgun Gothic"/>
           <w:sz w:val="21"/>
         </w:rPr>
-        <w:t xml:space="preserve">Xue, B., et al. (2025). Lexicographic Lipschitz Bandits. </w:t>
+        <w:t xml:space="preserve">Ye, J., et al. (2022). A Stochastic Shortest Path Algorithm for Optimizing Spaced Repetition Scheduling. </w:t>
       </w:r>
       <w:r>
         <w:rPr>
@@ -14246,14 +16217,14 @@
           <w:i/>
           <w:sz w:val="21"/>
         </w:rPr>
-        <w:t>Journal of Machine Learning Research</w:t>
-      </w:r>
-      <w:r>
-        <w:rPr>
-          <w:rFonts w:ascii="Calibri" w:hAnsi="Calibri" w:eastAsia="Malgun Gothic" w:cs="Malgun Gothic"/>
-          <w:sz w:val="21"/>
-        </w:rPr>
-        <w:t>, 26.</w:t>
+        <w:t>Proceedings of ACM SIGKDD (KDD 2022)</w:t>
+      </w:r>
+      <w:r>
+        <w:rPr>
+          <w:rFonts w:ascii="Calibri" w:hAnsi="Calibri" w:eastAsia="Malgun Gothic" w:cs="Malgun Gothic"/>
+          <w:sz w:val="21"/>
+        </w:rPr>
+        <w:t>.</w:t>
       </w:r>
     </w:p>
     <w:p>
@@ -14266,7 +16237,22 @@
           <w:rFonts w:ascii="Calibri" w:hAnsi="Calibri" w:eastAsia="Malgun Gothic" w:cs="Malgun Gothic"/>
           <w:sz w:val="21"/>
         </w:rPr>
-        <w:t xml:space="preserve">Chang, H.-S., Hsu, H.-J., &amp; Chen, K.-T. (2015). Modeling Exercise Relationships in E-Learning: A Unified Approach. </w:t>
+        <w:t xml:space="preserve">Castleman, B., Macar, U., &amp; Salleb-Aouissi, A. (2024). </w:t>
+      </w:r>
+      <w:r>
+        <w:rPr>
+          <w:rFonts w:ascii="Calibri" w:hAnsi="Calibri" w:eastAsia="Malgun Gothic" w:cs="Malgun Gothic"/>
+          <w:b/>
+          <w:sz w:val="21"/>
+        </w:rPr>
+        <w:t>Hierarchical Multi-Armed Bandits for the Concurrent Intelligent Tutoring of Concepts and Problems of Varying Difficulty Levels</w:t>
+      </w:r>
+      <w:r>
+        <w:rPr>
+          <w:rFonts w:ascii="Calibri" w:hAnsi="Calibri" w:eastAsia="Malgun Gothic" w:cs="Malgun Gothic"/>
+          <w:sz w:val="21"/>
+        </w:rPr>
+        <w:t xml:space="preserve">. </w:t>
       </w:r>
       <w:r>
         <w:rPr>
@@ -14274,14 +16260,29 @@
           <w:i/>
           <w:sz w:val="21"/>
         </w:rPr>
-        <w:t>EDM 2015</w:t>
-      </w:r>
-      <w:r>
-        <w:rPr>
-          <w:rFonts w:ascii="Calibri" w:hAnsi="Calibri" w:eastAsia="Malgun Gothic" w:cs="Malgun Gothic"/>
-          <w:sz w:val="21"/>
-        </w:rPr>
-        <w:t>. (Junyi 데이터셋 인용 의무)</w:t>
+        <w:t>Deployable RL: From Research to Practice @ Reinforcement Learning Conference (RLC) 2024</w:t>
+      </w:r>
+      <w:r>
+        <w:rPr>
+          <w:rFonts w:ascii="Calibri" w:hAnsi="Calibri" w:eastAsia="Malgun Gothic" w:cs="Malgun Gothic"/>
+          <w:sz w:val="21"/>
+        </w:rPr>
+        <w:t>. arXiv:2408.07208. 【</w:t>
+      </w:r>
+      <w:r>
+        <w:rPr>
+          <w:rFonts w:ascii="Calibri" w:hAnsi="Calibri" w:eastAsia="Malgun Gothic" w:cs="Malgun Gothic"/>
+          <w:b/>
+          <w:sz w:val="21"/>
+        </w:rPr>
+        <w:t>v1.1 정정</w:t>
+      </w:r>
+      <w:r>
+        <w:rPr>
+          <w:rFonts w:ascii="Calibri" w:hAnsi="Calibri" w:eastAsia="Malgun Gothic" w:cs="Malgun Gothic"/>
+          <w:sz w:val="21"/>
+        </w:rPr>
+        <w:t>: v1.0의 제목 "Reinforcement Learning for Adaptive Tutoring"은 오류. 이 문헌은 RLC 2024의 Deployable RL 워크숍 논문이며, 시뮬레이션 규모는 각 500명인 세 군(합계 1,500명)이고 학술지 장문이 아니다】</w:t>
       </w:r>
     </w:p>
     <w:p>
@@ -14294,7 +16295,194 @@
           <w:rFonts w:ascii="Calibri" w:hAnsi="Calibri" w:eastAsia="Malgun Gothic" w:cs="Malgun Gothic"/>
           <w:sz w:val="21"/>
         </w:rPr>
-        <w:t xml:space="preserve">Abdelrahman, G., et al. (2022). DBE-KT22: A Knowledge Tracing Dataset Based on Online Student Evaluation. </w:t>
+        <w:t>Podimata, C., &amp; Slivkins, A. (</w:t>
+      </w:r>
+      <w:r>
+        <w:rPr>
+          <w:rFonts w:ascii="Calibri" w:hAnsi="Calibri" w:eastAsia="Malgun Gothic" w:cs="Malgun Gothic"/>
+          <w:b/>
+          <w:sz w:val="21"/>
+        </w:rPr>
+        <w:t>2021</w:t>
+      </w:r>
+      <w:r>
+        <w:rPr>
+          <w:rFonts w:ascii="Calibri" w:hAnsi="Calibri" w:eastAsia="Malgun Gothic" w:cs="Malgun Gothic"/>
+          <w:sz w:val="21"/>
+        </w:rPr>
+        <w:t xml:space="preserve">). Adversarial Lipschitz Bandits. </w:t>
+      </w:r>
+      <w:r>
+        <w:rPr>
+          <w:rFonts w:ascii="Calibri" w:hAnsi="Calibri" w:eastAsia="Malgun Gothic" w:cs="Malgun Gothic"/>
+          <w:i/>
+          <w:sz w:val="21"/>
+        </w:rPr>
+        <w:t>Conference on Learning Theory (COLT) 2021</w:t>
+      </w:r>
+      <w:r>
+        <w:rPr>
+          <w:rFonts w:ascii="Calibri" w:hAnsi="Calibri" w:eastAsia="Malgun Gothic" w:cs="Malgun Gothic"/>
+          <w:sz w:val="21"/>
+        </w:rPr>
+        <w:t>. arXiv:2006.12367. 【</w:t>
+      </w:r>
+      <w:r>
+        <w:rPr>
+          <w:rFonts w:ascii="Calibri" w:hAnsi="Calibri" w:eastAsia="Malgun Gothic" w:cs="Malgun Gothic"/>
+          <w:b/>
+          <w:sz w:val="21"/>
+        </w:rPr>
+        <w:t>v1.1 정정</w:t>
+      </w:r>
+      <w:r>
+        <w:rPr>
+          <w:rFonts w:ascii="Calibri" w:hAnsi="Calibri" w:eastAsia="Malgun Gothic" w:cs="Malgun Gothic"/>
+          <w:sz w:val="21"/>
+        </w:rPr>
+        <w:t xml:space="preserve">: v1.0은 2025로 표기. 2025는 arXiv v4의 갱신 연도이며 </w:t>
+      </w:r>
+      <w:r>
+        <w:rPr>
+          <w:rFonts w:ascii="Calibri" w:hAnsi="Calibri" w:eastAsia="Malgun Gothic" w:cs="Malgun Gothic"/>
+          <w:b/>
+          <w:sz w:val="21"/>
+        </w:rPr>
+        <w:t>회의 연도가 아니다</w:t>
+      </w:r>
+      <w:r>
+        <w:rPr>
+          <w:rFonts w:ascii="Calibri" w:hAnsi="Calibri" w:eastAsia="Malgun Gothic" w:cs="Malgun Gothic"/>
+          <w:sz w:val="21"/>
+        </w:rPr>
+        <w:t>. 필요 시 arXiv v4를 병기】</w:t>
+      </w:r>
+    </w:p>
+    <w:p>
+      <w:pPr>
+        <w:pStyle w:val="ListNumber"/>
+        <w:spacing w:after="40"/>
+      </w:pPr>
+      <w:r>
+        <w:rPr>
+          <w:rFonts w:ascii="Calibri" w:hAnsi="Calibri" w:eastAsia="Malgun Gothic" w:cs="Malgun Gothic"/>
+          <w:sz w:val="21"/>
+        </w:rPr>
+        <w:t>Nguyen, T., Gaucher, P., &amp; Vernade, C. (</w:t>
+      </w:r>
+      <w:r>
+        <w:rPr>
+          <w:rFonts w:ascii="Calibri" w:hAnsi="Calibri" w:eastAsia="Malgun Gothic" w:cs="Malgun Gothic"/>
+          <w:b/>
+          <w:sz w:val="21"/>
+        </w:rPr>
+        <w:t>2025</w:t>
+      </w:r>
+      <w:r>
+        <w:rPr>
+          <w:rFonts w:ascii="Calibri" w:hAnsi="Calibri" w:eastAsia="Malgun Gothic" w:cs="Malgun Gothic"/>
+          <w:sz w:val="21"/>
+        </w:rPr>
+        <w:t xml:space="preserve">). Non-Stationary Lipschitz Bandits. </w:t>
+      </w:r>
+      <w:r>
+        <w:rPr>
+          <w:rFonts w:ascii="Calibri" w:hAnsi="Calibri" w:eastAsia="Malgun Gothic" w:cs="Malgun Gothic"/>
+          <w:i/>
+          <w:sz w:val="21"/>
+        </w:rPr>
+        <w:t>Advances in Neural Information Processing Systems (NeurIPS) 2025</w:t>
+      </w:r>
+      <w:r>
+        <w:rPr>
+          <w:rFonts w:ascii="Calibri" w:hAnsi="Calibri" w:eastAsia="Malgun Gothic" w:cs="Malgun Gothic"/>
+          <w:sz w:val="21"/>
+        </w:rPr>
+        <w:t>. arXiv:2505.18871. 【</w:t>
+      </w:r>
+      <w:r>
+        <w:rPr>
+          <w:rFonts w:ascii="Calibri" w:hAnsi="Calibri" w:eastAsia="Malgun Gothic" w:cs="Malgun Gothic"/>
+          <w:b/>
+          <w:sz w:val="21"/>
+        </w:rPr>
+        <w:t>v1.1 정정</w:t>
+      </w:r>
+      <w:r>
+        <w:rPr>
+          <w:rFonts w:ascii="Calibri" w:hAnsi="Calibri" w:eastAsia="Malgun Gothic" w:cs="Malgun Gothic"/>
+          <w:sz w:val="21"/>
+        </w:rPr>
+        <w:t>: v1.0은 ICLR 2025로 표기. 실제는 NeurIPS 2025】</w:t>
+      </w:r>
+    </w:p>
+    <w:p>
+      <w:pPr>
+        <w:pStyle w:val="ListNumber"/>
+        <w:spacing w:after="40"/>
+      </w:pPr>
+      <w:r>
+        <w:rPr>
+          <w:rFonts w:ascii="Calibri" w:hAnsi="Calibri" w:eastAsia="Malgun Gothic" w:cs="Malgun Gothic"/>
+          <w:sz w:val="21"/>
+        </w:rPr>
+        <w:t xml:space="preserve">Xue, B., et al. (2025). Lexicographic Lipschitz Bandits. </w:t>
+      </w:r>
+      <w:r>
+        <w:rPr>
+          <w:rFonts w:ascii="Calibri" w:hAnsi="Calibri" w:eastAsia="Malgun Gothic" w:cs="Malgun Gothic"/>
+          <w:i/>
+          <w:sz w:val="21"/>
+        </w:rPr>
+        <w:t>Journal of Machine Learning Research</w:t>
+      </w:r>
+      <w:r>
+        <w:rPr>
+          <w:rFonts w:ascii="Calibri" w:hAnsi="Calibri" w:eastAsia="Malgun Gothic" w:cs="Malgun Gothic"/>
+          <w:sz w:val="21"/>
+        </w:rPr>
+        <w:t>, 26.</w:t>
+      </w:r>
+    </w:p>
+    <w:p>
+      <w:pPr>
+        <w:pStyle w:val="ListNumber"/>
+        <w:spacing w:after="40"/>
+      </w:pPr>
+      <w:r>
+        <w:rPr>
+          <w:rFonts w:ascii="Calibri" w:hAnsi="Calibri" w:eastAsia="Malgun Gothic" w:cs="Malgun Gothic"/>
+          <w:sz w:val="21"/>
+        </w:rPr>
+        <w:t xml:space="preserve">Chang, H.-S., Hsu, H.-J., &amp; Chen, K.-T. (2015). Modeling Exercise Relationships in E-Learning: A Unified Approach. </w:t>
+      </w:r>
+      <w:r>
+        <w:rPr>
+          <w:rFonts w:ascii="Calibri" w:hAnsi="Calibri" w:eastAsia="Malgun Gothic" w:cs="Malgun Gothic"/>
+          <w:i/>
+          <w:sz w:val="21"/>
+        </w:rPr>
+        <w:t>EDM 2015</w:t>
+      </w:r>
+      <w:r>
+        <w:rPr>
+          <w:rFonts w:ascii="Calibri" w:hAnsi="Calibri" w:eastAsia="Malgun Gothic" w:cs="Malgun Gothic"/>
+          <w:sz w:val="21"/>
+        </w:rPr>
+        <w:t>. (Junyi 데이터셋 인용 의무)</w:t>
+      </w:r>
+    </w:p>
+    <w:p>
+      <w:pPr>
+        <w:pStyle w:val="ListNumber"/>
+        <w:spacing w:after="40"/>
+      </w:pPr>
+      <w:r>
+        <w:rPr>
+          <w:rFonts w:ascii="Calibri" w:hAnsi="Calibri" w:eastAsia="Malgun Gothic" w:cs="Malgun Gothic"/>
+          <w:sz w:val="21"/>
+        </w:rPr>
+        <w:t xml:space="preserve">Abdelrahman, G., et al. (2022). DBE-KT22: A Knowledge Tracing Dataset Based on Database Systems Exercises. </w:t>
       </w:r>
       <w:r>
         <w:rPr>
@@ -15994,7 +18182,7 @@
                 <w:rFonts w:ascii="Consolas" w:hAnsi="Consolas" w:eastAsia="Malgun Gothic" w:cs="Malgun Gothic"/>
                 <w:sz w:val="19"/>
               </w:rPr>
-              <w:t>docs/因果侧识别策略.md</w:t>
+              <w:t>docs/LearnFlow_研究设计与审阅档案.md（§2 因果侧识别策略）</w:t>
             </w:r>
             <w:r>
               <w:rPr>
@@ -16585,7 +18773,7 @@
                 <w:rFonts w:ascii="Calibri" w:hAnsi="Calibri" w:eastAsia="Malgun Gothic" w:cs="Malgun Gothic"/>
                 <w:sz w:val="19"/>
               </w:rPr>
-              <w:t>§11 [6]</w:t>
+              <w:t>§12 [6]</w:t>
             </w:r>
           </w:p>
         </w:tc>
@@ -16662,7 +18850,7 @@
                 <w:rFonts w:ascii="Calibri" w:hAnsi="Calibri" w:eastAsia="Malgun Gothic" w:cs="Malgun Gothic"/>
                 <w:sz w:val="19"/>
               </w:rPr>
-              <w:t>§11 [5]</w:t>
+              <w:t>§12 [5]</w:t>
             </w:r>
           </w:p>
         </w:tc>
@@ -16739,7 +18927,7 @@
                 <w:rFonts w:ascii="Calibri" w:hAnsi="Calibri" w:eastAsia="Malgun Gothic" w:cs="Malgun Gothic"/>
                 <w:sz w:val="19"/>
               </w:rPr>
-              <w:t>§11 [4]</w:t>
+              <w:t>§12 [4]</w:t>
             </w:r>
           </w:p>
         </w:tc>
@@ -16975,7 +19163,7 @@
           <w:color w:val="555555"/>
           <w:sz w:val="19"/>
         </w:rPr>
-        <w:t xml:space="preserve">: 항목별 대응과 미폐루프 항목의 총괄은 </w:t>
+        <w:t xml:space="preserve">: 심사 의견의 항목별 대응 및 미폐루프 항목 총괄은 (내부 작업 문서, 심사 의견 §2.4에 따라 2026-09-29 공개 저장소에서 철수, 저자 로컬 작업 사본에 보관). M2 경로 A/B 결정 자료는 </w:t>
       </w:r>
       <w:r>
         <w:rPr>
@@ -16984,7 +19172,7 @@
           <w:color w:val="555555"/>
           <w:sz w:val="19"/>
         </w:rPr>
-        <w:t>docs/审阅意见整改清单.md</w:t>
+        <w:t>docs/LearnFlow_研究设计与审阅档案.md（§5 M2 路线 A/B 决策备忘）</w:t>
       </w:r>
       <w:r>
         <w:rPr>
@@ -16993,7 +19181,7 @@
           <w:color w:val="555555"/>
           <w:sz w:val="19"/>
         </w:rPr>
-        <w:t xml:space="preserve">를, M2의 경로 A/B 결정 자료는 </w:t>
+        <w:t xml:space="preserve">를 참조한다. 공개 저장소에서 직접 대조 가능한 근거는 각 원고 본문의 정정说明, </w:t>
       </w:r>
       <w:r>
         <w:rPr>
@@ -17002,7 +19190,7 @@
           <w:color w:val="555555"/>
           <w:sz w:val="19"/>
         </w:rPr>
-        <w:t>docs/M2_路线A_B决策备忘.md</w:t>
+        <w:t>docs/references.bib</w:t>
       </w:r>
       <w:r>
         <w:rPr>
@@ -17011,7 +19199,7 @@
           <w:color w:val="555555"/>
           <w:sz w:val="19"/>
         </w:rPr>
-        <w:t>를 참조한다.</w:t>
+        <w:t>, 그리고 본 절 정정표의 공개 출처(Scopus Source ID 포함)이다.</w:t>
       </w:r>
     </w:p>
     <w:sectPr>

--- a/docs/研究计划_韩文版.docx
+++ b/docs/研究计划_韩文版.docx
@@ -11,765 +11,10 @@
           <w:rFonts w:ascii="Calibri" w:hAnsi="Calibri" w:eastAsia="Malgun Gothic" w:cs="Malgun Gothic"/>
           <w:sz w:val="44"/>
         </w:rPr>
-        <w:t>적응형 학습에서의 '난이도'의 측정가능화와 거버넌스화</w:t>
+        <w:t>— 박사학위논문 연구계획서</w:t>
       </w:r>
     </w:p>
     <w:p/>
-    <w:p>
-      <w:pPr>
-        <w:jc w:val="center"/>
-      </w:pPr>
-      <w:r>
-        <w:rPr>
-          <w:rFonts w:ascii="Calibri" w:hAnsi="Calibri" w:eastAsia="Malgun Gothic" w:cs="Malgun Gothic"/>
-          <w:b/>
-          <w:sz w:val="30"/>
-        </w:rPr>
-        <w:t>목차</w:t>
-      </w:r>
-    </w:p>
-    <w:p>
-      <w:pPr>
-        <w:spacing w:after="40"/>
-        <w:ind w:left="360"/>
-      </w:pPr>
-      <w:r>
-        <w:rPr>
-          <w:rFonts w:ascii="Calibri" w:hAnsi="Calibri" w:eastAsia="Malgun Gothic" w:cs="Malgun Gothic"/>
-          <w:sz w:val="21"/>
-        </w:rPr>
-        <w:t>— 박사학위논문 연구계획서</w:t>
-      </w:r>
-    </w:p>
-    <w:p>
-      <w:pPr>
-        <w:spacing w:after="40"/>
-        <w:ind w:left="360"/>
-      </w:pPr>
-      <w:r>
-        <w:rPr>
-          <w:rFonts w:ascii="Calibri" w:hAnsi="Calibri" w:eastAsia="Malgun Gothic" w:cs="Malgun Gothic"/>
-          <w:sz w:val="21"/>
-        </w:rPr>
-        <w:t>초록</w:t>
-      </w:r>
-    </w:p>
-    <w:p>
-      <w:pPr>
-        <w:spacing w:after="40"/>
-        <w:ind w:left="360"/>
-      </w:pPr>
-      <w:r>
-        <w:rPr>
-          <w:rFonts w:ascii="Calibri" w:hAnsi="Calibri" w:eastAsia="Malgun Gothic" w:cs="Malgun Gothic"/>
-          <w:sz w:val="21"/>
-        </w:rPr>
-        <w:t>1 연구 배경과 문제의식</w:t>
-      </w:r>
-    </w:p>
-    <w:p>
-      <w:pPr>
-        <w:spacing w:after="40"/>
-        <w:ind w:left="720"/>
-      </w:pPr>
-      <w:r>
-        <w:rPr>
-          <w:rFonts w:ascii="Calibri" w:hAnsi="Calibri" w:eastAsia="Malgun Gothic" w:cs="Malgun Gothic"/>
-          <w:sz w:val="21"/>
-        </w:rPr>
-        <w:t>1.1 분야 배경: 예측 정확도 트랙의 협소화</w:t>
-      </w:r>
-    </w:p>
-    <w:p>
-      <w:pPr>
-        <w:spacing w:after="40"/>
-        <w:ind w:left="720"/>
-      </w:pPr>
-      <w:r>
-        <w:rPr>
-          <w:rFonts w:ascii="Calibri" w:hAnsi="Calibri" w:eastAsia="Malgun Gothic" w:cs="Malgun Gothic"/>
-          <w:sz w:val="21"/>
-        </w:rPr>
-        <w:t>1.2 첫 번째로 건너뛰어진 전제: 난이도의 공약성 여부</w:t>
-      </w:r>
-    </w:p>
-    <w:p>
-      <w:pPr>
-        <w:spacing w:after="40"/>
-        <w:ind w:left="720"/>
-      </w:pPr>
-      <w:r>
-        <w:rPr>
-          <w:rFonts w:ascii="Calibri" w:hAnsi="Calibri" w:eastAsia="Malgun Gothic" w:cs="Malgun Gothic"/>
-          <w:sz w:val="21"/>
-        </w:rPr>
-        <w:t>1.3 두 번째로 건너뛰어진 전제: 목표값과 사전확률의 출처</w:t>
-      </w:r>
-    </w:p>
-    <w:p>
-      <w:pPr>
-        <w:spacing w:after="40"/>
-        <w:ind w:left="720"/>
-      </w:pPr>
-      <w:r>
-        <w:rPr>
-          <w:rFonts w:ascii="Calibri" w:hAnsi="Calibri" w:eastAsia="Malgun Gothic" w:cs="Malgun Gothic"/>
-          <w:sz w:val="21"/>
-        </w:rPr>
-        <w:t>1.4 세 번째로 건너뛰어진 문제: 다중 개입 병존 시의 거버넌스</w:t>
-      </w:r>
-    </w:p>
-    <w:p>
-      <w:pPr>
-        <w:spacing w:after="40"/>
-        <w:ind w:left="720"/>
-      </w:pPr>
-      <w:r>
-        <w:rPr>
-          <w:rFonts w:ascii="Calibri" w:hAnsi="Calibri" w:eastAsia="Malgun Gothic" w:cs="Malgun Gothic"/>
-          <w:sz w:val="21"/>
-        </w:rPr>
-        <w:t>1.5 문제의식의 수렴</w:t>
-      </w:r>
-    </w:p>
-    <w:p>
-      <w:pPr>
-        <w:spacing w:after="40"/>
-        <w:ind w:left="360"/>
-      </w:pPr>
-      <w:r>
-        <w:rPr>
-          <w:rFonts w:ascii="Calibri" w:hAnsi="Calibri" w:eastAsia="Malgun Gothic" w:cs="Malgun Gothic"/>
-          <w:sz w:val="21"/>
-        </w:rPr>
-        <w:t>2 문헌 기반과 연구 격차</w:t>
-      </w:r>
-    </w:p>
-    <w:p>
-      <w:pPr>
-        <w:spacing w:after="40"/>
-        <w:ind w:left="720"/>
-      </w:pPr>
-      <w:r>
-        <w:rPr>
-          <w:rFonts w:ascii="Calibri" w:hAnsi="Calibri" w:eastAsia="Malgun Gothic" w:cs="Malgun Gothic"/>
-          <w:sz w:val="21"/>
-        </w:rPr>
-        <w:t>2.1 확인된 경쟁 구도 사실</w:t>
-      </w:r>
-    </w:p>
-    <w:p>
-      <w:pPr>
-        <w:spacing w:after="40"/>
-        <w:ind w:left="720"/>
-      </w:pPr>
-      <w:r>
-        <w:rPr>
-          <w:rFonts w:ascii="Calibri" w:hAnsi="Calibri" w:eastAsia="Malgun Gothic" w:cs="Malgun Gothic"/>
-          <w:sz w:val="21"/>
-        </w:rPr>
-        <w:t>2.2 세 가지 게재 가능한 격차</w:t>
-      </w:r>
-    </w:p>
-    <w:p>
-      <w:pPr>
-        <w:spacing w:after="40"/>
-        <w:ind w:left="360"/>
-      </w:pPr>
-      <w:r>
-        <w:rPr>
-          <w:rFonts w:ascii="Calibri" w:hAnsi="Calibri" w:eastAsia="Malgun Gothic" w:cs="Malgun Gothic"/>
-          <w:sz w:val="21"/>
-        </w:rPr>
-        <w:t>3 연구 문제와 연구 목표</w:t>
-      </w:r>
-    </w:p>
-    <w:p>
-      <w:pPr>
-        <w:spacing w:after="40"/>
-        <w:ind w:left="720"/>
-      </w:pPr>
-      <w:r>
-        <w:rPr>
-          <w:rFonts w:ascii="Calibri" w:hAnsi="Calibri" w:eastAsia="Malgun Gothic" w:cs="Malgun Gothic"/>
-          <w:sz w:val="21"/>
-        </w:rPr>
-        <w:t>3.1 총 논점</w:t>
-      </w:r>
-    </w:p>
-    <w:p>
-      <w:pPr>
-        <w:spacing w:after="40"/>
-        <w:ind w:left="720"/>
-      </w:pPr>
-      <w:r>
-        <w:rPr>
-          <w:rFonts w:ascii="Calibri" w:hAnsi="Calibri" w:eastAsia="Malgun Gothic" w:cs="Malgun Gothic"/>
-          <w:sz w:val="21"/>
-        </w:rPr>
-        <w:t>3.2 네 가지 연구 문제와 판정기준</w:t>
-      </w:r>
-    </w:p>
-    <w:p>
-      <w:pPr>
-        <w:spacing w:after="40"/>
-        <w:ind w:left="720"/>
-      </w:pPr>
-      <w:r>
-        <w:rPr>
-          <w:rFonts w:ascii="Calibri" w:hAnsi="Calibri" w:eastAsia="Malgun Gothic" w:cs="Malgun Gothic"/>
-          <w:sz w:val="21"/>
-        </w:rPr>
-        <w:t>3.3 비주장 목록</w:t>
-      </w:r>
-    </w:p>
-    <w:p>
-      <w:pPr>
-        <w:spacing w:after="40"/>
-        <w:ind w:left="360"/>
-      </w:pPr>
-      <w:r>
-        <w:rPr>
-          <w:rFonts w:ascii="Calibri" w:hAnsi="Calibri" w:eastAsia="Malgun Gothic" w:cs="Malgun Gothic"/>
-          <w:sz w:val="21"/>
-        </w:rPr>
-        <w:t>4 연구 방법과 기술 노선</w:t>
-      </w:r>
-    </w:p>
-    <w:p>
-      <w:pPr>
-        <w:spacing w:after="40"/>
-        <w:ind w:left="720"/>
-      </w:pPr>
-      <w:r>
-        <w:rPr>
-          <w:rFonts w:ascii="Calibri" w:hAnsi="Calibri" w:eastAsia="Malgun Gothic" w:cs="Malgun Gothic"/>
-          <w:sz w:val="21"/>
-        </w:rPr>
-        <w:t>4.1 통합 연구 서사</w:t>
-      </w:r>
-    </w:p>
-    <w:p>
-      <w:pPr>
-        <w:spacing w:after="40"/>
-        <w:ind w:left="720"/>
-      </w:pPr>
-      <w:r>
-        <w:rPr>
-          <w:rFonts w:ascii="Calibri" w:hAnsi="Calibri" w:eastAsia="Malgun Gothic" w:cs="Malgun Gothic"/>
-          <w:sz w:val="21"/>
-        </w:rPr>
-        <w:t>4.2 네 체인의 분업</w:t>
-      </w:r>
-    </w:p>
-    <w:p>
-      <w:pPr>
-        <w:spacing w:after="40"/>
-        <w:ind w:left="720"/>
-      </w:pPr>
-      <w:r>
-        <w:rPr>
-          <w:rFonts w:ascii="Calibri" w:hAnsi="Calibri" w:eastAsia="Malgun Gothic" w:cs="Malgun Gothic"/>
-          <w:sz w:val="21"/>
-        </w:rPr>
-        <w:t>4.3 데이터셋과 증거 제도</w:t>
-      </w:r>
-    </w:p>
-    <w:p>
-      <w:pPr>
-        <w:spacing w:after="40"/>
-        <w:ind w:left="720"/>
-      </w:pPr>
-      <w:r>
-        <w:rPr>
-          <w:rFonts w:ascii="Calibri" w:hAnsi="Calibri" w:eastAsia="Malgun Gothic" w:cs="Malgun Gothic"/>
-          <w:sz w:val="21"/>
-        </w:rPr>
-        <w:t>4.4 방법론적 도구</w:t>
-      </w:r>
-    </w:p>
-    <w:p>
-      <w:pPr>
-        <w:spacing w:after="40"/>
-        <w:ind w:left="720"/>
-      </w:pPr>
-      <w:r>
-        <w:rPr>
-          <w:rFonts w:ascii="Calibri" w:hAnsi="Calibri" w:eastAsia="Malgun Gothic" w:cs="Malgun Gothic"/>
-          <w:sz w:val="21"/>
-        </w:rPr>
-        <w:t>4.5 인과 측 식별 전략(결과 변수 접촉 이전에 동결)</w:t>
-      </w:r>
-    </w:p>
-    <w:p>
-      <w:pPr>
-        <w:spacing w:after="40"/>
-        <w:ind w:left="360"/>
-      </w:pPr>
-      <w:r>
-        <w:rPr>
-          <w:rFonts w:ascii="Calibri" w:hAnsi="Calibri" w:eastAsia="Malgun Gothic" w:cs="Malgun Gothic"/>
-          <w:sz w:val="21"/>
-        </w:rPr>
-        <w:t>5 연구 기반과 선행 성과</w:t>
-      </w:r>
-    </w:p>
-    <w:p>
-      <w:pPr>
-        <w:spacing w:after="40"/>
-        <w:ind w:left="720"/>
-      </w:pPr>
-      <w:r>
-        <w:rPr>
-          <w:rFonts w:ascii="Calibri" w:hAnsi="Calibri" w:eastAsia="Malgun Gothic" w:cs="Malgun Gothic"/>
-          <w:sz w:val="21"/>
-        </w:rPr>
-        <w:t>5.1 연구 기반 시스템</w:t>
-      </w:r>
-    </w:p>
-    <w:p>
-      <w:pPr>
-        <w:spacing w:after="40"/>
-        <w:ind w:left="720"/>
-      </w:pPr>
-      <w:r>
-        <w:rPr>
-          <w:rFonts w:ascii="Calibri" w:hAnsi="Calibri" w:eastAsia="Malgun Gothic" w:cs="Malgun Gothic"/>
-          <w:sz w:val="21"/>
-        </w:rPr>
-        <w:t>5.2 세 편 지지 논문의 실측 결론</w:t>
-      </w:r>
-    </w:p>
-    <w:p>
-      <w:pPr>
-        <w:spacing w:after="40"/>
-        <w:ind w:left="720"/>
-      </w:pPr>
-      <w:r>
-        <w:rPr>
-          <w:rFonts w:ascii="Calibri" w:hAnsi="Calibri" w:eastAsia="Malgun Gothic" w:cs="Malgun Gothic"/>
-          <w:sz w:val="21"/>
-        </w:rPr>
-        <w:t>5.3 알고리즘 최적화와 엔지니어링 구현</w:t>
-      </w:r>
-    </w:p>
-    <w:p>
-      <w:pPr>
-        <w:spacing w:after="40"/>
-        <w:ind w:left="360"/>
-      </w:pPr>
-      <w:r>
-        <w:rPr>
-          <w:rFonts w:ascii="Calibri" w:hAnsi="Calibri" w:eastAsia="Malgun Gothic" w:cs="Malgun Gothic"/>
-          <w:sz w:val="21"/>
-        </w:rPr>
-        <w:t>6 연구 일정과 단계 구분</w:t>
-      </w:r>
-    </w:p>
-    <w:p>
-      <w:pPr>
-        <w:spacing w:after="40"/>
-        <w:ind w:left="720"/>
-      </w:pPr>
-      <w:r>
-        <w:rPr>
-          <w:rFonts w:ascii="Calibri" w:hAnsi="Calibri" w:eastAsia="Malgun Gothic" w:cs="Malgun Gothic"/>
-          <w:sz w:val="21"/>
-        </w:rPr>
-        <w:t>6.1 실제 달력 일정</w:t>
-      </w:r>
-    </w:p>
-    <w:p>
-      <w:pPr>
-        <w:spacing w:after="40"/>
-        <w:ind w:left="720"/>
-      </w:pPr>
-      <w:r>
-        <w:rPr>
-          <w:rFonts w:ascii="Calibri" w:hAnsi="Calibri" w:eastAsia="Malgun Gothic" w:cs="Malgun Gothic"/>
-          <w:sz w:val="21"/>
-        </w:rPr>
-        <w:t>6.2 저장소에서 가시적인 git 이력에 대하여(사실대로 설명)</w:t>
-      </w:r>
-    </w:p>
-    <w:p>
-      <w:pPr>
-        <w:spacing w:after="40"/>
-        <w:ind w:left="720"/>
-      </w:pPr>
-      <w:r>
-        <w:rPr>
-          <w:rFonts w:ascii="Calibri" w:hAnsi="Calibri" w:eastAsia="Malgun Gothic" w:cs="Malgun Gothic"/>
-          <w:sz w:val="21"/>
-        </w:rPr>
-        <w:t>6.3 다른 과제(EEG 도메인 일반화)와의 관계</w:t>
-      </w:r>
-    </w:p>
-    <w:p>
-      <w:pPr>
-        <w:spacing w:after="40"/>
-        <w:ind w:left="720"/>
-      </w:pPr>
-      <w:r>
-        <w:rPr>
-          <w:rFonts w:ascii="Calibri" w:hAnsi="Calibri" w:eastAsia="Malgun Gothic" w:cs="Malgun Gothic"/>
-          <w:sz w:val="21"/>
-        </w:rPr>
-        <w:t>6.4 핵심 경로와 선행 사항</w:t>
-      </w:r>
-    </w:p>
-    <w:p>
-      <w:pPr>
-        <w:spacing w:after="40"/>
-        <w:ind w:left="360"/>
-      </w:pPr>
-      <w:r>
-        <w:rPr>
-          <w:rFonts w:ascii="Calibri" w:hAnsi="Calibri" w:eastAsia="Malgun Gothic" w:cs="Malgun Gothic"/>
-          <w:sz w:val="21"/>
-        </w:rPr>
-        <w:t>7 예상 성과와 게재 계획</w:t>
-      </w:r>
-    </w:p>
-    <w:p>
-      <w:pPr>
-        <w:spacing w:after="40"/>
-        <w:ind w:left="720"/>
-      </w:pPr>
-      <w:r>
-        <w:rPr>
-          <w:rFonts w:ascii="Calibri" w:hAnsi="Calibri" w:eastAsia="Malgun Gothic" w:cs="Malgun Gothic"/>
-          <w:sz w:val="21"/>
-        </w:rPr>
-        <w:t>7.1 논문 조합과 목표 저널(v1.1: 영어 Scopus 제1순위)</w:t>
-      </w:r>
-    </w:p>
-    <w:p>
-      <w:pPr>
-        <w:spacing w:after="40"/>
-        <w:ind w:left="720"/>
-      </w:pPr>
-      <w:r>
-        <w:rPr>
-          <w:rFonts w:ascii="Calibri" w:hAnsi="Calibri" w:eastAsia="Malgun Gothic" w:cs="Malgun Gothic"/>
-          <w:sz w:val="21"/>
-        </w:rPr>
-        <w:t>7.2 분할안의 영문 저널 목표가 한때 중국어 저널로 바뀐 이유(v1.1 신설 설명)</w:t>
-      </w:r>
-    </w:p>
-    <w:p>
-      <w:pPr>
-        <w:spacing w:after="40"/>
-        <w:ind w:left="720"/>
-      </w:pPr>
-      <w:r>
-        <w:rPr>
-          <w:rFonts w:ascii="Calibri" w:hAnsi="Calibri" w:eastAsia="Malgun Gothic" w:cs="Malgun Gothic"/>
-          <w:sz w:val="21"/>
-        </w:rPr>
-        <w:t>7.3 학위논문의 통합 방식</w:t>
-      </w:r>
-    </w:p>
-    <w:p>
-      <w:pPr>
-        <w:spacing w:after="40"/>
-        <w:ind w:left="720"/>
-      </w:pPr>
-      <w:r>
-        <w:rPr>
-          <w:rFonts w:ascii="Calibri" w:hAnsi="Calibri" w:eastAsia="Malgun Gothic" w:cs="Malgun Gothic"/>
-          <w:sz w:val="21"/>
-        </w:rPr>
-        <w:t>7.4 투고 전 선행 조건(v1.1 신설)</w:t>
-      </w:r>
-    </w:p>
-    <w:p>
-      <w:pPr>
-        <w:spacing w:after="40"/>
-        <w:ind w:left="720"/>
-      </w:pPr>
-      <w:r>
-        <w:rPr>
-          <w:rFonts w:ascii="Calibri" w:hAnsi="Calibri" w:eastAsia="Malgun Gothic" w:cs="Malgun Gothic"/>
-          <w:sz w:val="21"/>
-        </w:rPr>
-        <w:t>7.5 재사용 가능한 artifact의 처리</w:t>
-      </w:r>
-    </w:p>
-    <w:p>
-      <w:pPr>
-        <w:spacing w:after="40"/>
-        <w:ind w:left="360"/>
-      </w:pPr>
-      <w:r>
-        <w:rPr>
-          <w:rFonts w:ascii="Calibri" w:hAnsi="Calibri" w:eastAsia="Malgun Gothic" w:cs="Malgun Gothic"/>
-          <w:sz w:val="21"/>
-        </w:rPr>
-        <w:t>8 윤리심의와 데이터 규정 준수</w:t>
-      </w:r>
-    </w:p>
-    <w:p>
-      <w:pPr>
-        <w:spacing w:after="40"/>
-        <w:ind w:left="720"/>
-      </w:pPr>
-      <w:r>
-        <w:rPr>
-          <w:rFonts w:ascii="Calibri" w:hAnsi="Calibri" w:eastAsia="Malgun Gothic" w:cs="Malgun Gothic"/>
-          <w:sz w:val="21"/>
-        </w:rPr>
-        <w:t>8.1 윤리적 제약</w:t>
-      </w:r>
-    </w:p>
-    <w:p>
-      <w:pPr>
-        <w:spacing w:after="40"/>
-        <w:ind w:left="720"/>
-      </w:pPr>
-      <w:r>
-        <w:rPr>
-          <w:rFonts w:ascii="Calibri" w:hAnsi="Calibri" w:eastAsia="Malgun Gothic" w:cs="Malgun Gothic"/>
-          <w:sz w:val="21"/>
-        </w:rPr>
-        <w:t>8.2 데이터 경계</w:t>
-      </w:r>
-    </w:p>
-    <w:p>
-      <w:pPr>
-        <w:spacing w:after="40"/>
-        <w:ind w:left="720"/>
-      </w:pPr>
-      <w:r>
-        <w:rPr>
-          <w:rFonts w:ascii="Calibri" w:hAnsi="Calibri" w:eastAsia="Malgun Gothic" w:cs="Malgun Gothic"/>
-          <w:sz w:val="21"/>
-        </w:rPr>
-        <w:t>8.3 측정 도구의 타당도 선언(강제)</w:t>
-      </w:r>
-    </w:p>
-    <w:p>
-      <w:pPr>
-        <w:spacing w:after="40"/>
-        <w:ind w:left="360"/>
-      </w:pPr>
-      <w:r>
-        <w:rPr>
-          <w:rFonts w:ascii="Calibri" w:hAnsi="Calibri" w:eastAsia="Malgun Gothic" w:cs="Malgun Gothic"/>
-          <w:sz w:val="21"/>
-        </w:rPr>
-        <w:t>9 위험과 대응</w:t>
-      </w:r>
-    </w:p>
-    <w:p>
-      <w:pPr>
-        <w:spacing w:after="40"/>
-        <w:ind w:left="360"/>
-      </w:pPr>
-      <w:r>
-        <w:rPr>
-          <w:rFonts w:ascii="Calibri" w:hAnsi="Calibri" w:eastAsia="Malgun Gothic" w:cs="Malgun Gothic"/>
-          <w:sz w:val="21"/>
-        </w:rPr>
-        <w:t>10 연구 수행과 원고 집필에서의 역할과 도구</w:t>
-      </w:r>
-    </w:p>
-    <w:p>
-      <w:pPr>
-        <w:spacing w:after="40"/>
-        <w:ind w:left="720"/>
-      </w:pPr>
-      <w:r>
-        <w:rPr>
-          <w:rFonts w:ascii="Calibri" w:hAnsi="Calibri" w:eastAsia="Malgun Gothic" w:cs="Malgun Gothic"/>
-          <w:sz w:val="21"/>
-        </w:rPr>
-        <w:t>10.1 역할과 도구 대조표</w:t>
-      </w:r>
-    </w:p>
-    <w:p>
-      <w:pPr>
-        <w:spacing w:after="40"/>
-        <w:ind w:left="720"/>
-      </w:pPr>
-      <w:r>
-        <w:rPr>
-          <w:rFonts w:ascii="Calibri" w:hAnsi="Calibri" w:eastAsia="Malgun Gothic" w:cs="Malgun Gothic"/>
-          <w:sz w:val="21"/>
-        </w:rPr>
-        <w:t>10.2 저장소에서 검증 가능한 "도구 사용 흔적"</w:t>
-      </w:r>
-    </w:p>
-    <w:p>
-      <w:pPr>
-        <w:spacing w:after="40"/>
-        <w:ind w:left="720"/>
-      </w:pPr>
-      <w:r>
-        <w:rPr>
-          <w:rFonts w:ascii="Calibri" w:hAnsi="Calibri" w:eastAsia="Malgun Gothic" w:cs="Malgun Gothic"/>
-          <w:sz w:val="21"/>
-        </w:rPr>
-        <w:t>10.3 도구 사용의 경계(답변에 대한 본인의 약속)</w:t>
-      </w:r>
-    </w:p>
-    <w:p>
-      <w:pPr>
-        <w:spacing w:after="40"/>
-        <w:ind w:left="720"/>
-      </w:pPr>
-      <w:r>
-        <w:rPr>
-          <w:rFonts w:ascii="Calibri" w:hAnsi="Calibri" w:eastAsia="Malgun Gothic" w:cs="Malgun Gothic"/>
-          <w:sz w:val="21"/>
-        </w:rPr>
-        <w:t>10.4 목표 저널의 AI 사용 공개 정책 조사(투고 전 완료)</w:t>
-      </w:r>
-    </w:p>
-    <w:p>
-      <w:pPr>
-        <w:spacing w:after="40"/>
-        <w:ind w:left="720"/>
-      </w:pPr>
-      <w:r>
-        <w:rPr>
-          <w:rFonts w:ascii="Calibri" w:hAnsi="Calibri" w:eastAsia="Malgun Gothic" w:cs="Malgun Gothic"/>
-          <w:sz w:val="21"/>
-        </w:rPr>
-        <w:t>10.5 중국어 집필 → 영어 번역 절차와 공개(v1.1 신설)</w:t>
-      </w:r>
-    </w:p>
-    <w:p>
-      <w:pPr>
-        <w:spacing w:after="40"/>
-        <w:ind w:left="360"/>
-      </w:pPr>
-      <w:r>
-        <w:rPr>
-          <w:rFonts w:ascii="Calibri" w:hAnsi="Calibri" w:eastAsia="Malgun Gothic" w:cs="Malgun Gothic"/>
-          <w:sz w:val="21"/>
-        </w:rPr>
-        <w:t>11 실험 설계 요약: RQ2를 중심으로 한 무작위 배정 실험</w:t>
-      </w:r>
-    </w:p>
-    <w:p>
-      <w:pPr>
-        <w:spacing w:after="40"/>
-        <w:ind w:left="720"/>
-      </w:pPr>
-      <w:r>
-        <w:rPr>
-          <w:rFonts w:ascii="Calibri" w:hAnsi="Calibri" w:eastAsia="Malgun Gothic" w:cs="Malgun Gothic"/>
-          <w:sz w:val="21"/>
-        </w:rPr>
-        <w:t>11.1 실제 대상이 필요한 결론은 하나뿐이다</w:t>
-      </w:r>
-    </w:p>
-    <w:p>
-      <w:pPr>
-        <w:spacing w:after="40"/>
-        <w:ind w:left="720"/>
-      </w:pPr>
-      <w:r>
-        <w:rPr>
-          <w:rFonts w:ascii="Calibri" w:hAnsi="Calibri" w:eastAsia="Malgun Gothic" w:cs="Malgun Gothic"/>
-          <w:sz w:val="21"/>
-        </w:rPr>
-        <w:t>11.2 RQ2 주실험 설계</w:t>
-      </w:r>
-    </w:p>
-    <w:p>
-      <w:pPr>
-        <w:spacing w:after="40"/>
-        <w:ind w:left="720"/>
-      </w:pPr>
-      <w:r>
-        <w:rPr>
-          <w:rFonts w:ascii="Calibri" w:hAnsi="Calibri" w:eastAsia="Malgun Gothic" w:cs="Malgun Gothic"/>
-          <w:sz w:val="21"/>
-        </w:rPr>
-        <w:t>11.3 같은 실험으로 다른 체인 검증</w:t>
-      </w:r>
-    </w:p>
-    <w:p>
-      <w:pPr>
-        <w:spacing w:after="40"/>
-        <w:ind w:left="720"/>
-      </w:pPr>
-      <w:r>
-        <w:rPr>
-          <w:rFonts w:ascii="Calibri" w:hAnsi="Calibri" w:eastAsia="Malgun Gothic" w:cs="Malgun Gothic"/>
-          <w:sz w:val="21"/>
-        </w:rPr>
-        <w:t>11.4 일정과 면담에서 정할 일</w:t>
-      </w:r>
-    </w:p>
-    <w:p>
-      <w:pPr>
-        <w:spacing w:after="40"/>
-        <w:ind w:left="360"/>
-      </w:pPr>
-      <w:r>
-        <w:rPr>
-          <w:rFonts w:ascii="Calibri" w:hAnsi="Calibri" w:eastAsia="Malgun Gothic" w:cs="Malgun Gothic"/>
-          <w:sz w:val="21"/>
-        </w:rPr>
-        <w:t>12 참고문헌</w:t>
-      </w:r>
-    </w:p>
-    <w:p>
-      <w:pPr>
-        <w:spacing w:after="40"/>
-        <w:ind w:left="360"/>
-      </w:pPr>
-      <w:r>
-        <w:rPr>
-          <w:rFonts w:ascii="Calibri" w:hAnsi="Calibri" w:eastAsia="Malgun Gothic" w:cs="Malgun Gothic"/>
-          <w:sz w:val="21"/>
-        </w:rPr>
-        <w:t>부록 A 용어와 기준 대조</w:t>
-      </w:r>
-    </w:p>
-    <w:p>
-      <w:pPr>
-        <w:spacing w:after="40"/>
-        <w:ind w:left="360"/>
-      </w:pPr>
-      <w:r>
-        <w:rPr>
-          <w:rFonts w:ascii="Calibri" w:hAnsi="Calibri" w:eastAsia="Malgun Gothic" w:cs="Malgun Gothic"/>
-          <w:sz w:val="21"/>
-        </w:rPr>
-        <w:t>부록 B 재계산 명령 목록(v1.1 확장)</w:t>
-      </w:r>
-    </w:p>
-    <w:p>
-      <w:pPr>
-        <w:spacing w:after="40"/>
-        <w:ind w:left="360"/>
-      </w:pPr>
-      <w:r>
-        <w:rPr>
-          <w:rFonts w:ascii="Calibri" w:hAnsi="Calibri" w:eastAsia="Malgun Gothic" w:cs="Malgun Gothic"/>
-          <w:sz w:val="21"/>
-        </w:rPr>
-        <w:t>부록 C v1.1 개정 흔적(심사의견 §2 및 §4 대응)</w:t>
-      </w:r>
-    </w:p>
-    <w:p/>
-    <w:p>
-      <w:pPr>
-        <w:pStyle w:val="Heading1"/>
-        <w:spacing w:before="200" w:after="80"/>
-      </w:pPr>
-      <w:r>
-        <w:rPr>
-          <w:rFonts w:ascii="Calibri" w:hAnsi="Calibri" w:eastAsia="Malgun Gothic" w:cs="Malgun Gothic"/>
-          <w:sz w:val="32"/>
-        </w:rPr>
-        <w:t>— 박사학위논문 연구계획서</w:t>
-      </w:r>
-    </w:p>
     <w:p>
       <w:pPr>
         <w:spacing w:before="40" w:after="40"/>
@@ -1312,13 +557,27 @@
     </w:p>
     <w:p>
       <w:pPr>
-        <w:pStyle w:val="Heading1"/>
-        <w:spacing w:before="200" w:after="80"/>
+        <w:jc w:val="center"/>
       </w:pPr>
       <w:r>
         <w:rPr>
           <w:rFonts w:ascii="Calibri" w:hAnsi="Calibri" w:eastAsia="Malgun Gothic" w:cs="Malgun Gothic"/>
-          <w:sz w:val="32"/>
+          <w:b/>
+          <w:sz w:val="30"/>
+        </w:rPr>
+        <w:t>목차</w:t>
+      </w:r>
+    </w:p>
+    <w:p/>
+    <w:p>
+      <w:pPr>
+        <w:pStyle w:val="Heading3"/>
+        <w:spacing w:before="120" w:after="80"/>
+      </w:pPr>
+      <w:r>
+        <w:rPr>
+          <w:rFonts w:ascii="Calibri" w:hAnsi="Calibri" w:eastAsia="Malgun Gothic" w:cs="Malgun Gothic"/>
+          <w:sz w:val="24"/>
         </w:rPr>
         <w:t>초록</w:t>
       </w:r>
@@ -1454,13 +713,13 @@
     </w:p>
     <w:p>
       <w:pPr>
-        <w:pStyle w:val="Heading1"/>
-        <w:spacing w:before="200" w:after="80"/>
+        <w:pStyle w:val="Heading3"/>
+        <w:spacing w:before="120" w:after="80"/>
       </w:pPr>
       <w:r>
         <w:rPr>
           <w:rFonts w:ascii="Calibri" w:hAnsi="Calibri" w:eastAsia="Malgun Gothic" w:cs="Malgun Gothic"/>
-          <w:sz w:val="32"/>
+          <w:sz w:val="24"/>
         </w:rPr>
         <w:t>1 연구 배경과 문제의식</w:t>
       </w:r>
@@ -1487,13 +746,13 @@
     </w:p>
     <w:p>
       <w:pPr>
-        <w:pStyle w:val="Heading2"/>
+        <w:pStyle w:val="Heading4"/>
         <w:spacing w:before="120" w:after="80"/>
       </w:pPr>
       <w:r>
         <w:rPr>
           <w:rFonts w:ascii="Calibri" w:hAnsi="Calibri" w:eastAsia="Malgun Gothic" w:cs="Malgun Gothic"/>
-          <w:sz w:val="27"/>
+          <w:sz w:val="22"/>
         </w:rPr>
         <w:t>1.1 분야 배경: 예측 정확도 트랙의 협소화</w:t>
       </w:r>
@@ -1566,13 +825,13 @@
     </w:p>
     <w:p>
       <w:pPr>
-        <w:pStyle w:val="Heading2"/>
+        <w:pStyle w:val="Heading4"/>
         <w:spacing w:before="120" w:after="80"/>
       </w:pPr>
       <w:r>
         <w:rPr>
           <w:rFonts w:ascii="Calibri" w:hAnsi="Calibri" w:eastAsia="Malgun Gothic" w:cs="Malgun Gothic"/>
-          <w:sz w:val="27"/>
+          <w:sz w:val="22"/>
         </w:rPr>
         <w:t>1.2 첫 번째로 건너뛰어진 전제: 난이도의 공약성 여부</w:t>
       </w:r>
@@ -1660,13 +919,13 @@
     </w:p>
     <w:p>
       <w:pPr>
-        <w:pStyle w:val="Heading2"/>
+        <w:pStyle w:val="Heading4"/>
         <w:spacing w:before="120" w:after="80"/>
       </w:pPr>
       <w:r>
         <w:rPr>
           <w:rFonts w:ascii="Calibri" w:hAnsi="Calibri" w:eastAsia="Malgun Gothic" w:cs="Malgun Gothic"/>
-          <w:sz w:val="27"/>
+          <w:sz w:val="22"/>
         </w:rPr>
         <w:t>1.3 두 번째로 건너뛰어진 전제: 목표값과 사전확률의 출처</w:t>
       </w:r>
@@ -1984,13 +1243,13 @@
     </w:p>
     <w:p>
       <w:pPr>
-        <w:pStyle w:val="Heading2"/>
+        <w:pStyle w:val="Heading4"/>
         <w:spacing w:before="120" w:after="80"/>
       </w:pPr>
       <w:r>
         <w:rPr>
           <w:rFonts w:ascii="Calibri" w:hAnsi="Calibri" w:eastAsia="Malgun Gothic" w:cs="Malgun Gothic"/>
-          <w:sz w:val="27"/>
+          <w:sz w:val="22"/>
         </w:rPr>
         <w:t>1.4 세 번째로 건너뛰어진 문제: 다중 개입 병존 시의 거버넌스</w:t>
       </w:r>
@@ -2036,13 +1295,13 @@
     </w:p>
     <w:p>
       <w:pPr>
-        <w:pStyle w:val="Heading2"/>
+        <w:pStyle w:val="Heading4"/>
         <w:spacing w:before="120" w:after="80"/>
       </w:pPr>
       <w:r>
         <w:rPr>
           <w:rFonts w:ascii="Calibri" w:hAnsi="Calibri" w:eastAsia="Malgun Gothic" w:cs="Malgun Gothic"/>
-          <w:sz w:val="27"/>
+          <w:sz w:val="22"/>
         </w:rPr>
         <w:t>1.5 문제의식의 수렴</w:t>
       </w:r>
@@ -2069,13 +1328,13 @@
     </w:p>
     <w:p>
       <w:pPr>
-        <w:pStyle w:val="Heading1"/>
-        <w:spacing w:before="200" w:after="80"/>
+        <w:pStyle w:val="Heading3"/>
+        <w:spacing w:before="120" w:after="80"/>
       </w:pPr>
       <w:r>
         <w:rPr>
           <w:rFonts w:ascii="Calibri" w:hAnsi="Calibri" w:eastAsia="Malgun Gothic" w:cs="Malgun Gothic"/>
-          <w:sz w:val="32"/>
+          <w:sz w:val="24"/>
         </w:rPr>
         <w:t>2 문헌 기반과 연구 격차</w:t>
       </w:r>
@@ -2102,13 +1361,13 @@
     </w:p>
     <w:p>
       <w:pPr>
-        <w:pStyle w:val="Heading2"/>
+        <w:pStyle w:val="Heading4"/>
         <w:spacing w:before="120" w:after="80"/>
       </w:pPr>
       <w:r>
         <w:rPr>
           <w:rFonts w:ascii="Calibri" w:hAnsi="Calibri" w:eastAsia="Malgun Gothic" w:cs="Malgun Gothic"/>
-          <w:sz w:val="27"/>
+          <w:sz w:val="22"/>
         </w:rPr>
         <w:t>2.1 확인된 경쟁 구도 사실</w:t>
       </w:r>
@@ -2729,13 +1988,13 @@
     <w:p/>
     <w:p>
       <w:pPr>
-        <w:pStyle w:val="Heading2"/>
+        <w:pStyle w:val="Heading4"/>
         <w:spacing w:before="120" w:after="80"/>
       </w:pPr>
       <w:r>
         <w:rPr>
           <w:rFonts w:ascii="Calibri" w:hAnsi="Calibri" w:eastAsia="Malgun Gothic" w:cs="Malgun Gothic"/>
-          <w:sz w:val="27"/>
+          <w:sz w:val="22"/>
         </w:rPr>
         <w:t>2.2 세 가지 게재 가능한 격차</w:t>
       </w:r>
@@ -2810,13 +2069,13 @@
     </w:p>
     <w:p>
       <w:pPr>
-        <w:pStyle w:val="Heading1"/>
-        <w:spacing w:before="200" w:after="80"/>
+        <w:pStyle w:val="Heading3"/>
+        <w:spacing w:before="120" w:after="80"/>
       </w:pPr>
       <w:r>
         <w:rPr>
           <w:rFonts w:ascii="Calibri" w:hAnsi="Calibri" w:eastAsia="Malgun Gothic" w:cs="Malgun Gothic"/>
-          <w:sz w:val="32"/>
+          <w:sz w:val="24"/>
         </w:rPr>
         <w:t>3 연구 문제와 연구 목표</w:t>
       </w:r>
@@ -2843,13 +2102,13 @@
     </w:p>
     <w:p>
       <w:pPr>
-        <w:pStyle w:val="Heading2"/>
+        <w:pStyle w:val="Heading4"/>
         <w:spacing w:before="120" w:after="80"/>
       </w:pPr>
       <w:r>
         <w:rPr>
           <w:rFonts w:ascii="Calibri" w:hAnsi="Calibri" w:eastAsia="Malgun Gothic" w:cs="Malgun Gothic"/>
-          <w:sz w:val="27"/>
+          <w:sz w:val="22"/>
         </w:rPr>
         <w:t>3.1 총 논점</w:t>
       </w:r>
@@ -2894,13 +2153,13 @@
     </w:p>
     <w:p>
       <w:pPr>
-        <w:pStyle w:val="Heading2"/>
+        <w:pStyle w:val="Heading4"/>
         <w:spacing w:before="120" w:after="80"/>
       </w:pPr>
       <w:r>
         <w:rPr>
           <w:rFonts w:ascii="Calibri" w:hAnsi="Calibri" w:eastAsia="Malgun Gothic" w:cs="Malgun Gothic"/>
-          <w:sz w:val="27"/>
+          <w:sz w:val="22"/>
         </w:rPr>
         <w:t>3.2 네 가지 연구 문제와 판정기준</w:t>
       </w:r>
@@ -3671,13 +2930,13 @@
     <w:p/>
     <w:p>
       <w:pPr>
-        <w:pStyle w:val="Heading2"/>
+        <w:pStyle w:val="Heading4"/>
         <w:spacing w:before="120" w:after="80"/>
       </w:pPr>
       <w:r>
         <w:rPr>
           <w:rFonts w:ascii="Calibri" w:hAnsi="Calibri" w:eastAsia="Malgun Gothic" w:cs="Malgun Gothic"/>
-          <w:sz w:val="27"/>
+          <w:sz w:val="22"/>
         </w:rPr>
         <w:t>3.3 비주장 목록</w:t>
       </w:r>
@@ -3844,13 +3103,13 @@
     </w:p>
     <w:p>
       <w:pPr>
-        <w:pStyle w:val="Heading1"/>
-        <w:spacing w:before="200" w:after="80"/>
+        <w:pStyle w:val="Heading3"/>
+        <w:spacing w:before="120" w:after="80"/>
       </w:pPr>
       <w:r>
         <w:rPr>
           <w:rFonts w:ascii="Calibri" w:hAnsi="Calibri" w:eastAsia="Malgun Gothic" w:cs="Malgun Gothic"/>
-          <w:sz w:val="32"/>
+          <w:sz w:val="24"/>
         </w:rPr>
         <w:t>4 연구 방법과 기술 노선</w:t>
       </w:r>
@@ -3877,13 +3136,13 @@
     </w:p>
     <w:p>
       <w:pPr>
-        <w:pStyle w:val="Heading2"/>
+        <w:pStyle w:val="Heading4"/>
         <w:spacing w:before="120" w:after="80"/>
       </w:pPr>
       <w:r>
         <w:rPr>
           <w:rFonts w:ascii="Calibri" w:hAnsi="Calibri" w:eastAsia="Malgun Gothic" w:cs="Malgun Gothic"/>
-          <w:sz w:val="27"/>
+          <w:sz w:val="22"/>
         </w:rPr>
         <w:t>4.1 통합 연구 서사</w:t>
       </w:r>
@@ -4089,13 +3348,13 @@
     </w:p>
     <w:p>
       <w:pPr>
-        <w:pStyle w:val="Heading2"/>
+        <w:pStyle w:val="Heading4"/>
         <w:spacing w:before="120" w:after="80"/>
       </w:pPr>
       <w:r>
         <w:rPr>
           <w:rFonts w:ascii="Calibri" w:hAnsi="Calibri" w:eastAsia="Malgun Gothic" w:cs="Malgun Gothic"/>
-          <w:sz w:val="27"/>
+          <w:sz w:val="22"/>
         </w:rPr>
         <w:t>4.2 네 체인의 분업</w:t>
       </w:r>
@@ -4465,13 +3724,13 @@
     </w:p>
     <w:p>
       <w:pPr>
-        <w:pStyle w:val="Heading2"/>
+        <w:pStyle w:val="Heading4"/>
         <w:spacing w:before="120" w:after="80"/>
       </w:pPr>
       <w:r>
         <w:rPr>
           <w:rFonts w:ascii="Calibri" w:hAnsi="Calibri" w:eastAsia="Malgun Gothic" w:cs="Malgun Gothic"/>
-          <w:sz w:val="27"/>
+          <w:sz w:val="22"/>
         </w:rPr>
         <w:t>4.3 데이터셋과 증거 제도</w:t>
       </w:r>
@@ -5004,13 +4263,13 @@
     </w:p>
     <w:p>
       <w:pPr>
-        <w:pStyle w:val="Heading2"/>
+        <w:pStyle w:val="Heading4"/>
         <w:spacing w:before="120" w:after="80"/>
       </w:pPr>
       <w:r>
         <w:rPr>
           <w:rFonts w:ascii="Calibri" w:hAnsi="Calibri" w:eastAsia="Malgun Gothic" w:cs="Malgun Gothic"/>
-          <w:sz w:val="27"/>
+          <w:sz w:val="22"/>
         </w:rPr>
         <w:t>4.4 방법론적 도구</w:t>
       </w:r>
@@ -5044,13 +4303,13 @@
     </w:p>
     <w:p>
       <w:pPr>
-        <w:pStyle w:val="Heading2"/>
+        <w:pStyle w:val="Heading4"/>
         <w:spacing w:before="120" w:after="80"/>
       </w:pPr>
       <w:r>
         <w:rPr>
           <w:rFonts w:ascii="Calibri" w:hAnsi="Calibri" w:eastAsia="Malgun Gothic" w:cs="Malgun Gothic"/>
-          <w:sz w:val="27"/>
+          <w:sz w:val="22"/>
         </w:rPr>
         <w:t>4.5 인과 측 식별 전략(결과 변수 접촉 이전에 동결)</w:t>
       </w:r>
@@ -5847,13 +5106,13 @@
     </w:p>
     <w:p>
       <w:pPr>
-        <w:pStyle w:val="Heading1"/>
-        <w:spacing w:before="200" w:after="80"/>
+        <w:pStyle w:val="Heading3"/>
+        <w:spacing w:before="120" w:after="80"/>
       </w:pPr>
       <w:r>
         <w:rPr>
           <w:rFonts w:ascii="Calibri" w:hAnsi="Calibri" w:eastAsia="Malgun Gothic" w:cs="Malgun Gothic"/>
-          <w:sz w:val="32"/>
+          <w:sz w:val="24"/>
         </w:rPr>
         <w:t>5 연구 기반과 선행 성과</w:t>
       </w:r>
@@ -5880,13 +5139,13 @@
     </w:p>
     <w:p>
       <w:pPr>
-        <w:pStyle w:val="Heading2"/>
+        <w:pStyle w:val="Heading4"/>
         <w:spacing w:before="120" w:after="80"/>
       </w:pPr>
       <w:r>
         <w:rPr>
           <w:rFonts w:ascii="Calibri" w:hAnsi="Calibri" w:eastAsia="Malgun Gothic" w:cs="Malgun Gothic"/>
-          <w:sz w:val="27"/>
+          <w:sz w:val="22"/>
         </w:rPr>
         <w:t>5.1 연구 기반 시스템</w:t>
       </w:r>
@@ -6749,13 +6008,13 @@
     </w:p>
     <w:p>
       <w:pPr>
-        <w:pStyle w:val="Heading2"/>
+        <w:pStyle w:val="Heading4"/>
         <w:spacing w:before="120" w:after="80"/>
       </w:pPr>
       <w:r>
         <w:rPr>
           <w:rFonts w:ascii="Calibri" w:hAnsi="Calibri" w:eastAsia="Malgun Gothic" w:cs="Malgun Gothic"/>
-          <w:sz w:val="27"/>
+          <w:sz w:val="22"/>
         </w:rPr>
         <w:t>5.2 세 편 지지 논문의 실측 결론</w:t>
       </w:r>
@@ -7321,13 +6580,13 @@
     </w:p>
     <w:p>
       <w:pPr>
-        <w:pStyle w:val="Heading2"/>
+        <w:pStyle w:val="Heading4"/>
         <w:spacing w:before="120" w:after="80"/>
       </w:pPr>
       <w:r>
         <w:rPr>
           <w:rFonts w:ascii="Calibri" w:hAnsi="Calibri" w:eastAsia="Malgun Gothic" w:cs="Malgun Gothic"/>
-          <w:sz w:val="27"/>
+          <w:sz w:val="22"/>
         </w:rPr>
         <w:t>5.3 알고리즘 최적화와 엔지니어링 구현</w:t>
       </w:r>
@@ -7658,13 +6917,13 @@
     </w:p>
     <w:p>
       <w:pPr>
-        <w:pStyle w:val="Heading1"/>
-        <w:spacing w:before="200" w:after="80"/>
+        <w:pStyle w:val="Heading3"/>
+        <w:spacing w:before="120" w:after="80"/>
       </w:pPr>
       <w:r>
         <w:rPr>
           <w:rFonts w:ascii="Calibri" w:hAnsi="Calibri" w:eastAsia="Malgun Gothic" w:cs="Malgun Gothic"/>
-          <w:sz w:val="32"/>
+          <w:sz w:val="24"/>
         </w:rPr>
         <w:t>6 연구 일정과 단계 구분</w:t>
       </w:r>
@@ -7706,13 +6965,13 @@
     </w:p>
     <w:p>
       <w:pPr>
-        <w:pStyle w:val="Heading2"/>
+        <w:pStyle w:val="Heading4"/>
         <w:spacing w:before="120" w:after="80"/>
       </w:pPr>
       <w:r>
         <w:rPr>
           <w:rFonts w:ascii="Calibri" w:hAnsi="Calibri" w:eastAsia="Malgun Gothic" w:cs="Malgun Gothic"/>
-          <w:sz w:val="27"/>
+          <w:sz w:val="22"/>
         </w:rPr>
         <w:t>6.1 실제 달력 일정</w:t>
       </w:r>
@@ -8279,13 +7538,13 @@
     <w:p/>
     <w:p>
       <w:pPr>
-        <w:pStyle w:val="Heading2"/>
+        <w:pStyle w:val="Heading4"/>
         <w:spacing w:before="120" w:after="80"/>
       </w:pPr>
       <w:r>
         <w:rPr>
           <w:rFonts w:ascii="Calibri" w:hAnsi="Calibri" w:eastAsia="Malgun Gothic" w:cs="Malgun Gothic"/>
-          <w:sz w:val="27"/>
+          <w:sz w:val="22"/>
         </w:rPr>
         <w:t>6.2 저장소에서 가시적인 git 이력에 대하여(사실대로 설명)</w:t>
       </w:r>
@@ -8518,13 +7777,13 @@
     </w:p>
     <w:p>
       <w:pPr>
-        <w:pStyle w:val="Heading2"/>
+        <w:pStyle w:val="Heading4"/>
         <w:spacing w:before="120" w:after="80"/>
       </w:pPr>
       <w:r>
         <w:rPr>
           <w:rFonts w:ascii="Calibri" w:hAnsi="Calibri" w:eastAsia="Malgun Gothic" w:cs="Malgun Gothic"/>
-          <w:sz w:val="27"/>
+          <w:sz w:val="22"/>
         </w:rPr>
         <w:t>6.3 다른 과제(EEG 도메인 일반화)와의 관계</w:t>
       </w:r>
@@ -8638,13 +7897,13 @@
     </w:p>
     <w:p>
       <w:pPr>
-        <w:pStyle w:val="Heading2"/>
+        <w:pStyle w:val="Heading4"/>
         <w:spacing w:before="120" w:after="80"/>
       </w:pPr>
       <w:r>
         <w:rPr>
           <w:rFonts w:ascii="Calibri" w:hAnsi="Calibri" w:eastAsia="Malgun Gothic" w:cs="Malgun Gothic"/>
-          <w:sz w:val="27"/>
+          <w:sz w:val="22"/>
         </w:rPr>
         <w:t>6.4 핵심 경로와 선행 사항</w:t>
       </w:r>
@@ -8855,13 +8114,13 @@
     </w:p>
     <w:p>
       <w:pPr>
-        <w:pStyle w:val="Heading1"/>
-        <w:spacing w:before="200" w:after="80"/>
+        <w:pStyle w:val="Heading3"/>
+        <w:spacing w:before="120" w:after="80"/>
       </w:pPr>
       <w:r>
         <w:rPr>
           <w:rFonts w:ascii="Calibri" w:hAnsi="Calibri" w:eastAsia="Malgun Gothic" w:cs="Malgun Gothic"/>
-          <w:sz w:val="32"/>
+          <w:sz w:val="24"/>
         </w:rPr>
         <w:t>7 예상 성과와 게재 계획</w:t>
       </w:r>
@@ -8888,13 +8147,13 @@
     </w:p>
     <w:p>
       <w:pPr>
-        <w:pStyle w:val="Heading2"/>
+        <w:pStyle w:val="Heading4"/>
         <w:spacing w:before="120" w:after="80"/>
       </w:pPr>
       <w:r>
         <w:rPr>
           <w:rFonts w:ascii="Calibri" w:hAnsi="Calibri" w:eastAsia="Malgun Gothic" w:cs="Malgun Gothic"/>
-          <w:sz w:val="27"/>
+          <w:sz w:val="22"/>
         </w:rPr>
         <w:t>7.1 논문 조합과 목표 저널(v1.1: 영어 Scopus 제1순위)</w:t>
       </w:r>
@@ -9903,13 +9162,13 @@
     </w:p>
     <w:p>
       <w:pPr>
-        <w:pStyle w:val="Heading2"/>
+        <w:pStyle w:val="Heading4"/>
         <w:spacing w:before="120" w:after="80"/>
       </w:pPr>
       <w:r>
         <w:rPr>
           <w:rFonts w:ascii="Calibri" w:hAnsi="Calibri" w:eastAsia="Malgun Gothic" w:cs="Malgun Gothic"/>
-          <w:sz w:val="27"/>
+          <w:sz w:val="22"/>
         </w:rPr>
         <w:t>7.2 분할안의 영문 저널 목표가 한때 중국어 저널로 바뀐 이유(v1.1 신설 설명)</w:t>
       </w:r>
@@ -10058,13 +9317,13 @@
     </w:p>
     <w:p>
       <w:pPr>
-        <w:pStyle w:val="Heading2"/>
+        <w:pStyle w:val="Heading4"/>
         <w:spacing w:before="120" w:after="80"/>
       </w:pPr>
       <w:r>
         <w:rPr>
           <w:rFonts w:ascii="Calibri" w:hAnsi="Calibri" w:eastAsia="Malgun Gothic" w:cs="Malgun Gothic"/>
-          <w:sz w:val="27"/>
+          <w:sz w:val="22"/>
         </w:rPr>
         <w:t>7.3 학위논문의 통합 방식</w:t>
       </w:r>
@@ -10098,13 +9357,13 @@
     </w:p>
     <w:p>
       <w:pPr>
-        <w:pStyle w:val="Heading2"/>
+        <w:pStyle w:val="Heading4"/>
         <w:spacing w:before="120" w:after="80"/>
       </w:pPr>
       <w:r>
         <w:rPr>
           <w:rFonts w:ascii="Calibri" w:hAnsi="Calibri" w:eastAsia="Malgun Gothic" w:cs="Malgun Gothic"/>
-          <w:sz w:val="27"/>
+          <w:sz w:val="22"/>
         </w:rPr>
         <w:t>7.4 투고 전 선행 조건(v1.1 신설)</w:t>
       </w:r>
@@ -10728,13 +9987,13 @@
     <w:p/>
     <w:p>
       <w:pPr>
-        <w:pStyle w:val="Heading2"/>
+        <w:pStyle w:val="Heading4"/>
         <w:spacing w:before="120" w:after="80"/>
       </w:pPr>
       <w:r>
         <w:rPr>
           <w:rFonts w:ascii="Calibri" w:hAnsi="Calibri" w:eastAsia="Malgun Gothic" w:cs="Malgun Gothic"/>
-          <w:sz w:val="27"/>
+          <w:sz w:val="22"/>
         </w:rPr>
         <w:t>7.5 재사용 가능한 artifact의 처리</w:t>
       </w:r>
@@ -10805,13 +10064,13 @@
     </w:p>
     <w:p>
       <w:pPr>
-        <w:pStyle w:val="Heading1"/>
-        <w:spacing w:before="200" w:after="80"/>
+        <w:pStyle w:val="Heading3"/>
+        <w:spacing w:before="120" w:after="80"/>
       </w:pPr>
       <w:r>
         <w:rPr>
           <w:rFonts w:ascii="Calibri" w:hAnsi="Calibri" w:eastAsia="Malgun Gothic" w:cs="Malgun Gothic"/>
-          <w:sz w:val="32"/>
+          <w:sz w:val="24"/>
         </w:rPr>
         <w:t>8 윤리심의와 데이터 규정 준수</w:t>
       </w:r>
@@ -10838,13 +10097,13 @@
     </w:p>
     <w:p>
       <w:pPr>
-        <w:pStyle w:val="Heading2"/>
+        <w:pStyle w:val="Heading4"/>
         <w:spacing w:before="120" w:after="80"/>
       </w:pPr>
       <w:r>
         <w:rPr>
           <w:rFonts w:ascii="Calibri" w:hAnsi="Calibri" w:eastAsia="Malgun Gothic" w:cs="Malgun Gothic"/>
-          <w:sz w:val="27"/>
+          <w:sz w:val="22"/>
         </w:rPr>
         <w:t>8.1 윤리적 제약</w:t>
       </w:r>
@@ -10964,13 +10223,13 @@
     </w:p>
     <w:p>
       <w:pPr>
-        <w:pStyle w:val="Heading2"/>
+        <w:pStyle w:val="Heading4"/>
         <w:spacing w:before="120" w:after="80"/>
       </w:pPr>
       <w:r>
         <w:rPr>
           <w:rFonts w:ascii="Calibri" w:hAnsi="Calibri" w:eastAsia="Malgun Gothic" w:cs="Malgun Gothic"/>
-          <w:sz w:val="27"/>
+          <w:sz w:val="22"/>
         </w:rPr>
         <w:t>8.2 데이터 경계</w:t>
       </w:r>
@@ -11357,13 +10616,13 @@
     </w:p>
     <w:p>
       <w:pPr>
-        <w:pStyle w:val="Heading2"/>
+        <w:pStyle w:val="Heading4"/>
         <w:spacing w:before="120" w:after="80"/>
       </w:pPr>
       <w:r>
         <w:rPr>
           <w:rFonts w:ascii="Calibri" w:hAnsi="Calibri" w:eastAsia="Malgun Gothic" w:cs="Malgun Gothic"/>
-          <w:sz w:val="27"/>
+          <w:sz w:val="22"/>
         </w:rPr>
         <w:t>8.3 측정 도구의 타당도 선언(강제)</w:t>
       </w:r>
@@ -11583,13 +10842,13 @@
     </w:p>
     <w:p>
       <w:pPr>
-        <w:pStyle w:val="Heading1"/>
-        <w:spacing w:before="200" w:after="80"/>
+        <w:pStyle w:val="Heading3"/>
+        <w:spacing w:before="120" w:after="80"/>
       </w:pPr>
       <w:r>
         <w:rPr>
           <w:rFonts w:ascii="Calibri" w:hAnsi="Calibri" w:eastAsia="Malgun Gothic" w:cs="Malgun Gothic"/>
-          <w:sz w:val="32"/>
+          <w:sz w:val="24"/>
         </w:rPr>
         <w:t>9 위험과 대응</w:t>
       </w:r>
@@ -11902,13 +11161,13 @@
     </w:p>
     <w:p>
       <w:pPr>
-        <w:pStyle w:val="Heading1"/>
-        <w:spacing w:before="200" w:after="80"/>
+        <w:pStyle w:val="Heading3"/>
+        <w:spacing w:before="120" w:after="80"/>
       </w:pPr>
       <w:r>
         <w:rPr>
           <w:rFonts w:ascii="Calibri" w:hAnsi="Calibri" w:eastAsia="Malgun Gothic" w:cs="Malgun Gothic"/>
-          <w:sz w:val="32"/>
+          <w:sz w:val="24"/>
         </w:rPr>
         <w:t>10 연구 수행과 원고 집필에서의 역할과 도구</w:t>
       </w:r>
@@ -12049,13 +11308,13 @@
     </w:p>
     <w:p>
       <w:pPr>
-        <w:pStyle w:val="Heading2"/>
+        <w:pStyle w:val="Heading4"/>
         <w:spacing w:before="120" w:after="80"/>
       </w:pPr>
       <w:r>
         <w:rPr>
           <w:rFonts w:ascii="Calibri" w:hAnsi="Calibri" w:eastAsia="Malgun Gothic" w:cs="Malgun Gothic"/>
-          <w:sz w:val="27"/>
+          <w:sz w:val="22"/>
         </w:rPr>
         <w:t>10.1 역할과 도구 대조표</w:t>
       </w:r>
@@ -12666,13 +11925,13 @@
     <w:p/>
     <w:p>
       <w:pPr>
-        <w:pStyle w:val="Heading2"/>
+        <w:pStyle w:val="Heading4"/>
         <w:spacing w:before="120" w:after="80"/>
       </w:pPr>
       <w:r>
         <w:rPr>
           <w:rFonts w:ascii="Calibri" w:hAnsi="Calibri" w:eastAsia="Malgun Gothic" w:cs="Malgun Gothic"/>
-          <w:sz w:val="27"/>
+          <w:sz w:val="22"/>
         </w:rPr>
         <w:t>10.2 저장소에서 검증 가능한 "도구 사용 흔적"</w:t>
       </w:r>
@@ -13116,13 +12375,13 @@
     <w:p/>
     <w:p>
       <w:pPr>
-        <w:pStyle w:val="Heading2"/>
+        <w:pStyle w:val="Heading4"/>
         <w:spacing w:before="120" w:after="80"/>
       </w:pPr>
       <w:r>
         <w:rPr>
           <w:rFonts w:ascii="Calibri" w:hAnsi="Calibri" w:eastAsia="Malgun Gothic" w:cs="Malgun Gothic"/>
-          <w:sz w:val="27"/>
+          <w:sz w:val="22"/>
         </w:rPr>
         <w:t>10.3 도구 사용의 경계(답변에 대한 본인의 약속)</w:t>
       </w:r>
@@ -13227,13 +12486,13 @@
     </w:p>
     <w:p>
       <w:pPr>
-        <w:pStyle w:val="Heading2"/>
+        <w:pStyle w:val="Heading4"/>
         <w:spacing w:before="120" w:after="80"/>
       </w:pPr>
       <w:r>
         <w:rPr>
           <w:rFonts w:ascii="Calibri" w:hAnsi="Calibri" w:eastAsia="Malgun Gothic" w:cs="Malgun Gothic"/>
-          <w:sz w:val="27"/>
+          <w:sz w:val="22"/>
         </w:rPr>
         <w:t>10.4 목표 저널의 AI 사용 공개 정책 조사(투고 전 완료)</w:t>
       </w:r>
@@ -14161,13 +13420,13 @@
     </w:p>
     <w:p>
       <w:pPr>
-        <w:pStyle w:val="Heading2"/>
+        <w:pStyle w:val="Heading4"/>
         <w:spacing w:before="120" w:after="80"/>
       </w:pPr>
       <w:r>
         <w:rPr>
           <w:rFonts w:ascii="Calibri" w:hAnsi="Calibri" w:eastAsia="Malgun Gothic" w:cs="Malgun Gothic"/>
-          <w:sz w:val="27"/>
+          <w:sz w:val="22"/>
         </w:rPr>
         <w:t>10.5 중국어 집필 → 영어 번역 절차와 공개(v1.1 신설)</w:t>
       </w:r>
@@ -14484,13 +13743,13 @@
     </w:p>
     <w:p>
       <w:pPr>
-        <w:pStyle w:val="Heading1"/>
-        <w:spacing w:before="200" w:after="80"/>
+        <w:pStyle w:val="Heading3"/>
+        <w:spacing w:before="120" w:after="80"/>
       </w:pPr>
       <w:r>
         <w:rPr>
           <w:rFonts w:ascii="Calibri" w:hAnsi="Calibri" w:eastAsia="Malgun Gothic" w:cs="Malgun Gothic"/>
-          <w:sz w:val="32"/>
+          <w:sz w:val="24"/>
         </w:rPr>
         <w:t>11 실험 설계 요약: RQ2를 중심으로 한 무작위 배정 실험</w:t>
       </w:r>
@@ -14543,13 +13802,13 @@
     </w:p>
     <w:p>
       <w:pPr>
-        <w:pStyle w:val="Heading2"/>
+        <w:pStyle w:val="Heading4"/>
         <w:spacing w:before="120" w:after="80"/>
       </w:pPr>
       <w:r>
         <w:rPr>
           <w:rFonts w:ascii="Calibri" w:hAnsi="Calibri" w:eastAsia="Malgun Gothic" w:cs="Malgun Gothic"/>
-          <w:sz w:val="27"/>
+          <w:sz w:val="22"/>
         </w:rPr>
         <w:t>11.1 실제 대상이 필요한 결론은 하나뿐이다</w:t>
       </w:r>
@@ -14843,13 +14102,13 @@
     </w:p>
     <w:p>
       <w:pPr>
-        <w:pStyle w:val="Heading2"/>
+        <w:pStyle w:val="Heading4"/>
         <w:spacing w:before="120" w:after="80"/>
       </w:pPr>
       <w:r>
         <w:rPr>
           <w:rFonts w:ascii="Calibri" w:hAnsi="Calibri" w:eastAsia="Malgun Gothic" w:cs="Malgun Gothic"/>
-          <w:sz w:val="27"/>
+          <w:sz w:val="22"/>
         </w:rPr>
         <w:t>11.2 RQ2 주실험 설계</w:t>
       </w:r>
@@ -15664,13 +14923,13 @@
     <w:p/>
     <w:p>
       <w:pPr>
-        <w:pStyle w:val="Heading2"/>
+        <w:pStyle w:val="Heading4"/>
         <w:spacing w:before="120" w:after="80"/>
       </w:pPr>
       <w:r>
         <w:rPr>
           <w:rFonts w:ascii="Calibri" w:hAnsi="Calibri" w:eastAsia="Malgun Gothic" w:cs="Malgun Gothic"/>
-          <w:sz w:val="27"/>
+          <w:sz w:val="22"/>
         </w:rPr>
         <w:t>11.3 같은 실험으로 다른 체인 검증</w:t>
       </w:r>
@@ -15766,13 +15025,13 @@
     </w:p>
     <w:p>
       <w:pPr>
-        <w:pStyle w:val="Heading2"/>
+        <w:pStyle w:val="Heading4"/>
         <w:spacing w:before="120" w:after="80"/>
       </w:pPr>
       <w:r>
         <w:rPr>
           <w:rFonts w:ascii="Calibri" w:hAnsi="Calibri" w:eastAsia="Malgun Gothic" w:cs="Malgun Gothic"/>
-          <w:sz w:val="27"/>
+          <w:sz w:val="22"/>
         </w:rPr>
         <w:t>11.4 일정과 면담에서 정할 일</w:t>
       </w:r>
@@ -16132,13 +15391,13 @@
     </w:p>
     <w:p>
       <w:pPr>
-        <w:pStyle w:val="Heading1"/>
-        <w:spacing w:before="200" w:after="80"/>
+        <w:pStyle w:val="Heading3"/>
+        <w:spacing w:before="120" w:after="80"/>
       </w:pPr>
       <w:r>
         <w:rPr>
           <w:rFonts w:ascii="Calibri" w:hAnsi="Calibri" w:eastAsia="Malgun Gothic" w:cs="Malgun Gothic"/>
-          <w:sz w:val="32"/>
+          <w:sz w:val="24"/>
         </w:rPr>
         <w:t>12 참고문헌</w:t>
       </w:r>
@@ -16620,13 +15879,13 @@
     </w:p>
     <w:p>
       <w:pPr>
-        <w:pStyle w:val="Heading1"/>
-        <w:spacing w:before="200" w:after="80"/>
+        <w:pStyle w:val="Heading3"/>
+        <w:spacing w:before="120" w:after="80"/>
       </w:pPr>
       <w:r>
         <w:rPr>
           <w:rFonts w:ascii="Calibri" w:hAnsi="Calibri" w:eastAsia="Malgun Gothic" w:cs="Malgun Gothic"/>
-          <w:sz w:val="32"/>
+          <w:sz w:val="24"/>
         </w:rPr>
         <w:t>부록 A 용어와 기준 대조</w:t>
       </w:r>
@@ -17095,13 +16354,13 @@
     <w:p/>
     <w:p>
       <w:pPr>
-        <w:pStyle w:val="Heading1"/>
-        <w:spacing w:before="200" w:after="80"/>
+        <w:pStyle w:val="Heading3"/>
+        <w:spacing w:before="120" w:after="80"/>
       </w:pPr>
       <w:r>
         <w:rPr>
           <w:rFonts w:ascii="Calibri" w:hAnsi="Calibri" w:eastAsia="Malgun Gothic" w:cs="Malgun Gothic"/>
-          <w:sz w:val="32"/>
+          <w:sz w:val="24"/>
         </w:rPr>
         <w:t>부록 B 재계산 명령 목록(v1.1 확장)</w:t>
       </w:r>
@@ -17530,13 +16789,13 @@
     <w:p/>
     <w:p>
       <w:pPr>
-        <w:pStyle w:val="Heading1"/>
-        <w:spacing w:before="200" w:after="80"/>
+        <w:pStyle w:val="Heading3"/>
+        <w:spacing w:before="120" w:after="80"/>
       </w:pPr>
       <w:r>
         <w:rPr>
           <w:rFonts w:ascii="Calibri" w:hAnsi="Calibri" w:eastAsia="Malgun Gothic" w:cs="Malgun Gothic"/>
-          <w:sz w:val="32"/>
+          <w:sz w:val="24"/>
         </w:rPr>
         <w:t>부록 C v1.1 개정 흔적(심사의견 §2 및 §4 대응)</w:t>
       </w:r>
@@ -19201,6 +18460,14 @@
         </w:rPr>
         <w:t>, 그리고 본 절 정정표의 공개 출처(Scopus Source ID 포함)이다.</w:t>
       </w:r>
+    </w:p>
+    <w:p>
+      <w:pPr>
+        <w:pBdr>
+          <w:bottom w:val="single" w:sz="6" w:space="1" w:color="999999"/>
+        </w:pBdr>
+        <w:spacing w:after="40"/>
+      </w:pPr>
     </w:p>
     <w:sectPr>
       <w:pgSz w:w="16840" w:h="23820"/>

--- a/docs/研究计划_韩文版.docx
+++ b/docs/研究计划_韩文版.docx
@@ -329,7 +329,7 @@
           <w:color w:val="555555"/>
           <w:sz w:val="19"/>
         </w:rPr>
-        <w:t>docs/LearnFlow_研究设计与审阅档案.md（§1 权威事实基线与写作体例）</w:t>
+        <w:t>`LearnFlow_研究设计与审阅档案.md</w:t>
       </w:r>
       <w:r>
         <w:rPr>
@@ -338,7 +338,7 @@
           <w:color w:val="555555"/>
           <w:sz w:val="19"/>
         </w:rPr>
-        <w:t xml:space="preserve">를 따른다. 권위 기준선과 충돌하는 모든 수치는 부적합한 표현으로 간주한다. </w:t>
+        <w:t>（</w:t>
       </w:r>
       <w:r>
         <w:rPr>
@@ -348,7 +348,7 @@
           <w:color w:val="555555"/>
           <w:sz w:val="19"/>
         </w:rPr>
-        <w:t>메커니즘 계수는 항상 삼중값으로 병기한다: 등록 54 / 효과 생산 2 / 성숙도 complete 9·partial 37·placeholder 8</w:t>
+        <w:t>其内容即本档第七部</w:t>
       </w:r>
       <w:r>
         <w:rPr>
@@ -357,7 +357,7 @@
           <w:color w:val="555555"/>
           <w:sz w:val="19"/>
         </w:rPr>
-        <w:t xml:space="preserve">(재계산: </w:t>
+        <w:t>，本档为二者的合并产物）（§1 权威事实基线与写作体例）</w:t>
       </w:r>
       <w:r>
         <w:rPr>
@@ -366,7 +366,7 @@
           <w:color w:val="555555"/>
           <w:sz w:val="19"/>
         </w:rPr>
-        <w:t>python learnflow-backend/scripts/verify_counts.py</w:t>
+        <w:t xml:space="preserve">를 따른다. 권위 기준선과 충돌하는 모든 수치는 부적합한 표현으로 간주한다. **메커니즘 계수는 항상 삼중값으로 병기한다: 등록 54 / 효과 생산 2 / 성숙도 complete 9·partial 37·placeholder 8**(재계산: </w:t>
       </w:r>
       <w:r>
         <w:rPr>
@@ -375,83 +375,7 @@
           <w:color w:val="555555"/>
           <w:sz w:val="19"/>
         </w:rPr>
-        <w:t xml:space="preserve">).  </w:t>
-      </w:r>
-      <w:r>
-        <w:rPr>
-          <w:rFonts w:ascii="Calibri" w:hAnsi="Calibri" w:eastAsia="Malgun Gothic" w:cs="Malgun Gothic"/>
-          <w:b/>
-          <w:i/>
-          <w:color w:val="555555"/>
-          <w:sz w:val="19"/>
-        </w:rPr>
-        <w:t>연구 주제의 단일성 선언(심사의견 §2.1 대응, 본문 첫머리에 필수)</w:t>
-      </w:r>
-      <w:r>
-        <w:rPr>
-          <w:rFonts w:ascii="Calibri" w:hAnsi="Calibri" w:eastAsia="Malgun Gothic" w:cs="Malgun Gothic"/>
-          <w:i/>
-          <w:color w:val="555555"/>
-          <w:sz w:val="19"/>
-        </w:rPr>
-        <w:t xml:space="preserve">: 본 학위논문은 </w:t>
-      </w:r>
-      <w:r>
-        <w:rPr>
-          <w:rFonts w:ascii="Calibri" w:hAnsi="Calibri" w:eastAsia="Malgun Gothic" w:cs="Malgun Gothic"/>
-          <w:b/>
-          <w:i/>
-          <w:color w:val="555555"/>
-          <w:sz w:val="19"/>
-        </w:rPr>
-        <w:t>하나의 주제만</w:t>
-      </w:r>
-      <w:r>
-        <w:rPr>
-          <w:rFonts w:ascii="Calibri" w:hAnsi="Calibri" w:eastAsia="Malgun Gothic" w:cs="Malgun Gothic"/>
-          <w:i/>
-          <w:color w:val="555555"/>
-          <w:sz w:val="19"/>
-        </w:rPr>
-        <w:t xml:space="preserve"> 갖는다 — 적응형 학습에서 '난이도'의 측정가능화와 거버넌스화(RQ1 측정 / RQ2 목표 / RQ3 결정 / RQ4 거버넌스). 저장소와 본 artifact에는 별도로 '학습중독지수(LAI)' 측정 계층이 존재하나, 그 문항은 자체 작성이고 </w:t>
-      </w:r>
-      <w:r>
-        <w:rPr>
-          <w:rFonts w:ascii="Calibri" w:hAnsi="Calibri" w:eastAsia="Malgun Gothic" w:cs="Malgun Gothic"/>
-          <w:b/>
-          <w:i/>
-          <w:color w:val="555555"/>
-          <w:sz w:val="19"/>
-        </w:rPr>
-        <w:t>신뢰도·타당도 검증을 거치지 않았으며 사용자 데이터도 없다</w:t>
-      </w:r>
-      <w:r>
-        <w:rPr>
-          <w:rFonts w:ascii="Calibri" w:hAnsi="Calibri" w:eastAsia="Malgun Gothic" w:cs="Malgun Gothic"/>
-          <w:i/>
-          <w:color w:val="555555"/>
-          <w:sz w:val="19"/>
-        </w:rPr>
-        <w:t xml:space="preserve">. 따라서 이를 </w:t>
-      </w:r>
-      <w:r>
-        <w:rPr>
-          <w:rFonts w:ascii="Calibri" w:hAnsi="Calibri" w:eastAsia="Malgun Gothic" w:cs="Malgun Gothic"/>
-          <w:b/>
-          <w:i/>
-          <w:color w:val="555555"/>
-          <w:sz w:val="19"/>
-        </w:rPr>
-        <w:t>부속 모듈·미검증</w:t>
-      </w:r>
-      <w:r>
-        <w:rPr>
-          <w:rFonts w:ascii="Calibri" w:hAnsi="Calibri" w:eastAsia="Malgun Gothic" w:cs="Malgun Gothic"/>
-          <w:i/>
-          <w:color w:val="555555"/>
-          <w:sz w:val="19"/>
-        </w:rPr>
-        <w:t xml:space="preserve">으로 명시적으로 강등하며, 본 논문의 어떠한 연구 체인에도 포함되지 않고 본 artifact의 측정 기여로도 주장되지 않는다. </w:t>
+        <w:t>python learnflow-backend/scripts/verify_counts.py</w:t>
       </w:r>
       <w:r>
         <w:rPr>
@@ -460,7 +384,7 @@
           <w:color w:val="555555"/>
           <w:sz w:val="19"/>
         </w:rPr>
-        <w:t>CITATION.cff</w:t>
+        <w:t xml:space="preserve">).  **연구 주제의 단일성 선언(심사의견 §2.1 대응, 본문 첫머리에 필수)**: 본 학위논문은 **하나의 주제만** 갖는다 — 적응형 학습에서 '난이도'의 측정가능화와 거버넌스화(RQ1 측정 / RQ2 목표 / RQ3 결정 / RQ4 거버넌스). 저장소와 본 artifact에는 별도로 '학습중독지수(LAI)' 측정 계층이 존재하나, 그 문항은 자체 작성이고 **신뢰도·타당도 검증을 거치지 않았으며 사용자 데이터도 없다**. 따라서 이를 **부속 모듈·미검증**으로 명시적으로 강등하며, 본 논문의 어떠한 연구 체인에도 포함되지 않고 본 artifact의 측정 기여로도 주장되지 않는다. </w:t>
       </w:r>
       <w:r>
         <w:rPr>
@@ -469,7 +393,7 @@
           <w:color w:val="555555"/>
           <w:sz w:val="19"/>
         </w:rPr>
-        <w:t xml:space="preserve">, </w:t>
+        <w:t>CITATION.cff</w:t>
       </w:r>
       <w:r>
         <w:rPr>
@@ -478,7 +402,7 @@
           <w:color w:val="555555"/>
           <w:sz w:val="19"/>
         </w:rPr>
-        <w:t>README.md</w:t>
+        <w:t xml:space="preserve">, </w:t>
       </w:r>
       <w:r>
         <w:rPr>
@@ -487,7 +411,7 @@
           <w:color w:val="555555"/>
           <w:sz w:val="19"/>
         </w:rPr>
-        <w:t xml:space="preserve">, Zenodo 메타데이터(v0.2.0)는 모두 이 기준에 따라 통일되었다. 종전 v0.1.0의 Zenodo 기록 제목은 "학습중독 측정 도구"로서 본 주선과 불일치하며, v0.2.0 공개 후 통일된다.  </w:t>
+        <w:t xml:space="preserve">README.md`, Zenodo 메타데이터(v0.2.0)는 모두 이 기준에 따라 통일되었다. 종전 v0.1.0의 Zenodo 기록 제목은 "학습중독 측정 도구"로서 본 주선과 불일치하며, v0.2.0 공개 후 통일된다.  </w:t>
       </w:r>
       <w:r>
         <w:rPr>
@@ -4353,14 +4277,29 @@
           <w:rFonts w:ascii="Consolas" w:hAnsi="Consolas" w:eastAsia="Malgun Gothic" w:cs="Malgun Gothic"/>
           <w:sz w:val="21"/>
         </w:rPr>
-        <w:t>docs/LearnFlow_研究设计与审阅档案.md（§2 因果侧识别策略）</w:t>
-      </w:r>
-      <w:r>
-        <w:rPr>
-          <w:rFonts w:ascii="Calibri" w:hAnsi="Calibri" w:eastAsia="Malgun Gothic" w:cs="Malgun Gothic"/>
-          <w:sz w:val="21"/>
-        </w:rPr>
-        <w:t>이며, 그 요소는 다음 표와 같다.</w:t>
+        <w:t>`LearnFlow_研究设计与审阅档案.md</w:t>
+      </w:r>
+      <w:r>
+        <w:rPr>
+          <w:rFonts w:ascii="Calibri" w:hAnsi="Calibri" w:eastAsia="Malgun Gothic" w:cs="Malgun Gothic"/>
+          <w:sz w:val="21"/>
+        </w:rPr>
+        <w:t>（</w:t>
+      </w:r>
+      <w:r>
+        <w:rPr>
+          <w:rFonts w:ascii="Calibri" w:hAnsi="Calibri" w:eastAsia="Malgun Gothic" w:cs="Malgun Gothic"/>
+          <w:b/>
+          <w:sz w:val="21"/>
+        </w:rPr>
+        <w:t>其内容即本档第七部</w:t>
+      </w:r>
+      <w:r>
+        <w:rPr>
+          <w:rFonts w:ascii="Calibri" w:hAnsi="Calibri" w:eastAsia="Malgun Gothic" w:cs="Malgun Gothic"/>
+          <w:sz w:val="21"/>
+        </w:rPr>
+        <w:t>，本档为二者的合并产物）（§2 因果侧识别策略）`이며, 그 요소는 다음 표와 같다.</w:t>
       </w:r>
     </w:p>
     <w:tbl>
@@ -4786,14 +4725,29 @@
           <w:rFonts w:ascii="Consolas" w:hAnsi="Consolas" w:eastAsia="Malgun Gothic" w:cs="Malgun Gothic"/>
           <w:sz w:val="21"/>
         </w:rPr>
-        <w:t>docs/LearnFlow_研究设计与审阅档案.md（§9 第二阶段人类被试计划表）</w:t>
-      </w:r>
-      <w:r>
-        <w:rPr>
-          <w:rFonts w:ascii="Calibri" w:hAnsi="Calibri" w:eastAsia="Malgun Gothic" w:cs="Malgun Gothic"/>
-          <w:sz w:val="21"/>
-        </w:rPr>
-        <w:t xml:space="preserve"> 참조:</w:t>
+        <w:t>`LearnFlow_研究设计与审阅档案.md</w:t>
+      </w:r>
+      <w:r>
+        <w:rPr>
+          <w:rFonts w:ascii="Calibri" w:hAnsi="Calibri" w:eastAsia="Malgun Gothic" w:cs="Malgun Gothic"/>
+          <w:sz w:val="21"/>
+        </w:rPr>
+        <w:t>（</w:t>
+      </w:r>
+      <w:r>
+        <w:rPr>
+          <w:rFonts w:ascii="Calibri" w:hAnsi="Calibri" w:eastAsia="Malgun Gothic" w:cs="Malgun Gothic"/>
+          <w:b/>
+          <w:sz w:val="21"/>
+        </w:rPr>
+        <w:t>其内容即本档第七部</w:t>
+      </w:r>
+      <w:r>
+        <w:rPr>
+          <w:rFonts w:ascii="Calibri" w:hAnsi="Calibri" w:eastAsia="Malgun Gothic" w:cs="Malgun Gothic"/>
+          <w:sz w:val="21"/>
+        </w:rPr>
+        <w:t>，本档为二者的合并产物）（§9 第二阶段人类被试计划表）` 참조:</w:t>
       </w:r>
     </w:p>
     <w:tbl>
@@ -6341,7 +6295,7 @@
           <w:color w:val="555555"/>
           <w:sz w:val="19"/>
         </w:rPr>
-        <w:t>docs/LearnFlow_研究设计与审阅档案.md（§5 M2 路线 A/B 决策备忘）</w:t>
+        <w:t>`LearnFlow_研究设计与审阅档案.md</w:t>
       </w:r>
       <w:r>
         <w:rPr>
@@ -6350,7 +6304,26 @@
           <w:color w:val="555555"/>
           <w:sz w:val="19"/>
         </w:rPr>
-        <w:t>를 참조한다.</w:t>
+        <w:t>（</w:t>
+      </w:r>
+      <w:r>
+        <w:rPr>
+          <w:rFonts w:ascii="Calibri" w:hAnsi="Calibri" w:eastAsia="Malgun Gothic" w:cs="Malgun Gothic"/>
+          <w:b/>
+          <w:i/>
+          <w:color w:val="555555"/>
+          <w:sz w:val="19"/>
+        </w:rPr>
+        <w:t>其内容即本档第七部</w:t>
+      </w:r>
+      <w:r>
+        <w:rPr>
+          <w:rFonts w:ascii="Calibri" w:hAnsi="Calibri" w:eastAsia="Malgun Gothic" w:cs="Malgun Gothic"/>
+          <w:i/>
+          <w:color w:val="555555"/>
+          <w:sz w:val="19"/>
+        </w:rPr>
+        <w:t>，本档为二者的合并产物）（§5 M2 路线 A/B 决策备忘）`를 참조한다.</w:t>
       </w:r>
     </w:p>
     <w:p>
@@ -7999,14 +7972,29 @@
           <w:rFonts w:ascii="Consolas" w:hAnsi="Consolas" w:eastAsia="Malgun Gothic" w:cs="Malgun Gothic"/>
           <w:sz w:val="21"/>
         </w:rPr>
-        <w:t>docs/LearnFlow_研究设计与审阅档案.md（§2 因果侧识别策略）</w:t>
-      </w:r>
-      <w:r>
-        <w:rPr>
-          <w:rFonts w:ascii="Calibri" w:hAnsi="Calibri" w:eastAsia="Malgun Gothic" w:cs="Malgun Gothic"/>
-          <w:sz w:val="21"/>
-        </w:rPr>
-        <w:t>, 요소는 §4.5). 동결 시점 선언은 "아직 결과 변수에 접촉하지 않았다"이다.</w:t>
+        <w:t>`LearnFlow_研究设计与审阅档案.md</w:t>
+      </w:r>
+      <w:r>
+        <w:rPr>
+          <w:rFonts w:ascii="Calibri" w:hAnsi="Calibri" w:eastAsia="Malgun Gothic" w:cs="Malgun Gothic"/>
+          <w:sz w:val="21"/>
+        </w:rPr>
+        <w:t>（</w:t>
+      </w:r>
+      <w:r>
+        <w:rPr>
+          <w:rFonts w:ascii="Calibri" w:hAnsi="Calibri" w:eastAsia="Malgun Gothic" w:cs="Malgun Gothic"/>
+          <w:b/>
+          <w:sz w:val="21"/>
+        </w:rPr>
+        <w:t>其内容即本档第七部</w:t>
+      </w:r>
+      <w:r>
+        <w:rPr>
+          <w:rFonts w:ascii="Calibri" w:hAnsi="Calibri" w:eastAsia="Malgun Gothic" w:cs="Malgun Gothic"/>
+          <w:sz w:val="21"/>
+        </w:rPr>
+        <w:t>，本档为二者的合并产物）（§2 因果侧识别策略）`, 요소는 §4.5). 동결 시점 선언은 "아직 결과 변수에 접촉하지 않았다"이다.</w:t>
       </w:r>
     </w:p>
     <w:p>
@@ -8049,14 +8037,29 @@
           <w:rFonts w:ascii="Consolas" w:hAnsi="Consolas" w:eastAsia="Malgun Gothic" w:cs="Malgun Gothic"/>
           <w:sz w:val="21"/>
         </w:rPr>
-        <w:t>docs/LearnFlow_研究设计与审阅档案.md（§5 M2 路线 A/B 决策备忘）</w:t>
-      </w:r>
-      <w:r>
-        <w:rPr>
-          <w:rFonts w:ascii="Calibri" w:hAnsi="Calibri" w:eastAsia="Malgun Gothic" w:cs="Malgun Gothic"/>
-          <w:sz w:val="21"/>
-        </w:rPr>
-        <w:t xml:space="preserve">), M3는 </w:t>
+        <w:t>`LearnFlow_研究设计与审阅档案.md</w:t>
+      </w:r>
+      <w:r>
+        <w:rPr>
+          <w:rFonts w:ascii="Calibri" w:hAnsi="Calibri" w:eastAsia="Malgun Gothic" w:cs="Malgun Gothic"/>
+          <w:sz w:val="21"/>
+        </w:rPr>
+        <w:t>（</w:t>
+      </w:r>
+      <w:r>
+        <w:rPr>
+          <w:rFonts w:ascii="Calibri" w:hAnsi="Calibri" w:eastAsia="Malgun Gothic" w:cs="Malgun Gothic"/>
+          <w:b/>
+          <w:sz w:val="21"/>
+        </w:rPr>
+        <w:t>其内容即本档第七部</w:t>
+      </w:r>
+      <w:r>
+        <w:rPr>
+          <w:rFonts w:ascii="Calibri" w:hAnsi="Calibri" w:eastAsia="Malgun Gothic" w:cs="Malgun Gothic"/>
+          <w:sz w:val="21"/>
+        </w:rPr>
+        <w:t xml:space="preserve">，本档为二者的合并产物）（§5 M2 路线 A/B 决策备忘）`), M3는 </w:t>
       </w:r>
       <w:r>
         <w:rPr>
@@ -9195,14 +9198,14 @@
           <w:rFonts w:ascii="Consolas" w:hAnsi="Consolas" w:eastAsia="Malgun Gothic" w:cs="Malgun Gothic"/>
           <w:sz w:val="21"/>
         </w:rPr>
-        <w:t>docs/LearnFlow_期刊论文拆分方案.md</w:t>
-      </w:r>
-      <w:r>
-        <w:rPr>
-          <w:rFonts w:ascii="Calibri" w:hAnsi="Calibri" w:eastAsia="Malgun Gothic" w:cs="Malgun Gothic"/>
-          <w:sz w:val="21"/>
-        </w:rPr>
-        <w:t xml:space="preserve">(v2.0)는 논문 조합의 영문 저널 목표를 </w:t>
+        <w:t>`LearnFlow_期刊论文拆分方案.md</w:t>
+      </w:r>
+      <w:r>
+        <w:rPr>
+          <w:rFonts w:ascii="Calibri" w:hAnsi="Calibri" w:eastAsia="Malgun Gothic" w:cs="Malgun Gothic"/>
+          <w:sz w:val="21"/>
+        </w:rPr>
+        <w:t xml:space="preserve">（已并入本档第五部）`(v2.0)는 논문 조합의 영문 저널 목표를 </w:t>
       </w:r>
       <w:r>
         <w:rPr>
@@ -11901,7 +11904,22 @@
                 <w:b/>
                 <w:sz w:val="19"/>
               </w:rPr>
-              <w:t>중국어 → 영어 번역(LLM/AI 도구가 수행하는 경우 공개 대상 AI 사용에 해당하며 §10.5 및 `docs/LearnFlow_研究设计与审阅档案.md（§10 目标期刊 AI 披露政策）` 참조)</w:t>
+              <w:t>중국어 → 영어 번역(LLM/AI 도구가 수행하는 경우 공개 대상 AI 사용에 해당하며 §10.5 및 ``LearnFlow_研究设计与审阅档案.md`（</w:t>
+            </w:r>
+            <w:r>
+              <w:rPr>
+                <w:rFonts w:ascii="Calibri" w:hAnsi="Calibri" w:eastAsia="Malgun Gothic" w:cs="Malgun Gothic"/>
+                <w:sz w:val="19"/>
+              </w:rPr>
+              <w:t>其内容即本档第七部</w:t>
+            </w:r>
+            <w:r>
+              <w:rPr>
+                <w:rFonts w:ascii="Calibri" w:hAnsi="Calibri" w:eastAsia="Malgun Gothic" w:cs="Malgun Gothic"/>
+                <w:b/>
+                <w:sz w:val="19"/>
+              </w:rPr>
+              <w:t>，本档为二者的合并产物）（§10 目标期刊 AI 披露政策）` 참조)</w:t>
             </w:r>
           </w:p>
         </w:tc>
@@ -12170,7 +12188,29 @@
                 <w:rFonts w:ascii="Consolas" w:hAnsi="Consolas" w:eastAsia="Malgun Gothic" w:cs="Malgun Gothic"/>
                 <w:sz w:val="19"/>
               </w:rPr>
-              <w:t>docs/LearnFlow_研究设计与审阅档案.md（§1 权威事实基线与写作体例）</w:t>
+              <w:t>`LearnFlow_研究设计与审阅档案.md</w:t>
+            </w:r>
+            <w:r>
+              <w:rPr>
+                <w:rFonts w:ascii="Calibri" w:hAnsi="Calibri" w:eastAsia="Malgun Gothic" w:cs="Malgun Gothic"/>
+                <w:sz w:val="19"/>
+              </w:rPr>
+              <w:t>（</w:t>
+            </w:r>
+            <w:r>
+              <w:rPr>
+                <w:rFonts w:ascii="Calibri" w:hAnsi="Calibri" w:eastAsia="Malgun Gothic" w:cs="Malgun Gothic"/>
+                <w:b/>
+                <w:sz w:val="19"/>
+              </w:rPr>
+              <w:t>其内容即本档第七部</w:t>
+            </w:r>
+            <w:r>
+              <w:rPr>
+                <w:rFonts w:ascii="Calibri" w:hAnsi="Calibri" w:eastAsia="Malgun Gothic" w:cs="Malgun Gothic"/>
+                <w:sz w:val="19"/>
+              </w:rPr>
+              <w:t>，本档为二者的合并产物）（§1 权威事实基线与写作体例）`</w:t>
             </w:r>
           </w:p>
         </w:tc>
@@ -12536,14 +12576,29 @@
           <w:rFonts w:ascii="Consolas" w:hAnsi="Consolas" w:eastAsia="Malgun Gothic" w:cs="Malgun Gothic"/>
           <w:sz w:val="21"/>
         </w:rPr>
-        <w:t>docs/LearnFlow_研究设计与审阅档案.md（§10 目标期刊 AI 披露政策）</w:t>
-      </w:r>
-      <w:r>
-        <w:rPr>
-          <w:rFonts w:ascii="Calibri" w:hAnsi="Calibri" w:eastAsia="Malgun Gothic" w:cs="Malgun Gothic"/>
-          <w:sz w:val="21"/>
-        </w:rPr>
-        <w:t xml:space="preserve"> 참조). 정책은 갱신되므로 </w:t>
+        <w:t>`LearnFlow_研究设计与审阅档案.md</w:t>
+      </w:r>
+      <w:r>
+        <w:rPr>
+          <w:rFonts w:ascii="Calibri" w:hAnsi="Calibri" w:eastAsia="Malgun Gothic" w:cs="Malgun Gothic"/>
+          <w:sz w:val="21"/>
+        </w:rPr>
+        <w:t>（</w:t>
+      </w:r>
+      <w:r>
+        <w:rPr>
+          <w:rFonts w:ascii="Calibri" w:hAnsi="Calibri" w:eastAsia="Malgun Gothic" w:cs="Malgun Gothic"/>
+          <w:b/>
+          <w:sz w:val="21"/>
+        </w:rPr>
+        <w:t>其内容即本档第七部</w:t>
+      </w:r>
+      <w:r>
+        <w:rPr>
+          <w:rFonts w:ascii="Calibri" w:hAnsi="Calibri" w:eastAsia="Malgun Gothic" w:cs="Malgun Gothic"/>
+          <w:sz w:val="21"/>
+        </w:rPr>
+        <w:t xml:space="preserve">，本档为二者的合并产物）（§10 目标期刊 AI 披露政策）` 참조). 정책은 갱신되므로 </w:t>
       </w:r>
       <w:r>
         <w:rPr>
@@ -13667,14 +13722,29 @@
           <w:rFonts w:ascii="Consolas" w:hAnsi="Consolas" w:eastAsia="Malgun Gothic" w:cs="Malgun Gothic"/>
           <w:sz w:val="21"/>
         </w:rPr>
-        <w:t>docs/LearnFlow_研究设计与审阅档案.md（§10 目标期刊 AI 披露政策）</w:t>
-      </w:r>
-      <w:r>
-        <w:rPr>
-          <w:rFonts w:ascii="Calibri" w:hAnsi="Calibri" w:eastAsia="Malgun Gothic" w:cs="Malgun Gothic"/>
-          <w:sz w:val="21"/>
-        </w:rPr>
-        <w:t xml:space="preserve"> 참조.</w:t>
+        <w:t>`LearnFlow_研究设计与审阅档案.md</w:t>
+      </w:r>
+      <w:r>
+        <w:rPr>
+          <w:rFonts w:ascii="Calibri" w:hAnsi="Calibri" w:eastAsia="Malgun Gothic" w:cs="Malgun Gothic"/>
+          <w:sz w:val="21"/>
+        </w:rPr>
+        <w:t>（</w:t>
+      </w:r>
+      <w:r>
+        <w:rPr>
+          <w:rFonts w:ascii="Calibri" w:hAnsi="Calibri" w:eastAsia="Malgun Gothic" w:cs="Malgun Gothic"/>
+          <w:b/>
+          <w:sz w:val="21"/>
+        </w:rPr>
+        <w:t>其内容即本档第七部</w:t>
+      </w:r>
+      <w:r>
+        <w:rPr>
+          <w:rFonts w:ascii="Calibri" w:hAnsi="Calibri" w:eastAsia="Malgun Gothic" w:cs="Malgun Gothic"/>
+          <w:sz w:val="21"/>
+        </w:rPr>
+        <w:t>，本档为二者的合并产物）（§10 目标期刊 AI 披露政策）` 참조.</w:t>
       </w:r>
     </w:p>
     <w:p>
@@ -13788,7 +13858,7 @@
           <w:color w:val="555555"/>
           <w:sz w:val="19"/>
         </w:rPr>
-        <w:t>docs/LearnFlow_研究设计与审阅档案.md（§9 第二阶段人类被试计划表）</w:t>
+        <w:t>`LearnFlow_研究设计与审阅档案.md</w:t>
       </w:r>
       <w:r>
         <w:rPr>
@@ -13797,7 +13867,26 @@
           <w:color w:val="555555"/>
           <w:sz w:val="19"/>
         </w:rPr>
-        <w:t>(K12 학교를 학급 단위 군집 무작위로, 군당 154~241명, 지각 지표만 측정할 때)이며, 협력 학교는 아직 미정이다. 본 절은 "실제 대상이 있어야만 확립되는" 결론을 하나의 실험으로 수렴하고, 그 실험에서 나온 자료로 나머지 세 체인을 함께 검증한다.</w:t>
+        <w:t>（</w:t>
+      </w:r>
+      <w:r>
+        <w:rPr>
+          <w:rFonts w:ascii="Calibri" w:hAnsi="Calibri" w:eastAsia="Malgun Gothic" w:cs="Malgun Gothic"/>
+          <w:b/>
+          <w:i/>
+          <w:color w:val="555555"/>
+          <w:sz w:val="19"/>
+        </w:rPr>
+        <w:t>其内容即本档第七部</w:t>
+      </w:r>
+      <w:r>
+        <w:rPr>
+          <w:rFonts w:ascii="Calibri" w:hAnsi="Calibri" w:eastAsia="Malgun Gothic" w:cs="Malgun Gothic"/>
+          <w:i/>
+          <w:color w:val="555555"/>
+          <w:sz w:val="19"/>
+        </w:rPr>
+        <w:t>，本档为二者的合并产物）（§9 第二阶段人类被试计划表）`(K12 학교를 학급 단위 군집 무작위로, 군당 154~241명, 지각 지표만 측정할 때)이며, 협력 학교는 아직 미정이다. 본 절은 "실제 대상이 있어야만 확립되는" 결론을 하나의 실험으로 수렴하고, 그 실험에서 나온 자료로 나머지 세 체인을 함께 검증한다.</w:t>
       </w:r>
     </w:p>
     <w:p>
@@ -17441,14 +17530,29 @@
                 <w:rFonts w:ascii="Consolas" w:hAnsi="Consolas" w:eastAsia="Malgun Gothic" w:cs="Malgun Gothic"/>
                 <w:sz w:val="19"/>
               </w:rPr>
-              <w:t>docs/LearnFlow_研究设计与审阅档案.md（§2 因果侧识别策略）</w:t>
-            </w:r>
-            <w:r>
-              <w:rPr>
-                <w:rFonts w:ascii="Calibri" w:hAnsi="Calibri" w:eastAsia="Malgun Gothic" w:cs="Malgun Gothic"/>
-                <w:sz w:val="19"/>
-              </w:rPr>
-              <w:t xml:space="preserve"> 신설(처리 / 결과 / 추정량 / 교란 목록 / 양성·음성 대조 / 5전제 분해 / </w:t>
+              <w:t>`LearnFlow_研究设计与审阅档案.md</w:t>
+            </w:r>
+            <w:r>
+              <w:rPr>
+                <w:rFonts w:ascii="Calibri" w:hAnsi="Calibri" w:eastAsia="Malgun Gothic" w:cs="Malgun Gothic"/>
+                <w:sz w:val="19"/>
+              </w:rPr>
+              <w:t>（</w:t>
+            </w:r>
+            <w:r>
+              <w:rPr>
+                <w:rFonts w:ascii="Calibri" w:hAnsi="Calibri" w:eastAsia="Malgun Gothic" w:cs="Malgun Gothic"/>
+                <w:b/>
+                <w:sz w:val="19"/>
+              </w:rPr>
+              <w:t>其内容即本档第七部</w:t>
+            </w:r>
+            <w:r>
+              <w:rPr>
+                <w:rFonts w:ascii="Calibri" w:hAnsi="Calibri" w:eastAsia="Malgun Gothic" w:cs="Malgun Gothic"/>
+                <w:sz w:val="19"/>
+              </w:rPr>
+              <w:t xml:space="preserve">，本档为二者的合并产物）（§2 因果侧识别策略）` 신설(처리 / 결과 / 추정량 / 교란 목록 / 양성·음성 대조 / 5전제 분해 / </w:t>
             </w:r>
             <w:r>
               <w:rPr>
@@ -18431,7 +18535,7 @@
           <w:color w:val="555555"/>
           <w:sz w:val="19"/>
         </w:rPr>
-        <w:t>docs/LearnFlow_研究设计与审阅档案.md（§5 M2 路线 A/B 决策备忘）</w:t>
+        <w:t>`LearnFlow_研究设计与审阅档案.md</w:t>
       </w:r>
       <w:r>
         <w:rPr>
@@ -18440,7 +18544,26 @@
           <w:color w:val="555555"/>
           <w:sz w:val="19"/>
         </w:rPr>
-        <w:t xml:space="preserve">를 참조한다. 공개 저장소에서 직접 대조 가능한 근거는 각 원고 본문의 정정说明, </w:t>
+        <w:t>（</w:t>
+      </w:r>
+      <w:r>
+        <w:rPr>
+          <w:rFonts w:ascii="Calibri" w:hAnsi="Calibri" w:eastAsia="Malgun Gothic" w:cs="Malgun Gothic"/>
+          <w:b/>
+          <w:i/>
+          <w:color w:val="555555"/>
+          <w:sz w:val="19"/>
+        </w:rPr>
+        <w:t>其内容即本档第七部</w:t>
+      </w:r>
+      <w:r>
+        <w:rPr>
+          <w:rFonts w:ascii="Calibri" w:hAnsi="Calibri" w:eastAsia="Malgun Gothic" w:cs="Malgun Gothic"/>
+          <w:i/>
+          <w:color w:val="555555"/>
+          <w:sz w:val="19"/>
+        </w:rPr>
+        <w:t>，本档为二者的合并产物）（§5 M2 路线 A/B 决策备忘）</w:t>
       </w:r>
       <w:r>
         <w:rPr>
@@ -18449,7 +18572,7 @@
           <w:color w:val="555555"/>
           <w:sz w:val="19"/>
         </w:rPr>
-        <w:t>docs/references.bib</w:t>
+        <w:t xml:space="preserve">를 참조한다. 공개 저장소에서 직접 대조 가능한 근거는 각 원고 본문의 정정说明, </w:t>
       </w:r>
       <w:r>
         <w:rPr>
@@ -18458,7 +18581,7 @@
           <w:color w:val="555555"/>
           <w:sz w:val="19"/>
         </w:rPr>
-        <w:t>, 그리고 본 절 정정표의 공개 출처(Scopus Source ID 포함)이다.</w:t>
+        <w:t>docs/references.bib`, 그리고 본 절 정정표의 공개 출처(Scopus Source ID 포함)이다.</w:t>
       </w:r>
     </w:p>
     <w:p>

--- a/docs/研究计划_韩文版.docx
+++ b/docs/研究计划_韩文版.docx
@@ -11,700 +11,10 @@
           <w:rFonts w:ascii="Calibri" w:hAnsi="Calibri" w:eastAsia="Malgun Gothic" w:cs="Malgun Gothic"/>
           <w:sz w:val="44"/>
         </w:rPr>
-        <w:t>적응형 학습에서의 '난이도'의 측정가능화와 거버넌스화</w:t>
+        <w:t>— 박사학위논문 연구계획서</w:t>
       </w:r>
     </w:p>
     <w:p/>
-    <w:p>
-      <w:pPr>
-        <w:jc w:val="center"/>
-      </w:pPr>
-      <w:r>
-        <w:rPr>
-          <w:rFonts w:ascii="Calibri" w:hAnsi="Calibri" w:eastAsia="Malgun Gothic" w:cs="Malgun Gothic"/>
-          <w:b/>
-          <w:sz w:val="30"/>
-        </w:rPr>
-        <w:t>목차</w:t>
-      </w:r>
-    </w:p>
-    <w:p>
-      <w:pPr>
-        <w:spacing w:after="40"/>
-        <w:ind w:left="360"/>
-      </w:pPr>
-      <w:r>
-        <w:rPr>
-          <w:rFonts w:ascii="Calibri" w:hAnsi="Calibri" w:eastAsia="Malgun Gothic" w:cs="Malgun Gothic"/>
-          <w:sz w:val="21"/>
-        </w:rPr>
-        <w:t>— 박사학위논문 연구계획서</w:t>
-      </w:r>
-    </w:p>
-    <w:p>
-      <w:pPr>
-        <w:spacing w:after="40"/>
-        <w:ind w:left="360"/>
-      </w:pPr>
-      <w:r>
-        <w:rPr>
-          <w:rFonts w:ascii="Calibri" w:hAnsi="Calibri" w:eastAsia="Malgun Gothic" w:cs="Malgun Gothic"/>
-          <w:sz w:val="21"/>
-        </w:rPr>
-        <w:t>초록</w:t>
-      </w:r>
-    </w:p>
-    <w:p>
-      <w:pPr>
-        <w:spacing w:after="40"/>
-        <w:ind w:left="360"/>
-      </w:pPr>
-      <w:r>
-        <w:rPr>
-          <w:rFonts w:ascii="Calibri" w:hAnsi="Calibri" w:eastAsia="Malgun Gothic" w:cs="Malgun Gothic"/>
-          <w:sz w:val="21"/>
-        </w:rPr>
-        <w:t>1 연구 배경과 문제의식</w:t>
-      </w:r>
-    </w:p>
-    <w:p>
-      <w:pPr>
-        <w:spacing w:after="40"/>
-        <w:ind w:left="720"/>
-      </w:pPr>
-      <w:r>
-        <w:rPr>
-          <w:rFonts w:ascii="Calibri" w:hAnsi="Calibri" w:eastAsia="Malgun Gothic" w:cs="Malgun Gothic"/>
-          <w:sz w:val="21"/>
-        </w:rPr>
-        <w:t>1.1 분야 배경: 예측 정확도 트랙의 협소화</w:t>
-      </w:r>
-    </w:p>
-    <w:p>
-      <w:pPr>
-        <w:spacing w:after="40"/>
-        <w:ind w:left="720"/>
-      </w:pPr>
-      <w:r>
-        <w:rPr>
-          <w:rFonts w:ascii="Calibri" w:hAnsi="Calibri" w:eastAsia="Malgun Gothic" w:cs="Malgun Gothic"/>
-          <w:sz w:val="21"/>
-        </w:rPr>
-        <w:t>1.2 첫 번째로 건너뛰어진 전제: 난이도의 공약성 여부</w:t>
-      </w:r>
-    </w:p>
-    <w:p>
-      <w:pPr>
-        <w:spacing w:after="40"/>
-        <w:ind w:left="720"/>
-      </w:pPr>
-      <w:r>
-        <w:rPr>
-          <w:rFonts w:ascii="Calibri" w:hAnsi="Calibri" w:eastAsia="Malgun Gothic" w:cs="Malgun Gothic"/>
-          <w:sz w:val="21"/>
-        </w:rPr>
-        <w:t>1.3 두 번째로 건너뛰어진 전제: 목표값과 사전확률의 출처</w:t>
-      </w:r>
-    </w:p>
-    <w:p>
-      <w:pPr>
-        <w:spacing w:after="40"/>
-        <w:ind w:left="720"/>
-      </w:pPr>
-      <w:r>
-        <w:rPr>
-          <w:rFonts w:ascii="Calibri" w:hAnsi="Calibri" w:eastAsia="Malgun Gothic" w:cs="Malgun Gothic"/>
-          <w:sz w:val="21"/>
-        </w:rPr>
-        <w:t>1.4 세 번째로 건너뛰어진 문제: 다중 개입 병존 시의 거버넌스</w:t>
-      </w:r>
-    </w:p>
-    <w:p>
-      <w:pPr>
-        <w:spacing w:after="40"/>
-        <w:ind w:left="720"/>
-      </w:pPr>
-      <w:r>
-        <w:rPr>
-          <w:rFonts w:ascii="Calibri" w:hAnsi="Calibri" w:eastAsia="Malgun Gothic" w:cs="Malgun Gothic"/>
-          <w:sz w:val="21"/>
-        </w:rPr>
-        <w:t>1.5 문제의식의 수렴</w:t>
-      </w:r>
-    </w:p>
-    <w:p>
-      <w:pPr>
-        <w:spacing w:after="40"/>
-        <w:ind w:left="360"/>
-      </w:pPr>
-      <w:r>
-        <w:rPr>
-          <w:rFonts w:ascii="Calibri" w:hAnsi="Calibri" w:eastAsia="Malgun Gothic" w:cs="Malgun Gothic"/>
-          <w:sz w:val="21"/>
-        </w:rPr>
-        <w:t>2 문헌 기반과 연구 격차</w:t>
-      </w:r>
-    </w:p>
-    <w:p>
-      <w:pPr>
-        <w:spacing w:after="40"/>
-        <w:ind w:left="720"/>
-      </w:pPr>
-      <w:r>
-        <w:rPr>
-          <w:rFonts w:ascii="Calibri" w:hAnsi="Calibri" w:eastAsia="Malgun Gothic" w:cs="Malgun Gothic"/>
-          <w:sz w:val="21"/>
-        </w:rPr>
-        <w:t>2.1 확인된 경쟁 구도 사실</w:t>
-      </w:r>
-    </w:p>
-    <w:p>
-      <w:pPr>
-        <w:spacing w:after="40"/>
-        <w:ind w:left="720"/>
-      </w:pPr>
-      <w:r>
-        <w:rPr>
-          <w:rFonts w:ascii="Calibri" w:hAnsi="Calibri" w:eastAsia="Malgun Gothic" w:cs="Malgun Gothic"/>
-          <w:sz w:val="21"/>
-        </w:rPr>
-        <w:t>2.2 세 가지 게재 가능한 격차</w:t>
-      </w:r>
-    </w:p>
-    <w:p>
-      <w:pPr>
-        <w:spacing w:after="40"/>
-        <w:ind w:left="360"/>
-      </w:pPr>
-      <w:r>
-        <w:rPr>
-          <w:rFonts w:ascii="Calibri" w:hAnsi="Calibri" w:eastAsia="Malgun Gothic" w:cs="Malgun Gothic"/>
-          <w:sz w:val="21"/>
-        </w:rPr>
-        <w:t>3 연구 문제와 연구 목표</w:t>
-      </w:r>
-    </w:p>
-    <w:p>
-      <w:pPr>
-        <w:spacing w:after="40"/>
-        <w:ind w:left="720"/>
-      </w:pPr>
-      <w:r>
-        <w:rPr>
-          <w:rFonts w:ascii="Calibri" w:hAnsi="Calibri" w:eastAsia="Malgun Gothic" w:cs="Malgun Gothic"/>
-          <w:sz w:val="21"/>
-        </w:rPr>
-        <w:t>3.1 총 논점</w:t>
-      </w:r>
-    </w:p>
-    <w:p>
-      <w:pPr>
-        <w:spacing w:after="40"/>
-        <w:ind w:left="720"/>
-      </w:pPr>
-      <w:r>
-        <w:rPr>
-          <w:rFonts w:ascii="Calibri" w:hAnsi="Calibri" w:eastAsia="Malgun Gothic" w:cs="Malgun Gothic"/>
-          <w:sz w:val="21"/>
-        </w:rPr>
-        <w:t>3.2 네 가지 연구 문제와 판정기준</w:t>
-      </w:r>
-    </w:p>
-    <w:p>
-      <w:pPr>
-        <w:spacing w:after="40"/>
-        <w:ind w:left="720"/>
-      </w:pPr>
-      <w:r>
-        <w:rPr>
-          <w:rFonts w:ascii="Calibri" w:hAnsi="Calibri" w:eastAsia="Malgun Gothic" w:cs="Malgun Gothic"/>
-          <w:sz w:val="21"/>
-        </w:rPr>
-        <w:t>3.3 비주장 목록</w:t>
-      </w:r>
-    </w:p>
-    <w:p>
-      <w:pPr>
-        <w:spacing w:after="40"/>
-        <w:ind w:left="360"/>
-      </w:pPr>
-      <w:r>
-        <w:rPr>
-          <w:rFonts w:ascii="Calibri" w:hAnsi="Calibri" w:eastAsia="Malgun Gothic" w:cs="Malgun Gothic"/>
-          <w:sz w:val="21"/>
-        </w:rPr>
-        <w:t>4 연구 방법과 기술 노선</w:t>
-      </w:r>
-    </w:p>
-    <w:p>
-      <w:pPr>
-        <w:spacing w:after="40"/>
-        <w:ind w:left="720"/>
-      </w:pPr>
-      <w:r>
-        <w:rPr>
-          <w:rFonts w:ascii="Calibri" w:hAnsi="Calibri" w:eastAsia="Malgun Gothic" w:cs="Malgun Gothic"/>
-          <w:sz w:val="21"/>
-        </w:rPr>
-        <w:t>4.1 통합 연구 서사</w:t>
-      </w:r>
-    </w:p>
-    <w:p>
-      <w:pPr>
-        <w:spacing w:after="40"/>
-        <w:ind w:left="720"/>
-      </w:pPr>
-      <w:r>
-        <w:rPr>
-          <w:rFonts w:ascii="Calibri" w:hAnsi="Calibri" w:eastAsia="Malgun Gothic" w:cs="Malgun Gothic"/>
-          <w:sz w:val="21"/>
-        </w:rPr>
-        <w:t>4.2 네 체인의 분업</w:t>
-      </w:r>
-    </w:p>
-    <w:p>
-      <w:pPr>
-        <w:spacing w:after="40"/>
-        <w:ind w:left="720"/>
-      </w:pPr>
-      <w:r>
-        <w:rPr>
-          <w:rFonts w:ascii="Calibri" w:hAnsi="Calibri" w:eastAsia="Malgun Gothic" w:cs="Malgun Gothic"/>
-          <w:sz w:val="21"/>
-        </w:rPr>
-        <w:t>4.3 데이터셋과 증거 제도</w:t>
-      </w:r>
-    </w:p>
-    <w:p>
-      <w:pPr>
-        <w:spacing w:after="40"/>
-        <w:ind w:left="720"/>
-      </w:pPr>
-      <w:r>
-        <w:rPr>
-          <w:rFonts w:ascii="Calibri" w:hAnsi="Calibri" w:eastAsia="Malgun Gothic" w:cs="Malgun Gothic"/>
-          <w:sz w:val="21"/>
-        </w:rPr>
-        <w:t>4.4 방법론적 도구</w:t>
-      </w:r>
-    </w:p>
-    <w:p>
-      <w:pPr>
-        <w:spacing w:after="40"/>
-        <w:ind w:left="720"/>
-      </w:pPr>
-      <w:r>
-        <w:rPr>
-          <w:rFonts w:ascii="Calibri" w:hAnsi="Calibri" w:eastAsia="Malgun Gothic" w:cs="Malgun Gothic"/>
-          <w:sz w:val="21"/>
-        </w:rPr>
-        <w:t>4.5 인과 측 식별 전략(결과 변수 접촉 이전에 동결)</w:t>
-      </w:r>
-    </w:p>
-    <w:p>
-      <w:pPr>
-        <w:spacing w:after="40"/>
-        <w:ind w:left="360"/>
-      </w:pPr>
-      <w:r>
-        <w:rPr>
-          <w:rFonts w:ascii="Calibri" w:hAnsi="Calibri" w:eastAsia="Malgun Gothic" w:cs="Malgun Gothic"/>
-          <w:sz w:val="21"/>
-        </w:rPr>
-        <w:t>5 연구 기반과 선행 성과</w:t>
-      </w:r>
-    </w:p>
-    <w:p>
-      <w:pPr>
-        <w:spacing w:after="40"/>
-        <w:ind w:left="720"/>
-      </w:pPr>
-      <w:r>
-        <w:rPr>
-          <w:rFonts w:ascii="Calibri" w:hAnsi="Calibri" w:eastAsia="Malgun Gothic" w:cs="Malgun Gothic"/>
-          <w:sz w:val="21"/>
-        </w:rPr>
-        <w:t>5.1 연구 기반 시스템</w:t>
-      </w:r>
-    </w:p>
-    <w:p>
-      <w:pPr>
-        <w:spacing w:after="40"/>
-        <w:ind w:left="720"/>
-      </w:pPr>
-      <w:r>
-        <w:rPr>
-          <w:rFonts w:ascii="Calibri" w:hAnsi="Calibri" w:eastAsia="Malgun Gothic" w:cs="Malgun Gothic"/>
-          <w:sz w:val="21"/>
-        </w:rPr>
-        <w:t>5.2 세 편 지지 논문의 실측 결론</w:t>
-      </w:r>
-    </w:p>
-    <w:p>
-      <w:pPr>
-        <w:spacing w:after="40"/>
-        <w:ind w:left="720"/>
-      </w:pPr>
-      <w:r>
-        <w:rPr>
-          <w:rFonts w:ascii="Calibri" w:hAnsi="Calibri" w:eastAsia="Malgun Gothic" w:cs="Malgun Gothic"/>
-          <w:sz w:val="21"/>
-        </w:rPr>
-        <w:t>5.3 알고리즘 최적화와 엔지니어링 구현</w:t>
-      </w:r>
-    </w:p>
-    <w:p>
-      <w:pPr>
-        <w:spacing w:after="40"/>
-        <w:ind w:left="360"/>
-      </w:pPr>
-      <w:r>
-        <w:rPr>
-          <w:rFonts w:ascii="Calibri" w:hAnsi="Calibri" w:eastAsia="Malgun Gothic" w:cs="Malgun Gothic"/>
-          <w:sz w:val="21"/>
-        </w:rPr>
-        <w:t>6 연구 일정과 단계 구분</w:t>
-      </w:r>
-    </w:p>
-    <w:p>
-      <w:pPr>
-        <w:spacing w:after="40"/>
-        <w:ind w:left="720"/>
-      </w:pPr>
-      <w:r>
-        <w:rPr>
-          <w:rFonts w:ascii="Calibri" w:hAnsi="Calibri" w:eastAsia="Malgun Gothic" w:cs="Malgun Gothic"/>
-          <w:sz w:val="21"/>
-        </w:rPr>
-        <w:t>6.1 실제 달력 일정</w:t>
-      </w:r>
-    </w:p>
-    <w:p>
-      <w:pPr>
-        <w:spacing w:after="40"/>
-        <w:ind w:left="720"/>
-      </w:pPr>
-      <w:r>
-        <w:rPr>
-          <w:rFonts w:ascii="Calibri" w:hAnsi="Calibri" w:eastAsia="Malgun Gothic" w:cs="Malgun Gothic"/>
-          <w:sz w:val="21"/>
-        </w:rPr>
-        <w:t>6.2 저장소에서 가시적인 git 이력에 대하여(사실대로 설명)</w:t>
-      </w:r>
-    </w:p>
-    <w:p>
-      <w:pPr>
-        <w:spacing w:after="40"/>
-        <w:ind w:left="720"/>
-      </w:pPr>
-      <w:r>
-        <w:rPr>
-          <w:rFonts w:ascii="Calibri" w:hAnsi="Calibri" w:eastAsia="Malgun Gothic" w:cs="Malgun Gothic"/>
-          <w:sz w:val="21"/>
-        </w:rPr>
-        <w:t>6.3 다른 과제(EEG 도메인 일반화)와의 관계</w:t>
-      </w:r>
-    </w:p>
-    <w:p>
-      <w:pPr>
-        <w:spacing w:after="40"/>
-        <w:ind w:left="720"/>
-      </w:pPr>
-      <w:r>
-        <w:rPr>
-          <w:rFonts w:ascii="Calibri" w:hAnsi="Calibri" w:eastAsia="Malgun Gothic" w:cs="Malgun Gothic"/>
-          <w:sz w:val="21"/>
-        </w:rPr>
-        <w:t>6.4 핵심 경로와 선행 사항</w:t>
-      </w:r>
-    </w:p>
-    <w:p>
-      <w:pPr>
-        <w:spacing w:after="40"/>
-        <w:ind w:left="360"/>
-      </w:pPr>
-      <w:r>
-        <w:rPr>
-          <w:rFonts w:ascii="Calibri" w:hAnsi="Calibri" w:eastAsia="Malgun Gothic" w:cs="Malgun Gothic"/>
-          <w:sz w:val="21"/>
-        </w:rPr>
-        <w:t>7 예상 성과와 게재 계획</w:t>
-      </w:r>
-    </w:p>
-    <w:p>
-      <w:pPr>
-        <w:spacing w:after="40"/>
-        <w:ind w:left="720"/>
-      </w:pPr>
-      <w:r>
-        <w:rPr>
-          <w:rFonts w:ascii="Calibri" w:hAnsi="Calibri" w:eastAsia="Malgun Gothic" w:cs="Malgun Gothic"/>
-          <w:sz w:val="21"/>
-        </w:rPr>
-        <w:t>7.1 논문 조합과 목표 저널(v1.1: 영어 Scopus 제1순위)</w:t>
-      </w:r>
-    </w:p>
-    <w:p>
-      <w:pPr>
-        <w:spacing w:after="40"/>
-        <w:ind w:left="720"/>
-      </w:pPr>
-      <w:r>
-        <w:rPr>
-          <w:rFonts w:ascii="Calibri" w:hAnsi="Calibri" w:eastAsia="Malgun Gothic" w:cs="Malgun Gothic"/>
-          <w:sz w:val="21"/>
-        </w:rPr>
-        <w:t>7.2 분할안의 영문 저널 목표가 한때 중국어 저널로 바뀐 이유(v1.1 신설 설명)</w:t>
-      </w:r>
-    </w:p>
-    <w:p>
-      <w:pPr>
-        <w:spacing w:after="40"/>
-        <w:ind w:left="720"/>
-      </w:pPr>
-      <w:r>
-        <w:rPr>
-          <w:rFonts w:ascii="Calibri" w:hAnsi="Calibri" w:eastAsia="Malgun Gothic" w:cs="Malgun Gothic"/>
-          <w:sz w:val="21"/>
-        </w:rPr>
-        <w:t>7.3 학위논문의 통합 방식</w:t>
-      </w:r>
-    </w:p>
-    <w:p>
-      <w:pPr>
-        <w:spacing w:after="40"/>
-        <w:ind w:left="720"/>
-      </w:pPr>
-      <w:r>
-        <w:rPr>
-          <w:rFonts w:ascii="Calibri" w:hAnsi="Calibri" w:eastAsia="Malgun Gothic" w:cs="Malgun Gothic"/>
-          <w:sz w:val="21"/>
-        </w:rPr>
-        <w:t>7.4 투고 전 선행 조건(v1.1 신설)</w:t>
-      </w:r>
-    </w:p>
-    <w:p>
-      <w:pPr>
-        <w:spacing w:after="40"/>
-        <w:ind w:left="720"/>
-      </w:pPr>
-      <w:r>
-        <w:rPr>
-          <w:rFonts w:ascii="Calibri" w:hAnsi="Calibri" w:eastAsia="Malgun Gothic" w:cs="Malgun Gothic"/>
-          <w:sz w:val="21"/>
-        </w:rPr>
-        <w:t>7.5 재사용 가능한 artifact의 처리</w:t>
-      </w:r>
-    </w:p>
-    <w:p>
-      <w:pPr>
-        <w:spacing w:after="40"/>
-        <w:ind w:left="360"/>
-      </w:pPr>
-      <w:r>
-        <w:rPr>
-          <w:rFonts w:ascii="Calibri" w:hAnsi="Calibri" w:eastAsia="Malgun Gothic" w:cs="Malgun Gothic"/>
-          <w:sz w:val="21"/>
-        </w:rPr>
-        <w:t>8 윤리심의와 데이터 규정 준수</w:t>
-      </w:r>
-    </w:p>
-    <w:p>
-      <w:pPr>
-        <w:spacing w:after="40"/>
-        <w:ind w:left="720"/>
-      </w:pPr>
-      <w:r>
-        <w:rPr>
-          <w:rFonts w:ascii="Calibri" w:hAnsi="Calibri" w:eastAsia="Malgun Gothic" w:cs="Malgun Gothic"/>
-          <w:sz w:val="21"/>
-        </w:rPr>
-        <w:t>8.1 윤리적 제약</w:t>
-      </w:r>
-    </w:p>
-    <w:p>
-      <w:pPr>
-        <w:spacing w:after="40"/>
-        <w:ind w:left="720"/>
-      </w:pPr>
-      <w:r>
-        <w:rPr>
-          <w:rFonts w:ascii="Calibri" w:hAnsi="Calibri" w:eastAsia="Malgun Gothic" w:cs="Malgun Gothic"/>
-          <w:sz w:val="21"/>
-        </w:rPr>
-        <w:t>8.2 데이터 경계</w:t>
-      </w:r>
-    </w:p>
-    <w:p>
-      <w:pPr>
-        <w:spacing w:after="40"/>
-        <w:ind w:left="720"/>
-      </w:pPr>
-      <w:r>
-        <w:rPr>
-          <w:rFonts w:ascii="Calibri" w:hAnsi="Calibri" w:eastAsia="Malgun Gothic" w:cs="Malgun Gothic"/>
-          <w:sz w:val="21"/>
-        </w:rPr>
-        <w:t>8.3 측정 도구의 타당도 선언(강제)</w:t>
-      </w:r>
-    </w:p>
-    <w:p>
-      <w:pPr>
-        <w:spacing w:after="40"/>
-        <w:ind w:left="360"/>
-      </w:pPr>
-      <w:r>
-        <w:rPr>
-          <w:rFonts w:ascii="Calibri" w:hAnsi="Calibri" w:eastAsia="Malgun Gothic" w:cs="Malgun Gothic"/>
-          <w:sz w:val="21"/>
-        </w:rPr>
-        <w:t>9 위험과 대응</w:t>
-      </w:r>
-    </w:p>
-    <w:p>
-      <w:pPr>
-        <w:spacing w:after="40"/>
-        <w:ind w:left="360"/>
-      </w:pPr>
-      <w:r>
-        <w:rPr>
-          <w:rFonts w:ascii="Calibri" w:hAnsi="Calibri" w:eastAsia="Malgun Gothic" w:cs="Malgun Gothic"/>
-          <w:sz w:val="21"/>
-        </w:rPr>
-        <w:t>10 연구 수행과 원고 집필에서의 역할과 도구</w:t>
-      </w:r>
-    </w:p>
-    <w:p>
-      <w:pPr>
-        <w:spacing w:after="40"/>
-        <w:ind w:left="720"/>
-      </w:pPr>
-      <w:r>
-        <w:rPr>
-          <w:rFonts w:ascii="Calibri" w:hAnsi="Calibri" w:eastAsia="Malgun Gothic" w:cs="Malgun Gothic"/>
-          <w:sz w:val="21"/>
-        </w:rPr>
-        <w:t>10.1 역할과 도구 대조표</w:t>
-      </w:r>
-    </w:p>
-    <w:p>
-      <w:pPr>
-        <w:spacing w:after="40"/>
-        <w:ind w:left="720"/>
-      </w:pPr>
-      <w:r>
-        <w:rPr>
-          <w:rFonts w:ascii="Calibri" w:hAnsi="Calibri" w:eastAsia="Malgun Gothic" w:cs="Malgun Gothic"/>
-          <w:sz w:val="21"/>
-        </w:rPr>
-        <w:t>10.2 저장소에서 검증 가능한 "도구 사용 흔적"</w:t>
-      </w:r>
-    </w:p>
-    <w:p>
-      <w:pPr>
-        <w:spacing w:after="40"/>
-        <w:ind w:left="720"/>
-      </w:pPr>
-      <w:r>
-        <w:rPr>
-          <w:rFonts w:ascii="Calibri" w:hAnsi="Calibri" w:eastAsia="Malgun Gothic" w:cs="Malgun Gothic"/>
-          <w:sz w:val="21"/>
-        </w:rPr>
-        <w:t>10.3 도구 사용의 경계(답변에 대한 본인의 약속)</w:t>
-      </w:r>
-    </w:p>
-    <w:p>
-      <w:pPr>
-        <w:spacing w:after="40"/>
-        <w:ind w:left="720"/>
-      </w:pPr>
-      <w:r>
-        <w:rPr>
-          <w:rFonts w:ascii="Calibri" w:hAnsi="Calibri" w:eastAsia="Malgun Gothic" w:cs="Malgun Gothic"/>
-          <w:sz w:val="21"/>
-        </w:rPr>
-        <w:t>10.4 목표 저널의 AI 사용 공개 정책 조사(투고 전 완료)</w:t>
-      </w:r>
-    </w:p>
-    <w:p>
-      <w:pPr>
-        <w:spacing w:after="40"/>
-        <w:ind w:left="720"/>
-      </w:pPr>
-      <w:r>
-        <w:rPr>
-          <w:rFonts w:ascii="Calibri" w:hAnsi="Calibri" w:eastAsia="Malgun Gothic" w:cs="Malgun Gothic"/>
-          <w:sz w:val="21"/>
-        </w:rPr>
-        <w:t>10.5 중국어 집필 → 영어 번역 절차와 공개(v1.1 신설)</w:t>
-      </w:r>
-    </w:p>
-    <w:p>
-      <w:pPr>
-        <w:spacing w:after="40"/>
-        <w:ind w:left="360"/>
-      </w:pPr>
-      <w:r>
-        <w:rPr>
-          <w:rFonts w:ascii="Calibri" w:hAnsi="Calibri" w:eastAsia="Malgun Gothic" w:cs="Malgun Gothic"/>
-          <w:sz w:val="21"/>
-        </w:rPr>
-        <w:t>11 참고문헌</w:t>
-      </w:r>
-    </w:p>
-    <w:p>
-      <w:pPr>
-        <w:spacing w:after="40"/>
-        <w:ind w:left="360"/>
-      </w:pPr>
-      <w:r>
-        <w:rPr>
-          <w:rFonts w:ascii="Calibri" w:hAnsi="Calibri" w:eastAsia="Malgun Gothic" w:cs="Malgun Gothic"/>
-          <w:sz w:val="21"/>
-        </w:rPr>
-        <w:t>부록 A 용어와 기준 대조</w:t>
-      </w:r>
-    </w:p>
-    <w:p>
-      <w:pPr>
-        <w:spacing w:after="40"/>
-        <w:ind w:left="360"/>
-      </w:pPr>
-      <w:r>
-        <w:rPr>
-          <w:rFonts w:ascii="Calibri" w:hAnsi="Calibri" w:eastAsia="Malgun Gothic" w:cs="Malgun Gothic"/>
-          <w:sz w:val="21"/>
-        </w:rPr>
-        <w:t>부록 B 재계산 명령 목록(v1.1 확장)</w:t>
-      </w:r>
-    </w:p>
-    <w:p>
-      <w:pPr>
-        <w:spacing w:after="40"/>
-        <w:ind w:left="360"/>
-      </w:pPr>
-      <w:r>
-        <w:rPr>
-          <w:rFonts w:ascii="Calibri" w:hAnsi="Calibri" w:eastAsia="Malgun Gothic" w:cs="Malgun Gothic"/>
-          <w:sz w:val="21"/>
-        </w:rPr>
-        <w:t>부록 C v1.1 개정 흔적(심사의견 §2 및 §4 대응)</w:t>
-      </w:r>
-    </w:p>
-    <w:p/>
-    <w:p>
-      <w:pPr>
-        <w:pStyle w:val="Heading1"/>
-        <w:spacing w:before="200" w:after="80"/>
-      </w:pPr>
-      <w:r>
-        <w:rPr>
-          <w:rFonts w:ascii="Calibri" w:hAnsi="Calibri" w:eastAsia="Malgun Gothic" w:cs="Malgun Gothic"/>
-          <w:sz w:val="32"/>
-        </w:rPr>
-        <w:t>— 박사학위논문 연구계획서</w:t>
-      </w:r>
-    </w:p>
     <w:p>
       <w:pPr>
         <w:spacing w:before="40" w:after="40"/>
@@ -823,7 +133,7 @@
           <w:color w:val="555555"/>
           <w:sz w:val="19"/>
         </w:rPr>
-        <w:t xml:space="preserve">. v1.0은 2026-09에 제출되었고, 본 판은 지도교수 심사의견(2026-09-22) 제2절 다섯 항목과 제4절 정정표에 따라 개정되었다. </w:t>
+        <w:t xml:space="preserve">. v1.0은 2026-09에 제출되었고, 본 판은 지도교수 심사의견(2026-09-22) 제2절 다섯 항목과 제4절 정정표에 따라 개정되었다.  </w:t>
       </w:r>
       <w:r>
         <w:rPr>
@@ -833,7 +143,7 @@
           <w:color w:val="555555"/>
           <w:sz w:val="19"/>
         </w:rPr>
-        <w:t>수치 기준</w:t>
+        <w:t>⚠ 시점 통일(심사의견 2.1, 2026-09-29).</w:t>
       </w:r>
       <w:r>
         <w:rPr>
@@ -842,7 +152,26 @@
           <w:color w:val="555555"/>
           <w:sz w:val="19"/>
         </w:rPr>
-        <w:t xml:space="preserve">: 본 문서에 등장하는 시스템 규모, 메커니즘 계수, 실험 수치는 일괄적으로 재계산 가능한 스크립트의 실측 출력에서 취하며, 권위 기준선은 </w:t>
+        <w:t xml:space="preserve"> 본 계획서와 진전 보고서, 네 편의 원고는 </w:t>
+      </w:r>
+      <w:r>
+        <w:rPr>
+          <w:rFonts w:ascii="Calibri" w:hAnsi="Calibri" w:eastAsia="Malgun Gothic" w:cs="Malgun Gothic"/>
+          <w:b/>
+          <w:i/>
+          <w:color w:val="555555"/>
+          <w:sz w:val="19"/>
+        </w:rPr>
+        <w:t>서로 다른 시점을 기록하고 있었다</w:t>
+      </w:r>
+      <w:r>
+        <w:rPr>
+          <w:rFonts w:ascii="Calibri" w:hAnsi="Calibri" w:eastAsia="Malgun Gothic" w:cs="Malgun Gothic"/>
+          <w:i/>
+          <w:color w:val="555555"/>
+          <w:sz w:val="19"/>
+        </w:rPr>
+        <w:t xml:space="preserve">: 계획서와 보고서는 9월 22~23일 상태(기준선 </w:t>
       </w:r>
       <w:r>
         <w:rPr>
@@ -851,7 +180,7 @@
           <w:color w:val="555555"/>
           <w:sz w:val="19"/>
         </w:rPr>
-        <w:t>docs/_重写规范_事实基线与学术体例.md</w:t>
+        <w:t>0bee572</w:t>
       </w:r>
       <w:r>
         <w:rPr>
@@ -860,7 +189,25 @@
           <w:color w:val="555555"/>
           <w:sz w:val="19"/>
         </w:rPr>
-        <w:t xml:space="preserve">를 따른다. 권위 기준선과 충돌하는 모든 수치는 부적합한 표현으로 간주한다. </w:t>
+        <w:t xml:space="preserve">)에 머물러 있는데, 원고와 저장소는 이미 9월 29일 상태(HEAD </w:t>
+      </w:r>
+      <w:r>
+        <w:rPr>
+          <w:rFonts w:ascii="Consolas" w:hAnsi="Consolas" w:eastAsia="Malgun Gothic" w:cs="Malgun Gothic"/>
+          <w:i/>
+          <w:color w:val="555555"/>
+          <w:sz w:val="19"/>
+        </w:rPr>
+        <w:t>b41a76a</w:t>
+      </w:r>
+      <w:r>
+        <w:rPr>
+          <w:rFonts w:ascii="Calibri" w:hAnsi="Calibri" w:eastAsia="Malgun Gothic" w:cs="Malgun Gothic"/>
+          <w:i/>
+          <w:color w:val="555555"/>
+          <w:sz w:val="19"/>
+        </w:rPr>
+        <w:t xml:space="preserve">)이다. 이대로 제출하면 이미 끝낸 일을 앞으로 할 일로 승인해 달라고 하는 것과 같다. </w:t>
       </w:r>
       <w:r>
         <w:rPr>
@@ -870,7 +217,7 @@
           <w:color w:val="555555"/>
           <w:sz w:val="19"/>
         </w:rPr>
-        <w:t>메커니즘 계수는 항상 삼중값으로 병기한다: 등록 54 / 효과 생산 2 / 성숙도 complete 9·partial 37·placeholder 8</w:t>
+        <w:t>처리</w:t>
       </w:r>
       <w:r>
         <w:rPr>
@@ -879,7 +226,45 @@
           <w:color w:val="555555"/>
           <w:sz w:val="19"/>
         </w:rPr>
-        <w:t xml:space="preserve">(재계산: </w:t>
+        <w:t xml:space="preserve">: ① 10월 20일 제출물은 </w:t>
+      </w:r>
+      <w:r>
+        <w:rPr>
+          <w:rFonts w:ascii="Calibri" w:hAnsi="Calibri" w:eastAsia="Malgun Gothic" w:cs="Malgun Gothic"/>
+          <w:b/>
+          <w:i/>
+          <w:color w:val="555555"/>
+          <w:sz w:val="19"/>
+        </w:rPr>
+        <w:t>모두 하나의 git tag(예: `v1.1-submit`)를 기준으로 작성</w:t>
+      </w:r>
+      <w:r>
+        <w:rPr>
+          <w:rFonts w:ascii="Calibri" w:hAnsi="Calibri" w:eastAsia="Malgun Gothic" w:cs="Malgun Gothic"/>
+          <w:i/>
+          <w:color w:val="555555"/>
+          <w:sz w:val="19"/>
+        </w:rPr>
+        <w:t xml:space="preserve">하고, 그 tag와 commit을 문서 첫머리에 명기한다; ② 그 tag 이후의 작업은 제출물에 들어가지 않는다; ③ 게이트에 계획서·보고서·네 편 원고의 수치를 한 장의 표로 모아 상호 대조하는 스크립트를 추가한다. </w:t>
+      </w:r>
+      <w:r>
+        <w:rPr>
+          <w:rFonts w:ascii="Calibri" w:hAnsi="Calibri" w:eastAsia="Malgun Gothic" w:cs="Malgun Gothic"/>
+          <w:b/>
+          <w:i/>
+          <w:color w:val="555555"/>
+          <w:sz w:val="19"/>
+        </w:rPr>
+        <w:t>해당 tag는 아직 생성되지 않았다</w:t>
+      </w:r>
+      <w:r>
+        <w:rPr>
+          <w:rFonts w:ascii="Calibri" w:hAnsi="Calibri" w:eastAsia="Malgun Gothic" w:cs="Malgun Gothic"/>
+          <w:i/>
+          <w:color w:val="555555"/>
+          <w:sz w:val="19"/>
+        </w:rPr>
+        <w:t xml:space="preserve">(본 작업 복사본에는 </w:t>
       </w:r>
       <w:r>
         <w:rPr>
@@ -888,7 +273,7 @@
           <w:color w:val="555555"/>
           <w:sz w:val="19"/>
         </w:rPr>
-        <w:t>python learnflow-backend/scripts/verify_counts.py</w:t>
+        <w:t>.git</w:t>
       </w:r>
       <w:r>
         <w:rPr>
@@ -897,7 +282,7 @@
           <w:color w:val="555555"/>
           <w:sz w:val="19"/>
         </w:rPr>
-        <w:t xml:space="preserve">).  </w:t>
+        <w:t xml:space="preserve"> 디렉터리가 없으며 GitHub 측에서 실행하여야 한다). </w:t>
       </w:r>
       <w:r>
         <w:rPr>
@@ -907,7 +292,7 @@
           <w:color w:val="555555"/>
           <w:sz w:val="19"/>
         </w:rPr>
-        <w:t>연구 주제의 단일성 선언(심사의견 §2.1 대응, 본문 첫머리에 필수)</w:t>
+        <w:t>따라서 이곳의 기준선은占位(placeholder) 형태로 남겨 두며, tag 생성 후 실제 tag 이름과 commit 해시로 교체한다.</w:t>
       </w:r>
       <w:r>
         <w:rPr>
@@ -916,7 +301,7 @@
           <w:color w:val="555555"/>
           <w:sz w:val="19"/>
         </w:rPr>
-        <w:t xml:space="preserve">: 본 학위논문은 </w:t>
+        <w:t xml:space="preserve"> </w:t>
       </w:r>
       <w:r>
         <w:rPr>
@@ -926,7 +311,7 @@
           <w:color w:val="555555"/>
           <w:sz w:val="19"/>
         </w:rPr>
-        <w:t>하나의 주제만</w:t>
+        <w:t>수치 기준</w:t>
       </w:r>
       <w:r>
         <w:rPr>
@@ -935,7 +320,25 @@
           <w:color w:val="555555"/>
           <w:sz w:val="19"/>
         </w:rPr>
-        <w:t xml:space="preserve"> 갖는다 — 적응형 학습에서 '난이도'의 측정가능화와 거버넌스화(RQ1 측정 / RQ2 목표 / RQ3 결정 / RQ4 거버넌스). 저장소와 본 artifact에는 별도로 '학습중독지수(LAI)' 측정 계층이 존재하나, 그 문항은 자체 작성이고 </w:t>
+        <w:t xml:space="preserve">: 본 문서에 등장하는 시스템 규모, 메커니즘 계수, 실험 수치는 일괄적으로 재계산 가능한 스크립트의 실측 출력에서 취하며, 권위 기준선은 </w:t>
+      </w:r>
+      <w:r>
+        <w:rPr>
+          <w:rFonts w:ascii="Consolas" w:hAnsi="Consolas" w:eastAsia="Malgun Gothic" w:cs="Malgun Gothic"/>
+          <w:i/>
+          <w:color w:val="555555"/>
+          <w:sz w:val="19"/>
+        </w:rPr>
+        <w:t>`LearnFlow_研究设计与审阅档案.md</w:t>
+      </w:r>
+      <w:r>
+        <w:rPr>
+          <w:rFonts w:ascii="Calibri" w:hAnsi="Calibri" w:eastAsia="Malgun Gothic" w:cs="Malgun Gothic"/>
+          <w:i/>
+          <w:color w:val="555555"/>
+          <w:sz w:val="19"/>
+        </w:rPr>
+        <w:t>（</w:t>
       </w:r>
       <w:r>
         <w:rPr>
@@ -945,7 +348,7 @@
           <w:color w:val="555555"/>
           <w:sz w:val="19"/>
         </w:rPr>
-        <w:t>신뢰도·타당도 검증을 거치지 않았으며 사용자 데이터도 없다</w:t>
+        <w:t>其内容即本档第七部</w:t>
       </w:r>
       <w:r>
         <w:rPr>
@@ -954,26 +357,7 @@
           <w:color w:val="555555"/>
           <w:sz w:val="19"/>
         </w:rPr>
-        <w:t xml:space="preserve">. 따라서 이를 </w:t>
-      </w:r>
-      <w:r>
-        <w:rPr>
-          <w:rFonts w:ascii="Calibri" w:hAnsi="Calibri" w:eastAsia="Malgun Gothic" w:cs="Malgun Gothic"/>
-          <w:b/>
-          <w:i/>
-          <w:color w:val="555555"/>
-          <w:sz w:val="19"/>
-        </w:rPr>
-        <w:t>부속 모듈·미검증</w:t>
-      </w:r>
-      <w:r>
-        <w:rPr>
-          <w:rFonts w:ascii="Calibri" w:hAnsi="Calibri" w:eastAsia="Malgun Gothic" w:cs="Malgun Gothic"/>
-          <w:i/>
-          <w:color w:val="555555"/>
-          <w:sz w:val="19"/>
-        </w:rPr>
-        <w:t xml:space="preserve">으로 명시적으로 강등하며, 본 논문의 어떠한 연구 체인에도 포함되지 않고 본 artifact의 측정 기여로도 주장되지 않는다. </w:t>
+        <w:t>，本档为二者的合并产物）（§1 权威事实基线与写作体例）</w:t>
       </w:r>
       <w:r>
         <w:rPr>
@@ -982,7 +366,7 @@
           <w:color w:val="555555"/>
           <w:sz w:val="19"/>
         </w:rPr>
-        <w:t>CITATION.cff</w:t>
+        <w:t xml:space="preserve">를 따른다. 권위 기준선과 충돌하는 모든 수치는 부적합한 표현으로 간주한다. **메커니즘 계수는 항상 삼중값으로 병기한다: 등록 54 / 효과 생산 2 / 성숙도 complete 9·partial 37·placeholder 8**(재계산: </w:t>
       </w:r>
       <w:r>
         <w:rPr>
@@ -991,7 +375,7 @@
           <w:color w:val="555555"/>
           <w:sz w:val="19"/>
         </w:rPr>
-        <w:t xml:space="preserve">, </w:t>
+        <w:t>python learnflow-backend/scripts/verify_counts.py</w:t>
       </w:r>
       <w:r>
         <w:rPr>
@@ -1000,7 +384,7 @@
           <w:color w:val="555555"/>
           <w:sz w:val="19"/>
         </w:rPr>
-        <w:t>README.md</w:t>
+        <w:t xml:space="preserve">).  **연구 주제의 단일성 선언(심사의견 §2.1 대응, 본문 첫머리에 필수)**: 본 학위논문은 **하나의 주제만** 갖는다 — 적응형 학습에서 '난이도'의 측정가능화와 거버넌스화(RQ1 측정 / RQ2 목표 / RQ3 결정 / RQ4 거버넌스). 저장소와 본 artifact에는 별도로 '학습중독지수(LAI)' 측정 계층이 존재하나, 그 문항은 자체 작성이고 **신뢰도·타당도 검증을 거치지 않았으며 사용자 데이터도 없다**. 따라서 이를 **부속 모듈·미검증**으로 명시적으로 강등하며, 본 논문의 어떠한 연구 체인에도 포함되지 않고 본 artifact의 측정 기여로도 주장되지 않는다. </w:t>
       </w:r>
       <w:r>
         <w:rPr>
@@ -1009,7 +393,25 @@
           <w:color w:val="555555"/>
           <w:sz w:val="19"/>
         </w:rPr>
-        <w:t xml:space="preserve">, Zenodo 메타데이터(v0.2.0)는 모두 이 기준에 따라 통일되었다. 종전 v0.1.0의 Zenodo 기록 제목은 "학습중독 측정 도구"로서 본 주선과 불일치하며, v0.2.0 공개 후 통일된다.  </w:t>
+        <w:t>CITATION.cff</w:t>
+      </w:r>
+      <w:r>
+        <w:rPr>
+          <w:rFonts w:ascii="Consolas" w:hAnsi="Consolas" w:eastAsia="Malgun Gothic" w:cs="Malgun Gothic"/>
+          <w:i/>
+          <w:color w:val="555555"/>
+          <w:sz w:val="19"/>
+        </w:rPr>
+        <w:t xml:space="preserve">, </w:t>
+      </w:r>
+      <w:r>
+        <w:rPr>
+          <w:rFonts w:ascii="Calibri" w:hAnsi="Calibri" w:eastAsia="Malgun Gothic" w:cs="Malgun Gothic"/>
+          <w:i/>
+          <w:color w:val="555555"/>
+          <w:sz w:val="19"/>
+        </w:rPr>
+        <w:t xml:space="preserve">README.md`, Zenodo 메타데이터(v0.2.0)는 모두 이 기준에 따라 통일되었다. 종전 v0.1.0의 Zenodo 기록 제목은 "학습중독 측정 도구"로서 본 주선과 불일치하며, v0.2.0 공개 후 통일된다.  </w:t>
       </w:r>
       <w:r>
         <w:rPr>
@@ -1079,13 +481,27 @@
     </w:p>
     <w:p>
       <w:pPr>
-        <w:pStyle w:val="Heading1"/>
-        <w:spacing w:before="200" w:after="80"/>
+        <w:jc w:val="center"/>
       </w:pPr>
       <w:r>
         <w:rPr>
           <w:rFonts w:ascii="Calibri" w:hAnsi="Calibri" w:eastAsia="Malgun Gothic" w:cs="Malgun Gothic"/>
-          <w:sz w:val="32"/>
+          <w:b/>
+          <w:sz w:val="30"/>
+        </w:rPr>
+        <w:t>목차</w:t>
+      </w:r>
+    </w:p>
+    <w:p/>
+    <w:p>
+      <w:pPr>
+        <w:pStyle w:val="Heading3"/>
+        <w:spacing w:before="120" w:after="80"/>
+      </w:pPr>
+      <w:r>
+        <w:rPr>
+          <w:rFonts w:ascii="Calibri" w:hAnsi="Calibri" w:eastAsia="Malgun Gothic" w:cs="Malgun Gothic"/>
+          <w:sz w:val="24"/>
         </w:rPr>
         <w:t>초록</w:t>
       </w:r>
@@ -1221,13 +637,13 @@
     </w:p>
     <w:p>
       <w:pPr>
-        <w:pStyle w:val="Heading1"/>
-        <w:spacing w:before="200" w:after="80"/>
+        <w:pStyle w:val="Heading3"/>
+        <w:spacing w:before="120" w:after="80"/>
       </w:pPr>
       <w:r>
         <w:rPr>
           <w:rFonts w:ascii="Calibri" w:hAnsi="Calibri" w:eastAsia="Malgun Gothic" w:cs="Malgun Gothic"/>
-          <w:sz w:val="32"/>
+          <w:sz w:val="24"/>
         </w:rPr>
         <w:t>1 연구 배경과 문제의식</w:t>
       </w:r>
@@ -1254,13 +670,13 @@
     </w:p>
     <w:p>
       <w:pPr>
-        <w:pStyle w:val="Heading2"/>
+        <w:pStyle w:val="Heading4"/>
         <w:spacing w:before="120" w:after="80"/>
       </w:pPr>
       <w:r>
         <w:rPr>
           <w:rFonts w:ascii="Calibri" w:hAnsi="Calibri" w:eastAsia="Malgun Gothic" w:cs="Malgun Gothic"/>
-          <w:sz w:val="27"/>
+          <w:sz w:val="22"/>
         </w:rPr>
         <w:t>1.1 분야 배경: 예측 정확도 트랙의 협소화</w:t>
       </w:r>
@@ -1333,13 +749,13 @@
     </w:p>
     <w:p>
       <w:pPr>
-        <w:pStyle w:val="Heading2"/>
+        <w:pStyle w:val="Heading4"/>
         <w:spacing w:before="120" w:after="80"/>
       </w:pPr>
       <w:r>
         <w:rPr>
           <w:rFonts w:ascii="Calibri" w:hAnsi="Calibri" w:eastAsia="Malgun Gothic" w:cs="Malgun Gothic"/>
-          <w:sz w:val="27"/>
+          <w:sz w:val="22"/>
         </w:rPr>
         <w:t>1.2 첫 번째로 건너뛰어진 전제: 난이도의 공약성 여부</w:t>
       </w:r>
@@ -1427,13 +843,13 @@
     </w:p>
     <w:p>
       <w:pPr>
-        <w:pStyle w:val="Heading2"/>
+        <w:pStyle w:val="Heading4"/>
         <w:spacing w:before="120" w:after="80"/>
       </w:pPr>
       <w:r>
         <w:rPr>
           <w:rFonts w:ascii="Calibri" w:hAnsi="Calibri" w:eastAsia="Malgun Gothic" w:cs="Malgun Gothic"/>
-          <w:sz w:val="27"/>
+          <w:sz w:val="22"/>
         </w:rPr>
         <w:t>1.3 두 번째로 건너뛰어진 전제: 목표값과 사전확률의 출처</w:t>
       </w:r>
@@ -1751,13 +1167,13 @@
     </w:p>
     <w:p>
       <w:pPr>
-        <w:pStyle w:val="Heading2"/>
+        <w:pStyle w:val="Heading4"/>
         <w:spacing w:before="120" w:after="80"/>
       </w:pPr>
       <w:r>
         <w:rPr>
           <w:rFonts w:ascii="Calibri" w:hAnsi="Calibri" w:eastAsia="Malgun Gothic" w:cs="Malgun Gothic"/>
-          <w:sz w:val="27"/>
+          <w:sz w:val="22"/>
         </w:rPr>
         <w:t>1.4 세 번째로 건너뛰어진 문제: 다중 개입 병존 시의 거버넌스</w:t>
       </w:r>
@@ -1803,13 +1219,13 @@
     </w:p>
     <w:p>
       <w:pPr>
-        <w:pStyle w:val="Heading2"/>
+        <w:pStyle w:val="Heading4"/>
         <w:spacing w:before="120" w:after="80"/>
       </w:pPr>
       <w:r>
         <w:rPr>
           <w:rFonts w:ascii="Calibri" w:hAnsi="Calibri" w:eastAsia="Malgun Gothic" w:cs="Malgun Gothic"/>
-          <w:sz w:val="27"/>
+          <w:sz w:val="22"/>
         </w:rPr>
         <w:t>1.5 문제의식의 수렴</w:t>
       </w:r>
@@ -1836,13 +1252,13 @@
     </w:p>
     <w:p>
       <w:pPr>
-        <w:pStyle w:val="Heading1"/>
-        <w:spacing w:before="200" w:after="80"/>
+        <w:pStyle w:val="Heading3"/>
+        <w:spacing w:before="120" w:after="80"/>
       </w:pPr>
       <w:r>
         <w:rPr>
           <w:rFonts w:ascii="Calibri" w:hAnsi="Calibri" w:eastAsia="Malgun Gothic" w:cs="Malgun Gothic"/>
-          <w:sz w:val="32"/>
+          <w:sz w:val="24"/>
         </w:rPr>
         <w:t>2 문헌 기반과 연구 격차</w:t>
       </w:r>
@@ -1869,13 +1285,13 @@
     </w:p>
     <w:p>
       <w:pPr>
-        <w:pStyle w:val="Heading2"/>
+        <w:pStyle w:val="Heading4"/>
         <w:spacing w:before="120" w:after="80"/>
       </w:pPr>
       <w:r>
         <w:rPr>
           <w:rFonts w:ascii="Calibri" w:hAnsi="Calibri" w:eastAsia="Malgun Gothic" w:cs="Malgun Gothic"/>
-          <w:sz w:val="27"/>
+          <w:sz w:val="22"/>
         </w:rPr>
         <w:t>2.1 확인된 경쟁 구도 사실</w:t>
       </w:r>
@@ -2496,13 +1912,13 @@
     <w:p/>
     <w:p>
       <w:pPr>
-        <w:pStyle w:val="Heading2"/>
+        <w:pStyle w:val="Heading4"/>
         <w:spacing w:before="120" w:after="80"/>
       </w:pPr>
       <w:r>
         <w:rPr>
           <w:rFonts w:ascii="Calibri" w:hAnsi="Calibri" w:eastAsia="Malgun Gothic" w:cs="Malgun Gothic"/>
-          <w:sz w:val="27"/>
+          <w:sz w:val="22"/>
         </w:rPr>
         <w:t>2.2 세 가지 게재 가능한 격차</w:t>
       </w:r>
@@ -2577,13 +1993,13 @@
     </w:p>
     <w:p>
       <w:pPr>
-        <w:pStyle w:val="Heading1"/>
-        <w:spacing w:before="200" w:after="80"/>
+        <w:pStyle w:val="Heading3"/>
+        <w:spacing w:before="120" w:after="80"/>
       </w:pPr>
       <w:r>
         <w:rPr>
           <w:rFonts w:ascii="Calibri" w:hAnsi="Calibri" w:eastAsia="Malgun Gothic" w:cs="Malgun Gothic"/>
-          <w:sz w:val="32"/>
+          <w:sz w:val="24"/>
         </w:rPr>
         <w:t>3 연구 문제와 연구 목표</w:t>
       </w:r>
@@ -2610,13 +2026,13 @@
     </w:p>
     <w:p>
       <w:pPr>
-        <w:pStyle w:val="Heading2"/>
+        <w:pStyle w:val="Heading4"/>
         <w:spacing w:before="120" w:after="80"/>
       </w:pPr>
       <w:r>
         <w:rPr>
           <w:rFonts w:ascii="Calibri" w:hAnsi="Calibri" w:eastAsia="Malgun Gothic" w:cs="Malgun Gothic"/>
-          <w:sz w:val="27"/>
+          <w:sz w:val="22"/>
         </w:rPr>
         <w:t>3.1 총 논점</w:t>
       </w:r>
@@ -2661,13 +2077,13 @@
     </w:p>
     <w:p>
       <w:pPr>
-        <w:pStyle w:val="Heading2"/>
+        <w:pStyle w:val="Heading4"/>
         <w:spacing w:before="120" w:after="80"/>
       </w:pPr>
       <w:r>
         <w:rPr>
           <w:rFonts w:ascii="Calibri" w:hAnsi="Calibri" w:eastAsia="Malgun Gothic" w:cs="Malgun Gothic"/>
-          <w:sz w:val="27"/>
+          <w:sz w:val="22"/>
         </w:rPr>
         <w:t>3.2 네 가지 연구 문제와 판정기준</w:t>
       </w:r>
@@ -2950,7 +2366,7 @@
                 <w:rFonts w:ascii="Calibri" w:hAnsi="Calibri" w:eastAsia="Malgun Gothic" w:cs="Malgun Gothic"/>
                 <w:sz w:val="19"/>
               </w:rPr>
-              <w:t xml:space="preserve">). 이 신뢰집합이 0.1587(85% 규칙)을 </w:t>
+              <w:t>). (</w:t>
             </w:r>
             <w:r>
               <w:rPr>
@@ -2958,14 +2374,14 @@
                 <w:b/>
                 <w:sz w:val="19"/>
               </w:rPr>
-              <w:t>포함하지 않고</w:t>
-            </w:r>
-            <w:r>
-              <w:rPr>
-                <w:rFonts w:ascii="Calibri" w:hAnsi="Calibri" w:eastAsia="Malgun Gothic" w:cs="Malgun Gothic"/>
-                <w:sz w:val="19"/>
-              </w:rPr>
-              <w:t xml:space="preserve"> 0.193(선행연구 80.7%에 대응하는 오류율)도 </w:t>
+              <w:t>2026-09-29, 심사의견 3.3에 따라 폐기</w:t>
+            </w:r>
+            <w:r>
+              <w:rPr>
+                <w:rFonts w:ascii="Calibri" w:hAnsi="Calibri" w:eastAsia="Malgun Gothic" w:cs="Malgun Gothic"/>
+                <w:sz w:val="19"/>
+              </w:rPr>
+              <w:t xml:space="preserve">: 종전 규칙「이 신뢰집합이 0.1587을 포함하지 않고 0.193도 포함하지 않으면 두 후보 앵커 모두 지지되지 않는다」는 </w:t>
             </w:r>
             <w:r>
               <w:rPr>
@@ -2973,14 +2389,14 @@
                 <w:b/>
                 <w:sz w:val="19"/>
               </w:rPr>
-              <w:t>포함하지 않으면</w:t>
-            </w:r>
-            <w:r>
-              <w:rPr>
-                <w:rFonts w:ascii="Calibri" w:hAnsi="Calibri" w:eastAsia="Malgun Gothic" w:cs="Malgun Gothic"/>
-                <w:sz w:val="19"/>
-              </w:rPr>
-              <w:t xml:space="preserve">, 두 후보 앵커 모두 이 데이터에서 </w:t>
+              <w:t>삭제되었다</w:t>
+            </w:r>
+            <w:r>
+              <w:rPr>
+                <w:rFonts w:ascii="Calibri" w:hAnsi="Calibri" w:eastAsia="Malgun Gothic" w:cs="Malgun Gothic"/>
+                <w:sz w:val="19"/>
+              </w:rPr>
+              <w:t xml:space="preserve"> — 지지점은 0.05의 배수(k/20)뿐이므로 0.1587과 0.193은 </w:t>
             </w:r>
             <w:r>
               <w:rPr>
@@ -2988,7 +2404,44 @@
                 <w:b/>
                 <w:sz w:val="19"/>
               </w:rPr>
-              <w:t>지지되지 않는다</w:t>
+              <w:t>처음부터</w:t>
+            </w:r>
+            <w:r>
+              <w:rPr>
+                <w:rFonts w:ascii="Calibri" w:hAnsi="Calibri" w:eastAsia="Malgun Gothic" w:cs="Malgun Gothic"/>
+                <w:sz w:val="19"/>
+              </w:rPr>
+              <w:t xml:space="preserve"> 지지점으로 구성된 어떤 신뢰집합에도 들어갈 수 없으며, 그 규칙은 데이터와 무관하게 항상 「반증」을 되돌려 준다. 즉 그것이 검정하는 것은 지지점의 이산도이지 최적 오류율이 아니다. 더 근본적으로 </w:t>
+            </w:r>
+            <w:r>
+              <w:rPr>
+                <w:rFonts w:ascii="Calibri" w:hAnsi="Calibri" w:eastAsia="Malgun Gothic" w:cs="Malgun Gothic"/>
+                <w:b/>
+                <w:sz w:val="19"/>
+              </w:rPr>
+              <w:t>최빈값은 최적값이 아니다</w:t>
+            </w:r>
+            <w:r>
+              <w:rPr>
+                <w:rFonts w:ascii="Calibri" w:hAnsi="Calibri" w:eastAsia="Malgun Gothic" w:cs="Malgun Gothic"/>
+                <w:sz w:val="19"/>
+              </w:rPr>
+              <w:t xml:space="preserve">: 본 분포는 「경험한 난이도」의 기술적 분포이며, </w:t>
+            </w:r>
+            <w:r>
+              <w:rPr>
+                <w:rFonts w:ascii="Calibri" w:hAnsi="Calibri" w:eastAsia="Malgun Gothic" w:cs="Malgun Gothic"/>
+                <w:b/>
+                <w:sz w:val="19"/>
+              </w:rPr>
+              <w:t>최적값에 대한 검정이 아니다</w:t>
+            </w:r>
+            <w:r>
+              <w:rPr>
+                <w:rFonts w:ascii="Calibri" w:hAnsi="Calibri" w:eastAsia="Malgun Gothic" w:cs="Malgun Gothic"/>
+                <w:sz w:val="19"/>
+              </w:rPr>
+              <w:t>)</w:t>
             </w:r>
           </w:p>
         </w:tc>
@@ -3078,7 +2531,7 @@
                 <w:rFonts w:ascii="Calibri" w:hAnsi="Calibri" w:eastAsia="Malgun Gothic" w:cs="Malgun Gothic"/>
                 <w:sz w:val="19"/>
               </w:rPr>
-              <w:t xml:space="preserve">에 불과; bootstrap 최빈값 집합 {0.25}, 두 후보 앵커 0.1587과 0.193 모두 이 집합 밖이므로 둘 다 이 데이터에서 </w:t>
+              <w:t>에 불과; bootstrap 최빈값 집합 {0.25}(</w:t>
             </w:r>
             <w:r>
               <w:rPr>
@@ -3086,7 +2539,37 @@
                 <w:b/>
                 <w:sz w:val="19"/>
               </w:rPr>
-              <w:t>지지되지 않는다</w:t>
+              <w:t>200회 흔적 95.5%, 몬테카를로 표준오차 약 1.5%포인트</w:t>
+            </w:r>
+            <w:r>
+              <w:rPr>
+                <w:rFonts w:ascii="Calibri" w:hAnsi="Calibri" w:eastAsia="Malgun Gothic" w:cs="Malgun Gothic"/>
+                <w:sz w:val="19"/>
+              </w:rPr>
+              <w:t xml:space="preserve">; 심사의견 3.3에 따라 </w:t>
+            </w:r>
+            <w:r>
+              <w:rPr>
+                <w:rFonts w:ascii="Calibri" w:hAnsi="Calibri" w:eastAsia="Malgun Gothic" w:cs="Malgun Gothic"/>
+                <w:b/>
+                <w:sz w:val="19"/>
+              </w:rPr>
+              <w:t>2,000회 이상</w:t>
+            </w:r>
+            <w:r>
+              <w:rPr>
+                <w:rFonts w:ascii="Calibri" w:hAnsi="Calibri" w:eastAsia="Malgun Gothic" w:cs="Malgun Gothic"/>
+                <w:sz w:val="19"/>
+              </w:rPr>
+              <w:t xml:space="preserve">으로 증량 필요, 재실행은 assist09 원자료 확보 대기). </w:t>
+            </w:r>
+            <w:r>
+              <w:rPr>
+                <w:rFonts w:ascii="Calibri" w:hAnsi="Calibri" w:eastAsia="Malgun Gothic" w:cs="Malgun Gothic"/>
+                <w:b/>
+                <w:sz w:val="19"/>
+              </w:rPr>
+              <w:t>본 분포는 85% 규칙(15.87%)이나 선행연구의 80.7%에 대해 어느 방향의 지지도 반박도 하지 않는다</w:t>
             </w:r>
             <w:r>
               <w:rPr>
@@ -3371,13 +2854,13 @@
     <w:p/>
     <w:p>
       <w:pPr>
-        <w:pStyle w:val="Heading2"/>
+        <w:pStyle w:val="Heading4"/>
         <w:spacing w:before="120" w:after="80"/>
       </w:pPr>
       <w:r>
         <w:rPr>
           <w:rFonts w:ascii="Calibri" w:hAnsi="Calibri" w:eastAsia="Malgun Gothic" w:cs="Malgun Gothic"/>
-          <w:sz w:val="27"/>
+          <w:sz w:val="22"/>
         </w:rPr>
         <w:t>3.3 비주장 목록</w:t>
       </w:r>
@@ -3544,13 +3027,13 @@
     </w:p>
     <w:p>
       <w:pPr>
-        <w:pStyle w:val="Heading1"/>
-        <w:spacing w:before="200" w:after="80"/>
+        <w:pStyle w:val="Heading3"/>
+        <w:spacing w:before="120" w:after="80"/>
       </w:pPr>
       <w:r>
         <w:rPr>
           <w:rFonts w:ascii="Calibri" w:hAnsi="Calibri" w:eastAsia="Malgun Gothic" w:cs="Malgun Gothic"/>
-          <w:sz w:val="32"/>
+          <w:sz w:val="24"/>
         </w:rPr>
         <w:t>4 연구 방법과 기술 노선</w:t>
       </w:r>
@@ -3577,13 +3060,13 @@
     </w:p>
     <w:p>
       <w:pPr>
-        <w:pStyle w:val="Heading2"/>
+        <w:pStyle w:val="Heading4"/>
         <w:spacing w:before="120" w:after="80"/>
       </w:pPr>
       <w:r>
         <w:rPr>
           <w:rFonts w:ascii="Calibri" w:hAnsi="Calibri" w:eastAsia="Malgun Gothic" w:cs="Malgun Gothic"/>
-          <w:sz w:val="27"/>
+          <w:sz w:val="22"/>
         </w:rPr>
         <w:t>4.1 통합 연구 서사</w:t>
       </w:r>
@@ -3789,13 +3272,13 @@
     </w:p>
     <w:p>
       <w:pPr>
-        <w:pStyle w:val="Heading2"/>
+        <w:pStyle w:val="Heading4"/>
         <w:spacing w:before="120" w:after="80"/>
       </w:pPr>
       <w:r>
         <w:rPr>
           <w:rFonts w:ascii="Calibri" w:hAnsi="Calibri" w:eastAsia="Malgun Gothic" w:cs="Malgun Gothic"/>
-          <w:sz w:val="27"/>
+          <w:sz w:val="22"/>
         </w:rPr>
         <w:t>4.2 네 체인의 분업</w:t>
       </w:r>
@@ -3897,7 +3380,97 @@
           <w:rFonts w:ascii="Calibri" w:hAnsi="Calibri" w:eastAsia="Malgun Gothic" w:cs="Malgun Gothic"/>
           <w:sz w:val="21"/>
         </w:rPr>
-        <w:t>(사전 오류율을 용량으로, 이후 숙달 속도를 결과로 하는 오프폴리시 용량—반응 추정, 및 85% 규칙의 5전제 분해)은 본 계획의 후속 단계의 주된 과제이며, 그 식별 전략은 §4.5 및 별도 문서 《인과 측 식별 전략》을 참조한다.</w:t>
+        <w:t xml:space="preserve">(사전 오류율을 용량으로, 이후 숙달 속도를 결과로 하는 오프폴리시 용량—반응 추정, 및 85% 규칙의 5전제 분해)은 본 계획의 후속 단계의 주된 과제이며, 그 식별 전략은 §4.5 및 별도 문서 《인과 측 식별 전략》을 참조한다. </w:t>
+      </w:r>
+      <w:r>
+        <w:rPr>
+          <w:rFonts w:ascii="Calibri" w:hAnsi="Calibri" w:eastAsia="Malgun Gothic" w:cs="Malgun Gothic"/>
+          <w:b/>
+          <w:sz w:val="21"/>
+        </w:rPr>
+        <w:t>v1.1.1 정정(심사의견 3.3, 2026-09-29)</w:t>
+      </w:r>
+      <w:r>
+        <w:rPr>
+          <w:rFonts w:ascii="Calibri" w:hAnsi="Calibri" w:eastAsia="Malgun Gothic" w:cs="Malgun Gothic"/>
+          <w:sz w:val="21"/>
+        </w:rPr>
+        <w:t xml:space="preserve">: 이 분포는 </w:t>
+      </w:r>
+      <w:r>
+        <w:rPr>
+          <w:rFonts w:ascii="Calibri" w:hAnsi="Calibri" w:eastAsia="Malgun Gothic" w:cs="Malgun Gothic"/>
+          <w:b/>
+          <w:sz w:val="21"/>
+        </w:rPr>
+        <w:t>「경험한 난이도」의 기술적 분포이며, 최적 오류율(15.87% 또는 80.7%)에 대한 검정을 구성하지 않는다</w:t>
+      </w:r>
+      <w:r>
+        <w:rPr>
+          <w:rFonts w:ascii="Calibri" w:hAnsi="Calibri" w:eastAsia="Malgun Gothic" w:cs="Malgun Gothic"/>
+          <w:sz w:val="21"/>
+        </w:rPr>
+        <w:t xml:space="preserve"> — 최빈값은 최적값이 아니며, 1위 0.25(30,899 윈도)와 2위 0.20(30,061 윈도)은 </w:t>
+      </w:r>
+      <w:r>
+        <w:rPr>
+          <w:rFonts w:ascii="Calibri" w:hAnsi="Calibri" w:eastAsia="Malgun Gothic" w:cs="Malgun Gothic"/>
+          <w:b/>
+          <w:sz w:val="21"/>
+        </w:rPr>
+        <w:t>838윈도(전체의 0.29%)</w:t>
+      </w:r>
+      <w:r>
+        <w:rPr>
+          <w:rFonts w:ascii="Calibri" w:hAnsi="Calibri" w:eastAsia="Malgun Gothic" w:cs="Malgun Gothic"/>
+          <w:sz w:val="21"/>
+        </w:rPr>
+        <w:t xml:space="preserve"> 차이에 불과하고, 오류율 0.15~0.35의 다섯 지지점에 전체의 </w:t>
+      </w:r>
+      <w:r>
+        <w:rPr>
+          <w:rFonts w:ascii="Calibri" w:hAnsi="Calibri" w:eastAsia="Malgun Gothic" w:cs="Malgun Gothic"/>
+          <w:b/>
+          <w:sz w:val="21"/>
+        </w:rPr>
+        <w:t>49.3%</w:t>
+      </w:r>
+      <w:r>
+        <w:rPr>
+          <w:rFonts w:ascii="Calibri" w:hAnsi="Calibri" w:eastAsia="Malgun Gothic" w:cs="Malgun Gothic"/>
+          <w:sz w:val="21"/>
+        </w:rPr>
+        <w:t xml:space="preserve">가 평탄하게 분포한다. 따라서 </w:t>
+      </w:r>
+      <w:r>
+        <w:rPr>
+          <w:rFonts w:ascii="Calibri" w:hAnsi="Calibri" w:eastAsia="Malgun Gothic" w:cs="Malgun Gothic"/>
+          <w:b/>
+          <w:sz w:val="21"/>
+        </w:rPr>
+        <w:t>85% 규칙에 대해 이 체인은 현재 아무것도 말할 수 없다</w:t>
+      </w:r>
+      <w:r>
+        <w:rPr>
+          <w:rFonts w:ascii="Calibri" w:hAnsi="Calibri" w:eastAsia="Malgun Gothic" w:cs="Malgun Gothic"/>
+          <w:sz w:val="21"/>
+        </w:rPr>
+        <w:t xml:space="preserve">. 이에 따라 종전 판정기준(신뢰집합이 0.1587/0.193을 포함하지 않으면 두 후보 모두 지지되지 않음)은 폐기되었다. </w:t>
+      </w:r>
+      <w:r>
+        <w:rPr>
+          <w:rFonts w:ascii="Calibri" w:hAnsi="Calibri" w:eastAsia="Malgun Gothic" w:cs="Malgun Gothic"/>
+          <w:b/>
+          <w:sz w:val="21"/>
+        </w:rPr>
+        <w:t>이 결론의 확립은 난이도를 무작위 배정하는 실험에 의존한다</w:t>
+      </w:r>
+      <w:r>
+        <w:rPr>
+          <w:rFonts w:ascii="Calibri" w:hAnsi="Calibri" w:eastAsia="Malgun Gothic" w:cs="Malgun Gothic"/>
+          <w:sz w:val="21"/>
+        </w:rPr>
+        <w:t>(제11절 설계). 관찰 로그로는 식별이 성립하지 않는다.</w:t>
       </w:r>
     </w:p>
     <w:p>
@@ -4075,13 +3648,13 @@
     </w:p>
     <w:p>
       <w:pPr>
-        <w:pStyle w:val="Heading2"/>
+        <w:pStyle w:val="Heading4"/>
         <w:spacing w:before="120" w:after="80"/>
       </w:pPr>
       <w:r>
         <w:rPr>
           <w:rFonts w:ascii="Calibri" w:hAnsi="Calibri" w:eastAsia="Malgun Gothic" w:cs="Malgun Gothic"/>
-          <w:sz w:val="27"/>
+          <w:sz w:val="22"/>
         </w:rPr>
         <w:t>4.3 데이터셋과 증거 제도</w:t>
       </w:r>
@@ -4614,13 +4187,13 @@
     </w:p>
     <w:p>
       <w:pPr>
-        <w:pStyle w:val="Heading2"/>
+        <w:pStyle w:val="Heading4"/>
         <w:spacing w:before="120" w:after="80"/>
       </w:pPr>
       <w:r>
         <w:rPr>
           <w:rFonts w:ascii="Calibri" w:hAnsi="Calibri" w:eastAsia="Malgun Gothic" w:cs="Malgun Gothic"/>
-          <w:sz w:val="27"/>
+          <w:sz w:val="22"/>
         </w:rPr>
         <w:t>4.4 방법론적 도구</w:t>
       </w:r>
@@ -4654,13 +4227,13 @@
     </w:p>
     <w:p>
       <w:pPr>
-        <w:pStyle w:val="Heading2"/>
+        <w:pStyle w:val="Heading4"/>
         <w:spacing w:before="120" w:after="80"/>
       </w:pPr>
       <w:r>
         <w:rPr>
           <w:rFonts w:ascii="Calibri" w:hAnsi="Calibri" w:eastAsia="Malgun Gothic" w:cs="Malgun Gothic"/>
-          <w:sz w:val="27"/>
+          <w:sz w:val="22"/>
         </w:rPr>
         <w:t>4.5 인과 측 식별 전략(결과 변수 접촉 이전에 동결)</w:t>
       </w:r>
@@ -4704,14 +4277,29 @@
           <w:rFonts w:ascii="Consolas" w:hAnsi="Consolas" w:eastAsia="Malgun Gothic" w:cs="Malgun Gothic"/>
           <w:sz w:val="21"/>
         </w:rPr>
-        <w:t>docs/因果侧识别策略.md</w:t>
-      </w:r>
-      <w:r>
-        <w:rPr>
-          <w:rFonts w:ascii="Calibri" w:hAnsi="Calibri" w:eastAsia="Malgun Gothic" w:cs="Malgun Gothic"/>
-          <w:sz w:val="21"/>
-        </w:rPr>
-        <w:t>이며, 그 요소는 다음 표와 같다.</w:t>
+        <w:t>`LearnFlow_研究设计与审阅档案.md</w:t>
+      </w:r>
+      <w:r>
+        <w:rPr>
+          <w:rFonts w:ascii="Calibri" w:hAnsi="Calibri" w:eastAsia="Malgun Gothic" w:cs="Malgun Gothic"/>
+          <w:sz w:val="21"/>
+        </w:rPr>
+        <w:t>（</w:t>
+      </w:r>
+      <w:r>
+        <w:rPr>
+          <w:rFonts w:ascii="Calibri" w:hAnsi="Calibri" w:eastAsia="Malgun Gothic" w:cs="Malgun Gothic"/>
+          <w:b/>
+          <w:sz w:val="21"/>
+        </w:rPr>
+        <w:t>其内容即本档第七部</w:t>
+      </w:r>
+      <w:r>
+        <w:rPr>
+          <w:rFonts w:ascii="Calibri" w:hAnsi="Calibri" w:eastAsia="Malgun Gothic" w:cs="Malgun Gothic"/>
+          <w:sz w:val="21"/>
+        </w:rPr>
+        <w:t>，本档为二者的合并产物）（§2 因果侧识别策略）`이며, 그 요소는 다음 표와 같다.</w:t>
       </w:r>
     </w:p>
     <w:tbl>
@@ -5137,14 +4725,29 @@
           <w:rFonts w:ascii="Consolas" w:hAnsi="Consolas" w:eastAsia="Malgun Gothic" w:cs="Malgun Gothic"/>
           <w:sz w:val="21"/>
         </w:rPr>
-        <w:t>docs/第二阶段人类被试计划表.md</w:t>
-      </w:r>
-      <w:r>
-        <w:rPr>
-          <w:rFonts w:ascii="Calibri" w:hAnsi="Calibri" w:eastAsia="Malgun Gothic" w:cs="Malgun Gothic"/>
-          <w:sz w:val="21"/>
-        </w:rPr>
-        <w:t xml:space="preserve"> 참조:</w:t>
+        <w:t>`LearnFlow_研究设计与审阅档案.md</w:t>
+      </w:r>
+      <w:r>
+        <w:rPr>
+          <w:rFonts w:ascii="Calibri" w:hAnsi="Calibri" w:eastAsia="Malgun Gothic" w:cs="Malgun Gothic"/>
+          <w:sz w:val="21"/>
+        </w:rPr>
+        <w:t>（</w:t>
+      </w:r>
+      <w:r>
+        <w:rPr>
+          <w:rFonts w:ascii="Calibri" w:hAnsi="Calibri" w:eastAsia="Malgun Gothic" w:cs="Malgun Gothic"/>
+          <w:b/>
+          <w:sz w:val="21"/>
+        </w:rPr>
+        <w:t>其内容即本档第七部</w:t>
+      </w:r>
+      <w:r>
+        <w:rPr>
+          <w:rFonts w:ascii="Calibri" w:hAnsi="Calibri" w:eastAsia="Malgun Gothic" w:cs="Malgun Gothic"/>
+          <w:sz w:val="21"/>
+        </w:rPr>
+        <w:t>，本档为二者的合并产物）（§9 第二阶段人类被试计划表）` 참조:</w:t>
       </w:r>
     </w:p>
     <w:tbl>
@@ -5457,13 +5060,13 @@
     </w:p>
     <w:p>
       <w:pPr>
-        <w:pStyle w:val="Heading1"/>
-        <w:spacing w:before="200" w:after="80"/>
+        <w:pStyle w:val="Heading3"/>
+        <w:spacing w:before="120" w:after="80"/>
       </w:pPr>
       <w:r>
         <w:rPr>
           <w:rFonts w:ascii="Calibri" w:hAnsi="Calibri" w:eastAsia="Malgun Gothic" w:cs="Malgun Gothic"/>
-          <w:sz w:val="32"/>
+          <w:sz w:val="24"/>
         </w:rPr>
         <w:t>5 연구 기반과 선행 성과</w:t>
       </w:r>
@@ -5490,13 +5093,13 @@
     </w:p>
     <w:p>
       <w:pPr>
-        <w:pStyle w:val="Heading2"/>
+        <w:pStyle w:val="Heading4"/>
         <w:spacing w:before="120" w:after="80"/>
       </w:pPr>
       <w:r>
         <w:rPr>
           <w:rFonts w:ascii="Calibri" w:hAnsi="Calibri" w:eastAsia="Malgun Gothic" w:cs="Malgun Gothic"/>
-          <w:sz w:val="27"/>
+          <w:sz w:val="22"/>
         </w:rPr>
         <w:t>5.1 연구 기반 시스템</w:t>
       </w:r>
@@ -6359,13 +5962,13 @@
     </w:p>
     <w:p>
       <w:pPr>
-        <w:pStyle w:val="Heading2"/>
+        <w:pStyle w:val="Heading4"/>
         <w:spacing w:before="120" w:after="80"/>
       </w:pPr>
       <w:r>
         <w:rPr>
           <w:rFonts w:ascii="Calibri" w:hAnsi="Calibri" w:eastAsia="Malgun Gothic" w:cs="Malgun Gothic"/>
-          <w:sz w:val="27"/>
+          <w:sz w:val="22"/>
         </w:rPr>
         <w:t>5.2 세 편 지지 논문의 실측 결론</w:t>
       </w:r>
@@ -6692,7 +6295,7 @@
           <w:color w:val="555555"/>
           <w:sz w:val="19"/>
         </w:rPr>
-        <w:t>docs/M2_路线A_B决策备忘.md</w:t>
+        <w:t>`LearnFlow_研究设计与审阅档案.md</w:t>
       </w:r>
       <w:r>
         <w:rPr>
@@ -6701,7 +6304,26 @@
           <w:color w:val="555555"/>
           <w:sz w:val="19"/>
         </w:rPr>
-        <w:t>를 참조한다.</w:t>
+        <w:t>（</w:t>
+      </w:r>
+      <w:r>
+        <w:rPr>
+          <w:rFonts w:ascii="Calibri" w:hAnsi="Calibri" w:eastAsia="Malgun Gothic" w:cs="Malgun Gothic"/>
+          <w:b/>
+          <w:i/>
+          <w:color w:val="555555"/>
+          <w:sz w:val="19"/>
+        </w:rPr>
+        <w:t>其内容即本档第七部</w:t>
+      </w:r>
+      <w:r>
+        <w:rPr>
+          <w:rFonts w:ascii="Calibri" w:hAnsi="Calibri" w:eastAsia="Malgun Gothic" w:cs="Malgun Gothic"/>
+          <w:i/>
+          <w:color w:val="555555"/>
+          <w:sz w:val="19"/>
+        </w:rPr>
+        <w:t>，本档为二者的合并产物）（§5 M2 路线 A/B 决策备忘）`를 참조한다.</w:t>
       </w:r>
     </w:p>
     <w:p>
@@ -6931,13 +6553,13 @@
     </w:p>
     <w:p>
       <w:pPr>
-        <w:pStyle w:val="Heading2"/>
+        <w:pStyle w:val="Heading4"/>
         <w:spacing w:before="120" w:after="80"/>
       </w:pPr>
       <w:r>
         <w:rPr>
           <w:rFonts w:ascii="Calibri" w:hAnsi="Calibri" w:eastAsia="Malgun Gothic" w:cs="Malgun Gothic"/>
-          <w:sz w:val="27"/>
+          <w:sz w:val="22"/>
         </w:rPr>
         <w:t>5.3 알고리즘 최적화와 엔지니어링 구현</w:t>
       </w:r>
@@ -7268,13 +6890,13 @@
     </w:p>
     <w:p>
       <w:pPr>
-        <w:pStyle w:val="Heading1"/>
-        <w:spacing w:before="200" w:after="80"/>
+        <w:pStyle w:val="Heading3"/>
+        <w:spacing w:before="120" w:after="80"/>
       </w:pPr>
       <w:r>
         <w:rPr>
           <w:rFonts w:ascii="Calibri" w:hAnsi="Calibri" w:eastAsia="Malgun Gothic" w:cs="Malgun Gothic"/>
-          <w:sz w:val="32"/>
+          <w:sz w:val="24"/>
         </w:rPr>
         <w:t>6 연구 일정과 단계 구분</w:t>
       </w:r>
@@ -7316,13 +6938,13 @@
     </w:p>
     <w:p>
       <w:pPr>
-        <w:pStyle w:val="Heading2"/>
+        <w:pStyle w:val="Heading4"/>
         <w:spacing w:before="120" w:after="80"/>
       </w:pPr>
       <w:r>
         <w:rPr>
           <w:rFonts w:ascii="Calibri" w:hAnsi="Calibri" w:eastAsia="Malgun Gothic" w:cs="Malgun Gothic"/>
-          <w:sz w:val="27"/>
+          <w:sz w:val="22"/>
         </w:rPr>
         <w:t>6.1 실제 달력 일정</w:t>
       </w:r>
@@ -7772,7 +7394,7 @@
                 <w:rFonts w:ascii="Calibri" w:hAnsi="Calibri" w:eastAsia="Malgun Gothic" w:cs="Malgun Gothic"/>
                 <w:sz w:val="19"/>
               </w:rPr>
-              <w:t>착수 예정</w:t>
+              <w:t>착수 예정 (注: v1.0 식별 전략은 2026-09-24에 동결 문서대로 수행되었으나, 사전 등록된 양성 대조 기준을 통과하지 못했고 구현이 동결 문서와 불일치하며 결론이 설명되지 않는다. M1 §8.3에 사실대로 기록되었고 네 번째 논문으로 분리되었다. 여기서 "단계 2"는 v2.0 식별 전략의 재동결 및 실행을 지칭한다.)</w:t>
             </w:r>
           </w:p>
         </w:tc>
@@ -7889,13 +7511,13 @@
     <w:p/>
     <w:p>
       <w:pPr>
-        <w:pStyle w:val="Heading2"/>
+        <w:pStyle w:val="Heading4"/>
         <w:spacing w:before="120" w:after="80"/>
       </w:pPr>
       <w:r>
         <w:rPr>
           <w:rFonts w:ascii="Calibri" w:hAnsi="Calibri" w:eastAsia="Malgun Gothic" w:cs="Malgun Gothic"/>
-          <w:sz w:val="27"/>
+          <w:sz w:val="22"/>
         </w:rPr>
         <w:t>6.2 저장소에서 가시적인 git 이력에 대하여(사실대로 설명)</w:t>
       </w:r>
@@ -8128,13 +7750,13 @@
     </w:p>
     <w:p>
       <w:pPr>
-        <w:pStyle w:val="Heading2"/>
+        <w:pStyle w:val="Heading4"/>
         <w:spacing w:before="120" w:after="80"/>
       </w:pPr>
       <w:r>
         <w:rPr>
           <w:rFonts w:ascii="Calibri" w:hAnsi="Calibri" w:eastAsia="Malgun Gothic" w:cs="Malgun Gothic"/>
-          <w:sz w:val="27"/>
+          <w:sz w:val="22"/>
         </w:rPr>
         <w:t>6.3 다른 과제(EEG 도메인 일반화)와의 관계</w:t>
       </w:r>
@@ -8248,13 +7870,13 @@
     </w:p>
     <w:p>
       <w:pPr>
-        <w:pStyle w:val="Heading2"/>
+        <w:pStyle w:val="Heading4"/>
         <w:spacing w:before="120" w:after="80"/>
       </w:pPr>
       <w:r>
         <w:rPr>
           <w:rFonts w:ascii="Calibri" w:hAnsi="Calibri" w:eastAsia="Malgun Gothic" w:cs="Malgun Gothic"/>
-          <w:sz w:val="27"/>
+          <w:sz w:val="22"/>
         </w:rPr>
         <w:t>6.4 핵심 경로와 선행 사항</w:t>
       </w:r>
@@ -8350,14 +7972,29 @@
           <w:rFonts w:ascii="Consolas" w:hAnsi="Consolas" w:eastAsia="Malgun Gothic" w:cs="Malgun Gothic"/>
           <w:sz w:val="21"/>
         </w:rPr>
-        <w:t>docs/因果侧识别策略.md</w:t>
-      </w:r>
-      <w:r>
-        <w:rPr>
-          <w:rFonts w:ascii="Calibri" w:hAnsi="Calibri" w:eastAsia="Malgun Gothic" w:cs="Malgun Gothic"/>
-          <w:sz w:val="21"/>
-        </w:rPr>
-        <w:t>, 요소는 §4.5). 동결 시점 선언은 "아직 결과 변수에 접촉하지 않았다"이다.</w:t>
+        <w:t>`LearnFlow_研究设计与审阅档案.md</w:t>
+      </w:r>
+      <w:r>
+        <w:rPr>
+          <w:rFonts w:ascii="Calibri" w:hAnsi="Calibri" w:eastAsia="Malgun Gothic" w:cs="Malgun Gothic"/>
+          <w:sz w:val="21"/>
+        </w:rPr>
+        <w:t>（</w:t>
+      </w:r>
+      <w:r>
+        <w:rPr>
+          <w:rFonts w:ascii="Calibri" w:hAnsi="Calibri" w:eastAsia="Malgun Gothic" w:cs="Malgun Gothic"/>
+          <w:b/>
+          <w:sz w:val="21"/>
+        </w:rPr>
+        <w:t>其内容即本档第七部</w:t>
+      </w:r>
+      <w:r>
+        <w:rPr>
+          <w:rFonts w:ascii="Calibri" w:hAnsi="Calibri" w:eastAsia="Malgun Gothic" w:cs="Malgun Gothic"/>
+          <w:sz w:val="21"/>
+        </w:rPr>
+        <w:t>，本档为二者的合并产物）（§2 因果侧识别策略）`, 요소는 §4.5). 동결 시점 선언은 "아직 결과 변수에 접촉하지 않았다"이다.</w:t>
       </w:r>
     </w:p>
     <w:p>
@@ -8400,14 +8037,29 @@
           <w:rFonts w:ascii="Consolas" w:hAnsi="Consolas" w:eastAsia="Malgun Gothic" w:cs="Malgun Gothic"/>
           <w:sz w:val="21"/>
         </w:rPr>
-        <w:t>docs/M2_路线A_B决策备忘.md</w:t>
-      </w:r>
-      <w:r>
-        <w:rPr>
-          <w:rFonts w:ascii="Calibri" w:hAnsi="Calibri" w:eastAsia="Malgun Gothic" w:cs="Malgun Gothic"/>
-          <w:sz w:val="21"/>
-        </w:rPr>
-        <w:t xml:space="preserve">), M3는 </w:t>
+        <w:t>`LearnFlow_研究设计与审阅档案.md</w:t>
+      </w:r>
+      <w:r>
+        <w:rPr>
+          <w:rFonts w:ascii="Calibri" w:hAnsi="Calibri" w:eastAsia="Malgun Gothic" w:cs="Malgun Gothic"/>
+          <w:sz w:val="21"/>
+        </w:rPr>
+        <w:t>（</w:t>
+      </w:r>
+      <w:r>
+        <w:rPr>
+          <w:rFonts w:ascii="Calibri" w:hAnsi="Calibri" w:eastAsia="Malgun Gothic" w:cs="Malgun Gothic"/>
+          <w:b/>
+          <w:sz w:val="21"/>
+        </w:rPr>
+        <w:t>其内容即本档第七部</w:t>
+      </w:r>
+      <w:r>
+        <w:rPr>
+          <w:rFonts w:ascii="Calibri" w:hAnsi="Calibri" w:eastAsia="Malgun Gothic" w:cs="Malgun Gothic"/>
+          <w:sz w:val="21"/>
+        </w:rPr>
+        <w:t xml:space="preserve">，本档为二者的合并产物）（§5 M2 路线 A/B 决策备忘）`), M3는 </w:t>
       </w:r>
       <w:r>
         <w:rPr>
@@ -8465,13 +8117,13 @@
     </w:p>
     <w:p>
       <w:pPr>
-        <w:pStyle w:val="Heading1"/>
-        <w:spacing w:before="200" w:after="80"/>
+        <w:pStyle w:val="Heading3"/>
+        <w:spacing w:before="120" w:after="80"/>
       </w:pPr>
       <w:r>
         <w:rPr>
           <w:rFonts w:ascii="Calibri" w:hAnsi="Calibri" w:eastAsia="Malgun Gothic" w:cs="Malgun Gothic"/>
-          <w:sz w:val="32"/>
+          <w:sz w:val="24"/>
         </w:rPr>
         <w:t>7 예상 성과와 게재 계획</w:t>
       </w:r>
@@ -8498,13 +8150,13 @@
     </w:p>
     <w:p>
       <w:pPr>
-        <w:pStyle w:val="Heading2"/>
+        <w:pStyle w:val="Heading4"/>
         <w:spacing w:before="120" w:after="80"/>
       </w:pPr>
       <w:r>
         <w:rPr>
           <w:rFonts w:ascii="Calibri" w:hAnsi="Calibri" w:eastAsia="Malgun Gothic" w:cs="Malgun Gothic"/>
-          <w:sz w:val="27"/>
+          <w:sz w:val="22"/>
         </w:rPr>
         <w:t>7.1 논문 조합과 목표 저널(v1.1: 영어 Scopus 제1순위)</w:t>
       </w:r>
@@ -8553,25 +8205,7 @@
           <w:color w:val="555555"/>
           <w:sz w:val="19"/>
         </w:rPr>
-        <w:t xml:space="preserve"> 중국어 저널(《开放教育研究》《软件学报》《自动化学报》)로 정하였다. 확인 결과(</w:t>
-      </w:r>
-      <w:r>
-        <w:rPr>
-          <w:rFonts w:ascii="Consolas" w:hAnsi="Consolas" w:eastAsia="Malgun Gothic" w:cs="Malgun Gothic"/>
-          <w:i/>
-          <w:color w:val="555555"/>
-          <w:sz w:val="19"/>
-        </w:rPr>
-        <w:t>docs/研究生院确认_语言与毕业要求问询清单.md</w:t>
-      </w:r>
-      <w:r>
-        <w:rPr>
-          <w:rFonts w:ascii="Calibri" w:hAnsi="Calibri" w:eastAsia="Malgun Gothic" w:cs="Malgun Gothic"/>
-          <w:i/>
-          <w:color w:val="555555"/>
-          <w:sz w:val="19"/>
-        </w:rPr>
-        <w:t xml:space="preserve"> §2 참조): ① </w:t>
+        <w:t xml:space="preserve"> 중국어 저널(《开放教育研究》《软件学报》《自动化学报》)로 정하였다. 확인 결과(확인 과정의 원 기록은 내부 작업 문서로, 심사 의견 §2.4에 따라 2026-09-29 공개 저장소에서 철수되어 저자 로컬 작업 사본에 보관; 아래 결론은 공개 출처로 독립 검증 가능): ① </w:t>
       </w:r>
       <w:r>
         <w:rPr>
@@ -8903,7 +8537,22 @@
                 <w:rFonts w:ascii="Calibri" w:hAnsi="Calibri" w:eastAsia="Malgun Gothic" w:cs="Malgun Gothic"/>
                 <w:sz w:val="19"/>
               </w:rPr>
-              <w:t>난이도 차원의 공약성</w:t>
+              <w:t>난이도 차원의 공약성(</w:t>
+            </w:r>
+            <w:r>
+              <w:rPr>
+                <w:rFonts w:ascii="Calibri" w:hAnsi="Calibri" w:eastAsia="Malgun Gothic" w:cs="Malgun Gothic"/>
+                <w:b/>
+                <w:sz w:val="19"/>
+              </w:rPr>
+              <w:t>투고 원고 = 압축판 5,067단어</w:t>
+            </w:r>
+            <w:r>
+              <w:rPr>
+                <w:rFonts w:ascii="Calibri" w:hAnsi="Calibri" w:eastAsia="Malgun Gothic" w:cs="Malgun Gothic"/>
+                <w:sz w:val="19"/>
+              </w:rPr>
+              <w:t>; 완전 원고 20,475단어는 학위논문 자료 및 수치 보관용)</w:t>
             </w:r>
           </w:p>
         </w:tc>
@@ -9054,6 +8703,13 @@
             <w:r>
               <w:rPr>
                 <w:rFonts w:ascii="Calibri" w:hAnsi="Calibri" w:eastAsia="Malgun Gothic" w:cs="Malgun Gothic"/>
+                <w:sz w:val="19"/>
+              </w:rPr>
+              <w:t>~~</w:t>
+            </w:r>
+            <w:r>
+              <w:rPr>
+                <w:rFonts w:ascii="Calibri" w:hAnsi="Calibri" w:eastAsia="Malgun Gothic" w:cs="Malgun Gothic"/>
                 <w:i/>
                 <w:sz w:val="19"/>
               </w:rPr>
@@ -9089,6 +8745,21 @@
               </w:rPr>
               <w:t>Information and Software Technology</w:t>
             </w:r>
+            <w:r>
+              <w:rPr>
+                <w:rFonts w:ascii="Calibri" w:hAnsi="Calibri" w:eastAsia="Malgun Gothic" w:cs="Malgun Gothic"/>
+                <w:sz w:val="19"/>
+              </w:rPr>
+              <w:t xml:space="preserve">~~ </w:t>
+            </w:r>
+            <w:r>
+              <w:rPr>
+                <w:rFonts w:ascii="Calibri" w:hAnsi="Calibri" w:eastAsia="Malgun Gothic" w:cs="Malgun Gothic"/>
+                <w:b/>
+                <w:sz w:val="19"/>
+              </w:rPr>
+              <w:t>2026-09-29 철회(경로 B 전환)</w:t>
+            </w:r>
           </w:p>
         </w:tc>
         <w:tc>
@@ -9125,14 +8796,14 @@
                 <w:b/>
                 <w:sz w:val="19"/>
               </w:rPr>
-              <w:t>경로 A/B 미정, §7.4 참조</w:t>
-            </w:r>
-            <w:r>
-              <w:rPr>
-                <w:rFonts w:ascii="Calibri" w:hAnsi="Calibri" w:eastAsia="Malgun Gothic" w:cs="Malgun Gothic"/>
-                <w:sz w:val="19"/>
-              </w:rPr>
-              <w:t>)</w:t>
+              <w:t>2026-09-29 경로 B로 확정</w:t>
+            </w:r>
+            <w:r>
+              <w:rPr>
+                <w:rFonts w:ascii="Calibri" w:hAnsi="Calibri" w:eastAsia="Malgun Gothic" w:cs="Malgun Gothic"/>
+                <w:sz w:val="19"/>
+              </w:rPr>
+              <w:t>: 학위논문 거버넌스 장 + 짧은 경험 보고서로 정리, 저널 입안 없음, §7.4 참조)</w:t>
             </w:r>
           </w:p>
         </w:tc>
@@ -9164,7 +8835,7 @@
                 <w:rFonts w:ascii="Calibri" w:hAnsi="Calibri" w:eastAsia="Malgun Gothic" w:cs="Malgun Gothic"/>
                 <w:sz w:val="19"/>
               </w:rPr>
-              <w:t>순서형 난이도 의사결정과 단일 모델 난이도 사전확률 경계</w:t>
+              <w:t>순서형 난이도 의사결정과 로컬 개방 가중치 모델 난이도 사전확률의 신뢰성 경계</w:t>
             </w:r>
           </w:p>
         </w:tc>
@@ -9248,7 +8919,7 @@
                 <w:b/>
                 <w:sz w:val="19"/>
               </w:rPr>
-              <w:t>≥ 3 모델 행렬이 투고 전 강제 선행 조건, §7.4 참조</w:t>
+              <w:t>프런티어 API 모델 미실행; 교차 모델 주장은 로컬 개방 가중치 모델(≤47B, 4비트급 양자화)로 한정, §7.4 참조</w:t>
             </w:r>
             <w:r>
               <w:rPr>
@@ -9287,7 +8958,22 @@
                 <w:rFonts w:ascii="Calibri" w:hAnsi="Calibri" w:eastAsia="Malgun Gothic" w:cs="Malgun Gothic"/>
                 <w:sz w:val="19"/>
               </w:rPr>
-              <w:t>85% 규칙 외적 타당도의 인과 식별</w:t>
+              <w:t>85% 규칙 외적 타당도의 인과 식별(</w:t>
+            </w:r>
+            <w:r>
+              <w:rPr>
+                <w:rFonts w:ascii="Calibri" w:hAnsi="Calibri" w:eastAsia="Malgun Gothic" w:cs="Malgun Gothic"/>
+                <w:b/>
+                <w:sz w:val="19"/>
+              </w:rPr>
+              <w:t>인과 측, 심사 §2.2에 따라 M1에서 분리되어 본 행이 곧 이 논문</w:t>
+            </w:r>
+            <w:r>
+              <w:rPr>
+                <w:rFonts w:ascii="Calibri" w:hAnsi="Calibri" w:eastAsia="Malgun Gothic" w:cs="Malgun Gothic"/>
+                <w:sz w:val="19"/>
+              </w:rPr>
+              <w:t>)</w:t>
             </w:r>
           </w:p>
         </w:tc>
@@ -9345,9 +9031,17 @@
             <w:r>
               <w:rPr>
                 <w:rFonts w:ascii="Calibri" w:hAnsi="Calibri" w:eastAsia="Malgun Gothic" w:cs="Malgun Gothic"/>
-                <w:sz w:val="19"/>
-              </w:rPr>
-              <w:t>미수행</w:t>
+                <w:b/>
+                <w:sz w:val="19"/>
+              </w:rPr>
+              <w:t>제1판은 2026-09-24 실행되었으나 양성 대조 기준을 통과하지 못했고(세 데이터셋 모두 스크립트의 &gt;0.95 기준 미달) 구현이 동결 문서와 네 곳에서 불일치하므로 결과는 해석 불가</w:t>
+            </w:r>
+            <w:r>
+              <w:rPr>
+                <w:rFonts w:ascii="Calibri" w:hAnsi="Calibri" w:eastAsia="Malgun Gothic" w:cs="Malgun Gothic"/>
+                <w:sz w:val="19"/>
+              </w:rPr>
+              <w:t>; 제2판은 실행 전 제출 및 tag 부착(§4.5). 관찰 로그에서 식별 근거가 끝내 성립하지 않으면 §11의 무작위 배정 실험으로 전환한다</w:t>
             </w:r>
           </w:p>
         </w:tc>
@@ -9471,13 +9165,13 @@
     </w:p>
     <w:p>
       <w:pPr>
-        <w:pStyle w:val="Heading2"/>
+        <w:pStyle w:val="Heading4"/>
         <w:spacing w:before="120" w:after="80"/>
       </w:pPr>
       <w:r>
         <w:rPr>
           <w:rFonts w:ascii="Calibri" w:hAnsi="Calibri" w:eastAsia="Malgun Gothic" w:cs="Malgun Gothic"/>
-          <w:sz w:val="27"/>
+          <w:sz w:val="22"/>
         </w:rPr>
         <w:t>7.2 분할안의 영문 저널 목표가 한때 중국어 저널로 바뀐 이유(v1.1 신설 설명)</w:t>
       </w:r>
@@ -9504,14 +9198,14 @@
           <w:rFonts w:ascii="Consolas" w:hAnsi="Consolas" w:eastAsia="Malgun Gothic" w:cs="Malgun Gothic"/>
           <w:sz w:val="21"/>
         </w:rPr>
-        <w:t>docs/LearnFlow_期刊论文拆分方案.md</w:t>
-      </w:r>
-      <w:r>
-        <w:rPr>
-          <w:rFonts w:ascii="Calibri" w:hAnsi="Calibri" w:eastAsia="Malgun Gothic" w:cs="Malgun Gothic"/>
-          <w:sz w:val="21"/>
-        </w:rPr>
-        <w:t xml:space="preserve">(v2.0)는 논문 조합의 영문 저널 목표를 </w:t>
+        <w:t>`LearnFlow_期刊论文拆分方案.md</w:t>
+      </w:r>
+      <w:r>
+        <w:rPr>
+          <w:rFonts w:ascii="Calibri" w:hAnsi="Calibri" w:eastAsia="Malgun Gothic" w:cs="Malgun Gothic"/>
+          <w:sz w:val="21"/>
+        </w:rPr>
+        <w:t xml:space="preserve">（已并入本档第五部）`(v2.0)는 논문 조합의 영문 저널 목표를 </w:t>
       </w:r>
       <w:r>
         <w:rPr>
@@ -9626,13 +9320,13 @@
     </w:p>
     <w:p>
       <w:pPr>
-        <w:pStyle w:val="Heading2"/>
+        <w:pStyle w:val="Heading4"/>
         <w:spacing w:before="120" w:after="80"/>
       </w:pPr>
       <w:r>
         <w:rPr>
           <w:rFonts w:ascii="Calibri" w:hAnsi="Calibri" w:eastAsia="Malgun Gothic" w:cs="Malgun Gothic"/>
-          <w:sz w:val="27"/>
+          <w:sz w:val="22"/>
         </w:rPr>
         <w:t>7.3 학위논문의 통합 방식</w:t>
       </w:r>
@@ -9666,13 +9360,13 @@
     </w:p>
     <w:p>
       <w:pPr>
-        <w:pStyle w:val="Heading2"/>
+        <w:pStyle w:val="Heading4"/>
         <w:spacing w:before="120" w:after="80"/>
       </w:pPr>
       <w:r>
         <w:rPr>
           <w:rFonts w:ascii="Calibri" w:hAnsi="Calibri" w:eastAsia="Malgun Gothic" w:cs="Malgun Gothic"/>
-          <w:sz w:val="27"/>
+          <w:sz w:val="22"/>
         </w:rPr>
         <w:t>7.4 투고 전 선행 조건(v1.1 신설)</w:t>
       </w:r>
@@ -9874,7 +9568,22 @@
                 <w:rFonts w:ascii="Calibri" w:hAnsi="Calibri" w:eastAsia="Malgun Gothic" w:cs="Malgun Gothic"/>
                 <w:sz w:val="19"/>
               </w:rPr>
-              <w:t xml:space="preserve"> PASS). 두 판정기준이 완성되기 전에는 주장을 "결론은 판정량의 정의에 의존한다"로 축소한 상태를 유지</w:t>
+              <w:t xml:space="preserve"> PASS). 두 판정기준이 완성되기 전에는 주장을 "결론은 판정량의 정의에 의존한다"로 축소한 상태를 유지; ③ </w:t>
+            </w:r>
+            <w:r>
+              <w:rPr>
+                <w:rFonts w:ascii="Calibri" w:hAnsi="Calibri" w:eastAsia="Malgun Gothic" w:cs="Malgun Gothic"/>
+                <w:b/>
+                <w:sz w:val="19"/>
+              </w:rPr>
+              <w:t>인과 측(AIPW/DR)은 심사 §2.2에 따라 M1에서 분리되어 §7.1 표 제4행의 네 번째 논문으로 이관되었다</w:t>
+            </w:r>
+            <w:r>
+              <w:rPr>
+                <w:rFonts w:ascii="Calibri" w:hAnsi="Calibri" w:eastAsia="Malgun Gothic" w:cs="Malgun Gothic"/>
+                <w:sz w:val="19"/>
+              </w:rPr>
+              <w:t>. M1에는 "양성 대조 기준을 통과하지 못했고 구현이 동결 문서와 불일치하여 해석 불가"라는 한 단락만 남는다</w:t>
             </w:r>
           </w:p>
         </w:tc>
@@ -9889,7 +9598,7 @@
                 <w:rFonts w:ascii="Calibri" w:hAnsi="Calibri" w:eastAsia="Malgun Gothic" w:cs="Malgun Gothic"/>
                 <w:sz w:val="19"/>
               </w:rPr>
-              <w:t>심사 §3.2</w:t>
+              <w:t>심사 §2.2, §3.2</w:t>
             </w:r>
           </w:p>
         </w:tc>
@@ -9953,7 +9662,7 @@
                 <w:rFonts w:ascii="Calibri" w:hAnsi="Calibri" w:eastAsia="Malgun Gothic" w:cs="Malgun Gothic"/>
                 <w:sz w:val="19"/>
               </w:rPr>
-              <w:t>M2</w:t>
+              <w:t>M4</w:t>
             </w:r>
           </w:p>
         </w:tc>
@@ -9966,9 +9675,32 @@
             <w:r>
               <w:rPr>
                 <w:rFonts w:ascii="Calibri" w:hAnsi="Calibri" w:eastAsia="Malgun Gothic" w:cs="Malgun Gothic"/>
-                <w:sz w:val="19"/>
-              </w:rPr>
-              <w:t>먼저 경로 A 또는 B를 선택(메모 완성, 면담 확인 대기). 경로 A를 택하면 개입 원장 적재와 합성 세션 실험을 먼저 완료</w:t>
+                <w:b/>
+                <w:sz w:val="19"/>
+              </w:rPr>
+              <w:t>독립 원고로 투고하지 않음(심사 §4.4)</w:t>
+            </w:r>
+            <w:r>
+              <w:rPr>
+                <w:rFonts w:ascii="Calibri" w:hAnsi="Calibri" w:eastAsia="Malgun Gothic" w:cs="Malgun Gothic"/>
+                <w:sz w:val="19"/>
+              </w:rPr>
+              <w:t xml:space="preserve">: 실증 부분이 M1과 데이터·라벨·기준선이 동일하고 M4-E는 실패 확인 후 같은 데이터에서 만든 수정이다. M1 방법 절 편입 또는 새 데이터셋에서의 사전 등록 확증 검정 중 어느 쪽인지 </w:t>
+            </w:r>
+            <w:r>
+              <w:rPr>
+                <w:rFonts w:ascii="Calibri" w:hAnsi="Calibri" w:eastAsia="Malgun Gothic" w:cs="Malgun Gothic"/>
+                <w:b/>
+                <w:sz w:val="19"/>
+              </w:rPr>
+              <w:t>2026-11-03 결정</w:t>
+            </w:r>
+            <w:r>
+              <w:rPr>
+                <w:rFonts w:ascii="Calibri" w:hAnsi="Calibri" w:eastAsia="Malgun Gothic" w:cs="Malgun Gothic"/>
+                <w:sz w:val="19"/>
+              </w:rPr>
+              <w:t>하며, 결정 전까지 새 실험을 추가하지 않음</w:t>
             </w:r>
           </w:p>
         </w:tc>
@@ -9983,7 +9715,7 @@
                 <w:rFonts w:ascii="Calibri" w:hAnsi="Calibri" w:eastAsia="Malgun Gothic" w:cs="Malgun Gothic"/>
                 <w:sz w:val="19"/>
               </w:rPr>
-              <w:t>심사 §6.2</w:t>
+              <w:t>심사 §4.4</w:t>
             </w:r>
           </w:p>
         </w:tc>
@@ -10000,6 +9732,61 @@
                 <w:rFonts w:ascii="Calibri" w:hAnsi="Calibri" w:eastAsia="Malgun Gothic" w:cs="Malgun Gothic"/>
                 <w:sz w:val="19"/>
               </w:rPr>
+              <w:t>M2</w:t>
+            </w:r>
+          </w:p>
+        </w:tc>
+        <w:tc>
+          <w:tcPr>
+            <w:tcW w:type="dxa" w:w="4413"/>
+          </w:tcPr>
+          <w:p>
+            <w:r/>
+            <w:r>
+              <w:rPr>
+                <w:rFonts w:ascii="Calibri" w:hAnsi="Calibri" w:eastAsia="Malgun Gothic" w:cs="Malgun Gothic"/>
+                <w:b/>
+                <w:sz w:val="19"/>
+              </w:rPr>
+              <w:t>2026-09-29 경로 B로 확정(심사 §5.4)</w:t>
+            </w:r>
+            <w:r>
+              <w:rPr>
+                <w:rFonts w:ascii="Calibri" w:hAnsi="Calibri" w:eastAsia="Malgun Gothic" w:cs="Malgun Gothic"/>
+                <w:sz w:val="19"/>
+              </w:rPr>
+              <w:t>: 경로 A의 A2·A3·A4 산출물은 결과로 인정하지 않는다. 감사 시점 tag로 봉인된 내부 정적 감사와 7튜플 미구현 진단만 학위논문 거버넌스 장 + 짧은 경험 보고서로 정리한다. 경로 A는 실제 메커니즘 논리를 갖춘 생산자가 있고, 두 명의 인간 코더의 블라인드 코딩 절차가 코딩 이전에 등록된 뒤에 논의한다</w:t>
+            </w:r>
+          </w:p>
+        </w:tc>
+        <w:tc>
+          <w:tcPr>
+            <w:tcW w:type="dxa" w:w="4413"/>
+          </w:tcPr>
+          <w:p>
+            <w:r/>
+            <w:r>
+              <w:rPr>
+                <w:rFonts w:ascii="Calibri" w:hAnsi="Calibri" w:eastAsia="Malgun Gothic" w:cs="Malgun Gothic"/>
+                <w:sz w:val="19"/>
+              </w:rPr>
+              <w:t>심사 §5.4</w:t>
+            </w:r>
+          </w:p>
+        </w:tc>
+      </w:tr>
+      <w:tr>
+        <w:tc>
+          <w:tcPr>
+            <w:tcW w:type="dxa" w:w="4413"/>
+          </w:tcPr>
+          <w:p>
+            <w:r/>
+            <w:r>
+              <w:rPr>
+                <w:rFonts w:ascii="Calibri" w:hAnsi="Calibri" w:eastAsia="Malgun Gothic" w:cs="Malgun Gothic"/>
+                <w:sz w:val="19"/>
+              </w:rPr>
               <w:t>M3</w:t>
             </w:r>
           </w:p>
@@ -10016,14 +9803,29 @@
                 <w:b/>
                 <w:sz w:val="19"/>
               </w:rPr>
-              <w:t>≥ 3 모델 계열 × ≥ 3 파라미터 규모 × 동일 두 프로토콜(E1-A / E1-B)</w:t>
-            </w:r>
-            <w:r>
-              <w:rPr>
-                <w:rFonts w:ascii="Calibri" w:hAnsi="Calibri" w:eastAsia="Malgun Gothic" w:cs="Malgun Gothic"/>
-                <w:sz w:val="19"/>
-              </w:rPr>
-              <w:t>의 라벨링 행렬. 완성 전 제목은 "단일 모델" 한정을 유지</w:t>
+              <w:t>심사의견 원문 기준: 로컬 소형 1 + 개방 가중치 중형 1 + API 프런티어 1, 동일 두 프로토콜(E1-A / E1-B)</w:t>
+            </w:r>
+            <w:r>
+              <w:rPr>
+                <w:rFonts w:ascii="Calibri" w:hAnsi="Calibri" w:eastAsia="Malgun Gothic" w:cs="Malgun Gothic"/>
+                <w:sz w:val="19"/>
+              </w:rPr>
+              <w:t xml:space="preserve">. 본 계획이 자체 설정한 「≥3 계열 × ≥3 규모 = 9칸」은 </w:t>
+            </w:r>
+            <w:r>
+              <w:rPr>
+                <w:rFonts w:ascii="Calibri" w:hAnsi="Calibri" w:eastAsia="Malgun Gothic" w:cs="Malgun Gothic"/>
+                <w:b/>
+                <w:sz w:val="19"/>
+              </w:rPr>
+              <w:t>자체 규칙이며 심사 명의로 인용할 수 없다</w:t>
+            </w:r>
+            <w:r>
+              <w:rPr>
+                <w:rFonts w:ascii="Calibri" w:hAnsi="Calibri" w:eastAsia="Malgun Gothic" w:cs="Malgun Gothic"/>
+                <w:sz w:val="19"/>
+              </w:rPr>
+              <w:t>(심사 §6.1). 프런티어 API 모델 실행 전까지 제목과 본문은 "로컬 개방 가중치 모델(≤47B, 4비트급 양자화)" 한정으로 통일</w:t>
             </w:r>
           </w:p>
         </w:tc>
@@ -10038,7 +9840,7 @@
                 <w:rFonts w:ascii="Calibri" w:hAnsi="Calibri" w:eastAsia="Malgun Gothic" w:cs="Malgun Gothic"/>
                 <w:sz w:val="19"/>
               </w:rPr>
-              <w:t>심사 §5.1</w:t>
+              <w:t>심사 §6.1, §6.2</w:t>
             </w:r>
           </w:p>
         </w:tc>
@@ -10188,13 +9990,13 @@
     <w:p/>
     <w:p>
       <w:pPr>
-        <w:pStyle w:val="Heading2"/>
+        <w:pStyle w:val="Heading4"/>
         <w:spacing w:before="120" w:after="80"/>
       </w:pPr>
       <w:r>
         <w:rPr>
           <w:rFonts w:ascii="Calibri" w:hAnsi="Calibri" w:eastAsia="Malgun Gothic" w:cs="Malgun Gothic"/>
-          <w:sz w:val="27"/>
+          <w:sz w:val="22"/>
         </w:rPr>
         <w:t>7.5 재사용 가능한 artifact의 처리</w:t>
       </w:r>
@@ -10265,13 +10067,13 @@
     </w:p>
     <w:p>
       <w:pPr>
-        <w:pStyle w:val="Heading1"/>
-        <w:spacing w:before="200" w:after="80"/>
+        <w:pStyle w:val="Heading3"/>
+        <w:spacing w:before="120" w:after="80"/>
       </w:pPr>
       <w:r>
         <w:rPr>
           <w:rFonts w:ascii="Calibri" w:hAnsi="Calibri" w:eastAsia="Malgun Gothic" w:cs="Malgun Gothic"/>
-          <w:sz w:val="32"/>
+          <w:sz w:val="24"/>
         </w:rPr>
         <w:t>8 윤리심의와 데이터 규정 준수</w:t>
       </w:r>
@@ -10298,13 +10100,13 @@
     </w:p>
     <w:p>
       <w:pPr>
-        <w:pStyle w:val="Heading2"/>
+        <w:pStyle w:val="Heading4"/>
         <w:spacing w:before="120" w:after="80"/>
       </w:pPr>
       <w:r>
         <w:rPr>
           <w:rFonts w:ascii="Calibri" w:hAnsi="Calibri" w:eastAsia="Malgun Gothic" w:cs="Malgun Gothic"/>
-          <w:sz w:val="27"/>
+          <w:sz w:val="22"/>
         </w:rPr>
         <w:t>8.1 윤리적 제약</w:t>
       </w:r>
@@ -10424,13 +10226,13 @@
     </w:p>
     <w:p>
       <w:pPr>
-        <w:pStyle w:val="Heading2"/>
+        <w:pStyle w:val="Heading4"/>
         <w:spacing w:before="120" w:after="80"/>
       </w:pPr>
       <w:r>
         <w:rPr>
           <w:rFonts w:ascii="Calibri" w:hAnsi="Calibri" w:eastAsia="Malgun Gothic" w:cs="Malgun Gothic"/>
-          <w:sz w:val="27"/>
+          <w:sz w:val="22"/>
         </w:rPr>
         <w:t>8.2 데이터 경계</w:t>
       </w:r>
@@ -10817,13 +10619,13 @@
     </w:p>
     <w:p>
       <w:pPr>
-        <w:pStyle w:val="Heading2"/>
+        <w:pStyle w:val="Heading4"/>
         <w:spacing w:before="120" w:after="80"/>
       </w:pPr>
       <w:r>
         <w:rPr>
           <w:rFonts w:ascii="Calibri" w:hAnsi="Calibri" w:eastAsia="Malgun Gothic" w:cs="Malgun Gothic"/>
-          <w:sz w:val="27"/>
+          <w:sz w:val="22"/>
         </w:rPr>
         <w:t>8.3 측정 도구의 타당도 선언(강제)</w:t>
       </w:r>
@@ -11043,13 +10845,13 @@
     </w:p>
     <w:p>
       <w:pPr>
-        <w:pStyle w:val="Heading1"/>
-        <w:spacing w:before="200" w:after="80"/>
+        <w:pStyle w:val="Heading3"/>
+        <w:spacing w:before="120" w:after="80"/>
       </w:pPr>
       <w:r>
         <w:rPr>
           <w:rFonts w:ascii="Calibri" w:hAnsi="Calibri" w:eastAsia="Malgun Gothic" w:cs="Malgun Gothic"/>
-          <w:sz w:val="32"/>
+          <w:sz w:val="24"/>
         </w:rPr>
         <w:t>9 위험과 대응</w:t>
       </w:r>
@@ -11362,13 +11164,13 @@
     </w:p>
     <w:p>
       <w:pPr>
-        <w:pStyle w:val="Heading1"/>
-        <w:spacing w:before="200" w:after="80"/>
+        <w:pStyle w:val="Heading3"/>
+        <w:spacing w:before="120" w:after="80"/>
       </w:pPr>
       <w:r>
         <w:rPr>
           <w:rFonts w:ascii="Calibri" w:hAnsi="Calibri" w:eastAsia="Malgun Gothic" w:cs="Malgun Gothic"/>
-          <w:sz w:val="32"/>
+          <w:sz w:val="24"/>
         </w:rPr>
         <w:t>10 연구 수행과 원고 집필에서의 역할과 도구</w:t>
       </w:r>
@@ -11509,13 +11311,13 @@
     </w:p>
     <w:p>
       <w:pPr>
-        <w:pStyle w:val="Heading2"/>
+        <w:pStyle w:val="Heading4"/>
         <w:spacing w:before="120" w:after="80"/>
       </w:pPr>
       <w:r>
         <w:rPr>
           <w:rFonts w:ascii="Calibri" w:hAnsi="Calibri" w:eastAsia="Malgun Gothic" w:cs="Malgun Gothic"/>
-          <w:sz w:val="27"/>
+          <w:sz w:val="22"/>
         </w:rPr>
         <w:t>10.1 역할과 도구 대조표</w:t>
       </w:r>
@@ -12102,7 +11904,22 @@
                 <w:b/>
                 <w:sz w:val="19"/>
               </w:rPr>
-              <w:t>중국어 → 영어 번역(LLM/AI 도구가 수행하는 경우 공개 대상 AI 사용에 해당하며 §10.5 및 `docs/目标期刊AI披露政策表.md` 참조)</w:t>
+              <w:t>중국어 → 영어 번역(LLM/AI 도구가 수행하는 경우 공개 대상 AI 사용에 해당하며 §10.5 및 ``LearnFlow_研究设计与审阅档案.md`（</w:t>
+            </w:r>
+            <w:r>
+              <w:rPr>
+                <w:rFonts w:ascii="Calibri" w:hAnsi="Calibri" w:eastAsia="Malgun Gothic" w:cs="Malgun Gothic"/>
+                <w:sz w:val="19"/>
+              </w:rPr>
+              <w:t>其内容即本档第七部</w:t>
+            </w:r>
+            <w:r>
+              <w:rPr>
+                <w:rFonts w:ascii="Calibri" w:hAnsi="Calibri" w:eastAsia="Malgun Gothic" w:cs="Malgun Gothic"/>
+                <w:b/>
+                <w:sz w:val="19"/>
+              </w:rPr>
+              <w:t>，本档为二者的合并产物）（§10 目标期刊 AI 披露政策）` 참조)</w:t>
             </w:r>
           </w:p>
         </w:tc>
@@ -12126,13 +11943,13 @@
     <w:p/>
     <w:p>
       <w:pPr>
-        <w:pStyle w:val="Heading2"/>
+        <w:pStyle w:val="Heading4"/>
         <w:spacing w:before="120" w:after="80"/>
       </w:pPr>
       <w:r>
         <w:rPr>
           <w:rFonts w:ascii="Calibri" w:hAnsi="Calibri" w:eastAsia="Malgun Gothic" w:cs="Malgun Gothic"/>
-          <w:sz w:val="27"/>
+          <w:sz w:val="22"/>
         </w:rPr>
         <w:t>10.2 저장소에서 검증 가능한 "도구 사용 흔적"</w:t>
       </w:r>
@@ -12371,7 +12188,29 @@
                 <w:rFonts w:ascii="Consolas" w:hAnsi="Consolas" w:eastAsia="Malgun Gothic" w:cs="Malgun Gothic"/>
                 <w:sz w:val="19"/>
               </w:rPr>
-              <w:t>docs/_重写规范_事实基线与学术体例.md</w:t>
+              <w:t>`LearnFlow_研究设计与审阅档案.md</w:t>
+            </w:r>
+            <w:r>
+              <w:rPr>
+                <w:rFonts w:ascii="Calibri" w:hAnsi="Calibri" w:eastAsia="Malgun Gothic" w:cs="Malgun Gothic"/>
+                <w:sz w:val="19"/>
+              </w:rPr>
+              <w:t>（</w:t>
+            </w:r>
+            <w:r>
+              <w:rPr>
+                <w:rFonts w:ascii="Calibri" w:hAnsi="Calibri" w:eastAsia="Malgun Gothic" w:cs="Malgun Gothic"/>
+                <w:b/>
+                <w:sz w:val="19"/>
+              </w:rPr>
+              <w:t>其内容即本档第七部</w:t>
+            </w:r>
+            <w:r>
+              <w:rPr>
+                <w:rFonts w:ascii="Calibri" w:hAnsi="Calibri" w:eastAsia="Malgun Gothic" w:cs="Malgun Gothic"/>
+                <w:sz w:val="19"/>
+              </w:rPr>
+              <w:t>，本档为二者的合并产物）（§1 权威事实基线与写作体例）`</w:t>
             </w:r>
           </w:p>
         </w:tc>
@@ -12576,13 +12415,13 @@
     <w:p/>
     <w:p>
       <w:pPr>
-        <w:pStyle w:val="Heading2"/>
+        <w:pStyle w:val="Heading4"/>
         <w:spacing w:before="120" w:after="80"/>
       </w:pPr>
       <w:r>
         <w:rPr>
           <w:rFonts w:ascii="Calibri" w:hAnsi="Calibri" w:eastAsia="Malgun Gothic" w:cs="Malgun Gothic"/>
-          <w:sz w:val="27"/>
+          <w:sz w:val="22"/>
         </w:rPr>
         <w:t>10.3 도구 사용의 경계(답변에 대한 본인의 약속)</w:t>
       </w:r>
@@ -12687,13 +12526,13 @@
     </w:p>
     <w:p>
       <w:pPr>
-        <w:pStyle w:val="Heading2"/>
+        <w:pStyle w:val="Heading4"/>
         <w:spacing w:before="120" w:after="80"/>
       </w:pPr>
       <w:r>
         <w:rPr>
           <w:rFonts w:ascii="Calibri" w:hAnsi="Calibri" w:eastAsia="Malgun Gothic" w:cs="Malgun Gothic"/>
-          <w:sz w:val="27"/>
+          <w:sz w:val="22"/>
         </w:rPr>
         <w:t>10.4 목표 저널의 AI 사용 공개 정책 조사(투고 전 완료)</w:t>
       </w:r>
@@ -12737,14 +12576,29 @@
           <w:rFonts w:ascii="Consolas" w:hAnsi="Consolas" w:eastAsia="Malgun Gothic" w:cs="Malgun Gothic"/>
           <w:sz w:val="21"/>
         </w:rPr>
-        <w:t>docs/目标期刊AI披露政策表.md</w:t>
-      </w:r>
-      <w:r>
-        <w:rPr>
-          <w:rFonts w:ascii="Calibri" w:hAnsi="Calibri" w:eastAsia="Malgun Gothic" w:cs="Malgun Gothic"/>
-          <w:sz w:val="21"/>
-        </w:rPr>
-        <w:t xml:space="preserve"> 참조). 정책은 갱신되므로 </w:t>
+        <w:t>`LearnFlow_研究设计与审阅档案.md</w:t>
+      </w:r>
+      <w:r>
+        <w:rPr>
+          <w:rFonts w:ascii="Calibri" w:hAnsi="Calibri" w:eastAsia="Malgun Gothic" w:cs="Malgun Gothic"/>
+          <w:sz w:val="21"/>
+        </w:rPr>
+        <w:t>（</w:t>
+      </w:r>
+      <w:r>
+        <w:rPr>
+          <w:rFonts w:ascii="Calibri" w:hAnsi="Calibri" w:eastAsia="Malgun Gothic" w:cs="Malgun Gothic"/>
+          <w:b/>
+          <w:sz w:val="21"/>
+        </w:rPr>
+        <w:t>其内容即本档第七部</w:t>
+      </w:r>
+      <w:r>
+        <w:rPr>
+          <w:rFonts w:ascii="Calibri" w:hAnsi="Calibri" w:eastAsia="Malgun Gothic" w:cs="Malgun Gothic"/>
+          <w:sz w:val="21"/>
+        </w:rPr>
+        <w:t xml:space="preserve">，本档为二者的合并产物）（§10 目标期刊 AI 披露政策）` 참조). 정책은 갱신되므로 </w:t>
       </w:r>
       <w:r>
         <w:rPr>
@@ -13621,13 +13475,13 @@
     </w:p>
     <w:p>
       <w:pPr>
-        <w:pStyle w:val="Heading2"/>
+        <w:pStyle w:val="Heading4"/>
         <w:spacing w:before="120" w:after="80"/>
       </w:pPr>
       <w:r>
         <w:rPr>
           <w:rFonts w:ascii="Calibri" w:hAnsi="Calibri" w:eastAsia="Malgun Gothic" w:cs="Malgun Gothic"/>
-          <w:sz w:val="27"/>
+          <w:sz w:val="22"/>
         </w:rPr>
         <w:t>10.5 중국어 집필 → 영어 번역 절차와 공개(v1.1 신설)</w:t>
       </w:r>
@@ -13868,14 +13722,29 @@
           <w:rFonts w:ascii="Consolas" w:hAnsi="Consolas" w:eastAsia="Malgun Gothic" w:cs="Malgun Gothic"/>
           <w:sz w:val="21"/>
         </w:rPr>
-        <w:t>docs/目标期刊AI披露政策表.md</w:t>
-      </w:r>
-      <w:r>
-        <w:rPr>
-          <w:rFonts w:ascii="Calibri" w:hAnsi="Calibri" w:eastAsia="Malgun Gothic" w:cs="Malgun Gothic"/>
-          <w:sz w:val="21"/>
-        </w:rPr>
-        <w:t xml:space="preserve"> 참조.</w:t>
+        <w:t>`LearnFlow_研究设计与审阅档案.md</w:t>
+      </w:r>
+      <w:r>
+        <w:rPr>
+          <w:rFonts w:ascii="Calibri" w:hAnsi="Calibri" w:eastAsia="Malgun Gothic" w:cs="Malgun Gothic"/>
+          <w:sz w:val="21"/>
+        </w:rPr>
+        <w:t>（</w:t>
+      </w:r>
+      <w:r>
+        <w:rPr>
+          <w:rFonts w:ascii="Calibri" w:hAnsi="Calibri" w:eastAsia="Malgun Gothic" w:cs="Malgun Gothic"/>
+          <w:b/>
+          <w:sz w:val="21"/>
+        </w:rPr>
+        <w:t>其内容即本档第七部</w:t>
+      </w:r>
+      <w:r>
+        <w:rPr>
+          <w:rFonts w:ascii="Calibri" w:hAnsi="Calibri" w:eastAsia="Malgun Gothic" w:cs="Malgun Gothic"/>
+          <w:sz w:val="21"/>
+        </w:rPr>
+        <w:t>，本档为二者的合并产物）（§10 目标期刊 AI 披露政策）` 참조.</w:t>
       </w:r>
     </w:p>
     <w:p>
@@ -13944,428 +13813,15 @@
     </w:p>
     <w:p>
       <w:pPr>
-        <w:pStyle w:val="Heading1"/>
-        <w:spacing w:before="200" w:after="80"/>
+        <w:pStyle w:val="Heading3"/>
+        <w:spacing w:before="120" w:after="80"/>
       </w:pPr>
       <w:r>
         <w:rPr>
           <w:rFonts w:ascii="Calibri" w:hAnsi="Calibri" w:eastAsia="Malgun Gothic" w:cs="Malgun Gothic"/>
-          <w:sz w:val="32"/>
-        </w:rPr>
-        <w:t>11 참고문헌</w:t>
-      </w:r>
-    </w:p>
-    <w:p>
-      <w:pPr>
-        <w:pStyle w:val="ListNumber"/>
-        <w:spacing w:after="40"/>
-      </w:pPr>
-      <w:r>
-        <w:rPr>
-          <w:rFonts w:ascii="Calibri" w:hAnsi="Calibri" w:eastAsia="Malgun Gothic" w:cs="Malgun Gothic"/>
-          <w:sz w:val="21"/>
-        </w:rPr>
-        <w:t xml:space="preserve">Wilson, R. C., Shenhav, A., Straccia, M., &amp; Cohen, J. D. (2019). The Eighty Five Percent Rule for optimal learning. </w:t>
-      </w:r>
-      <w:r>
-        <w:rPr>
-          <w:rFonts w:ascii="Calibri" w:hAnsi="Calibri" w:eastAsia="Malgun Gothic" w:cs="Malgun Gothic"/>
-          <w:i/>
-          <w:sz w:val="21"/>
-        </w:rPr>
-        <w:t>Nature Communications</w:t>
-      </w:r>
-      <w:r>
-        <w:rPr>
-          <w:rFonts w:ascii="Calibri" w:hAnsi="Calibri" w:eastAsia="Malgun Gothic" w:cs="Malgun Gothic"/>
-          <w:sz w:val="21"/>
-        </w:rPr>
-        <w:t>, 10, 4646. DOI: 10.1038/s41467-019-12552-4. (적용 경계는 Discussion 제2·4·5단락 참조. 본문 §1.3에서 단락 수준 인용으로 정정 완료)</w:t>
-      </w:r>
-    </w:p>
-    <w:p>
-      <w:pPr>
-        <w:pStyle w:val="ListNumber"/>
-        <w:spacing w:after="40"/>
-      </w:pPr>
-      <w:r>
-        <w:rPr>
-          <w:rFonts w:ascii="Calibri" w:hAnsi="Calibri" w:eastAsia="Malgun Gothic" w:cs="Malgun Gothic"/>
-          <w:sz w:val="21"/>
-        </w:rPr>
-        <w:t xml:space="preserve">Liu, Q., et al. (2025). Deep Learning Based Knowledge Tracing: A Review, a Tool and Empirical Studies. </w:t>
-      </w:r>
-      <w:r>
-        <w:rPr>
-          <w:rFonts w:ascii="Calibri" w:hAnsi="Calibri" w:eastAsia="Malgun Gothic" w:cs="Malgun Gothic"/>
-          <w:i/>
-          <w:sz w:val="21"/>
-        </w:rPr>
-        <w:t>IEEE Transactions on Knowledge and Data Engineering</w:t>
-      </w:r>
-      <w:r>
-        <w:rPr>
-          <w:rFonts w:ascii="Calibri" w:hAnsi="Calibri" w:eastAsia="Malgun Gothic" w:cs="Malgun Gothic"/>
-          <w:sz w:val="21"/>
-        </w:rPr>
-        <w:t>, 37(8), 4512–4536. DOI 10.1109/TKDE.2025.3552759</w:t>
-      </w:r>
-    </w:p>
-    <w:p>
-      <w:pPr>
-        <w:pStyle w:val="ListNumber"/>
-        <w:spacing w:after="40"/>
-      </w:pPr>
-      <w:r>
-        <w:rPr>
-          <w:rFonts w:ascii="Calibri" w:hAnsi="Calibri" w:eastAsia="Malgun Gothic" w:cs="Malgun Gothic"/>
-          <w:sz w:val="21"/>
-        </w:rPr>
-        <w:t xml:space="preserve">Ye, J., et al. (2022). A Stochastic Shortest Path Algorithm for Optimizing Spaced Repetition Scheduling. </w:t>
-      </w:r>
-      <w:r>
-        <w:rPr>
-          <w:rFonts w:ascii="Calibri" w:hAnsi="Calibri" w:eastAsia="Malgun Gothic" w:cs="Malgun Gothic"/>
-          <w:i/>
-          <w:sz w:val="21"/>
-        </w:rPr>
-        <w:t>Proceedings of ACM SIGKDD (KDD 2022)</w:t>
-      </w:r>
-      <w:r>
-        <w:rPr>
-          <w:rFonts w:ascii="Calibri" w:hAnsi="Calibri" w:eastAsia="Malgun Gothic" w:cs="Malgun Gothic"/>
-          <w:sz w:val="21"/>
-        </w:rPr>
-        <w:t>.</w:t>
-      </w:r>
-    </w:p>
-    <w:p>
-      <w:pPr>
-        <w:pStyle w:val="ListNumber"/>
-        <w:spacing w:after="40"/>
-      </w:pPr>
-      <w:r>
-        <w:rPr>
-          <w:rFonts w:ascii="Calibri" w:hAnsi="Calibri" w:eastAsia="Malgun Gothic" w:cs="Malgun Gothic"/>
-          <w:sz w:val="21"/>
-        </w:rPr>
-        <w:t xml:space="preserve">Castleman, B., Macar, U., &amp; Salleb-Aouissi, A. (2024). </w:t>
-      </w:r>
-      <w:r>
-        <w:rPr>
-          <w:rFonts w:ascii="Calibri" w:hAnsi="Calibri" w:eastAsia="Malgun Gothic" w:cs="Malgun Gothic"/>
-          <w:b/>
-          <w:sz w:val="21"/>
-        </w:rPr>
-        <w:t>Hierarchical Multi-Armed Bandits for the Concurrent Intelligent Tutoring of Concepts and Problems of Varying Difficulty Levels</w:t>
-      </w:r>
-      <w:r>
-        <w:rPr>
-          <w:rFonts w:ascii="Calibri" w:hAnsi="Calibri" w:eastAsia="Malgun Gothic" w:cs="Malgun Gothic"/>
-          <w:sz w:val="21"/>
-        </w:rPr>
-        <w:t xml:space="preserve">. </w:t>
-      </w:r>
-      <w:r>
-        <w:rPr>
-          <w:rFonts w:ascii="Calibri" w:hAnsi="Calibri" w:eastAsia="Malgun Gothic" w:cs="Malgun Gothic"/>
-          <w:i/>
-          <w:sz w:val="21"/>
-        </w:rPr>
-        <w:t>Deployable RL: From Research to Practice @ Reinforcement Learning Conference (RLC) 2024</w:t>
-      </w:r>
-      <w:r>
-        <w:rPr>
-          <w:rFonts w:ascii="Calibri" w:hAnsi="Calibri" w:eastAsia="Malgun Gothic" w:cs="Malgun Gothic"/>
-          <w:sz w:val="21"/>
-        </w:rPr>
-        <w:t>. arXiv:2408.07208. 【</w:t>
-      </w:r>
-      <w:r>
-        <w:rPr>
-          <w:rFonts w:ascii="Calibri" w:hAnsi="Calibri" w:eastAsia="Malgun Gothic" w:cs="Malgun Gothic"/>
-          <w:b/>
-          <w:sz w:val="21"/>
-        </w:rPr>
-        <w:t>v1.1 정정</w:t>
-      </w:r>
-      <w:r>
-        <w:rPr>
-          <w:rFonts w:ascii="Calibri" w:hAnsi="Calibri" w:eastAsia="Malgun Gothic" w:cs="Malgun Gothic"/>
-          <w:sz w:val="21"/>
-        </w:rPr>
-        <w:t>: v1.0의 제목 "Reinforcement Learning for Adaptive Tutoring"은 오류. 이 문헌은 RLC 2024의 Deployable RL 워크숍 논문이며, 시뮬레이션 규모는 각 500명인 세 군(합계 1,500명)이고 학술지 장문이 아니다】</w:t>
-      </w:r>
-    </w:p>
-    <w:p>
-      <w:pPr>
-        <w:pStyle w:val="ListNumber"/>
-        <w:spacing w:after="40"/>
-      </w:pPr>
-      <w:r>
-        <w:rPr>
-          <w:rFonts w:ascii="Calibri" w:hAnsi="Calibri" w:eastAsia="Malgun Gothic" w:cs="Malgun Gothic"/>
-          <w:sz w:val="21"/>
-        </w:rPr>
-        <w:t>Podimata, C., &amp; Slivkins, A. (</w:t>
-      </w:r>
-      <w:r>
-        <w:rPr>
-          <w:rFonts w:ascii="Calibri" w:hAnsi="Calibri" w:eastAsia="Malgun Gothic" w:cs="Malgun Gothic"/>
-          <w:b/>
-          <w:sz w:val="21"/>
-        </w:rPr>
-        <w:t>2021</w:t>
-      </w:r>
-      <w:r>
-        <w:rPr>
-          <w:rFonts w:ascii="Calibri" w:hAnsi="Calibri" w:eastAsia="Malgun Gothic" w:cs="Malgun Gothic"/>
-          <w:sz w:val="21"/>
-        </w:rPr>
-        <w:t xml:space="preserve">). Adversarial Lipschitz Bandits. </w:t>
-      </w:r>
-      <w:r>
-        <w:rPr>
-          <w:rFonts w:ascii="Calibri" w:hAnsi="Calibri" w:eastAsia="Malgun Gothic" w:cs="Malgun Gothic"/>
-          <w:i/>
-          <w:sz w:val="21"/>
-        </w:rPr>
-        <w:t>Conference on Learning Theory (COLT) 2021</w:t>
-      </w:r>
-      <w:r>
-        <w:rPr>
-          <w:rFonts w:ascii="Calibri" w:hAnsi="Calibri" w:eastAsia="Malgun Gothic" w:cs="Malgun Gothic"/>
-          <w:sz w:val="21"/>
-        </w:rPr>
-        <w:t>. arXiv:2006.12367. 【</w:t>
-      </w:r>
-      <w:r>
-        <w:rPr>
-          <w:rFonts w:ascii="Calibri" w:hAnsi="Calibri" w:eastAsia="Malgun Gothic" w:cs="Malgun Gothic"/>
-          <w:b/>
-          <w:sz w:val="21"/>
-        </w:rPr>
-        <w:t>v1.1 정정</w:t>
-      </w:r>
-      <w:r>
-        <w:rPr>
-          <w:rFonts w:ascii="Calibri" w:hAnsi="Calibri" w:eastAsia="Malgun Gothic" w:cs="Malgun Gothic"/>
-          <w:sz w:val="21"/>
-        </w:rPr>
-        <w:t xml:space="preserve">: v1.0은 2025로 표기. 2025는 arXiv v3의 갱신 연도이며 </w:t>
-      </w:r>
-      <w:r>
-        <w:rPr>
-          <w:rFonts w:ascii="Calibri" w:hAnsi="Calibri" w:eastAsia="Malgun Gothic" w:cs="Malgun Gothic"/>
-          <w:b/>
-          <w:sz w:val="21"/>
-        </w:rPr>
-        <w:t>회의 연도가 아니다</w:t>
-      </w:r>
-      <w:r>
-        <w:rPr>
-          <w:rFonts w:ascii="Calibri" w:hAnsi="Calibri" w:eastAsia="Malgun Gothic" w:cs="Malgun Gothic"/>
-          <w:sz w:val="21"/>
-        </w:rPr>
-        <w:t>. 필요 시 arXiv v3를 병기】</w:t>
-      </w:r>
-    </w:p>
-    <w:p>
-      <w:pPr>
-        <w:pStyle w:val="ListNumber"/>
-        <w:spacing w:after="40"/>
-      </w:pPr>
-      <w:r>
-        <w:rPr>
-          <w:rFonts w:ascii="Calibri" w:hAnsi="Calibri" w:eastAsia="Malgun Gothic" w:cs="Malgun Gothic"/>
-          <w:sz w:val="21"/>
-        </w:rPr>
-        <w:t>Nguyen, T., Gaucher, P., &amp; Vernade, C. (</w:t>
-      </w:r>
-      <w:r>
-        <w:rPr>
-          <w:rFonts w:ascii="Calibri" w:hAnsi="Calibri" w:eastAsia="Malgun Gothic" w:cs="Malgun Gothic"/>
-          <w:b/>
-          <w:sz w:val="21"/>
-        </w:rPr>
-        <w:t>2025</w:t>
-      </w:r>
-      <w:r>
-        <w:rPr>
-          <w:rFonts w:ascii="Calibri" w:hAnsi="Calibri" w:eastAsia="Malgun Gothic" w:cs="Malgun Gothic"/>
-          <w:sz w:val="21"/>
-        </w:rPr>
-        <w:t xml:space="preserve">). Non-Stationary Lipschitz Bandits. </w:t>
-      </w:r>
-      <w:r>
-        <w:rPr>
-          <w:rFonts w:ascii="Calibri" w:hAnsi="Calibri" w:eastAsia="Malgun Gothic" w:cs="Malgun Gothic"/>
-          <w:i/>
-          <w:sz w:val="21"/>
-        </w:rPr>
-        <w:t>Advances in Neural Information Processing Systems (NeurIPS) 2025</w:t>
-      </w:r>
-      <w:r>
-        <w:rPr>
-          <w:rFonts w:ascii="Calibri" w:hAnsi="Calibri" w:eastAsia="Malgun Gothic" w:cs="Malgun Gothic"/>
-          <w:sz w:val="21"/>
-        </w:rPr>
-        <w:t>. arXiv:2505.18871. 【</w:t>
-      </w:r>
-      <w:r>
-        <w:rPr>
-          <w:rFonts w:ascii="Calibri" w:hAnsi="Calibri" w:eastAsia="Malgun Gothic" w:cs="Malgun Gothic"/>
-          <w:b/>
-          <w:sz w:val="21"/>
-        </w:rPr>
-        <w:t>v1.1 정정</w:t>
-      </w:r>
-      <w:r>
-        <w:rPr>
-          <w:rFonts w:ascii="Calibri" w:hAnsi="Calibri" w:eastAsia="Malgun Gothic" w:cs="Malgun Gothic"/>
-          <w:sz w:val="21"/>
-        </w:rPr>
-        <w:t>: v1.0은 ICLR 2025로 표기. 실제는 NeurIPS 2025】</w:t>
-      </w:r>
-    </w:p>
-    <w:p>
-      <w:pPr>
-        <w:pStyle w:val="ListNumber"/>
-        <w:spacing w:after="40"/>
-      </w:pPr>
-      <w:r>
-        <w:rPr>
-          <w:rFonts w:ascii="Calibri" w:hAnsi="Calibri" w:eastAsia="Malgun Gothic" w:cs="Malgun Gothic"/>
-          <w:sz w:val="21"/>
-        </w:rPr>
-        <w:t xml:space="preserve">Xue, B., et al. (2025). Lexicographic Lipschitz Bandits. </w:t>
-      </w:r>
-      <w:r>
-        <w:rPr>
-          <w:rFonts w:ascii="Calibri" w:hAnsi="Calibri" w:eastAsia="Malgun Gothic" w:cs="Malgun Gothic"/>
-          <w:i/>
-          <w:sz w:val="21"/>
-        </w:rPr>
-        <w:t>Journal of Machine Learning Research</w:t>
-      </w:r>
-      <w:r>
-        <w:rPr>
-          <w:rFonts w:ascii="Calibri" w:hAnsi="Calibri" w:eastAsia="Malgun Gothic" w:cs="Malgun Gothic"/>
-          <w:sz w:val="21"/>
-        </w:rPr>
-        <w:t>, 26.</w:t>
-      </w:r>
-    </w:p>
-    <w:p>
-      <w:pPr>
-        <w:pStyle w:val="ListNumber"/>
-        <w:spacing w:after="40"/>
-      </w:pPr>
-      <w:r>
-        <w:rPr>
-          <w:rFonts w:ascii="Calibri" w:hAnsi="Calibri" w:eastAsia="Malgun Gothic" w:cs="Malgun Gothic"/>
-          <w:sz w:val="21"/>
-        </w:rPr>
-        <w:t xml:space="preserve">Chang, H.-S., Hsu, H.-J., &amp; Chen, K.-T. (2015). Modeling Exercise Relationships in E-Learning: A Unified Approach. </w:t>
-      </w:r>
-      <w:r>
-        <w:rPr>
-          <w:rFonts w:ascii="Calibri" w:hAnsi="Calibri" w:eastAsia="Malgun Gothic" w:cs="Malgun Gothic"/>
-          <w:i/>
-          <w:sz w:val="21"/>
-        </w:rPr>
-        <w:t>EDM 2015</w:t>
-      </w:r>
-      <w:r>
-        <w:rPr>
-          <w:rFonts w:ascii="Calibri" w:hAnsi="Calibri" w:eastAsia="Malgun Gothic" w:cs="Malgun Gothic"/>
-          <w:sz w:val="21"/>
-        </w:rPr>
-        <w:t>. (Junyi 데이터셋 인용 의무)</w:t>
-      </w:r>
-    </w:p>
-    <w:p>
-      <w:pPr>
-        <w:pStyle w:val="ListNumber"/>
-        <w:spacing w:after="40"/>
-      </w:pPr>
-      <w:r>
-        <w:rPr>
-          <w:rFonts w:ascii="Calibri" w:hAnsi="Calibri" w:eastAsia="Malgun Gothic" w:cs="Malgun Gothic"/>
-          <w:sz w:val="21"/>
-        </w:rPr>
-        <w:t xml:space="preserve">Abdelrahman, G., et al. (2022). DBE-KT22: A Knowledge Tracing Dataset Based on Online Student Evaluation. </w:t>
-      </w:r>
-      <w:r>
-        <w:rPr>
-          <w:rFonts w:ascii="Calibri" w:hAnsi="Calibri" w:eastAsia="Malgun Gothic" w:cs="Malgun Gothic"/>
-          <w:i/>
-          <w:sz w:val="21"/>
-        </w:rPr>
-        <w:t>arXiv:2208.12651</w:t>
-      </w:r>
-      <w:r>
-        <w:rPr>
-          <w:rFonts w:ascii="Calibri" w:hAnsi="Calibri" w:eastAsia="Malgun Gothic" w:cs="Malgun Gothic"/>
-          <w:sz w:val="21"/>
-        </w:rPr>
-        <w:t>. DOI 10.26193/6DZWOH</w:t>
-      </w:r>
-    </w:p>
-    <w:p>
-      <w:pPr>
-        <w:pStyle w:val="ListNumber"/>
-        <w:spacing w:after="40"/>
-      </w:pPr>
-      <w:r>
-        <w:rPr>
-          <w:rFonts w:ascii="Calibri" w:hAnsi="Calibri" w:eastAsia="Malgun Gothic" w:cs="Malgun Gothic"/>
-          <w:sz w:val="21"/>
-        </w:rPr>
-        <w:t xml:space="preserve">Liu, Z., et al. (2023). XES3G5M: A Knowledge Tracing Benchmark Dataset with Auxiliary Information. </w:t>
-      </w:r>
-      <w:r>
-        <w:rPr>
-          <w:rFonts w:ascii="Calibri" w:hAnsi="Calibri" w:eastAsia="Malgun Gothic" w:cs="Malgun Gothic"/>
-          <w:i/>
-          <w:sz w:val="21"/>
-        </w:rPr>
-        <w:t>NeurIPS 2023 Datasets and Benchmarks</w:t>
-      </w:r>
-      <w:r>
-        <w:rPr>
-          <w:rFonts w:ascii="Calibri" w:hAnsi="Calibri" w:eastAsia="Malgun Gothic" w:cs="Malgun Gothic"/>
-          <w:sz w:val="21"/>
-        </w:rPr>
-        <w:t>.</w:t>
-      </w:r>
-    </w:p>
-    <w:p>
-      <w:pPr>
-        <w:pStyle w:val="ListNumber"/>
-        <w:spacing w:after="40"/>
-      </w:pPr>
-      <w:r>
-        <w:rPr>
-          <w:rFonts w:ascii="Calibri" w:hAnsi="Calibri" w:eastAsia="Malgun Gothic" w:cs="Malgun Gothic"/>
-          <w:sz w:val="21"/>
-        </w:rPr>
-        <w:t xml:space="preserve">Feng, M., Heffernan, N., &amp; Koedinger, K. (2009). Addressing the assessment challenge in an online system that tutors as it assesses. </w:t>
-      </w:r>
-      <w:r>
-        <w:rPr>
-          <w:rFonts w:ascii="Calibri" w:hAnsi="Calibri" w:eastAsia="Malgun Gothic" w:cs="Malgun Gothic"/>
-          <w:i/>
-          <w:sz w:val="21"/>
-        </w:rPr>
-        <w:t>User Modeling and User-Adapted Interaction</w:t>
-      </w:r>
-      <w:r>
-        <w:rPr>
-          <w:rFonts w:ascii="Calibri" w:hAnsi="Calibri" w:eastAsia="Malgun Gothic" w:cs="Malgun Gothic"/>
-          <w:sz w:val="21"/>
-        </w:rPr>
-        <w:t>, 19, 243–266.</w:t>
+          <w:sz w:val="24"/>
+        </w:rPr>
+        <w:t>11 실험 설계 요약: RQ2를 중심으로 한 무작위 배정 실험</w:t>
       </w:r>
     </w:p>
     <w:p>
@@ -14379,11 +13835,21 @@
       <w:r>
         <w:rPr>
           <w:rFonts w:ascii="Calibri" w:hAnsi="Calibri" w:eastAsia="Malgun Gothic" w:cs="Malgun Gothic"/>
+          <w:b/>
           <w:i/>
           <w:color w:val="555555"/>
           <w:sz w:val="19"/>
         </w:rPr>
-        <w:t xml:space="preserve">완전한 문헌 라이브러리(BibTeX)는 </w:t>
+        <w:t>본 절은 지도교수 2026-09-29 제2차 심사의견 §11에 따라 기재한 설계 요약이다. 최종안은 10월 6일 면담에서 확정한다.</w:t>
+      </w:r>
+      <w:r>
+        <w:rPr>
+          <w:rFonts w:ascii="Calibri" w:hAnsi="Calibri" w:eastAsia="Malgun Gothic" w:cs="Malgun Gothic"/>
+          <w:i/>
+          <w:color w:val="555555"/>
+          <w:sz w:val="19"/>
+        </w:rPr>
+        <w:t xml:space="preserve"> 출발점은 본 계획에 딸린 </w:t>
       </w:r>
       <w:r>
         <w:rPr>
@@ -14392,7 +13858,7 @@
           <w:color w:val="555555"/>
           <w:sz w:val="19"/>
         </w:rPr>
-        <w:t>docs/references.bib</w:t>
+        <w:t>`LearnFlow_研究设计与审阅档案.md</w:t>
       </w:r>
       <w:r>
         <w:rPr>
@@ -14401,16 +13867,17 @@
           <w:color w:val="555555"/>
           <w:sz w:val="19"/>
         </w:rPr>
-        <w:t xml:space="preserve">를 참조한다. 본 계획이 인용하는 모든 외부 사실은 원고에서 </w:t>
-      </w:r>
-      <w:r>
-        <w:rPr>
-          <w:rFonts w:ascii="Consolas" w:hAnsi="Consolas" w:eastAsia="Malgun Gothic" w:cs="Malgun Gothic"/>
+        <w:t>（</w:t>
+      </w:r>
+      <w:r>
+        <w:rPr>
+          <w:rFonts w:ascii="Calibri" w:hAnsi="Calibri" w:eastAsia="Malgun Gothic" w:cs="Malgun Gothic"/>
+          <w:b/>
           <w:i/>
           <w:color w:val="555555"/>
           <w:sz w:val="19"/>
         </w:rPr>
-        <w:t>[@citekey]</w:t>
+        <w:t>其内容即本档第七部</w:t>
       </w:r>
       <w:r>
         <w:rPr>
@@ -14419,28 +13886,20 @@
           <w:color w:val="555555"/>
           <w:sz w:val="19"/>
         </w:rPr>
-        <w:t xml:space="preserve"> 형식으로 인용하여야 하며, 해당 키가 그 문헌 라이브러리에 존재함을 보장하여야 한다.</w:t>
+        <w:t>，本档为二者的合并产物）（§9 第二阶段人类被试计划表）`(K12 학교를 학급 단위 군집 무작위로, 군당 154~241명, 지각 지표만 측정할 때)이며, 협력 학교는 아직 미정이다. 본 절은 "실제 대상이 있어야만 확립되는" 결론을 하나의 실험으로 수렴하고, 그 실험에서 나온 자료로 나머지 세 체인을 함께 검증한다.</w:t>
       </w:r>
     </w:p>
     <w:p>
       <w:pPr>
-        <w:pBdr>
-          <w:bottom w:val="single" w:sz="6" w:space="1" w:color="999999"/>
-        </w:pBdr>
-        <w:spacing w:after="40"/>
+        <w:pStyle w:val="Heading4"/>
+        <w:spacing w:before="120" w:after="80"/>
       </w:pPr>
-    </w:p>
-    <w:p>
-      <w:pPr>
-        <w:pStyle w:val="Heading1"/>
-        <w:spacing w:before="200" w:after="80"/>
-      </w:pPr>
-      <w:r>
-        <w:rPr>
-          <w:rFonts w:ascii="Calibri" w:hAnsi="Calibri" w:eastAsia="Malgun Gothic" w:cs="Malgun Gothic"/>
-          <w:sz w:val="32"/>
-        </w:rPr>
-        <w:t>부록 A 용어와 기준 대조</w:t>
+      <w:r>
+        <w:rPr>
+          <w:rFonts w:ascii="Calibri" w:hAnsi="Calibri" w:eastAsia="Malgun Gothic" w:cs="Malgun Gothic"/>
+          <w:sz w:val="22"/>
+        </w:rPr>
+        <w:t>11.1 실제 대상이 필요한 결론은 하나뿐이다</w:t>
       </w:r>
     </w:p>
     <w:tbl>
@@ -14480,7 +13939,7 @@
                 <w:b/>
                 <w:sz w:val="19"/>
               </w:rPr>
-              <w:t>용어</w:t>
+              <w:t>문제</w:t>
             </w:r>
           </w:p>
         </w:tc>
@@ -14501,7 +13960,7 @@
                 <w:b/>
                 <w:sz w:val="19"/>
               </w:rPr>
-              <w:t>영어</w:t>
+              <w:t>실제 대상 필요 여부</w:t>
             </w:r>
           </w:p>
         </w:tc>
@@ -14522,7 +13981,7 @@
                 <w:b/>
                 <w:sz w:val="19"/>
               </w:rPr>
-              <w:t>조작적 정의</w:t>
+              <w:t>결론 확립 방법</w:t>
             </w:r>
           </w:p>
         </w:tc>
@@ -14539,7 +13998,7 @@
                 <w:rFonts w:ascii="Calibri" w:hAnsi="Calibri" w:eastAsia="Malgun Gothic" w:cs="Malgun Gothic"/>
                 <w:sz w:val="19"/>
               </w:rPr>
-              <w:t>난이도 공약성</w:t>
+              <w:t>RQ1 측정(M1)</w:t>
             </w:r>
           </w:p>
         </w:tc>
@@ -14554,7 +14013,7 @@
                 <w:rFonts w:ascii="Calibri" w:hAnsi="Calibri" w:eastAsia="Malgun Gothic" w:cs="Malgun Gothic"/>
                 <w:sz w:val="19"/>
               </w:rPr>
-              <w:t>commensurability of difficulty</w:t>
+              <w:t>불필요</w:t>
             </w:r>
           </w:p>
         </w:tc>
@@ -14569,7 +14028,7 @@
                 <w:rFonts w:ascii="Calibri" w:hAnsi="Calibri" w:eastAsia="Malgun Gothic" w:cs="Malgun Gothic"/>
                 <w:sz w:val="19"/>
               </w:rPr>
-              <w:t>각 난이도 소스가 선형 결합이 가능한 동일한 차원 유형에 속하는지 여부</w:t>
+              <w:t>공개 로그로 충분. 인간 실험에서는 보조 검증만 수행</w:t>
             </w:r>
           </w:p>
         </w:tc>
@@ -14586,7 +14045,7 @@
                 <w:rFonts w:ascii="Calibri" w:hAnsi="Calibri" w:eastAsia="Malgun Gothic" w:cs="Malgun Gothic"/>
                 <w:sz w:val="19"/>
               </w:rPr>
-              <w:t>불안정성 명제</w:t>
+              <w:t>RQ2 85% 규칙</w:t>
             </w:r>
           </w:p>
         </w:tc>
@@ -14599,9 +14058,10 @@
             <w:r>
               <w:rPr>
                 <w:rFonts w:ascii="Calibri" w:hAnsi="Calibri" w:eastAsia="Malgun Gothic" w:cs="Malgun Gothic"/>
-                <w:sz w:val="19"/>
-              </w:rPr>
-              <w:t>instability proposition</w:t>
+                <w:b/>
+                <w:sz w:val="19"/>
+              </w:rPr>
+              <w:t>필요</w:t>
             </w:r>
           </w:p>
         </w:tc>
@@ -14616,7 +14076,7 @@
                 <w:rFonts w:ascii="Calibri" w:hAnsi="Calibri" w:eastAsia="Malgun Gothic" w:cs="Malgun Gothic"/>
                 <w:sz w:val="19"/>
               </w:rPr>
-              <w:t>선형 [0,1] 정규화 가중 하에서 유효 가중치가 임의의 소스 단조 재모수화에 따라 표류한다는 명제</w:t>
+              <w:t>관찰 로그로는 식별이 성립하지 않는다(§4.5 및 §3.2). 난이도를 무작위 배정하는 실험 외에는 다른 길이 없다</w:t>
             </w:r>
           </w:p>
         </w:tc>
@@ -14633,7 +14093,7 @@
                 <w:rFonts w:ascii="Calibri" w:hAnsi="Calibri" w:eastAsia="Malgun Gothic" w:cs="Malgun Gothic"/>
                 <w:sz w:val="19"/>
               </w:rPr>
-              <w:t>유효 가중치</w:t>
+              <w:t>RQ3 LLM 난이도 사전확률(M3)</w:t>
             </w:r>
           </w:p>
         </w:tc>
@@ -14648,7 +14108,7 @@
                 <w:rFonts w:ascii="Calibri" w:hAnsi="Calibri" w:eastAsia="Malgun Gothic" w:cs="Malgun Gothic"/>
                 <w:sz w:val="19"/>
               </w:rPr>
-              <w:t>effective weight</w:t>
+              <w:t>불필요</w:t>
             </w:r>
           </w:p>
         </w:tc>
@@ -14663,7 +14123,7 @@
                 <w:rFonts w:ascii="Calibri" w:hAnsi="Calibri" w:eastAsia="Malgun Gothic" w:cs="Malgun Gothic"/>
                 <w:sz w:val="19"/>
               </w:rPr>
-              <w:t>명목 계수가 아니라 한계 기여로 정의되는 가중치</w:t>
+              <w:t>단, 인간 실험에서 새로 제작한 문항의 실제 정답률을 수집하면, LLM 학습 시 보지 못한 문항으로 검증할 수 있다</w:t>
             </w:r>
           </w:p>
         </w:tc>
@@ -14680,7 +14140,7 @@
                 <w:rFonts w:ascii="Calibri" w:hAnsi="Calibri" w:eastAsia="Malgun Gothic" w:cs="Malgun Gothic"/>
                 <w:sz w:val="19"/>
               </w:rPr>
-              <w:t>분위 공척도</w:t>
+              <w:t>RQ4 충돌(M2)</w:t>
             </w:r>
           </w:p>
         </w:tc>
@@ -14695,7 +14155,7 @@
                 <w:rFonts w:ascii="Calibri" w:hAnsi="Calibri" w:eastAsia="Malgun Gothic" w:cs="Malgun Gothic"/>
                 <w:sz w:val="19"/>
               </w:rPr>
-              <w:t>quantile metric</w:t>
+              <w:t>선택</w:t>
             </w:r>
           </w:p>
         </w:tc>
@@ -14710,195 +14170,7 @@
                 <w:rFonts w:ascii="Calibri" w:hAnsi="Calibri" w:eastAsia="Malgun Gothic" w:cs="Malgun Gothic"/>
                 <w:sz w:val="19"/>
               </w:rPr>
-              <w:t>경험적 CDF → logit의 분위 연결로 구성한 공통 척도</w:t>
-            </w:r>
-          </w:p>
-        </w:tc>
-      </w:tr>
-      <w:tr>
-        <w:tc>
-          <w:tcPr>
-            <w:tcW w:type="dxa" w:w="4413"/>
-          </w:tcPr>
-          <w:p>
-            <w:r/>
-            <w:r>
-              <w:rPr>
-                <w:rFonts w:ascii="Calibri" w:hAnsi="Calibri" w:eastAsia="Malgun Gothic" w:cs="Malgun Gothic"/>
-                <w:sz w:val="19"/>
-              </w:rPr>
-              <w:t>추출가능성</w:t>
-            </w:r>
-          </w:p>
-        </w:tc>
-        <w:tc>
-          <w:tcPr>
-            <w:tcW w:type="dxa" w:w="4413"/>
-          </w:tcPr>
-          <w:p>
-            <w:r/>
-            <w:r>
-              <w:rPr>
-                <w:rFonts w:ascii="Calibri" w:hAnsi="Calibri" w:eastAsia="Malgun Gothic" w:cs="Malgun Gothic"/>
-                <w:sz w:val="19"/>
-              </w:rPr>
-              <w:t>extractability</w:t>
-            </w:r>
-          </w:p>
-        </w:tc>
-        <w:tc>
-          <w:tcPr>
-            <w:tcW w:type="dxa" w:w="4413"/>
-          </w:tcPr>
-          <w:p>
-            <w:r/>
-            <w:r>
-              <w:rPr>
-                <w:rFonts w:ascii="Calibri" w:hAnsi="Calibri" w:eastAsia="Malgun Gothic" w:cs="Malgun Gothic"/>
-                <w:sz w:val="19"/>
-              </w:rPr>
-              <w:t>기억 상태에서의 회상 가능 확률이며, 예측 목표가 아니라 결정 상태에 사용된다</w:t>
-            </w:r>
-          </w:p>
-        </w:tc>
-      </w:tr>
-      <w:tr>
-        <w:tc>
-          <w:tcPr>
-            <w:tcW w:type="dxa" w:w="4413"/>
-          </w:tcPr>
-          <w:p>
-            <w:r/>
-            <w:r>
-              <w:rPr>
-                <w:rFonts w:ascii="Calibri" w:hAnsi="Calibri" w:eastAsia="Malgun Gothic" w:cs="Malgun Gothic"/>
-                <w:sz w:val="19"/>
-              </w:rPr>
-              <w:t>등반 마찰</w:t>
-            </w:r>
-          </w:p>
-        </w:tc>
-        <w:tc>
-          <w:tcPr>
-            <w:tcW w:type="dxa" w:w="4413"/>
-          </w:tcPr>
-          <w:p>
-            <w:r/>
-            <w:r>
-              <w:rPr>
-                <w:rFonts w:ascii="Calibri" w:hAnsi="Calibri" w:eastAsia="Malgun Gothic" w:cs="Malgun Gothic"/>
-                <w:sz w:val="19"/>
-              </w:rPr>
-              <w:t>climbing friction</w:t>
-            </w:r>
-          </w:p>
-        </w:tc>
-        <w:tc>
-          <w:tcPr>
-            <w:tcW w:type="dxa" w:w="4413"/>
-          </w:tcPr>
-          <w:p>
-            <w:r/>
-            <w:r>
-              <w:rPr>
-                <w:rFonts w:ascii="Calibri" w:hAnsi="Calibri" w:eastAsia="Malgun Gothic" w:cs="Malgun Gothic"/>
-                <w:sz w:val="19"/>
-              </w:rPr>
-              <w:t>하강 전이 성공률과 상승 전이 성공률의 차</w:t>
-            </w:r>
-          </w:p>
-        </w:tc>
-      </w:tr>
-      <w:tr>
-        <w:tc>
-          <w:tcPr>
-            <w:tcW w:type="dxa" w:w="4413"/>
-          </w:tcPr>
-          <w:p>
-            <w:r/>
-            <w:r>
-              <w:rPr>
-                <w:rFonts w:ascii="Calibri" w:hAnsi="Calibri" w:eastAsia="Malgun Gothic" w:cs="Malgun Gothic"/>
-                <w:sz w:val="19"/>
-              </w:rPr>
-              <w:t>일치도 이득</w:t>
-            </w:r>
-          </w:p>
-        </w:tc>
-        <w:tc>
-          <w:tcPr>
-            <w:tcW w:type="dxa" w:w="4413"/>
-          </w:tcPr>
-          <w:p>
-            <w:r/>
-            <w:r>
-              <w:rPr>
-                <w:rFonts w:ascii="Calibri" w:hAnsi="Calibri" w:eastAsia="Malgun Gothic" w:cs="Malgun Gothic"/>
-                <w:sz w:val="19"/>
-              </w:rPr>
-              <w:t>consistency gain</w:t>
-            </w:r>
-          </w:p>
-        </w:tc>
-        <w:tc>
-          <w:tcPr>
-            <w:tcW w:type="dxa" w:w="4413"/>
-          </w:tcPr>
-          <w:p>
-            <w:r/>
-            <w:r>
-              <w:rPr>
-                <w:rFonts w:ascii="Calibri" w:hAnsi="Calibri" w:eastAsia="Malgun Gothic" w:cs="Malgun Gothic"/>
-                <w:sz w:val="19"/>
-              </w:rPr>
-              <w:t>융합 결과와 전문가 라벨의 일치도 향상이며, 예측력 향상과 구별된다</w:t>
-            </w:r>
-          </w:p>
-        </w:tc>
-      </w:tr>
-      <w:tr>
-        <w:tc>
-          <w:tcPr>
-            <w:tcW w:type="dxa" w:w="4413"/>
-          </w:tcPr>
-          <w:p>
-            <w:r/>
-            <w:r>
-              <w:rPr>
-                <w:rFonts w:ascii="Calibri" w:hAnsi="Calibri" w:eastAsia="Malgun Gothic" w:cs="Malgun Gothic"/>
-                <w:sz w:val="19"/>
-              </w:rPr>
-              <w:t>정직한 격차</w:t>
-            </w:r>
-          </w:p>
-        </w:tc>
-        <w:tc>
-          <w:tcPr>
-            <w:tcW w:type="dxa" w:w="4413"/>
-          </w:tcPr>
-          <w:p>
-            <w:r/>
-            <w:r>
-              <w:rPr>
-                <w:rFonts w:ascii="Calibri" w:hAnsi="Calibri" w:eastAsia="Malgun Gothic" w:cs="Malgun Gothic"/>
-                <w:sz w:val="19"/>
-              </w:rPr>
-              <w:t>honest gap</w:t>
-            </w:r>
-          </w:p>
-        </w:tc>
-        <w:tc>
-          <w:tcPr>
-            <w:tcW w:type="dxa" w:w="4413"/>
-          </w:tcPr>
-          <w:p>
-            <w:r/>
-            <w:r>
-              <w:rPr>
-                <w:rFonts w:ascii="Calibri" w:hAnsi="Calibri" w:eastAsia="Malgun Gothic" w:cs="Malgun Gothic"/>
-                <w:sz w:val="19"/>
-              </w:rPr>
-              <w:t>사전등록에 열거되었으나 이번 회차에 수행되지 않은 항목</w:t>
+              <w:t>실제 논리를 갖춘 기능만 소규모로 켠 배포에서 원장 기록을 수집</w:t>
             </w:r>
           </w:p>
         </w:tc>
@@ -14907,15 +14179,643 @@
     <w:p/>
     <w:p>
       <w:pPr>
-        <w:pStyle w:val="Heading1"/>
-        <w:spacing w:before="200" w:after="80"/>
+        <w:spacing w:after="120"/>
       </w:pPr>
       <w:r>
         <w:rPr>
           <w:rFonts w:ascii="Calibri" w:hAnsi="Calibri" w:eastAsia="Malgun Gothic" w:cs="Malgun Gothic"/>
-          <w:sz w:val="32"/>
-        </w:rPr>
-        <w:t>부록 B 재계산 명령 목록(v1.1 확장)</w:t>
+          <w:sz w:val="21"/>
+        </w:rPr>
+        <w:t>따라서 RQ2를 중심으로 하나의 실험을 설계하고, 그 자료로 RQ1과 RQ3를 함께 검증한다.</w:t>
+      </w:r>
+    </w:p>
+    <w:p>
+      <w:pPr>
+        <w:pStyle w:val="Heading4"/>
+        <w:spacing w:before="120" w:after="80"/>
+      </w:pPr>
+      <w:r>
+        <w:rPr>
+          <w:rFonts w:ascii="Calibri" w:hAnsi="Calibri" w:eastAsia="Malgun Gothic" w:cs="Malgun Gothic"/>
+          <w:sz w:val="22"/>
+        </w:rPr>
+        <w:t>11.2 RQ2 주실험 설계</w:t>
+      </w:r>
+    </w:p>
+    <w:tbl>
+      <w:tblPr>
+        <w:tblW w:type="auto" w:w="0"/>
+        <w:jc w:val="center"/>
+        <w:tblLook w:firstColumn="1" w:firstRow="1" w:lastColumn="0" w:lastRow="0" w:noHBand="0" w:noVBand="1" w:val="04A0"/>
+        <w:tblBorders>
+          <w:top w:val="single" w:sz="4" w:space="0" w:color="888888"/>
+          <w:left w:val="single" w:sz="4" w:space="0" w:color="888888"/>
+          <w:bottom w:val="single" w:sz="4" w:space="0" w:color="888888"/>
+          <w:right w:val="single" w:sz="4" w:space="0" w:color="888888"/>
+          <w:insideH w:val="single" w:sz="4" w:space="0" w:color="888888"/>
+          <w:insideV w:val="single" w:sz="4" w:space="0" w:color="888888"/>
+        </w:tblBorders>
+      </w:tblPr>
+      <w:tblGrid>
+        <w:gridCol w:w="4413"/>
+        <w:gridCol w:w="4413"/>
+        <w:gridCol w:w="4413"/>
+      </w:tblGrid>
+      <w:tr>
+        <w:tc>
+          <w:tcPr>
+            <w:tcW w:type="dxa" w:w="4413"/>
+            <w:shd w:val="clear" w:color="auto" w:fill="DDDDDD"/>
+          </w:tcPr>
+          <w:p>
+            <w:r>
+              <w:rPr>
+                <w:b/>
+              </w:rPr>
+            </w:r>
+            <w:r>
+              <w:rPr>
+                <w:rFonts w:ascii="Calibri" w:hAnsi="Calibri" w:eastAsia="Malgun Gothic" w:cs="Malgun Gothic"/>
+                <w:b/>
+                <w:sz w:val="19"/>
+              </w:rPr>
+              <w:t>항목</w:t>
+            </w:r>
+          </w:p>
+        </w:tc>
+        <w:tc>
+          <w:tcPr>
+            <w:tcW w:type="dxa" w:w="4413"/>
+            <w:shd w:val="clear" w:color="auto" w:fill="DDDDDD"/>
+          </w:tcPr>
+          <w:p>
+            <w:r>
+              <w:rPr>
+                <w:b/>
+              </w:rPr>
+            </w:r>
+            <w:r>
+              <w:rPr>
+                <w:rFonts w:ascii="Calibri" w:hAnsi="Calibri" w:eastAsia="Malgun Gothic" w:cs="Malgun Gothic"/>
+                <w:b/>
+                <w:sz w:val="19"/>
+              </w:rPr>
+              <w:t>설계</w:t>
+            </w:r>
+          </w:p>
+        </w:tc>
+        <w:tc>
+          <w:tcPr>
+            <w:tcW w:type="dxa" w:w="4413"/>
+            <w:shd w:val="clear" w:color="auto" w:fill="DDDDDD"/>
+          </w:tcPr>
+          <w:p>
+            <w:r>
+              <w:rPr>
+                <w:b/>
+              </w:rPr>
+            </w:r>
+            <w:r>
+              <w:rPr>
+                <w:rFonts w:ascii="Calibri" w:hAnsi="Calibri" w:eastAsia="Malgun Gothic" w:cs="Malgun Gothic"/>
+                <w:b/>
+                <w:sz w:val="19"/>
+              </w:rPr>
+              <w:t>이유</w:t>
+            </w:r>
+          </w:p>
+        </w:tc>
+      </w:tr>
+      <w:tr>
+        <w:tc>
+          <w:tcPr>
+            <w:tcW w:type="dxa" w:w="4413"/>
+          </w:tcPr>
+          <w:p>
+            <w:r/>
+            <w:r>
+              <w:rPr>
+                <w:rFonts w:ascii="Calibri" w:hAnsi="Calibri" w:eastAsia="Malgun Gothic" w:cs="Malgun Gothic"/>
+                <w:sz w:val="19"/>
+              </w:rPr>
+              <w:t>대상</w:t>
+            </w:r>
+          </w:p>
+        </w:tc>
+        <w:tc>
+          <w:tcPr>
+            <w:tcW w:type="dxa" w:w="4413"/>
+          </w:tcPr>
+          <w:p>
+            <w:r/>
+            <w:r>
+              <w:rPr>
+                <w:rFonts w:ascii="Calibri" w:hAnsi="Calibri" w:eastAsia="Malgun Gothic" w:cs="Malgun Gothic"/>
+                <w:sz w:val="19"/>
+              </w:rPr>
+              <w:t>성인 대학생부터 시작하며, 개인 단위로 무작위 배정</w:t>
+            </w:r>
+          </w:p>
+        </w:tc>
+        <w:tc>
+          <w:tcPr>
+            <w:tcW w:type="dxa" w:w="4413"/>
+          </w:tcPr>
+          <w:p>
+            <w:r/>
+            <w:r>
+              <w:rPr>
+                <w:rFonts w:ascii="Calibri" w:hAnsi="Calibri" w:eastAsia="Malgun Gothic" w:cs="Malgun Gothic"/>
+                <w:sz w:val="19"/>
+              </w:rPr>
+              <w:t>K12는 협력 학교와 보호자 동의가 필요하고 군집 설계라 군당 154~241명이 필요하다(그것도 지각 지표 기준이며, 학습 향상을 측정하면 더 필요하다). 성인은 개인 배정 시 두 집합 비교(d = 0.4)에서 집단당 약 100명</w:t>
+            </w:r>
+          </w:p>
+        </w:tc>
+      </w:tr>
+      <w:tr>
+        <w:tc>
+          <w:tcPr>
+            <w:tcW w:type="dxa" w:w="4413"/>
+          </w:tcPr>
+          <w:p>
+            <w:r/>
+            <w:r>
+              <w:rPr>
+                <w:rFonts w:ascii="Calibri" w:hAnsi="Calibri" w:eastAsia="Malgun Gothic" w:cs="Malgun Gothic"/>
+                <w:sz w:val="19"/>
+              </w:rPr>
+              <w:t>과제</w:t>
+            </w:r>
+          </w:p>
+        </w:tc>
+        <w:tc>
+          <w:tcPr>
+            <w:tcW w:type="dxa" w:w="4413"/>
+          </w:tcPr>
+          <w:p>
+            <w:r/>
+            <w:r>
+              <w:rPr>
+                <w:rFonts w:ascii="Calibri" w:hAnsi="Calibri" w:eastAsia="Malgun Gothic" w:cs="Malgun Gothic"/>
+                <w:sz w:val="19"/>
+              </w:rPr>
+              <w:t>자동 채점 문항을 대량으로 제작할 수 있는 교과. 예: 분수·확률 계산, "이 Linux 명령의 출력은 무엇인가?"</w:t>
+            </w:r>
+          </w:p>
+        </w:tc>
+        <w:tc>
+          <w:tcPr>
+            <w:tcW w:type="dxa" w:w="4413"/>
+          </w:tcPr>
+          <w:p>
+            <w:r/>
+            <w:r>
+              <w:rPr>
+                <w:rFonts w:ascii="Calibri" w:hAnsi="Calibri" w:eastAsia="Malgun Gothic" w:cs="Malgun Gothic"/>
+                <w:sz w:val="19"/>
+              </w:rPr>
+              <w:t>문항이 많아야 목표 난이도에 맞출 수 있고, 새로 만든 문항은 LLM 학습 데이터에 섞일 걱정도 없다</w:t>
+            </w:r>
+          </w:p>
+        </w:tc>
+      </w:tr>
+      <w:tr>
+        <w:tc>
+          <w:tcPr>
+            <w:tcW w:type="dxa" w:w="4413"/>
+          </w:tcPr>
+          <w:p>
+            <w:r/>
+            <w:r>
+              <w:rPr>
+                <w:rFonts w:ascii="Calibri" w:hAnsi="Calibri" w:eastAsia="Malgun Gothic" w:cs="Malgun Gothic"/>
+                <w:sz w:val="19"/>
+              </w:rPr>
+              <w:t>처리(조작)</w:t>
+            </w:r>
+          </w:p>
+        </w:tc>
+        <w:tc>
+          <w:tcPr>
+            <w:tcW w:type="dxa" w:w="4413"/>
+          </w:tcPr>
+          <w:p>
+            <w:r/>
+            <w:r>
+              <w:rPr>
+                <w:rFonts w:ascii="Calibri" w:hAnsi="Calibri" w:eastAsia="Malgun Gothic" w:cs="Malgun Gothic"/>
+                <w:sz w:val="19"/>
+              </w:rPr>
+              <w:t>목표 정답률 65% / 75% / 85% / 95%. 앱이 학생 능력 추정치와 문항 난이도로 예측 정답률을 계산하여 목표에 가장 가까운 문항을 제시</w:t>
+            </w:r>
+          </w:p>
+        </w:tc>
+        <w:tc>
+          <w:tcPr>
+            <w:tcW w:type="dxa" w:w="4413"/>
+          </w:tcPr>
+          <w:p>
+            <w:r/>
+            <w:r>
+              <w:rPr>
+                <w:rFonts w:ascii="Calibri" w:hAnsi="Calibri" w:eastAsia="Malgun Gothic" w:cs="Malgun Gothic"/>
+                <w:sz w:val="19"/>
+              </w:rPr>
+              <w:t>"시스템이 선택한 난이도"가 곧 처리이며, 이것이 85% 규칙이 말하는 바로 그 양이다. 무작위 배정이므로 §4.5 제1판 AIPW에서 생긴 식별 문제는 발생하지 않는다</w:t>
+            </w:r>
+          </w:p>
+        </w:tc>
+      </w:tr>
+      <w:tr>
+        <w:tc>
+          <w:tcPr>
+            <w:tcW w:type="dxa" w:w="4413"/>
+          </w:tcPr>
+          <w:p>
+            <w:r/>
+            <w:r>
+              <w:rPr>
+                <w:rFonts w:ascii="Calibri" w:hAnsi="Calibri" w:eastAsia="Malgun Gothic" w:cs="Malgun Gothic"/>
+                <w:sz w:val="19"/>
+              </w:rPr>
+              <w:t>설계</w:t>
+            </w:r>
+          </w:p>
+        </w:tc>
+        <w:tc>
+          <w:tcPr>
+            <w:tcW w:type="dxa" w:w="4413"/>
+          </w:tcPr>
+          <w:p>
+            <w:r/>
+            <w:r>
+              <w:rPr>
+                <w:rFonts w:ascii="Calibri" w:hAnsi="Calibri" w:eastAsia="Malgun Gothic" w:cs="Malgun Gothic"/>
+                <w:sz w:val="19"/>
+              </w:rPr>
+              <w:t>피험자 내 설계. 한 학생이 서로 다른 목표 난이도로 4개의 독립적인 주제를 연습하고, 주제와 순서의 조합은 라틴 방정식으로 균형화. 연습하지 않는 다섯 번째 주제를 별도로 둠</w:t>
+            </w:r>
+          </w:p>
+        </w:tc>
+        <w:tc>
+          <w:tcPr>
+            <w:tcW w:type="dxa" w:w="4413"/>
+          </w:tcPr>
+          <w:p>
+            <w:r/>
+            <w:r>
+              <w:rPr>
+                <w:rFonts w:ascii="Calibri" w:hAnsi="Calibri" w:eastAsia="Malgun Gothic" w:cs="Malgun Gothic"/>
+                <w:sz w:val="19"/>
+              </w:rPr>
+              <w:t>학생이 자신의 대조군이 되어 표본이 줄어든다. 두 조건 대응 비교(d_z = 0.4)에 약 50명</w:t>
+            </w:r>
+          </w:p>
+        </w:tc>
+      </w:tr>
+      <w:tr>
+        <w:tc>
+          <w:tcPr>
+            <w:tcW w:type="dxa" w:w="4413"/>
+          </w:tcPr>
+          <w:p>
+            <w:r/>
+            <w:r>
+              <w:rPr>
+                <w:rFonts w:ascii="Calibri" w:hAnsi="Calibri" w:eastAsia="Malgun Gothic" w:cs="Malgun Gothic"/>
+                <w:sz w:val="19"/>
+              </w:rPr>
+              <w:t>결과 측정</w:t>
+            </w:r>
+          </w:p>
+        </w:tc>
+        <w:tc>
+          <w:tcPr>
+            <w:tcW w:type="dxa" w:w="4413"/>
+          </w:tcPr>
+          <w:p>
+            <w:r/>
+            <w:r>
+              <w:rPr>
+                <w:rFonts w:ascii="Calibri" w:hAnsi="Calibri" w:eastAsia="Malgun Gothic" w:cs="Malgun Gothic"/>
+                <w:sz w:val="19"/>
+              </w:rPr>
+              <w:t>사전 검사 → 주제별 연습(20~30분) → 즉시 검사 → 1주 후 지연 검사. 연습 문항과 겹치지 않는 평행 문항</w:t>
+            </w:r>
+          </w:p>
+        </w:tc>
+        <w:tc>
+          <w:tcPr>
+            <w:tcW w:type="dxa" w:w="4413"/>
+          </w:tcPr>
+          <w:p>
+            <w:r/>
+            <w:r>
+              <w:rPr>
+                <w:rFonts w:ascii="Calibri" w:hAnsi="Calibri" w:eastAsia="Malgun Gothic" w:cs="Malgun Gothic"/>
+                <w:sz w:val="19"/>
+              </w:rPr>
+              <w:t>연습 정답률은 조작된 변인이므로 결과가 될 수 없다. 학습은 별도의 검사로 측정한다</w:t>
+            </w:r>
+          </w:p>
+        </w:tc>
+      </w:tr>
+      <w:tr>
+        <w:tc>
+          <w:tcPr>
+            <w:tcW w:type="dxa" w:w="4413"/>
+          </w:tcPr>
+          <w:p>
+            <w:r/>
+            <w:r>
+              <w:rPr>
+                <w:rFonts w:ascii="Calibri" w:hAnsi="Calibri" w:eastAsia="Malgun Gothic" w:cs="Malgun Gothic"/>
+                <w:sz w:val="19"/>
+              </w:rPr>
+              <w:t>조작 점검</w:t>
+            </w:r>
+          </w:p>
+        </w:tc>
+        <w:tc>
+          <w:tcPr>
+            <w:tcW w:type="dxa" w:w="4413"/>
+          </w:tcPr>
+          <w:p>
+            <w:r/>
+            <w:r>
+              <w:rPr>
+                <w:rFonts w:ascii="Calibri" w:hAnsi="Calibri" w:eastAsia="Malgun Gothic" w:cs="Malgun Gothic"/>
+                <w:sz w:val="19"/>
+              </w:rPr>
+              <w:t>실제 연습 정답률이 목표대로 분리되는지 확인(목표 ±3%포인트)</w:t>
+            </w:r>
+          </w:p>
+        </w:tc>
+        <w:tc>
+          <w:tcPr>
+            <w:tcW w:type="dxa" w:w="4413"/>
+          </w:tcPr>
+          <w:p>
+            <w:r/>
+            <w:r>
+              <w:rPr>
+                <w:rFonts w:ascii="Calibri" w:hAnsi="Calibri" w:eastAsia="Malgun Gothic" w:cs="Malgun Gothic"/>
+                <w:sz w:val="19"/>
+              </w:rPr>
+              <w:t>문항 난이도 보정이 잘못되었으면 여기에서 드러난다</w:t>
+            </w:r>
+          </w:p>
+        </w:tc>
+      </w:tr>
+      <w:tr>
+        <w:tc>
+          <w:tcPr>
+            <w:tcW w:type="dxa" w:w="4413"/>
+          </w:tcPr>
+          <w:p>
+            <w:r/>
+            <w:r>
+              <w:rPr>
+                <w:rFonts w:ascii="Calibri" w:hAnsi="Calibri" w:eastAsia="Malgun Gothic" w:cs="Malgun Gothic"/>
+                <w:sz w:val="19"/>
+              </w:rPr>
+              <w:t>양성 대조</w:t>
+            </w:r>
+          </w:p>
+        </w:tc>
+        <w:tc>
+          <w:tcPr>
+            <w:tcW w:type="dxa" w:w="4413"/>
+          </w:tcPr>
+          <w:p>
+            <w:r/>
+            <w:r>
+              <w:rPr>
+                <w:rFonts w:ascii="Calibri" w:hAnsi="Calibri" w:eastAsia="Malgun Gothic" w:cs="Malgun Gothic"/>
+                <w:sz w:val="19"/>
+              </w:rPr>
+              <w:t>연습한 주제가 연습하지 않은 주제보다 크게 향상된다</w:t>
+            </w:r>
+          </w:p>
+        </w:tc>
+        <w:tc>
+          <w:tcPr>
+            <w:tcW w:type="dxa" w:w="4413"/>
+          </w:tcPr>
+          <w:p>
+            <w:r/>
+            <w:r>
+              <w:rPr>
+                <w:rFonts w:ascii="Calibri" w:hAnsi="Calibri" w:eastAsia="Malgun Gothic" w:cs="Malgun Gothic"/>
+                <w:sz w:val="19"/>
+              </w:rPr>
+              <w:t>연습 효과는 이미 알려진 효과이며, 제1판 P-pos-1처럼 검사 대상 가설을 전제로 하지 않는다</w:t>
+            </w:r>
+          </w:p>
+        </w:tc>
+      </w:tr>
+      <w:tr>
+        <w:tc>
+          <w:tcPr>
+            <w:tcW w:type="dxa" w:w="4413"/>
+          </w:tcPr>
+          <w:p>
+            <w:r/>
+            <w:r>
+              <w:rPr>
+                <w:rFonts w:ascii="Calibri" w:hAnsi="Calibri" w:eastAsia="Malgun Gothic" w:cs="Malgun Gothic"/>
+                <w:sz w:val="19"/>
+              </w:rPr>
+              <w:t>음성 대조</w:t>
+            </w:r>
+          </w:p>
+        </w:tc>
+        <w:tc>
+          <w:tcPr>
+            <w:tcW w:type="dxa" w:w="4413"/>
+          </w:tcPr>
+          <w:p>
+            <w:r/>
+            <w:r>
+              <w:rPr>
+                <w:rFonts w:ascii="Calibri" w:hAnsi="Calibri" w:eastAsia="Malgun Gothic" w:cs="Malgun Gothic"/>
+                <w:sz w:val="19"/>
+              </w:rPr>
+              <w:t>연습하지 않은 주제의 점수는 조건에 따라 변하지 않아야 한다</w:t>
+            </w:r>
+          </w:p>
+        </w:tc>
+        <w:tc>
+          <w:tcPr>
+            <w:tcW w:type="dxa" w:w="4413"/>
+          </w:tcPr>
+          <w:p>
+            <w:r/>
+            <w:r>
+              <w:rPr>
+                <w:rFonts w:ascii="Calibri" w:hAnsi="Calibri" w:eastAsia="Malgun Gothic" w:cs="Malgun Gothic"/>
+                <w:sz w:val="19"/>
+              </w:rPr>
+              <w:t>조건 사이에 다른 누출 경로가 있는지 점검</w:t>
+            </w:r>
+          </w:p>
+        </w:tc>
+      </w:tr>
+      <w:tr>
+        <w:tc>
+          <w:tcPr>
+            <w:tcW w:type="dxa" w:w="4413"/>
+          </w:tcPr>
+          <w:p>
+            <w:r/>
+            <w:r>
+              <w:rPr>
+                <w:rFonts w:ascii="Calibri" w:hAnsi="Calibri" w:eastAsia="Malgun Gothic" w:cs="Malgun Gothic"/>
+                <w:sz w:val="19"/>
+              </w:rPr>
+              <w:t>사전 등록</w:t>
+            </w:r>
+          </w:p>
+        </w:tc>
+        <w:tc>
+          <w:tcPr>
+            <w:tcW w:type="dxa" w:w="4413"/>
+          </w:tcPr>
+          <w:p>
+            <w:r/>
+            <w:r>
+              <w:rPr>
+                <w:rFonts w:ascii="Calibri" w:hAnsi="Calibri" w:eastAsia="Malgun Gothic" w:cs="Malgun Gothic"/>
+                <w:sz w:val="19"/>
+              </w:rPr>
+              <w:t>가설·분석 모형·배제 기준을 OSF에 올리고 git tag를 단 뒤에 실행</w:t>
+            </w:r>
+          </w:p>
+        </w:tc>
+        <w:tc>
+          <w:tcPr>
+            <w:tcW w:type="dxa" w:w="4413"/>
+          </w:tcPr>
+          <w:p>
+            <w:r/>
+            <w:r>
+              <w:rPr>
+                <w:rFonts w:ascii="Calibri" w:hAnsi="Calibri" w:eastAsia="Malgun Gothic" w:cs="Malgun Gothic"/>
+                <w:sz w:val="19"/>
+              </w:rPr>
+              <w:t>§4.5에서 문제가 된 선후 증명을 처음부터 해결</w:t>
+            </w:r>
+          </w:p>
+        </w:tc>
+      </w:tr>
+      <w:tr>
+        <w:tc>
+          <w:tcPr>
+            <w:tcW w:type="dxa" w:w="4413"/>
+          </w:tcPr>
+          <w:p>
+            <w:r/>
+            <w:r>
+              <w:rPr>
+                <w:rFonts w:ascii="Calibri" w:hAnsi="Calibri" w:eastAsia="Malgun Gothic" w:cs="Malgun Gothic"/>
+                <w:sz w:val="19"/>
+              </w:rPr>
+              <w:t>분석</w:t>
+            </w:r>
+          </w:p>
+        </w:tc>
+        <w:tc>
+          <w:tcPr>
+            <w:tcW w:type="dxa" w:w="4413"/>
+          </w:tcPr>
+          <w:p>
+            <w:r/>
+            <w:r>
+              <w:rPr>
+                <w:rFonts w:ascii="Calibri" w:hAnsi="Calibri" w:eastAsia="Malgun Gothic" w:cs="Malgun Gothic"/>
+                <w:sz w:val="19"/>
+              </w:rPr>
+              <w:t>학생과 주제를 확률 효과로 하는 혼합 모형. 목표 정답률의 이차항으로 역 U형을 검정</w:t>
+            </w:r>
+          </w:p>
+        </w:tc>
+        <w:tc>
+          <w:tcPr>
+            <w:tcW w:type="dxa" w:w="4413"/>
+          </w:tcPr>
+          <w:p>
+            <w:r/>
+            <w:r>
+              <w:rPr>
+                <w:rFonts w:ascii="Calibri" w:hAnsi="Calibri" w:eastAsia="Malgun Gothic" w:cs="Malgun Gothic"/>
+                <w:sz w:val="19"/>
+              </w:rPr>
+              <w:t>한 모형에서 네 구간 비교와 곡선 형태를 함께 본다</w:t>
+            </w:r>
+          </w:p>
+        </w:tc>
+      </w:tr>
+      <w:tr>
+        <w:tc>
+          <w:tcPr>
+            <w:tcW w:type="dxa" w:w="4413"/>
+          </w:tcPr>
+          <w:p>
+            <w:r/>
+            <w:r>
+              <w:rPr>
+                <w:rFonts w:ascii="Calibri" w:hAnsi="Calibri" w:eastAsia="Malgun Gothic" w:cs="Malgun Gothic"/>
+                <w:sz w:val="19"/>
+              </w:rPr>
+              <w:t>표본 확정</w:t>
+            </w:r>
+          </w:p>
+        </w:tc>
+        <w:tc>
+          <w:tcPr>
+            <w:tcW w:type="dxa" w:w="4413"/>
+          </w:tcPr>
+          <w:p>
+            <w:r/>
+            <w:r>
+              <w:rPr>
+                <w:rFonts w:ascii="Calibri" w:hAnsi="Calibri" w:eastAsia="Malgun Gothic" w:cs="Malgun Gothic"/>
+                <w:sz w:val="19"/>
+              </w:rPr>
+              <w:t>10~15명 예비조사로 효과크기와 학생 간 변이를 측정한 뒤, 검정력 분석으로 확정</w:t>
+            </w:r>
+          </w:p>
+        </w:tc>
+        <w:tc>
+          <w:tcPr>
+            <w:tcW w:type="dxa" w:w="4413"/>
+          </w:tcPr>
+          <w:p>
+            <w:r/>
+            <w:r>
+              <w:rPr>
+                <w:rFonts w:ascii="Calibri" w:hAnsi="Calibri" w:eastAsia="Malgun Gothic" w:cs="Malgun Gothic"/>
+                <w:sz w:val="19"/>
+              </w:rPr>
+              <w:t>위의 약 50명·약 100명은 d = 0.4를 가정한 값</w:t>
+            </w:r>
+          </w:p>
+        </w:tc>
+      </w:tr>
+    </w:tbl>
+    <w:p/>
+    <w:p>
+      <w:pPr>
+        <w:spacing w:after="120"/>
+      </w:pPr>
+      <w:r>
+        <w:rPr>
+          <w:rFonts w:ascii="Calibri" w:hAnsi="Calibri" w:eastAsia="Malgun Gothic" w:cs="Malgun Gothic"/>
+          <w:b/>
+          <w:sz w:val="21"/>
+        </w:rPr>
+        <w:t>어떤 결과가 나와도 논문이 성립하도록, 결과별로 할 말을 미리 적어 둔다.</w:t>
       </w:r>
     </w:p>
     <w:tbl>
@@ -14954,7 +14854,7 @@
                 <w:b/>
                 <w:sz w:val="19"/>
               </w:rPr>
-              <w:t>항목</w:t>
+              <w:t>결과가 이러할 때</w:t>
             </w:r>
           </w:p>
         </w:tc>
@@ -14975,23 +14875,7 @@
                 <w:b/>
                 <w:sz w:val="19"/>
               </w:rPr>
-              <w:t xml:space="preserve">명령(경로는 모두 저장소 루트 </w:t>
-            </w:r>
-            <w:r>
-              <w:rPr>
-                <w:rFonts w:ascii="Consolas" w:hAnsi="Consolas" w:eastAsia="Malgun Gothic" w:cs="Malgun Gothic"/>
-                <w:b/>
-                <w:sz w:val="19"/>
-              </w:rPr>
-              <w:t>E:\learnflow\</w:t>
-            </w:r>
-            <w:r>
-              <w:rPr>
-                <w:rFonts w:ascii="Calibri" w:hAnsi="Calibri" w:eastAsia="Malgun Gothic" w:cs="Malgun Gothic"/>
-                <w:b/>
-                <w:sz w:val="19"/>
-              </w:rPr>
-              <w:t xml:space="preserve"> 기준)</w:t>
+              <w:t>논문이 말하게 될 것</w:t>
             </w:r>
           </w:p>
         </w:tc>
@@ -15008,15 +14892,7 @@
                 <w:rFonts w:ascii="Calibri" w:hAnsi="Calibri" w:eastAsia="Malgun Gothic" w:cs="Malgun Gothic"/>
                 <w:sz w:val="19"/>
               </w:rPr>
-              <w:t xml:space="preserve">메커니즘 / 방법 / 스킬 트리 계수, 지문, </w:t>
-            </w:r>
-            <w:r>
-              <w:rPr>
-                <w:rFonts w:ascii="Calibri" w:hAnsi="Calibri" w:eastAsia="Malgun Gothic" w:cs="Malgun Gothic"/>
-                <w:b/>
-                <w:sz w:val="19"/>
-              </w:rPr>
-              <w:t>메커니즘 계수 삼중값</w:t>
+              <w:t>85% 조건에서 지연 검사 향상이 가장 크고 역 U형</w:t>
             </w:r>
           </w:p>
         </w:tc>
@@ -15028,10 +14904,10 @@
             <w:r/>
             <w:r>
               <w:rPr>
-                <w:rFonts w:ascii="Consolas" w:hAnsi="Consolas" w:eastAsia="Malgun Gothic" w:cs="Malgun Gothic"/>
-                <w:sz w:val="19"/>
-              </w:rPr>
-              <w:t>python learnflow-backend/scripts/verify_counts.py</w:t>
+                <w:rFonts w:ascii="Calibri" w:hAnsi="Calibri" w:eastAsia="Malgun Gothic" w:cs="Malgun Gothic"/>
+                <w:sz w:val="19"/>
+              </w:rPr>
+              <w:t>85% 규칙이 이 과제·대상에서 성립한다</w:t>
             </w:r>
           </w:p>
         </w:tc>
@@ -15048,7 +14924,7 @@
                 <w:rFonts w:ascii="Calibri" w:hAnsi="Calibri" w:eastAsia="Malgun Gothic" w:cs="Malgun Gothic"/>
                 <w:sz w:val="19"/>
               </w:rPr>
-              <w:t>코드 자산 수치와 문서 일치성 게이트</w:t>
+              <w:t>최적이 75% 등 다른 구간</w:t>
             </w:r>
           </w:p>
         </w:tc>
@@ -15060,10 +14936,10 @@
             <w:r/>
             <w:r>
               <w:rPr>
-                <w:rFonts w:ascii="Consolas" w:hAnsi="Consolas" w:eastAsia="Malgun Gothic" w:cs="Malgun Gothic"/>
-                <w:sz w:val="19"/>
-              </w:rPr>
-              <w:t>python learnflow-backend/scripts/verify_asset_numbers.py --doc-check</w:t>
+                <w:rFonts w:ascii="Calibri" w:hAnsi="Calibri" w:eastAsia="Malgun Gothic" w:cs="Malgun Gothic"/>
+                <w:sz w:val="19"/>
+              </w:rPr>
+              <w:t>인간 학습의 최적이 그 규칙보다 낮다. 선행연구의 80.7%와 비교한다</w:t>
             </w:r>
           </w:p>
         </w:tc>
@@ -15080,7 +14956,7 @@
                 <w:rFonts w:ascii="Calibri" w:hAnsi="Calibri" w:eastAsia="Malgun Gothic" w:cs="Malgun Gothic"/>
                 <w:sz w:val="19"/>
               </w:rPr>
-              <w:t>메커니즘 런타임 구현 스캔</w:t>
+              <w:t>쉬울수록 좋거나, 조건 간 차이 없음</w:t>
             </w:r>
           </w:p>
         </w:tc>
@@ -15092,10 +14968,10 @@
             <w:r/>
             <w:r>
               <w:rPr>
-                <w:rFonts w:ascii="Consolas" w:hAnsi="Consolas" w:eastAsia="Malgun Gothic" w:cs="Malgun Gothic"/>
-                <w:sz w:val="19"/>
-              </w:rPr>
-              <w:t>python learnflow-backend/scripts/scan_mechanism_landing.py --quiet</w:t>
+                <w:rFonts w:ascii="Calibri" w:hAnsi="Calibri" w:eastAsia="Malgun Gothic" w:cs="Malgun Gothic"/>
+                <w:sz w:val="19"/>
+              </w:rPr>
+              <w:t>이 범위에서는 목표 정답률이 학습 속도를 구분하지 못한다. 검정력도 함께 밝힌다</w:t>
             </w:r>
           </w:p>
         </w:tc>
@@ -15112,7 +14988,7 @@
                 <w:rFonts w:ascii="Calibri" w:hAnsi="Calibri" w:eastAsia="Malgun Gothic" w:cs="Malgun Gothic"/>
                 <w:sz w:val="19"/>
               </w:rPr>
-              <w:t>전체 테스트</w:t>
+              <w:t>즉시 검사와 지연 검사의 최적이 다름</w:t>
             </w:r>
           </w:p>
         </w:tc>
@@ -15124,216 +15000,10 @@
             <w:r/>
             <w:r>
               <w:rPr>
-                <w:rFonts w:ascii="Consolas" w:hAnsi="Consolas" w:eastAsia="Malgun Gothic" w:cs="Malgun Gothic"/>
-                <w:sz w:val="19"/>
-              </w:rPr>
-              <w:t>cd learnflow-backend &amp;&amp; python -m pytest tests/ -q</w:t>
-            </w:r>
-          </w:p>
-        </w:tc>
-      </w:tr>
-      <w:tr>
-        <w:tc>
-          <w:tcPr>
-            <w:tcW w:type="dxa" w:w="6620"/>
-          </w:tcPr>
-          <w:p>
-            <w:r/>
-            <w:r>
-              <w:rPr>
-                <w:rFonts w:ascii="Calibri" w:hAnsi="Calibri" w:eastAsia="Malgun Gothic" w:cs="Malgun Gothic"/>
-                <w:sz w:val="19"/>
-              </w:rPr>
-              <w:t>논문 표와 실험 JSON의 값별 대사</w:t>
-            </w:r>
-          </w:p>
-        </w:tc>
-        <w:tc>
-          <w:tcPr>
-            <w:tcW w:type="dxa" w:w="6620"/>
-          </w:tcPr>
-          <w:p>
-            <w:r/>
-            <w:r>
-              <w:rPr>
-                <w:rFonts w:ascii="Consolas" w:hAnsi="Consolas" w:eastAsia="Malgun Gothic" w:cs="Malgun Gothic"/>
-                <w:sz w:val="19"/>
-              </w:rPr>
-              <w:t>python results/code/reconcile_paper_tables.py</w:t>
-            </w:r>
-          </w:p>
-        </w:tc>
-      </w:tr>
-      <w:tr>
-        <w:tc>
-          <w:tcPr>
-            <w:tcW w:type="dxa" w:w="6620"/>
-          </w:tcPr>
-          <w:p>
-            <w:r/>
-            <w:r>
-              <w:rPr>
-                <w:rFonts w:ascii="Calibri" w:hAnsi="Calibri" w:eastAsia="Malgun Gothic" w:cs="Malgun Gothic"/>
-                <w:sz w:val="19"/>
-              </w:rPr>
-              <w:t>슬라이딩 윈도우 21개 이산 지지점 회귀 게이트</w:t>
-            </w:r>
-          </w:p>
-        </w:tc>
-        <w:tc>
-          <w:tcPr>
-            <w:tcW w:type="dxa" w:w="6620"/>
-          </w:tcPr>
-          <w:p>
-            <w:r/>
-            <w:r>
-              <w:rPr>
-                <w:rFonts w:ascii="Consolas" w:hAnsi="Consolas" w:eastAsia="Malgun Gothic" w:cs="Malgun Gothic"/>
-                <w:sz w:val="19"/>
-              </w:rPr>
-              <w:t>python results/code/verify_window_support.py</w:t>
-            </w:r>
-          </w:p>
-        </w:tc>
-      </w:tr>
-      <w:tr>
-        <w:tc>
-          <w:tcPr>
-            <w:tcW w:type="dxa" w:w="6620"/>
-          </w:tcPr>
-          <w:p>
-            <w:r/>
-            <w:r>
-              <w:rPr>
-                <w:rFonts w:ascii="Calibri" w:hAnsi="Calibri" w:eastAsia="Malgun Gothic" w:cs="Malgun Gothic"/>
-                <w:sz w:val="19"/>
-              </w:rPr>
-              <w:t xml:space="preserve">M2 감사 시점 앵커 검증(tag </w:t>
-            </w:r>
-            <w:r>
-              <w:rPr>
-                <w:rFonts w:ascii="Consolas" w:hAnsi="Consolas" w:eastAsia="Malgun Gothic" w:cs="Malgun Gothic"/>
-                <w:sz w:val="19"/>
-              </w:rPr>
-              <w:t>audit-m2-20260911</w:t>
-            </w:r>
-            <w:r>
-              <w:rPr>
-                <w:rFonts w:ascii="Calibri" w:hAnsi="Calibri" w:eastAsia="Malgun Gothic" w:cs="Malgun Gothic"/>
-                <w:sz w:val="19"/>
-              </w:rPr>
-              <w:t>)</w:t>
-            </w:r>
-          </w:p>
-        </w:tc>
-        <w:tc>
-          <w:tcPr>
-            <w:tcW w:type="dxa" w:w="6620"/>
-          </w:tcPr>
-          <w:p>
-            <w:r/>
-            <w:r>
-              <w:rPr>
-                <w:rFonts w:ascii="Consolas" w:hAnsi="Consolas" w:eastAsia="Malgun Gothic" w:cs="Malgun Gothic"/>
-                <w:sz w:val="19"/>
-              </w:rPr>
-              <w:t>python results/m2/verify_m2_anchors.py</w:t>
-            </w:r>
-          </w:p>
-        </w:tc>
-      </w:tr>
-      <w:tr>
-        <w:tc>
-          <w:tcPr>
-            <w:tcW w:type="dxa" w:w="6620"/>
-          </w:tcPr>
-          <w:p>
-            <w:r/>
-            <w:r>
-              <w:rPr>
-                <w:rFonts w:ascii="Calibri" w:hAnsi="Calibri" w:eastAsia="Malgun Gothic" w:cs="Malgun Gothic"/>
-                <w:sz w:val="19"/>
-              </w:rPr>
-              <w:t>LLM 모델 정체 기록</w:t>
-            </w:r>
-          </w:p>
-        </w:tc>
-        <w:tc>
-          <w:tcPr>
-            <w:tcW w:type="dxa" w:w="6620"/>
-          </w:tcPr>
-          <w:p>
-            <w:r/>
-            <w:r>
-              <w:rPr>
-                <w:rFonts w:ascii="Consolas" w:hAnsi="Consolas" w:eastAsia="Malgun Gothic" w:cs="Malgun Gothic"/>
-                <w:sz w:val="19"/>
-              </w:rPr>
-              <w:t>python results/code/record_llm_model.py</w:t>
-            </w:r>
-          </w:p>
-        </w:tc>
-      </w:tr>
-      <w:tr>
-        <w:tc>
-          <w:tcPr>
-            <w:tcW w:type="dxa" w:w="6620"/>
-          </w:tcPr>
-          <w:p>
-            <w:r/>
-            <w:r>
-              <w:rPr>
-                <w:rFonts w:ascii="Calibri" w:hAnsi="Calibri" w:eastAsia="Malgun Gothic" w:cs="Malgun Gothic"/>
-                <w:sz w:val="19"/>
-              </w:rPr>
-              <w:t>LLM 프로토콜 가용성 등급과 짝지은 bootstrap</w:t>
-            </w:r>
-          </w:p>
-        </w:tc>
-        <w:tc>
-          <w:tcPr>
-            <w:tcW w:type="dxa" w:w="6620"/>
-          </w:tcPr>
-          <w:p>
-            <w:r/>
-            <w:r>
-              <w:rPr>
-                <w:rFonts w:ascii="Consolas" w:hAnsi="Consolas" w:eastAsia="Malgun Gothic" w:cs="Malgun Gothic"/>
-                <w:sz w:val="19"/>
-              </w:rPr>
-              <w:t>python results/code/o13_llm_protocol_audit.py</w:t>
-            </w:r>
-          </w:p>
-        </w:tc>
-      </w:tr>
-      <w:tr>
-        <w:tc>
-          <w:tcPr>
-            <w:tcW w:type="dxa" w:w="6620"/>
-          </w:tcPr>
-          <w:p>
-            <w:r/>
-            <w:r>
-              <w:rPr>
-                <w:rFonts w:ascii="Calibri" w:hAnsi="Calibri" w:eastAsia="Malgun Gothic" w:cs="Malgun Gothic"/>
-                <w:sz w:val="19"/>
-              </w:rPr>
-              <w:t>최적화 추정기 구현 외부 검증</w:t>
-            </w:r>
-          </w:p>
-        </w:tc>
-        <w:tc>
-          <w:tcPr>
-            <w:tcW w:type="dxa" w:w="6620"/>
-          </w:tcPr>
-          <w:p>
-            <w:r/>
-            <w:r>
-              <w:rPr>
-                <w:rFonts w:ascii="Consolas" w:hAnsi="Consolas" w:eastAsia="Malgun Gothic" w:cs="Malgun Gothic"/>
-                <w:sz w:val="19"/>
-              </w:rPr>
-              <w:t>python results/code/o11_land_verify.py</w:t>
+                <w:rFonts w:ascii="Calibri" w:hAnsi="Calibri" w:eastAsia="Malgun Gothic" w:cs="Malgun Gothic"/>
+                <w:sz w:val="19"/>
+              </w:rPr>
+              <w:t>빨리 배우는 난이도와 오래 남는 난이도가 다르다</w:t>
             </w:r>
           </w:p>
         </w:tc>
@@ -15342,13 +15012,1879 @@
     <w:p/>
     <w:p>
       <w:pPr>
-        <w:pStyle w:val="Heading1"/>
-        <w:spacing w:before="200" w:after="80"/>
+        <w:pStyle w:val="Heading4"/>
+        <w:spacing w:before="120" w:after="80"/>
       </w:pPr>
       <w:r>
         <w:rPr>
           <w:rFonts w:ascii="Calibri" w:hAnsi="Calibri" w:eastAsia="Malgun Gothic" w:cs="Malgun Gothic"/>
-          <w:sz w:val="32"/>
+          <w:sz w:val="22"/>
+        </w:rPr>
+        <w:t>11.3 같은 실험으로 다른 체인 검증</w:t>
+      </w:r>
+    </w:p>
+    <w:p>
+      <w:pPr>
+        <w:pStyle w:val="ListBullet"/>
+        <w:spacing w:after="40"/>
+      </w:pPr>
+      <w:r>
+        <w:rPr>
+          <w:rFonts w:ascii="Calibri" w:hAnsi="Calibri" w:eastAsia="Malgun Gothic" w:cs="Malgun Gothic"/>
+          <w:b/>
+          <w:sz w:val="21"/>
+        </w:rPr>
+        <w:t>RQ1(M1)</w:t>
+      </w:r>
+      <w:r>
+        <w:rPr>
+          <w:rFonts w:ascii="Calibri" w:hAnsi="Calibri" w:eastAsia="Malgun Gothic" w:cs="Malgun Gothic"/>
+          <w:sz w:val="21"/>
+        </w:rPr>
+        <w:t>. M1의 방법(순위 척도 합성)으로 실험 문항의 난이도를 사전에 보정한다. 조작 점검이 맞아떨어지면 M1이 실제 운영에 쓸 수 있다는 근거가 된다.</w:t>
+      </w:r>
+    </w:p>
+    <w:p>
+      <w:pPr>
+        <w:pStyle w:val="ListBullet"/>
+        <w:spacing w:after="40"/>
+      </w:pPr>
+      <w:r>
+        <w:rPr>
+          <w:rFonts w:ascii="Calibri" w:hAnsi="Calibri" w:eastAsia="Malgun Gothic" w:cs="Malgun Gothic"/>
+          <w:b/>
+          <w:sz w:val="21"/>
+        </w:rPr>
+        <w:t>RQ3(M3)</w:t>
+      </w:r>
+      <w:r>
+        <w:rPr>
+          <w:rFonts w:ascii="Calibri" w:hAnsi="Calibri" w:eastAsia="Malgun Gothic" w:cs="Malgun Gothic"/>
+          <w:sz w:val="21"/>
+        </w:rPr>
+        <w:t>. 프런티어 API 모델과 로컬 모델이 같은 새 문항의 난이도를 각각 평가하게 하고, 실험에서 수집한 실제 정답률과 비교한다. 피험자에게 부담을 주지 않는다.</w:t>
+      </w:r>
+    </w:p>
+    <w:p>
+      <w:pPr>
+        <w:pStyle w:val="ListBullet"/>
+        <w:spacing w:after="40"/>
+      </w:pPr>
+      <w:r>
+        <w:rPr>
+          <w:rFonts w:ascii="Calibri" w:hAnsi="Calibri" w:eastAsia="Malgun Gothic" w:cs="Malgun Gothic"/>
+          <w:b/>
+          <w:sz w:val="21"/>
+        </w:rPr>
+        <w:t>RQ4(M2)</w:t>
+      </w:r>
+      <w:r>
+        <w:rPr>
+          <w:rFonts w:ascii="Calibri" w:hAnsi="Calibri" w:eastAsia="Malgun Gothic" w:cs="Malgun Gothic"/>
+          <w:sz w:val="21"/>
+        </w:rPr>
+        <w:t xml:space="preserve">. 주실험에서는 게이미피케이션 기능을 끈다. 켜면 난이도 효과와 섞인다. 충돌 관찰은 실제 논리를 갖춘 소수 기능만 켠 소규모 배포에서 별도로 한다. </w:t>
+      </w:r>
+      <w:r>
+        <w:rPr>
+          <w:rFonts w:ascii="Consolas" w:hAnsi="Consolas" w:eastAsia="Malgun Gothic" w:cs="Malgun Gothic"/>
+          <w:sz w:val="21"/>
+        </w:rPr>
+        <w:t>deep_addiction_engine</w:t>
+      </w:r>
+      <w:r>
+        <w:rPr>
+          <w:rFonts w:ascii="Calibri" w:hAnsi="Calibri" w:eastAsia="Malgun Gothic" w:cs="Malgun Gothic"/>
+          <w:sz w:val="21"/>
+        </w:rPr>
+        <w:t>(FOMO 알림)류 기능은 켜지 않는다. 모듈 이름만으로도 심사에서 문제가 된다.</w:t>
+      </w:r>
+    </w:p>
+    <w:p>
+      <w:pPr>
+        <w:spacing w:after="120"/>
+      </w:pPr>
+      <w:r>
+        <w:rPr>
+          <w:rFonts w:ascii="Calibri" w:hAnsi="Calibri" w:eastAsia="Malgun Gothic" w:cs="Malgun Gothic"/>
+          <w:sz w:val="21"/>
+        </w:rPr>
+        <w:t>이는 측정(M1)으로 얻은 난이도로 목표(RQ2)를 실험하고, 같은 자료로 결정(M3)의 사전확률을 검증하는 것이다. 네 체인을 하나로 잇는다는 학위논문의 의도가 하나의 실험에서 실제로 연결된다.</w:t>
+      </w:r>
+    </w:p>
+    <w:p>
+      <w:pPr>
+        <w:pStyle w:val="Heading4"/>
+        <w:spacing w:before="120" w:after="80"/>
+      </w:pPr>
+      <w:r>
+        <w:rPr>
+          <w:rFonts w:ascii="Calibri" w:hAnsi="Calibri" w:eastAsia="Malgun Gothic" w:cs="Malgun Gothic"/>
+          <w:sz w:val="22"/>
+        </w:rPr>
+        <w:t>11.4 일정과 면담에서 정할 일</w:t>
+      </w:r>
+    </w:p>
+    <w:tbl>
+      <w:tblPr>
+        <w:tblW w:type="auto" w:w="0"/>
+        <w:jc w:val="center"/>
+        <w:tblLook w:firstColumn="1" w:firstRow="1" w:lastColumn="0" w:lastRow="0" w:noHBand="0" w:noVBand="1" w:val="04A0"/>
+        <w:tblBorders>
+          <w:top w:val="single" w:sz="4" w:space="0" w:color="888888"/>
+          <w:left w:val="single" w:sz="4" w:space="0" w:color="888888"/>
+          <w:bottom w:val="single" w:sz="4" w:space="0" w:color="888888"/>
+          <w:right w:val="single" w:sz="4" w:space="0" w:color="888888"/>
+          <w:insideH w:val="single" w:sz="4" w:space="0" w:color="888888"/>
+          <w:insideV w:val="single" w:sz="4" w:space="0" w:color="888888"/>
+        </w:tblBorders>
+      </w:tblPr>
+      <w:tblGrid>
+        <w:gridCol w:w="6620"/>
+        <w:gridCol w:w="6620"/>
+      </w:tblGrid>
+      <w:tr>
+        <w:tc>
+          <w:tcPr>
+            <w:tcW w:type="dxa" w:w="6620"/>
+            <w:shd w:val="clear" w:color="auto" w:fill="DDDDDD"/>
+          </w:tcPr>
+          <w:p>
+            <w:r>
+              <w:rPr>
+                <w:b/>
+              </w:rPr>
+            </w:r>
+            <w:r>
+              <w:rPr>
+                <w:rFonts w:ascii="Calibri" w:hAnsi="Calibri" w:eastAsia="Malgun Gothic" w:cs="Malgun Gothic"/>
+                <w:b/>
+                <w:sz w:val="19"/>
+              </w:rPr>
+              <w:t>시기</w:t>
+            </w:r>
+          </w:p>
+        </w:tc>
+        <w:tc>
+          <w:tcPr>
+            <w:tcW w:type="dxa" w:w="6620"/>
+            <w:shd w:val="clear" w:color="auto" w:fill="DDDDDD"/>
+          </w:tcPr>
+          <w:p>
+            <w:r>
+              <w:rPr>
+                <w:b/>
+              </w:rPr>
+            </w:r>
+            <w:r>
+              <w:rPr>
+                <w:rFonts w:ascii="Calibri" w:hAnsi="Calibri" w:eastAsia="Malgun Gothic" w:cs="Malgun Gothic"/>
+                <w:b/>
+                <w:sz w:val="19"/>
+              </w:rPr>
+              <w:t>할 일</w:t>
+            </w:r>
+          </w:p>
+        </w:tc>
+      </w:tr>
+      <w:tr>
+        <w:tc>
+          <w:tcPr>
+            <w:tcW w:type="dxa" w:w="6620"/>
+          </w:tcPr>
+          <w:p>
+            <w:r/>
+            <w:r>
+              <w:rPr>
+                <w:rFonts w:ascii="Calibri" w:hAnsi="Calibri" w:eastAsia="Malgun Gothic" w:cs="Malgun Gothic"/>
+                <w:sz w:val="19"/>
+              </w:rPr>
+              <w:t>2026-10-20</w:t>
+            </w:r>
+          </w:p>
+        </w:tc>
+        <w:tc>
+          <w:tcPr>
+            <w:tcW w:type="dxa" w:w="6620"/>
+          </w:tcPr>
+          <w:p>
+            <w:r/>
+            <w:r>
+              <w:rPr>
+                <w:rFonts w:ascii="Calibri" w:hAnsi="Calibri" w:eastAsia="Malgun Gothic" w:cs="Malgun Gothic"/>
+                <w:sz w:val="19"/>
+              </w:rPr>
+              <w:t>연구계획서 v1.1에 본 설계 요약을 추가(인과 측 식별 전략 제2판과 함께)</w:t>
+            </w:r>
+          </w:p>
+        </w:tc>
+      </w:tr>
+      <w:tr>
+        <w:tc>
+          <w:tcPr>
+            <w:tcW w:type="dxa" w:w="6620"/>
+          </w:tcPr>
+          <w:p>
+            <w:r/>
+            <w:r>
+              <w:rPr>
+                <w:rFonts w:ascii="Calibri" w:hAnsi="Calibri" w:eastAsia="Malgun Gothic" w:cs="Malgun Gothic"/>
+                <w:sz w:val="19"/>
+              </w:rPr>
+              <w:t>2026-11 ~ 12</w:t>
+            </w:r>
+          </w:p>
+        </w:tc>
+        <w:tc>
+          <w:tcPr>
+            <w:tcW w:type="dxa" w:w="6620"/>
+          </w:tcPr>
+          <w:p>
+            <w:r/>
+            <w:r>
+              <w:rPr>
+                <w:rFonts w:ascii="Calibri" w:hAnsi="Calibri" w:eastAsia="Malgun Gothic" w:cs="Malgun Gothic"/>
+                <w:sz w:val="19"/>
+              </w:rPr>
+              <w:t>문항은행 제작, 영산대 IRB 신청(예비조사와 주실험을 함께 신청). 승인 전에는 어떤 인간 자료도 수집하지 않음</w:t>
+            </w:r>
+          </w:p>
+        </w:tc>
+      </w:tr>
+      <w:tr>
+        <w:tc>
+          <w:tcPr>
+            <w:tcW w:type="dxa" w:w="6620"/>
+          </w:tcPr>
+          <w:p>
+            <w:r/>
+            <w:r>
+              <w:rPr>
+                <w:rFonts w:ascii="Calibri" w:hAnsi="Calibri" w:eastAsia="Malgun Gothic" w:cs="Malgun Gothic"/>
+                <w:sz w:val="19"/>
+              </w:rPr>
+              <w:t>2027-01 ~ 02</w:t>
+            </w:r>
+          </w:p>
+        </w:tc>
+        <w:tc>
+          <w:tcPr>
+            <w:tcW w:type="dxa" w:w="6620"/>
+          </w:tcPr>
+          <w:p>
+            <w:r/>
+            <w:r>
+              <w:rPr>
+                <w:rFonts w:ascii="Calibri" w:hAnsi="Calibri" w:eastAsia="Malgun Gothic" w:cs="Malgun Gothic"/>
+                <w:sz w:val="19"/>
+              </w:rPr>
+              <w:t>승인 후 10~15명 예비조사로 검정력 재계산하여 표본 확정</w:t>
+            </w:r>
+          </w:p>
+        </w:tc>
+      </w:tr>
+      <w:tr>
+        <w:tc>
+          <w:tcPr>
+            <w:tcW w:type="dxa" w:w="6620"/>
+          </w:tcPr>
+          <w:p>
+            <w:r/>
+            <w:r>
+              <w:rPr>
+                <w:rFonts w:ascii="Calibri" w:hAnsi="Calibri" w:eastAsia="Malgun Gothic" w:cs="Malgun Gothic"/>
+                <w:sz w:val="19"/>
+              </w:rPr>
+              <w:t>2027-03 ~ 06</w:t>
+            </w:r>
+          </w:p>
+        </w:tc>
+        <w:tc>
+          <w:tcPr>
+            <w:tcW w:type="dxa" w:w="6620"/>
+          </w:tcPr>
+          <w:p>
+            <w:r/>
+            <w:r>
+              <w:rPr>
+                <w:rFonts w:ascii="Calibri" w:hAnsi="Calibri" w:eastAsia="Malgun Gothic" w:cs="Malgun Gothic"/>
+                <w:sz w:val="19"/>
+              </w:rPr>
+              <w:t>주실험(1학기)</w:t>
+            </w:r>
+          </w:p>
+        </w:tc>
+      </w:tr>
+      <w:tr>
+        <w:tc>
+          <w:tcPr>
+            <w:tcW w:type="dxa" w:w="6620"/>
+          </w:tcPr>
+          <w:p>
+            <w:r/>
+            <w:r>
+              <w:rPr>
+                <w:rFonts w:ascii="Calibri" w:hAnsi="Calibri" w:eastAsia="Malgun Gothic" w:cs="Malgun Gothic"/>
+                <w:sz w:val="19"/>
+              </w:rPr>
+              <w:t>2027년 여름</w:t>
+            </w:r>
+          </w:p>
+        </w:tc>
+        <w:tc>
+          <w:tcPr>
+            <w:tcW w:type="dxa" w:w="6620"/>
+          </w:tcPr>
+          <w:p>
+            <w:r/>
+            <w:r>
+              <w:rPr>
+                <w:rFonts w:ascii="Calibri" w:hAnsi="Calibri" w:eastAsia="Malgun Gothic" w:cs="Malgun Gothic"/>
+                <w:sz w:val="19"/>
+              </w:rPr>
+              <w:t>분석과 논문 집필</w:t>
+            </w:r>
+          </w:p>
+        </w:tc>
+      </w:tr>
+      <w:tr>
+        <w:tc>
+          <w:tcPr>
+            <w:tcW w:type="dxa" w:w="6620"/>
+          </w:tcPr>
+          <w:p>
+            <w:r/>
+            <w:r>
+              <w:rPr>
+                <w:rFonts w:ascii="Calibri" w:hAnsi="Calibri" w:eastAsia="Malgun Gothic" w:cs="Malgun Gothic"/>
+                <w:sz w:val="19"/>
+              </w:rPr>
+              <w:t>이후</w:t>
+            </w:r>
+          </w:p>
+        </w:tc>
+        <w:tc>
+          <w:tcPr>
+            <w:tcW w:type="dxa" w:w="6620"/>
+          </w:tcPr>
+          <w:p>
+            <w:r/>
+            <w:r>
+              <w:rPr>
+                <w:rFonts w:ascii="Calibri" w:hAnsi="Calibri" w:eastAsia="Malgun Gothic" w:cs="Malgun Gothic"/>
+                <w:sz w:val="19"/>
+              </w:rPr>
+              <w:t>협력 학교가 정해지면 K12로 확장</w:t>
+            </w:r>
+          </w:p>
+        </w:tc>
+      </w:tr>
+    </w:tbl>
+    <w:p/>
+    <w:p>
+      <w:pPr>
+        <w:spacing w:after="120"/>
+      </w:pPr>
+      <w:r>
+        <w:rPr>
+          <w:rFonts w:ascii="Calibri" w:hAnsi="Calibri" w:eastAsia="Malgun Gothic" w:cs="Malgun Gothic"/>
+          <w:b/>
+          <w:sz w:val="21"/>
+        </w:rPr>
+        <w:t>다음 네 가지는 10월 6일 면담에서 지도교수와 합의한다.</w:t>
+      </w:r>
+    </w:p>
+    <w:p>
+      <w:pPr>
+        <w:pStyle w:val="ListNumber"/>
+        <w:spacing w:after="40"/>
+      </w:pPr>
+      <w:r>
+        <w:rPr>
+          <w:rFonts w:ascii="Calibri" w:hAnsi="Calibri" w:eastAsia="Malgun Gothic" w:cs="Malgun Gothic"/>
+          <w:b/>
+          <w:sz w:val="21"/>
+        </w:rPr>
+        <w:t>모집 대상</w:t>
+      </w:r>
+      <w:r>
+        <w:rPr>
+          <w:rFonts w:ascii="Calibri" w:hAnsi="Calibri" w:eastAsia="Malgun Gothic" w:cs="Malgun Gothic"/>
+          <w:sz w:val="21"/>
+        </w:rPr>
+        <w:t>. 지도교수가 담당하는 강의의 학생을 모집하면 거절하기 어려운 구조이며, 심사에서 강요 문제가 생긴다. 다른 강의나 공개 모집으로 바꾸고 성적과 무관함을 명시하는 방안을 검토한다.</w:t>
+      </w:r>
+    </w:p>
+    <w:p>
+      <w:pPr>
+        <w:pStyle w:val="ListNumber"/>
+        <w:spacing w:after="40"/>
+      </w:pPr>
+      <w:r>
+        <w:rPr>
+          <w:rFonts w:ascii="Calibri" w:hAnsi="Calibri" w:eastAsia="Malgun Gothic" w:cs="Malgun Gothic"/>
+          <w:b/>
+          <w:sz w:val="21"/>
+        </w:rPr>
+        <w:t>과제 교과</w:t>
+      </w:r>
+      <w:r>
+        <w:rPr>
+          <w:rFonts w:ascii="Calibri" w:hAnsi="Calibri" w:eastAsia="Malgun Gothic" w:cs="Malgun Gothic"/>
+          <w:sz w:val="21"/>
+        </w:rPr>
+        <w:t>. 한국어 부담이 적은 교과일수록 학생이 직접 실행하기 쉽다.</w:t>
+      </w:r>
+    </w:p>
+    <w:p>
+      <w:pPr>
+        <w:pStyle w:val="ListNumber"/>
+        <w:spacing w:after="40"/>
+      </w:pPr>
+      <w:r>
+        <w:rPr>
+          <w:rFonts w:ascii="Calibri" w:hAnsi="Calibri" w:eastAsia="Malgun Gothic" w:cs="Malgun Gothic"/>
+          <w:b/>
+          <w:sz w:val="21"/>
+        </w:rPr>
+        <w:t>참가 보상과 예산</w:t>
+      </w:r>
+      <w:r>
+        <w:rPr>
+          <w:rFonts w:ascii="Calibri" w:hAnsi="Calibri" w:eastAsia="Malgun Gothic" w:cs="Malgun Gothic"/>
+          <w:sz w:val="21"/>
+        </w:rPr>
+        <w:t>.</w:t>
+      </w:r>
+    </w:p>
+    <w:p>
+      <w:pPr>
+        <w:pStyle w:val="ListNumber"/>
+        <w:spacing w:after="40"/>
+      </w:pPr>
+      <w:r>
+        <w:rPr>
+          <w:rFonts w:ascii="Calibri" w:hAnsi="Calibri" w:eastAsia="Malgun Gothic" w:cs="Malgun Gothic"/>
+          <w:b/>
+          <w:sz w:val="21"/>
+        </w:rPr>
+        <w:t>K12를 학위논문 범위에 넣을지, 후속 연구로 남길지</w:t>
+      </w:r>
+      <w:r>
+        <w:rPr>
+          <w:rFonts w:ascii="Calibri" w:hAnsi="Calibri" w:eastAsia="Malgun Gothic" w:cs="Malgun Gothic"/>
+          <w:sz w:val="21"/>
+        </w:rPr>
+        <w:t>.</w:t>
+      </w:r>
+    </w:p>
+    <w:p>
+      <w:pPr>
+        <w:pStyle w:val="Heading3"/>
+        <w:spacing w:before="120" w:after="80"/>
+      </w:pPr>
+      <w:r>
+        <w:rPr>
+          <w:rFonts w:ascii="Calibri" w:hAnsi="Calibri" w:eastAsia="Malgun Gothic" w:cs="Malgun Gothic"/>
+          <w:sz w:val="24"/>
+        </w:rPr>
+        <w:t>12 참고문헌</w:t>
+      </w:r>
+    </w:p>
+    <w:p>
+      <w:pPr>
+        <w:pStyle w:val="ListNumber"/>
+        <w:spacing w:after="40"/>
+      </w:pPr>
+      <w:r>
+        <w:rPr>
+          <w:rFonts w:ascii="Calibri" w:hAnsi="Calibri" w:eastAsia="Malgun Gothic" w:cs="Malgun Gothic"/>
+          <w:sz w:val="21"/>
+        </w:rPr>
+        <w:t xml:space="preserve">Wilson, R. C., Shenhav, A., Straccia, M., &amp; Cohen, J. D. (2019). The Eighty Five Percent Rule for optimal learning. </w:t>
+      </w:r>
+      <w:r>
+        <w:rPr>
+          <w:rFonts w:ascii="Calibri" w:hAnsi="Calibri" w:eastAsia="Malgun Gothic" w:cs="Malgun Gothic"/>
+          <w:i/>
+          <w:sz w:val="21"/>
+        </w:rPr>
+        <w:t>Nature Communications</w:t>
+      </w:r>
+      <w:r>
+        <w:rPr>
+          <w:rFonts w:ascii="Calibri" w:hAnsi="Calibri" w:eastAsia="Malgun Gothic" w:cs="Malgun Gothic"/>
+          <w:sz w:val="21"/>
+        </w:rPr>
+        <w:t>, 10, 4646. DOI: 10.1038/s41467-019-12552-4. (적용 경계는 Discussion 제2·4·5단락 참조. 본문 §1.3에서 단락 수준 인용으로 정정 완료)</w:t>
+      </w:r>
+    </w:p>
+    <w:p>
+      <w:pPr>
+        <w:pStyle w:val="ListNumber"/>
+        <w:spacing w:after="40"/>
+      </w:pPr>
+      <w:r>
+        <w:rPr>
+          <w:rFonts w:ascii="Calibri" w:hAnsi="Calibri" w:eastAsia="Malgun Gothic" w:cs="Malgun Gothic"/>
+          <w:sz w:val="21"/>
+        </w:rPr>
+        <w:t xml:space="preserve">Liu, Q., et al. (2025). Deep Learning Based Knowledge Tracing: A Review, a Tool and Empirical Studies. </w:t>
+      </w:r>
+      <w:r>
+        <w:rPr>
+          <w:rFonts w:ascii="Calibri" w:hAnsi="Calibri" w:eastAsia="Malgun Gothic" w:cs="Malgun Gothic"/>
+          <w:i/>
+          <w:sz w:val="21"/>
+        </w:rPr>
+        <w:t>IEEE Transactions on Knowledge and Data Engineering</w:t>
+      </w:r>
+      <w:r>
+        <w:rPr>
+          <w:rFonts w:ascii="Calibri" w:hAnsi="Calibri" w:eastAsia="Malgun Gothic" w:cs="Malgun Gothic"/>
+          <w:sz w:val="21"/>
+        </w:rPr>
+        <w:t>, 37(8), 4512–4536. DOI 10.1109/TKDE.2025.3552759</w:t>
+      </w:r>
+    </w:p>
+    <w:p>
+      <w:pPr>
+        <w:pStyle w:val="ListNumber"/>
+        <w:spacing w:after="40"/>
+      </w:pPr>
+      <w:r>
+        <w:rPr>
+          <w:rFonts w:ascii="Calibri" w:hAnsi="Calibri" w:eastAsia="Malgun Gothic" w:cs="Malgun Gothic"/>
+          <w:sz w:val="21"/>
+        </w:rPr>
+        <w:t xml:space="preserve">Ye, J., et al. (2022). A Stochastic Shortest Path Algorithm for Optimizing Spaced Repetition Scheduling. </w:t>
+      </w:r>
+      <w:r>
+        <w:rPr>
+          <w:rFonts w:ascii="Calibri" w:hAnsi="Calibri" w:eastAsia="Malgun Gothic" w:cs="Malgun Gothic"/>
+          <w:i/>
+          <w:sz w:val="21"/>
+        </w:rPr>
+        <w:t>Proceedings of ACM SIGKDD (KDD 2022)</w:t>
+      </w:r>
+      <w:r>
+        <w:rPr>
+          <w:rFonts w:ascii="Calibri" w:hAnsi="Calibri" w:eastAsia="Malgun Gothic" w:cs="Malgun Gothic"/>
+          <w:sz w:val="21"/>
+        </w:rPr>
+        <w:t>.</w:t>
+      </w:r>
+    </w:p>
+    <w:p>
+      <w:pPr>
+        <w:pStyle w:val="ListNumber"/>
+        <w:spacing w:after="40"/>
+      </w:pPr>
+      <w:r>
+        <w:rPr>
+          <w:rFonts w:ascii="Calibri" w:hAnsi="Calibri" w:eastAsia="Malgun Gothic" w:cs="Malgun Gothic"/>
+          <w:sz w:val="21"/>
+        </w:rPr>
+        <w:t xml:space="preserve">Castleman, B., Macar, U., &amp; Salleb-Aouissi, A. (2024). </w:t>
+      </w:r>
+      <w:r>
+        <w:rPr>
+          <w:rFonts w:ascii="Calibri" w:hAnsi="Calibri" w:eastAsia="Malgun Gothic" w:cs="Malgun Gothic"/>
+          <w:b/>
+          <w:sz w:val="21"/>
+        </w:rPr>
+        <w:t>Hierarchical Multi-Armed Bandits for the Concurrent Intelligent Tutoring of Concepts and Problems of Varying Difficulty Levels</w:t>
+      </w:r>
+      <w:r>
+        <w:rPr>
+          <w:rFonts w:ascii="Calibri" w:hAnsi="Calibri" w:eastAsia="Malgun Gothic" w:cs="Malgun Gothic"/>
+          <w:sz w:val="21"/>
+        </w:rPr>
+        <w:t xml:space="preserve">. </w:t>
+      </w:r>
+      <w:r>
+        <w:rPr>
+          <w:rFonts w:ascii="Calibri" w:hAnsi="Calibri" w:eastAsia="Malgun Gothic" w:cs="Malgun Gothic"/>
+          <w:i/>
+          <w:sz w:val="21"/>
+        </w:rPr>
+        <w:t>Deployable RL: From Research to Practice @ Reinforcement Learning Conference (RLC) 2024</w:t>
+      </w:r>
+      <w:r>
+        <w:rPr>
+          <w:rFonts w:ascii="Calibri" w:hAnsi="Calibri" w:eastAsia="Malgun Gothic" w:cs="Malgun Gothic"/>
+          <w:sz w:val="21"/>
+        </w:rPr>
+        <w:t>. arXiv:2408.07208. 【</w:t>
+      </w:r>
+      <w:r>
+        <w:rPr>
+          <w:rFonts w:ascii="Calibri" w:hAnsi="Calibri" w:eastAsia="Malgun Gothic" w:cs="Malgun Gothic"/>
+          <w:b/>
+          <w:sz w:val="21"/>
+        </w:rPr>
+        <w:t>v1.1 정정</w:t>
+      </w:r>
+      <w:r>
+        <w:rPr>
+          <w:rFonts w:ascii="Calibri" w:hAnsi="Calibri" w:eastAsia="Malgun Gothic" w:cs="Malgun Gothic"/>
+          <w:sz w:val="21"/>
+        </w:rPr>
+        <w:t>: v1.0의 제목 "Reinforcement Learning for Adaptive Tutoring"은 오류. 이 문헌은 RLC 2024의 Deployable RL 워크숍 논문이며, 시뮬레이션 규모는 각 500명인 세 군(합계 1,500명)이고 학술지 장문이 아니다】</w:t>
+      </w:r>
+    </w:p>
+    <w:p>
+      <w:pPr>
+        <w:pStyle w:val="ListNumber"/>
+        <w:spacing w:after="40"/>
+      </w:pPr>
+      <w:r>
+        <w:rPr>
+          <w:rFonts w:ascii="Calibri" w:hAnsi="Calibri" w:eastAsia="Malgun Gothic" w:cs="Malgun Gothic"/>
+          <w:sz w:val="21"/>
+        </w:rPr>
+        <w:t>Podimata, C., &amp; Slivkins, A. (</w:t>
+      </w:r>
+      <w:r>
+        <w:rPr>
+          <w:rFonts w:ascii="Calibri" w:hAnsi="Calibri" w:eastAsia="Malgun Gothic" w:cs="Malgun Gothic"/>
+          <w:b/>
+          <w:sz w:val="21"/>
+        </w:rPr>
+        <w:t>2021</w:t>
+      </w:r>
+      <w:r>
+        <w:rPr>
+          <w:rFonts w:ascii="Calibri" w:hAnsi="Calibri" w:eastAsia="Malgun Gothic" w:cs="Malgun Gothic"/>
+          <w:sz w:val="21"/>
+        </w:rPr>
+        <w:t xml:space="preserve">). Adversarial Lipschitz Bandits. </w:t>
+      </w:r>
+      <w:r>
+        <w:rPr>
+          <w:rFonts w:ascii="Calibri" w:hAnsi="Calibri" w:eastAsia="Malgun Gothic" w:cs="Malgun Gothic"/>
+          <w:i/>
+          <w:sz w:val="21"/>
+        </w:rPr>
+        <w:t>Conference on Learning Theory (COLT) 2021</w:t>
+      </w:r>
+      <w:r>
+        <w:rPr>
+          <w:rFonts w:ascii="Calibri" w:hAnsi="Calibri" w:eastAsia="Malgun Gothic" w:cs="Malgun Gothic"/>
+          <w:sz w:val="21"/>
+        </w:rPr>
+        <w:t>. arXiv:2006.12367. 【</w:t>
+      </w:r>
+      <w:r>
+        <w:rPr>
+          <w:rFonts w:ascii="Calibri" w:hAnsi="Calibri" w:eastAsia="Malgun Gothic" w:cs="Malgun Gothic"/>
+          <w:b/>
+          <w:sz w:val="21"/>
+        </w:rPr>
+        <w:t>v1.1 정정</w:t>
+      </w:r>
+      <w:r>
+        <w:rPr>
+          <w:rFonts w:ascii="Calibri" w:hAnsi="Calibri" w:eastAsia="Malgun Gothic" w:cs="Malgun Gothic"/>
+          <w:sz w:val="21"/>
+        </w:rPr>
+        <w:t xml:space="preserve">: v1.0은 2025로 표기. 2025는 arXiv v4의 갱신 연도이며 </w:t>
+      </w:r>
+      <w:r>
+        <w:rPr>
+          <w:rFonts w:ascii="Calibri" w:hAnsi="Calibri" w:eastAsia="Malgun Gothic" w:cs="Malgun Gothic"/>
+          <w:b/>
+          <w:sz w:val="21"/>
+        </w:rPr>
+        <w:t>회의 연도가 아니다</w:t>
+      </w:r>
+      <w:r>
+        <w:rPr>
+          <w:rFonts w:ascii="Calibri" w:hAnsi="Calibri" w:eastAsia="Malgun Gothic" w:cs="Malgun Gothic"/>
+          <w:sz w:val="21"/>
+        </w:rPr>
+        <w:t>. 필요 시 arXiv v4를 병기】</w:t>
+      </w:r>
+    </w:p>
+    <w:p>
+      <w:pPr>
+        <w:pStyle w:val="ListNumber"/>
+        <w:spacing w:after="40"/>
+      </w:pPr>
+      <w:r>
+        <w:rPr>
+          <w:rFonts w:ascii="Calibri" w:hAnsi="Calibri" w:eastAsia="Malgun Gothic" w:cs="Malgun Gothic"/>
+          <w:sz w:val="21"/>
+        </w:rPr>
+        <w:t>Nguyen, T., Gaucher, P., &amp; Vernade, C. (</w:t>
+      </w:r>
+      <w:r>
+        <w:rPr>
+          <w:rFonts w:ascii="Calibri" w:hAnsi="Calibri" w:eastAsia="Malgun Gothic" w:cs="Malgun Gothic"/>
+          <w:b/>
+          <w:sz w:val="21"/>
+        </w:rPr>
+        <w:t>2025</w:t>
+      </w:r>
+      <w:r>
+        <w:rPr>
+          <w:rFonts w:ascii="Calibri" w:hAnsi="Calibri" w:eastAsia="Malgun Gothic" w:cs="Malgun Gothic"/>
+          <w:sz w:val="21"/>
+        </w:rPr>
+        <w:t xml:space="preserve">). Non-Stationary Lipschitz Bandits. </w:t>
+      </w:r>
+      <w:r>
+        <w:rPr>
+          <w:rFonts w:ascii="Calibri" w:hAnsi="Calibri" w:eastAsia="Malgun Gothic" w:cs="Malgun Gothic"/>
+          <w:i/>
+          <w:sz w:val="21"/>
+        </w:rPr>
+        <w:t>Advances in Neural Information Processing Systems (NeurIPS) 2025</w:t>
+      </w:r>
+      <w:r>
+        <w:rPr>
+          <w:rFonts w:ascii="Calibri" w:hAnsi="Calibri" w:eastAsia="Malgun Gothic" w:cs="Malgun Gothic"/>
+          <w:sz w:val="21"/>
+        </w:rPr>
+        <w:t>. arXiv:2505.18871. 【</w:t>
+      </w:r>
+      <w:r>
+        <w:rPr>
+          <w:rFonts w:ascii="Calibri" w:hAnsi="Calibri" w:eastAsia="Malgun Gothic" w:cs="Malgun Gothic"/>
+          <w:b/>
+          <w:sz w:val="21"/>
+        </w:rPr>
+        <w:t>v1.1 정정</w:t>
+      </w:r>
+      <w:r>
+        <w:rPr>
+          <w:rFonts w:ascii="Calibri" w:hAnsi="Calibri" w:eastAsia="Malgun Gothic" w:cs="Malgun Gothic"/>
+          <w:sz w:val="21"/>
+        </w:rPr>
+        <w:t>: v1.0은 ICLR 2025로 표기. 실제는 NeurIPS 2025】</w:t>
+      </w:r>
+    </w:p>
+    <w:p>
+      <w:pPr>
+        <w:pStyle w:val="ListNumber"/>
+        <w:spacing w:after="40"/>
+      </w:pPr>
+      <w:r>
+        <w:rPr>
+          <w:rFonts w:ascii="Calibri" w:hAnsi="Calibri" w:eastAsia="Malgun Gothic" w:cs="Malgun Gothic"/>
+          <w:sz w:val="21"/>
+        </w:rPr>
+        <w:t xml:space="preserve">Xue, B., et al. (2025). Lexicographic Lipschitz Bandits. </w:t>
+      </w:r>
+      <w:r>
+        <w:rPr>
+          <w:rFonts w:ascii="Calibri" w:hAnsi="Calibri" w:eastAsia="Malgun Gothic" w:cs="Malgun Gothic"/>
+          <w:i/>
+          <w:sz w:val="21"/>
+        </w:rPr>
+        <w:t>Journal of Machine Learning Research</w:t>
+      </w:r>
+      <w:r>
+        <w:rPr>
+          <w:rFonts w:ascii="Calibri" w:hAnsi="Calibri" w:eastAsia="Malgun Gothic" w:cs="Malgun Gothic"/>
+          <w:sz w:val="21"/>
+        </w:rPr>
+        <w:t>, 26.</w:t>
+      </w:r>
+    </w:p>
+    <w:p>
+      <w:pPr>
+        <w:pStyle w:val="ListNumber"/>
+        <w:spacing w:after="40"/>
+      </w:pPr>
+      <w:r>
+        <w:rPr>
+          <w:rFonts w:ascii="Calibri" w:hAnsi="Calibri" w:eastAsia="Malgun Gothic" w:cs="Malgun Gothic"/>
+          <w:sz w:val="21"/>
+        </w:rPr>
+        <w:t xml:space="preserve">Chang, H.-S., Hsu, H.-J., &amp; Chen, K.-T. (2015). Modeling Exercise Relationships in E-Learning: A Unified Approach. </w:t>
+      </w:r>
+      <w:r>
+        <w:rPr>
+          <w:rFonts w:ascii="Calibri" w:hAnsi="Calibri" w:eastAsia="Malgun Gothic" w:cs="Malgun Gothic"/>
+          <w:i/>
+          <w:sz w:val="21"/>
+        </w:rPr>
+        <w:t>EDM 2015</w:t>
+      </w:r>
+      <w:r>
+        <w:rPr>
+          <w:rFonts w:ascii="Calibri" w:hAnsi="Calibri" w:eastAsia="Malgun Gothic" w:cs="Malgun Gothic"/>
+          <w:sz w:val="21"/>
+        </w:rPr>
+        <w:t>. (Junyi 데이터셋 인용 의무)</w:t>
+      </w:r>
+    </w:p>
+    <w:p>
+      <w:pPr>
+        <w:pStyle w:val="ListNumber"/>
+        <w:spacing w:after="40"/>
+      </w:pPr>
+      <w:r>
+        <w:rPr>
+          <w:rFonts w:ascii="Calibri" w:hAnsi="Calibri" w:eastAsia="Malgun Gothic" w:cs="Malgun Gothic"/>
+          <w:sz w:val="21"/>
+        </w:rPr>
+        <w:t xml:space="preserve">Abdelrahman, G., et al. (2022). DBE-KT22: A Knowledge Tracing Dataset Based on Database Systems Exercises. </w:t>
+      </w:r>
+      <w:r>
+        <w:rPr>
+          <w:rFonts w:ascii="Calibri" w:hAnsi="Calibri" w:eastAsia="Malgun Gothic" w:cs="Malgun Gothic"/>
+          <w:i/>
+          <w:sz w:val="21"/>
+        </w:rPr>
+        <w:t>arXiv:2208.12651</w:t>
+      </w:r>
+      <w:r>
+        <w:rPr>
+          <w:rFonts w:ascii="Calibri" w:hAnsi="Calibri" w:eastAsia="Malgun Gothic" w:cs="Malgun Gothic"/>
+          <w:sz w:val="21"/>
+        </w:rPr>
+        <w:t>. DOI 10.26193/6DZWOH</w:t>
+      </w:r>
+    </w:p>
+    <w:p>
+      <w:pPr>
+        <w:pStyle w:val="ListNumber"/>
+        <w:spacing w:after="40"/>
+      </w:pPr>
+      <w:r>
+        <w:rPr>
+          <w:rFonts w:ascii="Calibri" w:hAnsi="Calibri" w:eastAsia="Malgun Gothic" w:cs="Malgun Gothic"/>
+          <w:sz w:val="21"/>
+        </w:rPr>
+        <w:t xml:space="preserve">Liu, Z., et al. (2023). XES3G5M: A Knowledge Tracing Benchmark Dataset with Auxiliary Information. </w:t>
+      </w:r>
+      <w:r>
+        <w:rPr>
+          <w:rFonts w:ascii="Calibri" w:hAnsi="Calibri" w:eastAsia="Malgun Gothic" w:cs="Malgun Gothic"/>
+          <w:i/>
+          <w:sz w:val="21"/>
+        </w:rPr>
+        <w:t>NeurIPS 2023 Datasets and Benchmarks</w:t>
+      </w:r>
+      <w:r>
+        <w:rPr>
+          <w:rFonts w:ascii="Calibri" w:hAnsi="Calibri" w:eastAsia="Malgun Gothic" w:cs="Malgun Gothic"/>
+          <w:sz w:val="21"/>
+        </w:rPr>
+        <w:t>.</w:t>
+      </w:r>
+    </w:p>
+    <w:p>
+      <w:pPr>
+        <w:pStyle w:val="ListNumber"/>
+        <w:spacing w:after="40"/>
+      </w:pPr>
+      <w:r>
+        <w:rPr>
+          <w:rFonts w:ascii="Calibri" w:hAnsi="Calibri" w:eastAsia="Malgun Gothic" w:cs="Malgun Gothic"/>
+          <w:sz w:val="21"/>
+        </w:rPr>
+        <w:t xml:space="preserve">Feng, M., Heffernan, N., &amp; Koedinger, K. (2009). Addressing the assessment challenge in an online system that tutors as it assesses. </w:t>
+      </w:r>
+      <w:r>
+        <w:rPr>
+          <w:rFonts w:ascii="Calibri" w:hAnsi="Calibri" w:eastAsia="Malgun Gothic" w:cs="Malgun Gothic"/>
+          <w:i/>
+          <w:sz w:val="21"/>
+        </w:rPr>
+        <w:t>User Modeling and User-Adapted Interaction</w:t>
+      </w:r>
+      <w:r>
+        <w:rPr>
+          <w:rFonts w:ascii="Calibri" w:hAnsi="Calibri" w:eastAsia="Malgun Gothic" w:cs="Malgun Gothic"/>
+          <w:sz w:val="21"/>
+        </w:rPr>
+        <w:t>, 19, 243–266.</w:t>
+      </w:r>
+    </w:p>
+    <w:p>
+      <w:pPr>
+        <w:spacing w:before="40" w:after="40"/>
+        <w:ind w:left="360"/>
+        <w:pBdr>
+          <w:left w:val="single" w:sz="12" w:space="6" w:color="888888"/>
+        </w:pBdr>
+      </w:pPr>
+      <w:r>
+        <w:rPr>
+          <w:rFonts w:ascii="Calibri" w:hAnsi="Calibri" w:eastAsia="Malgun Gothic" w:cs="Malgun Gothic"/>
+          <w:i/>
+          <w:color w:val="555555"/>
+          <w:sz w:val="19"/>
+        </w:rPr>
+        <w:t xml:space="preserve">완전한 문헌 라이브러리(BibTeX)는 </w:t>
+      </w:r>
+      <w:r>
+        <w:rPr>
+          <w:rFonts w:ascii="Consolas" w:hAnsi="Consolas" w:eastAsia="Malgun Gothic" w:cs="Malgun Gothic"/>
+          <w:i/>
+          <w:color w:val="555555"/>
+          <w:sz w:val="19"/>
+        </w:rPr>
+        <w:t>docs/references.bib</w:t>
+      </w:r>
+      <w:r>
+        <w:rPr>
+          <w:rFonts w:ascii="Calibri" w:hAnsi="Calibri" w:eastAsia="Malgun Gothic" w:cs="Malgun Gothic"/>
+          <w:i/>
+          <w:color w:val="555555"/>
+          <w:sz w:val="19"/>
+        </w:rPr>
+        <w:t xml:space="preserve">를 참조한다. 본 계획이 인용하는 모든 외부 사실은 원고에서 </w:t>
+      </w:r>
+      <w:r>
+        <w:rPr>
+          <w:rFonts w:ascii="Consolas" w:hAnsi="Consolas" w:eastAsia="Malgun Gothic" w:cs="Malgun Gothic"/>
+          <w:i/>
+          <w:color w:val="555555"/>
+          <w:sz w:val="19"/>
+        </w:rPr>
+        <w:t>[@citekey]</w:t>
+      </w:r>
+      <w:r>
+        <w:rPr>
+          <w:rFonts w:ascii="Calibri" w:hAnsi="Calibri" w:eastAsia="Malgun Gothic" w:cs="Malgun Gothic"/>
+          <w:i/>
+          <w:color w:val="555555"/>
+          <w:sz w:val="19"/>
+        </w:rPr>
+        <w:t xml:space="preserve"> 형식으로 인용하여야 하며, 해당 키가 그 문헌 라이브러리에 존재함을 보장하여야 한다.</w:t>
+      </w:r>
+    </w:p>
+    <w:p>
+      <w:pPr>
+        <w:pBdr>
+          <w:bottom w:val="single" w:sz="6" w:space="1" w:color="999999"/>
+        </w:pBdr>
+        <w:spacing w:after="40"/>
+      </w:pPr>
+    </w:p>
+    <w:p>
+      <w:pPr>
+        <w:pStyle w:val="Heading3"/>
+        <w:spacing w:before="120" w:after="80"/>
+      </w:pPr>
+      <w:r>
+        <w:rPr>
+          <w:rFonts w:ascii="Calibri" w:hAnsi="Calibri" w:eastAsia="Malgun Gothic" w:cs="Malgun Gothic"/>
+          <w:sz w:val="24"/>
+        </w:rPr>
+        <w:t>부록 A 용어와 기준 대조</w:t>
+      </w:r>
+    </w:p>
+    <w:tbl>
+      <w:tblPr>
+        <w:tblW w:type="auto" w:w="0"/>
+        <w:jc w:val="center"/>
+        <w:tblLook w:firstColumn="1" w:firstRow="1" w:lastColumn="0" w:lastRow="0" w:noHBand="0" w:noVBand="1" w:val="04A0"/>
+        <w:tblBorders>
+          <w:top w:val="single" w:sz="4" w:space="0" w:color="888888"/>
+          <w:left w:val="single" w:sz="4" w:space="0" w:color="888888"/>
+          <w:bottom w:val="single" w:sz="4" w:space="0" w:color="888888"/>
+          <w:right w:val="single" w:sz="4" w:space="0" w:color="888888"/>
+          <w:insideH w:val="single" w:sz="4" w:space="0" w:color="888888"/>
+          <w:insideV w:val="single" w:sz="4" w:space="0" w:color="888888"/>
+        </w:tblBorders>
+      </w:tblPr>
+      <w:tblGrid>
+        <w:gridCol w:w="4413"/>
+        <w:gridCol w:w="4413"/>
+        <w:gridCol w:w="4413"/>
+      </w:tblGrid>
+      <w:tr>
+        <w:tc>
+          <w:tcPr>
+            <w:tcW w:type="dxa" w:w="4413"/>
+            <w:shd w:val="clear" w:color="auto" w:fill="DDDDDD"/>
+          </w:tcPr>
+          <w:p>
+            <w:r>
+              <w:rPr>
+                <w:b/>
+              </w:rPr>
+            </w:r>
+            <w:r>
+              <w:rPr>
+                <w:rFonts w:ascii="Calibri" w:hAnsi="Calibri" w:eastAsia="Malgun Gothic" w:cs="Malgun Gothic"/>
+                <w:b/>
+                <w:sz w:val="19"/>
+              </w:rPr>
+              <w:t>용어</w:t>
+            </w:r>
+          </w:p>
+        </w:tc>
+        <w:tc>
+          <w:tcPr>
+            <w:tcW w:type="dxa" w:w="4413"/>
+            <w:shd w:val="clear" w:color="auto" w:fill="DDDDDD"/>
+          </w:tcPr>
+          <w:p>
+            <w:r>
+              <w:rPr>
+                <w:b/>
+              </w:rPr>
+            </w:r>
+            <w:r>
+              <w:rPr>
+                <w:rFonts w:ascii="Calibri" w:hAnsi="Calibri" w:eastAsia="Malgun Gothic" w:cs="Malgun Gothic"/>
+                <w:b/>
+                <w:sz w:val="19"/>
+              </w:rPr>
+              <w:t>영어</w:t>
+            </w:r>
+          </w:p>
+        </w:tc>
+        <w:tc>
+          <w:tcPr>
+            <w:tcW w:type="dxa" w:w="4413"/>
+            <w:shd w:val="clear" w:color="auto" w:fill="DDDDDD"/>
+          </w:tcPr>
+          <w:p>
+            <w:r>
+              <w:rPr>
+                <w:b/>
+              </w:rPr>
+            </w:r>
+            <w:r>
+              <w:rPr>
+                <w:rFonts w:ascii="Calibri" w:hAnsi="Calibri" w:eastAsia="Malgun Gothic" w:cs="Malgun Gothic"/>
+                <w:b/>
+                <w:sz w:val="19"/>
+              </w:rPr>
+              <w:t>조작적 정의</w:t>
+            </w:r>
+          </w:p>
+        </w:tc>
+      </w:tr>
+      <w:tr>
+        <w:tc>
+          <w:tcPr>
+            <w:tcW w:type="dxa" w:w="4413"/>
+          </w:tcPr>
+          <w:p>
+            <w:r/>
+            <w:r>
+              <w:rPr>
+                <w:rFonts w:ascii="Calibri" w:hAnsi="Calibri" w:eastAsia="Malgun Gothic" w:cs="Malgun Gothic"/>
+                <w:sz w:val="19"/>
+              </w:rPr>
+              <w:t>난이도 공약성</w:t>
+            </w:r>
+          </w:p>
+        </w:tc>
+        <w:tc>
+          <w:tcPr>
+            <w:tcW w:type="dxa" w:w="4413"/>
+          </w:tcPr>
+          <w:p>
+            <w:r/>
+            <w:r>
+              <w:rPr>
+                <w:rFonts w:ascii="Calibri" w:hAnsi="Calibri" w:eastAsia="Malgun Gothic" w:cs="Malgun Gothic"/>
+                <w:sz w:val="19"/>
+              </w:rPr>
+              <w:t>commensurability of difficulty</w:t>
+            </w:r>
+          </w:p>
+        </w:tc>
+        <w:tc>
+          <w:tcPr>
+            <w:tcW w:type="dxa" w:w="4413"/>
+          </w:tcPr>
+          <w:p>
+            <w:r/>
+            <w:r>
+              <w:rPr>
+                <w:rFonts w:ascii="Calibri" w:hAnsi="Calibri" w:eastAsia="Malgun Gothic" w:cs="Malgun Gothic"/>
+                <w:sz w:val="19"/>
+              </w:rPr>
+              <w:t>각 난이도 소스가 선형 결합이 가능한 동일한 차원 유형에 속하는지 여부</w:t>
+            </w:r>
+          </w:p>
+        </w:tc>
+      </w:tr>
+      <w:tr>
+        <w:tc>
+          <w:tcPr>
+            <w:tcW w:type="dxa" w:w="4413"/>
+          </w:tcPr>
+          <w:p>
+            <w:r/>
+            <w:r>
+              <w:rPr>
+                <w:rFonts w:ascii="Calibri" w:hAnsi="Calibri" w:eastAsia="Malgun Gothic" w:cs="Malgun Gothic"/>
+                <w:sz w:val="19"/>
+              </w:rPr>
+              <w:t>불안정성 명제</w:t>
+            </w:r>
+          </w:p>
+        </w:tc>
+        <w:tc>
+          <w:tcPr>
+            <w:tcW w:type="dxa" w:w="4413"/>
+          </w:tcPr>
+          <w:p>
+            <w:r/>
+            <w:r>
+              <w:rPr>
+                <w:rFonts w:ascii="Calibri" w:hAnsi="Calibri" w:eastAsia="Malgun Gothic" w:cs="Malgun Gothic"/>
+                <w:sz w:val="19"/>
+              </w:rPr>
+              <w:t>instability proposition</w:t>
+            </w:r>
+          </w:p>
+        </w:tc>
+        <w:tc>
+          <w:tcPr>
+            <w:tcW w:type="dxa" w:w="4413"/>
+          </w:tcPr>
+          <w:p>
+            <w:r/>
+            <w:r>
+              <w:rPr>
+                <w:rFonts w:ascii="Calibri" w:hAnsi="Calibri" w:eastAsia="Malgun Gothic" w:cs="Malgun Gothic"/>
+                <w:sz w:val="19"/>
+              </w:rPr>
+              <w:t>선형 [0,1] 정규화 가중 하에서 유효 가중치가 임의의 소스 단조 재모수화에 따라 표류한다는 명제</w:t>
+            </w:r>
+          </w:p>
+        </w:tc>
+      </w:tr>
+      <w:tr>
+        <w:tc>
+          <w:tcPr>
+            <w:tcW w:type="dxa" w:w="4413"/>
+          </w:tcPr>
+          <w:p>
+            <w:r/>
+            <w:r>
+              <w:rPr>
+                <w:rFonts w:ascii="Calibri" w:hAnsi="Calibri" w:eastAsia="Malgun Gothic" w:cs="Malgun Gothic"/>
+                <w:sz w:val="19"/>
+              </w:rPr>
+              <w:t>유효 가중치</w:t>
+            </w:r>
+          </w:p>
+        </w:tc>
+        <w:tc>
+          <w:tcPr>
+            <w:tcW w:type="dxa" w:w="4413"/>
+          </w:tcPr>
+          <w:p>
+            <w:r/>
+            <w:r>
+              <w:rPr>
+                <w:rFonts w:ascii="Calibri" w:hAnsi="Calibri" w:eastAsia="Malgun Gothic" w:cs="Malgun Gothic"/>
+                <w:sz w:val="19"/>
+              </w:rPr>
+              <w:t>effective weight</w:t>
+            </w:r>
+          </w:p>
+        </w:tc>
+        <w:tc>
+          <w:tcPr>
+            <w:tcW w:type="dxa" w:w="4413"/>
+          </w:tcPr>
+          <w:p>
+            <w:r/>
+            <w:r>
+              <w:rPr>
+                <w:rFonts w:ascii="Calibri" w:hAnsi="Calibri" w:eastAsia="Malgun Gothic" w:cs="Malgun Gothic"/>
+                <w:sz w:val="19"/>
+              </w:rPr>
+              <w:t>명목 계수가 아니라 한계 기여로 정의되는 가중치</w:t>
+            </w:r>
+          </w:p>
+        </w:tc>
+      </w:tr>
+      <w:tr>
+        <w:tc>
+          <w:tcPr>
+            <w:tcW w:type="dxa" w:w="4413"/>
+          </w:tcPr>
+          <w:p>
+            <w:r/>
+            <w:r>
+              <w:rPr>
+                <w:rFonts w:ascii="Calibri" w:hAnsi="Calibri" w:eastAsia="Malgun Gothic" w:cs="Malgun Gothic"/>
+                <w:sz w:val="19"/>
+              </w:rPr>
+              <w:t>분위 공척도</w:t>
+            </w:r>
+          </w:p>
+        </w:tc>
+        <w:tc>
+          <w:tcPr>
+            <w:tcW w:type="dxa" w:w="4413"/>
+          </w:tcPr>
+          <w:p>
+            <w:r/>
+            <w:r>
+              <w:rPr>
+                <w:rFonts w:ascii="Calibri" w:hAnsi="Calibri" w:eastAsia="Malgun Gothic" w:cs="Malgun Gothic"/>
+                <w:sz w:val="19"/>
+              </w:rPr>
+              <w:t>quantile metric</w:t>
+            </w:r>
+          </w:p>
+        </w:tc>
+        <w:tc>
+          <w:tcPr>
+            <w:tcW w:type="dxa" w:w="4413"/>
+          </w:tcPr>
+          <w:p>
+            <w:r/>
+            <w:r>
+              <w:rPr>
+                <w:rFonts w:ascii="Calibri" w:hAnsi="Calibri" w:eastAsia="Malgun Gothic" w:cs="Malgun Gothic"/>
+                <w:sz w:val="19"/>
+              </w:rPr>
+              <w:t>경험적 CDF → logit의 분위 연결로 구성한 공통 척도</w:t>
+            </w:r>
+          </w:p>
+        </w:tc>
+      </w:tr>
+      <w:tr>
+        <w:tc>
+          <w:tcPr>
+            <w:tcW w:type="dxa" w:w="4413"/>
+          </w:tcPr>
+          <w:p>
+            <w:r/>
+            <w:r>
+              <w:rPr>
+                <w:rFonts w:ascii="Calibri" w:hAnsi="Calibri" w:eastAsia="Malgun Gothic" w:cs="Malgun Gothic"/>
+                <w:sz w:val="19"/>
+              </w:rPr>
+              <w:t>추출가능성</w:t>
+            </w:r>
+          </w:p>
+        </w:tc>
+        <w:tc>
+          <w:tcPr>
+            <w:tcW w:type="dxa" w:w="4413"/>
+          </w:tcPr>
+          <w:p>
+            <w:r/>
+            <w:r>
+              <w:rPr>
+                <w:rFonts w:ascii="Calibri" w:hAnsi="Calibri" w:eastAsia="Malgun Gothic" w:cs="Malgun Gothic"/>
+                <w:sz w:val="19"/>
+              </w:rPr>
+              <w:t>extractability</w:t>
+            </w:r>
+          </w:p>
+        </w:tc>
+        <w:tc>
+          <w:tcPr>
+            <w:tcW w:type="dxa" w:w="4413"/>
+          </w:tcPr>
+          <w:p>
+            <w:r/>
+            <w:r>
+              <w:rPr>
+                <w:rFonts w:ascii="Calibri" w:hAnsi="Calibri" w:eastAsia="Malgun Gothic" w:cs="Malgun Gothic"/>
+                <w:sz w:val="19"/>
+              </w:rPr>
+              <w:t>기억 상태에서의 회상 가능 확률이며, 예측 목표가 아니라 결정 상태에 사용된다</w:t>
+            </w:r>
+          </w:p>
+        </w:tc>
+      </w:tr>
+      <w:tr>
+        <w:tc>
+          <w:tcPr>
+            <w:tcW w:type="dxa" w:w="4413"/>
+          </w:tcPr>
+          <w:p>
+            <w:r/>
+            <w:r>
+              <w:rPr>
+                <w:rFonts w:ascii="Calibri" w:hAnsi="Calibri" w:eastAsia="Malgun Gothic" w:cs="Malgun Gothic"/>
+                <w:sz w:val="19"/>
+              </w:rPr>
+              <w:t>등반 마찰</w:t>
+            </w:r>
+          </w:p>
+        </w:tc>
+        <w:tc>
+          <w:tcPr>
+            <w:tcW w:type="dxa" w:w="4413"/>
+          </w:tcPr>
+          <w:p>
+            <w:r/>
+            <w:r>
+              <w:rPr>
+                <w:rFonts w:ascii="Calibri" w:hAnsi="Calibri" w:eastAsia="Malgun Gothic" w:cs="Malgun Gothic"/>
+                <w:sz w:val="19"/>
+              </w:rPr>
+              <w:t>climbing friction</w:t>
+            </w:r>
+          </w:p>
+        </w:tc>
+        <w:tc>
+          <w:tcPr>
+            <w:tcW w:type="dxa" w:w="4413"/>
+          </w:tcPr>
+          <w:p>
+            <w:r/>
+            <w:r>
+              <w:rPr>
+                <w:rFonts w:ascii="Calibri" w:hAnsi="Calibri" w:eastAsia="Malgun Gothic" w:cs="Malgun Gothic"/>
+                <w:sz w:val="19"/>
+              </w:rPr>
+              <w:t>하강 전이 성공률과 상승 전이 성공률의 차</w:t>
+            </w:r>
+          </w:p>
+        </w:tc>
+      </w:tr>
+      <w:tr>
+        <w:tc>
+          <w:tcPr>
+            <w:tcW w:type="dxa" w:w="4413"/>
+          </w:tcPr>
+          <w:p>
+            <w:r/>
+            <w:r>
+              <w:rPr>
+                <w:rFonts w:ascii="Calibri" w:hAnsi="Calibri" w:eastAsia="Malgun Gothic" w:cs="Malgun Gothic"/>
+                <w:sz w:val="19"/>
+              </w:rPr>
+              <w:t>일치도 이득</w:t>
+            </w:r>
+          </w:p>
+        </w:tc>
+        <w:tc>
+          <w:tcPr>
+            <w:tcW w:type="dxa" w:w="4413"/>
+          </w:tcPr>
+          <w:p>
+            <w:r/>
+            <w:r>
+              <w:rPr>
+                <w:rFonts w:ascii="Calibri" w:hAnsi="Calibri" w:eastAsia="Malgun Gothic" w:cs="Malgun Gothic"/>
+                <w:sz w:val="19"/>
+              </w:rPr>
+              <w:t>consistency gain</w:t>
+            </w:r>
+          </w:p>
+        </w:tc>
+        <w:tc>
+          <w:tcPr>
+            <w:tcW w:type="dxa" w:w="4413"/>
+          </w:tcPr>
+          <w:p>
+            <w:r/>
+            <w:r>
+              <w:rPr>
+                <w:rFonts w:ascii="Calibri" w:hAnsi="Calibri" w:eastAsia="Malgun Gothic" w:cs="Malgun Gothic"/>
+                <w:sz w:val="19"/>
+              </w:rPr>
+              <w:t>융합 결과와 전문가 라벨의 일치도 향상이며, 예측력 향상과 구별된다</w:t>
+            </w:r>
+          </w:p>
+        </w:tc>
+      </w:tr>
+      <w:tr>
+        <w:tc>
+          <w:tcPr>
+            <w:tcW w:type="dxa" w:w="4413"/>
+          </w:tcPr>
+          <w:p>
+            <w:r/>
+            <w:r>
+              <w:rPr>
+                <w:rFonts w:ascii="Calibri" w:hAnsi="Calibri" w:eastAsia="Malgun Gothic" w:cs="Malgun Gothic"/>
+                <w:sz w:val="19"/>
+              </w:rPr>
+              <w:t>정직한 격차</w:t>
+            </w:r>
+          </w:p>
+        </w:tc>
+        <w:tc>
+          <w:tcPr>
+            <w:tcW w:type="dxa" w:w="4413"/>
+          </w:tcPr>
+          <w:p>
+            <w:r/>
+            <w:r>
+              <w:rPr>
+                <w:rFonts w:ascii="Calibri" w:hAnsi="Calibri" w:eastAsia="Malgun Gothic" w:cs="Malgun Gothic"/>
+                <w:sz w:val="19"/>
+              </w:rPr>
+              <w:t>honest gap</w:t>
+            </w:r>
+          </w:p>
+        </w:tc>
+        <w:tc>
+          <w:tcPr>
+            <w:tcW w:type="dxa" w:w="4413"/>
+          </w:tcPr>
+          <w:p>
+            <w:r/>
+            <w:r>
+              <w:rPr>
+                <w:rFonts w:ascii="Calibri" w:hAnsi="Calibri" w:eastAsia="Malgun Gothic" w:cs="Malgun Gothic"/>
+                <w:sz w:val="19"/>
+              </w:rPr>
+              <w:t>사전등록에 열거되었으나 이번 회차에 수행되지 않은 항목</w:t>
+            </w:r>
+          </w:p>
+        </w:tc>
+      </w:tr>
+    </w:tbl>
+    <w:p/>
+    <w:p>
+      <w:pPr>
+        <w:pStyle w:val="Heading3"/>
+        <w:spacing w:before="120" w:after="80"/>
+      </w:pPr>
+      <w:r>
+        <w:rPr>
+          <w:rFonts w:ascii="Calibri" w:hAnsi="Calibri" w:eastAsia="Malgun Gothic" w:cs="Malgun Gothic"/>
+          <w:sz w:val="24"/>
+        </w:rPr>
+        <w:t>부록 B 재계산 명령 목록(v1.1 확장)</w:t>
+      </w:r>
+    </w:p>
+    <w:tbl>
+      <w:tblPr>
+        <w:tblW w:type="auto" w:w="0"/>
+        <w:jc w:val="center"/>
+        <w:tblLook w:firstColumn="1" w:firstRow="1" w:lastColumn="0" w:lastRow="0" w:noHBand="0" w:noVBand="1" w:val="04A0"/>
+        <w:tblBorders>
+          <w:top w:val="single" w:sz="4" w:space="0" w:color="888888"/>
+          <w:left w:val="single" w:sz="4" w:space="0" w:color="888888"/>
+          <w:bottom w:val="single" w:sz="4" w:space="0" w:color="888888"/>
+          <w:right w:val="single" w:sz="4" w:space="0" w:color="888888"/>
+          <w:insideH w:val="single" w:sz="4" w:space="0" w:color="888888"/>
+          <w:insideV w:val="single" w:sz="4" w:space="0" w:color="888888"/>
+        </w:tblBorders>
+      </w:tblPr>
+      <w:tblGrid>
+        <w:gridCol w:w="6620"/>
+        <w:gridCol w:w="6620"/>
+      </w:tblGrid>
+      <w:tr>
+        <w:tc>
+          <w:tcPr>
+            <w:tcW w:type="dxa" w:w="6620"/>
+            <w:shd w:val="clear" w:color="auto" w:fill="DDDDDD"/>
+          </w:tcPr>
+          <w:p>
+            <w:r>
+              <w:rPr>
+                <w:b/>
+              </w:rPr>
+            </w:r>
+            <w:r>
+              <w:rPr>
+                <w:rFonts w:ascii="Calibri" w:hAnsi="Calibri" w:eastAsia="Malgun Gothic" w:cs="Malgun Gothic"/>
+                <w:b/>
+                <w:sz w:val="19"/>
+              </w:rPr>
+              <w:t>항목</w:t>
+            </w:r>
+          </w:p>
+        </w:tc>
+        <w:tc>
+          <w:tcPr>
+            <w:tcW w:type="dxa" w:w="6620"/>
+            <w:shd w:val="clear" w:color="auto" w:fill="DDDDDD"/>
+          </w:tcPr>
+          <w:p>
+            <w:r>
+              <w:rPr>
+                <w:b/>
+              </w:rPr>
+            </w:r>
+            <w:r>
+              <w:rPr>
+                <w:rFonts w:ascii="Calibri" w:hAnsi="Calibri" w:eastAsia="Malgun Gothic" w:cs="Malgun Gothic"/>
+                <w:b/>
+                <w:sz w:val="19"/>
+              </w:rPr>
+              <w:t xml:space="preserve">명령(경로는 모두 저장소 루트 </w:t>
+            </w:r>
+            <w:r>
+              <w:rPr>
+                <w:rFonts w:ascii="Consolas" w:hAnsi="Consolas" w:eastAsia="Malgun Gothic" w:cs="Malgun Gothic"/>
+                <w:b/>
+                <w:sz w:val="19"/>
+              </w:rPr>
+              <w:t>E:\learnflow\</w:t>
+            </w:r>
+            <w:r>
+              <w:rPr>
+                <w:rFonts w:ascii="Calibri" w:hAnsi="Calibri" w:eastAsia="Malgun Gothic" w:cs="Malgun Gothic"/>
+                <w:b/>
+                <w:sz w:val="19"/>
+              </w:rPr>
+              <w:t xml:space="preserve"> 기준)</w:t>
+            </w:r>
+          </w:p>
+        </w:tc>
+      </w:tr>
+      <w:tr>
+        <w:tc>
+          <w:tcPr>
+            <w:tcW w:type="dxa" w:w="6620"/>
+          </w:tcPr>
+          <w:p>
+            <w:r/>
+            <w:r>
+              <w:rPr>
+                <w:rFonts w:ascii="Calibri" w:hAnsi="Calibri" w:eastAsia="Malgun Gothic" w:cs="Malgun Gothic"/>
+                <w:sz w:val="19"/>
+              </w:rPr>
+              <w:t xml:space="preserve">메커니즘 / 방법 / 스킬 트리 계수, 지문, </w:t>
+            </w:r>
+            <w:r>
+              <w:rPr>
+                <w:rFonts w:ascii="Calibri" w:hAnsi="Calibri" w:eastAsia="Malgun Gothic" w:cs="Malgun Gothic"/>
+                <w:b/>
+                <w:sz w:val="19"/>
+              </w:rPr>
+              <w:t>메커니즘 계수 삼중값</w:t>
+            </w:r>
+          </w:p>
+        </w:tc>
+        <w:tc>
+          <w:tcPr>
+            <w:tcW w:type="dxa" w:w="6620"/>
+          </w:tcPr>
+          <w:p>
+            <w:r/>
+            <w:r>
+              <w:rPr>
+                <w:rFonts w:ascii="Consolas" w:hAnsi="Consolas" w:eastAsia="Malgun Gothic" w:cs="Malgun Gothic"/>
+                <w:sz w:val="19"/>
+              </w:rPr>
+              <w:t>python learnflow-backend/scripts/verify_counts.py</w:t>
+            </w:r>
+          </w:p>
+        </w:tc>
+      </w:tr>
+      <w:tr>
+        <w:tc>
+          <w:tcPr>
+            <w:tcW w:type="dxa" w:w="6620"/>
+          </w:tcPr>
+          <w:p>
+            <w:r/>
+            <w:r>
+              <w:rPr>
+                <w:rFonts w:ascii="Calibri" w:hAnsi="Calibri" w:eastAsia="Malgun Gothic" w:cs="Malgun Gothic"/>
+                <w:sz w:val="19"/>
+              </w:rPr>
+              <w:t>코드 자산 수치와 문서 일치성 게이트</w:t>
+            </w:r>
+          </w:p>
+        </w:tc>
+        <w:tc>
+          <w:tcPr>
+            <w:tcW w:type="dxa" w:w="6620"/>
+          </w:tcPr>
+          <w:p>
+            <w:r/>
+            <w:r>
+              <w:rPr>
+                <w:rFonts w:ascii="Consolas" w:hAnsi="Consolas" w:eastAsia="Malgun Gothic" w:cs="Malgun Gothic"/>
+                <w:sz w:val="19"/>
+              </w:rPr>
+              <w:t>python learnflow-backend/scripts/verify_asset_numbers.py --doc-check</w:t>
+            </w:r>
+          </w:p>
+        </w:tc>
+      </w:tr>
+      <w:tr>
+        <w:tc>
+          <w:tcPr>
+            <w:tcW w:type="dxa" w:w="6620"/>
+          </w:tcPr>
+          <w:p>
+            <w:r/>
+            <w:r>
+              <w:rPr>
+                <w:rFonts w:ascii="Calibri" w:hAnsi="Calibri" w:eastAsia="Malgun Gothic" w:cs="Malgun Gothic"/>
+                <w:sz w:val="19"/>
+              </w:rPr>
+              <w:t>메커니즘 런타임 구현 스캔</w:t>
+            </w:r>
+          </w:p>
+        </w:tc>
+        <w:tc>
+          <w:tcPr>
+            <w:tcW w:type="dxa" w:w="6620"/>
+          </w:tcPr>
+          <w:p>
+            <w:r/>
+            <w:r>
+              <w:rPr>
+                <w:rFonts w:ascii="Consolas" w:hAnsi="Consolas" w:eastAsia="Malgun Gothic" w:cs="Malgun Gothic"/>
+                <w:sz w:val="19"/>
+              </w:rPr>
+              <w:t>python learnflow-backend/scripts/scan_mechanism_landing.py --quiet</w:t>
+            </w:r>
+          </w:p>
+        </w:tc>
+      </w:tr>
+      <w:tr>
+        <w:tc>
+          <w:tcPr>
+            <w:tcW w:type="dxa" w:w="6620"/>
+          </w:tcPr>
+          <w:p>
+            <w:r/>
+            <w:r>
+              <w:rPr>
+                <w:rFonts w:ascii="Calibri" w:hAnsi="Calibri" w:eastAsia="Malgun Gothic" w:cs="Malgun Gothic"/>
+                <w:sz w:val="19"/>
+              </w:rPr>
+              <w:t>전체 테스트</w:t>
+            </w:r>
+          </w:p>
+        </w:tc>
+        <w:tc>
+          <w:tcPr>
+            <w:tcW w:type="dxa" w:w="6620"/>
+          </w:tcPr>
+          <w:p>
+            <w:r/>
+            <w:r>
+              <w:rPr>
+                <w:rFonts w:ascii="Consolas" w:hAnsi="Consolas" w:eastAsia="Malgun Gothic" w:cs="Malgun Gothic"/>
+                <w:sz w:val="19"/>
+              </w:rPr>
+              <w:t>cd learnflow-backend &amp;&amp; python -m pytest tests/ -q</w:t>
+            </w:r>
+          </w:p>
+        </w:tc>
+      </w:tr>
+      <w:tr>
+        <w:tc>
+          <w:tcPr>
+            <w:tcW w:type="dxa" w:w="6620"/>
+          </w:tcPr>
+          <w:p>
+            <w:r/>
+            <w:r>
+              <w:rPr>
+                <w:rFonts w:ascii="Calibri" w:hAnsi="Calibri" w:eastAsia="Malgun Gothic" w:cs="Malgun Gothic"/>
+                <w:sz w:val="19"/>
+              </w:rPr>
+              <w:t>논문 표와 실험 JSON의 값별 대사</w:t>
+            </w:r>
+          </w:p>
+        </w:tc>
+        <w:tc>
+          <w:tcPr>
+            <w:tcW w:type="dxa" w:w="6620"/>
+          </w:tcPr>
+          <w:p>
+            <w:r/>
+            <w:r>
+              <w:rPr>
+                <w:rFonts w:ascii="Consolas" w:hAnsi="Consolas" w:eastAsia="Malgun Gothic" w:cs="Malgun Gothic"/>
+                <w:sz w:val="19"/>
+              </w:rPr>
+              <w:t>python results/code/reconcile_paper_tables.py</w:t>
+            </w:r>
+          </w:p>
+        </w:tc>
+      </w:tr>
+      <w:tr>
+        <w:tc>
+          <w:tcPr>
+            <w:tcW w:type="dxa" w:w="6620"/>
+          </w:tcPr>
+          <w:p>
+            <w:r/>
+            <w:r>
+              <w:rPr>
+                <w:rFonts w:ascii="Calibri" w:hAnsi="Calibri" w:eastAsia="Malgun Gothic" w:cs="Malgun Gothic"/>
+                <w:sz w:val="19"/>
+              </w:rPr>
+              <w:t>슬라이딩 윈도우 21개 이산 지지점 회귀 게이트</w:t>
+            </w:r>
+          </w:p>
+        </w:tc>
+        <w:tc>
+          <w:tcPr>
+            <w:tcW w:type="dxa" w:w="6620"/>
+          </w:tcPr>
+          <w:p>
+            <w:r/>
+            <w:r>
+              <w:rPr>
+                <w:rFonts w:ascii="Consolas" w:hAnsi="Consolas" w:eastAsia="Malgun Gothic" w:cs="Malgun Gothic"/>
+                <w:sz w:val="19"/>
+              </w:rPr>
+              <w:t>python results/code/verify_window_support.py</w:t>
+            </w:r>
+          </w:p>
+        </w:tc>
+      </w:tr>
+      <w:tr>
+        <w:tc>
+          <w:tcPr>
+            <w:tcW w:type="dxa" w:w="6620"/>
+          </w:tcPr>
+          <w:p>
+            <w:r/>
+            <w:r>
+              <w:rPr>
+                <w:rFonts w:ascii="Calibri" w:hAnsi="Calibri" w:eastAsia="Malgun Gothic" w:cs="Malgun Gothic"/>
+                <w:sz w:val="19"/>
+              </w:rPr>
+              <w:t xml:space="preserve">M2 감사 시점 앵커 검증(tag </w:t>
+            </w:r>
+            <w:r>
+              <w:rPr>
+                <w:rFonts w:ascii="Consolas" w:hAnsi="Consolas" w:eastAsia="Malgun Gothic" w:cs="Malgun Gothic"/>
+                <w:sz w:val="19"/>
+              </w:rPr>
+              <w:t>audit-m2-20260911</w:t>
+            </w:r>
+            <w:r>
+              <w:rPr>
+                <w:rFonts w:ascii="Calibri" w:hAnsi="Calibri" w:eastAsia="Malgun Gothic" w:cs="Malgun Gothic"/>
+                <w:sz w:val="19"/>
+              </w:rPr>
+              <w:t>)</w:t>
+            </w:r>
+          </w:p>
+        </w:tc>
+        <w:tc>
+          <w:tcPr>
+            <w:tcW w:type="dxa" w:w="6620"/>
+          </w:tcPr>
+          <w:p>
+            <w:r/>
+            <w:r>
+              <w:rPr>
+                <w:rFonts w:ascii="Consolas" w:hAnsi="Consolas" w:eastAsia="Malgun Gothic" w:cs="Malgun Gothic"/>
+                <w:sz w:val="19"/>
+              </w:rPr>
+              <w:t>python results/m2/verify_m2_anchors.py</w:t>
+            </w:r>
+          </w:p>
+        </w:tc>
+      </w:tr>
+      <w:tr>
+        <w:tc>
+          <w:tcPr>
+            <w:tcW w:type="dxa" w:w="6620"/>
+          </w:tcPr>
+          <w:p>
+            <w:r/>
+            <w:r>
+              <w:rPr>
+                <w:rFonts w:ascii="Calibri" w:hAnsi="Calibri" w:eastAsia="Malgun Gothic" w:cs="Malgun Gothic"/>
+                <w:sz w:val="19"/>
+              </w:rPr>
+              <w:t>LLM 모델 정체 기록</w:t>
+            </w:r>
+          </w:p>
+        </w:tc>
+        <w:tc>
+          <w:tcPr>
+            <w:tcW w:type="dxa" w:w="6620"/>
+          </w:tcPr>
+          <w:p>
+            <w:r/>
+            <w:r>
+              <w:rPr>
+                <w:rFonts w:ascii="Consolas" w:hAnsi="Consolas" w:eastAsia="Malgun Gothic" w:cs="Malgun Gothic"/>
+                <w:sz w:val="19"/>
+              </w:rPr>
+              <w:t>python results/code/record_llm_model.py</w:t>
+            </w:r>
+          </w:p>
+        </w:tc>
+      </w:tr>
+      <w:tr>
+        <w:tc>
+          <w:tcPr>
+            <w:tcW w:type="dxa" w:w="6620"/>
+          </w:tcPr>
+          <w:p>
+            <w:r/>
+            <w:r>
+              <w:rPr>
+                <w:rFonts w:ascii="Calibri" w:hAnsi="Calibri" w:eastAsia="Malgun Gothic" w:cs="Malgun Gothic"/>
+                <w:sz w:val="19"/>
+              </w:rPr>
+              <w:t>LLM 프로토콜 가용성 등급과 짝지은 bootstrap</w:t>
+            </w:r>
+          </w:p>
+        </w:tc>
+        <w:tc>
+          <w:tcPr>
+            <w:tcW w:type="dxa" w:w="6620"/>
+          </w:tcPr>
+          <w:p>
+            <w:r/>
+            <w:r>
+              <w:rPr>
+                <w:rFonts w:ascii="Consolas" w:hAnsi="Consolas" w:eastAsia="Malgun Gothic" w:cs="Malgun Gothic"/>
+                <w:sz w:val="19"/>
+              </w:rPr>
+              <w:t>python results/code/o13_llm_protocol_audit.py</w:t>
+            </w:r>
+          </w:p>
+        </w:tc>
+      </w:tr>
+      <w:tr>
+        <w:tc>
+          <w:tcPr>
+            <w:tcW w:type="dxa" w:w="6620"/>
+          </w:tcPr>
+          <w:p>
+            <w:r/>
+            <w:r>
+              <w:rPr>
+                <w:rFonts w:ascii="Calibri" w:hAnsi="Calibri" w:eastAsia="Malgun Gothic" w:cs="Malgun Gothic"/>
+                <w:sz w:val="19"/>
+              </w:rPr>
+              <w:t>최적화 추정기 구현 외부 검증</w:t>
+            </w:r>
+          </w:p>
+        </w:tc>
+        <w:tc>
+          <w:tcPr>
+            <w:tcW w:type="dxa" w:w="6620"/>
+          </w:tcPr>
+          <w:p>
+            <w:r/>
+            <w:r>
+              <w:rPr>
+                <w:rFonts w:ascii="Consolas" w:hAnsi="Consolas" w:eastAsia="Malgun Gothic" w:cs="Malgun Gothic"/>
+                <w:sz w:val="19"/>
+              </w:rPr>
+              <w:t>python results/code/o11_land_verify.py</w:t>
+            </w:r>
+          </w:p>
+        </w:tc>
+      </w:tr>
+    </w:tbl>
+    <w:p/>
+    <w:p>
+      <w:pPr>
+        <w:pStyle w:val="Heading3"/>
+        <w:spacing w:before="120" w:after="80"/>
+      </w:pPr>
+      <w:r>
+        <w:rPr>
+          <w:rFonts w:ascii="Calibri" w:hAnsi="Calibri" w:eastAsia="Malgun Gothic" w:cs="Malgun Gothic"/>
+          <w:sz w:val="24"/>
         </w:rPr>
         <w:t>부록 C v1.1 개정 흔적(심사의견 §2 및 §4 대응)</w:t>
       </w:r>
@@ -15994,14 +17530,29 @@
                 <w:rFonts w:ascii="Consolas" w:hAnsi="Consolas" w:eastAsia="Malgun Gothic" w:cs="Malgun Gothic"/>
                 <w:sz w:val="19"/>
               </w:rPr>
-              <w:t>docs/因果侧识别策略.md</w:t>
-            </w:r>
-            <w:r>
-              <w:rPr>
-                <w:rFonts w:ascii="Calibri" w:hAnsi="Calibri" w:eastAsia="Malgun Gothic" w:cs="Malgun Gothic"/>
-                <w:sz w:val="19"/>
-              </w:rPr>
-              <w:t xml:space="preserve"> 신설(처리 / 결과 / 추정량 / 교란 목록 / 양성·음성 대조 / 5전제 분해 / </w:t>
+              <w:t>`LearnFlow_研究设计与审阅档案.md</w:t>
+            </w:r>
+            <w:r>
+              <w:rPr>
+                <w:rFonts w:ascii="Calibri" w:hAnsi="Calibri" w:eastAsia="Malgun Gothic" w:cs="Malgun Gothic"/>
+                <w:sz w:val="19"/>
+              </w:rPr>
+              <w:t>（</w:t>
+            </w:r>
+            <w:r>
+              <w:rPr>
+                <w:rFonts w:ascii="Calibri" w:hAnsi="Calibri" w:eastAsia="Malgun Gothic" w:cs="Malgun Gothic"/>
+                <w:b/>
+                <w:sz w:val="19"/>
+              </w:rPr>
+              <w:t>其内容即本档第七部</w:t>
+            </w:r>
+            <w:r>
+              <w:rPr>
+                <w:rFonts w:ascii="Calibri" w:hAnsi="Calibri" w:eastAsia="Malgun Gothic" w:cs="Malgun Gothic"/>
+                <w:sz w:val="19"/>
+              </w:rPr>
+              <w:t xml:space="preserve">，本档为二者的合并产物）（§2 因果侧识别策略）` 신설(처리 / 결과 / 추정량 / 교란 목록 / 양성·음성 대조 / 5전제 분해 / </w:t>
             </w:r>
             <w:r>
               <w:rPr>
@@ -16585,7 +18136,7 @@
                 <w:rFonts w:ascii="Calibri" w:hAnsi="Calibri" w:eastAsia="Malgun Gothic" w:cs="Malgun Gothic"/>
                 <w:sz w:val="19"/>
               </w:rPr>
-              <w:t>§11 [6]</w:t>
+              <w:t>§12 [6]</w:t>
             </w:r>
           </w:p>
         </w:tc>
@@ -16662,7 +18213,7 @@
                 <w:rFonts w:ascii="Calibri" w:hAnsi="Calibri" w:eastAsia="Malgun Gothic" w:cs="Malgun Gothic"/>
                 <w:sz w:val="19"/>
               </w:rPr>
-              <w:t>§11 [5]</w:t>
+              <w:t>§12 [5]</w:t>
             </w:r>
           </w:p>
         </w:tc>
@@ -16739,7 +18290,7 @@
                 <w:rFonts w:ascii="Calibri" w:hAnsi="Calibri" w:eastAsia="Malgun Gothic" w:cs="Malgun Gothic"/>
                 <w:sz w:val="19"/>
               </w:rPr>
-              <w:t>§11 [4]</w:t>
+              <w:t>§12 [4]</w:t>
             </w:r>
           </w:p>
         </w:tc>
@@ -16975,7 +18526,7 @@
           <w:color w:val="555555"/>
           <w:sz w:val="19"/>
         </w:rPr>
-        <w:t xml:space="preserve">: 항목별 대응과 미폐루프 항목의 총괄은 </w:t>
+        <w:t xml:space="preserve">: 심사 의견의 항목별 대응 및 미폐루프 항목 총괄은 (내부 작업 문서, 심사 의견 §2.4에 따라 2026-09-29 공개 저장소에서 철수, 저자 로컬 작업 사본에 보관). M2 경로 A/B 결정 자료는 </w:t>
       </w:r>
       <w:r>
         <w:rPr>
@@ -16984,7 +18535,7 @@
           <w:color w:val="555555"/>
           <w:sz w:val="19"/>
         </w:rPr>
-        <w:t>docs/审阅意见整改清单.md</w:t>
+        <w:t>`LearnFlow_研究设计与审阅档案.md</w:t>
       </w:r>
       <w:r>
         <w:rPr>
@@ -16993,7 +18544,26 @@
           <w:color w:val="555555"/>
           <w:sz w:val="19"/>
         </w:rPr>
-        <w:t xml:space="preserve">를, M2의 경로 A/B 결정 자료는 </w:t>
+        <w:t>（</w:t>
+      </w:r>
+      <w:r>
+        <w:rPr>
+          <w:rFonts w:ascii="Calibri" w:hAnsi="Calibri" w:eastAsia="Malgun Gothic" w:cs="Malgun Gothic"/>
+          <w:b/>
+          <w:i/>
+          <w:color w:val="555555"/>
+          <w:sz w:val="19"/>
+        </w:rPr>
+        <w:t>其内容即本档第七部</w:t>
+      </w:r>
+      <w:r>
+        <w:rPr>
+          <w:rFonts w:ascii="Calibri" w:hAnsi="Calibri" w:eastAsia="Malgun Gothic" w:cs="Malgun Gothic"/>
+          <w:i/>
+          <w:color w:val="555555"/>
+          <w:sz w:val="19"/>
+        </w:rPr>
+        <w:t>，本档为二者的合并产物）（§5 M2 路线 A/B 决策备忘）</w:t>
       </w:r>
       <w:r>
         <w:rPr>
@@ -17002,7 +18572,7 @@
           <w:color w:val="555555"/>
           <w:sz w:val="19"/>
         </w:rPr>
-        <w:t>docs/M2_路线A_B决策备忘.md</w:t>
+        <w:t xml:space="preserve">를 참조한다. 공개 저장소에서 직접 대조 가능한 근거는 각 원고 본문의 정정说明, </w:t>
       </w:r>
       <w:r>
         <w:rPr>
@@ -17011,8 +18581,16 @@
           <w:color w:val="555555"/>
           <w:sz w:val="19"/>
         </w:rPr>
-        <w:t>를 참조한다.</w:t>
-      </w:r>
+        <w:t>docs/references.bib`, 그리고 본 절 정정표의 공개 출처(Scopus Source ID 포함)이다.</w:t>
+      </w:r>
+    </w:p>
+    <w:p>
+      <w:pPr>
+        <w:pBdr>
+          <w:bottom w:val="single" w:sz="6" w:space="1" w:color="999999"/>
+        </w:pBdr>
+        <w:spacing w:after="40"/>
+      </w:pPr>
     </w:p>
     <w:sectPr>
       <w:pgSz w:w="16840" w:h="23820"/>
